--- a/5.人员管理/2.运行记录类文件/ZGS-05-11-2025年（1-12月）人员管理报告.docx
+++ b/5.人员管理/2.运行记录类文件/ZGS-05-11-2025年（1-12月）人员管理报告.docx
@@ -1,10 +1,11 @@
 
 <file path=word/document.xml><?xml version="1.0" encoding="utf-8"?>
-<w:document xmlns:wpc="http://schemas.microsoft.com/office/word/2010/wordprocessingCanvas" xmlns:mc="http://schemas.openxmlformats.org/markup-compatibility/2006" xmlns:o="urn:schemas-microsoft-com:office:office" xmlns:r="http://schemas.openxmlformats.org/officeDocument/2006/relationships" xmlns:m="http://schemas.openxmlformats.org/officeDocument/2006/math" xmlns:v="urn:schemas-microsoft-com:vml" xmlns:wp14="http://schemas.microsoft.com/office/word/2010/wordprocessingDrawing" xmlns:wp="http://schemas.openxmlformats.org/drawingml/2006/wordprocessingDrawing" xmlns:w="http://schemas.openxmlformats.org/wordprocessingml/2006/main" xmlns:w14="http://schemas.microsoft.com/office/word/2010/wordml" xmlns:w10="urn:schemas-microsoft-com:office:word" xmlns:w15="http://schemas.microsoft.com/office/word/2012/wordml" xmlns:wpg="http://schemas.microsoft.com/office/word/2010/wordprocessingGroup" xmlns:wpi="http://schemas.microsoft.com/office/word/2010/wordprocessingInk" xmlns:wne="http://schemas.microsoft.com/office/word/2006/wordml" xmlns:wps="http://schemas.microsoft.com/office/word/2010/wordprocessingShape" xmlns:wpsCustomData="http://www.wps.cn/officeDocument/2013/wpsCustomData" mc:Ignorable="w14 w15 wp14">
+<w:document xmlns:wpc="http://schemas.microsoft.com/office/word/2010/wordprocessingCanvas" xmlns:mc="http://schemas.openxmlformats.org/markup-compatibility/2006" xmlns:o="urn:schemas-microsoft-com:office:office" xmlns:r="http://schemas.openxmlformats.org/officeDocument/2006/relationships" xmlns:m="http://schemas.openxmlformats.org/officeDocument/2006/math" xmlns:v="urn:schemas-microsoft-com:vml" xmlns:wp14="http://schemas.microsoft.com/office/word/2010/wordprocessingDrawing" xmlns:wp="http://schemas.openxmlformats.org/drawingml/2006/wordprocessingDrawing" xmlns:w10="urn:schemas-microsoft-com:office:word" xmlns:w="http://schemas.openxmlformats.org/wordprocessingml/2006/main" xmlns:w14="http://schemas.microsoft.com/office/word/2010/wordml" xmlns:w15="http://schemas.microsoft.com/office/word/2012/wordml" xmlns:wne="http://schemas.microsoft.com/office/word/2006/wordml" xmlns:wpg="http://schemas.microsoft.com/office/word/2010/wordprocessingGroup" xmlns:wpi="http://schemas.microsoft.com/office/word/2010/wordprocessingInk" xmlns:wps="http://schemas.microsoft.com/office/word/2010/wordprocessingShape" mc:Ignorable="w14 w15 wp14">
+  <!-- Generated by Aspose.Words for .NET 13.3.0.1 -->
   <w:body>
     <w:p>
       <w:pPr>
-        <w:pStyle w:val="24"/>
+        <w:pStyle w:val="a"/>
         <w:keepNext w:val="0"/>
         <w:keepLines w:val="0"/>
         <w:pageBreakBefore w:val="0"/>
@@ -25,7 +26,7 @@
       <w:bookmarkStart w:id="1" w:name="_Toc15103"/>
       <w:r>
         <w:drawing>
-          <wp:anchor distT="0" distB="0" distL="114300" distR="114300" simplePos="0" relativeHeight="251660288" behindDoc="1" locked="0" layoutInCell="1" allowOverlap="1">
+          <wp:anchor distT="0" distB="0" distL="114300" distR="114300" simplePos="0" relativeHeight="251659264" behindDoc="1" locked="0" layoutInCell="1" allowOverlap="1">
             <wp:simplePos x="0" y="0"/>
             <wp:positionH relativeFrom="column">
               <wp:posOffset>0</wp:posOffset>
@@ -50,7 +51,7 @@
                     </pic:cNvPicPr>
                   </pic:nvPicPr>
                   <pic:blipFill>
-                    <a:blip r:embed="rId7"/>
+                    <a:blip xmlns:r="http://schemas.openxmlformats.org/officeDocument/2006/relationships" r:embed="rId4"/>
                     <a:stretch>
                       <a:fillRect/>
                     </a:stretch>
@@ -80,7 +81,7 @@
           <w:lang w:val="en-US" w:eastAsia="zh-CN"/>
         </w:rPr>
         <w:drawing>
-          <wp:anchor distT="0" distB="0" distL="114300" distR="114300" simplePos="0" relativeHeight="251659264" behindDoc="1" locked="0" layoutInCell="1" allowOverlap="1">
+          <wp:anchor distT="0" distB="0" distL="114300" distR="114300" simplePos="0" relativeHeight="251658240" behindDoc="1" locked="0" layoutInCell="1" allowOverlap="1">
             <wp:simplePos x="0" y="0"/>
             <wp:positionH relativeFrom="column">
               <wp:posOffset>635</wp:posOffset>
@@ -105,7 +106,7 @@
                     </pic:cNvPicPr>
                   </pic:nvPicPr>
                   <pic:blipFill>
-                    <a:blip r:embed="rId8">
+                    <a:blip xmlns:r="http://schemas.openxmlformats.org/officeDocument/2006/relationships" r:embed="rId5">
                       <a:alphaModFix amt="58000"/>
                       <a:lum contrast="-52000"/>
                     </a:blip>
@@ -140,7 +141,7 @@
     </w:p>
     <w:p>
       <w:pPr>
-        <w:pStyle w:val="25"/>
+        <w:pStyle w:val="a0"/>
         <w:keepNext w:val="0"/>
         <w:keepLines w:val="0"/>
         <w:pageBreakBefore w:val="0"/>
@@ -187,11 +188,11 @@
         <w:adjustRightInd w:val="0"/>
         <w:snapToGrid w:val="0"/>
         <w:spacing w:after="624" w:afterLines="200" w:line="219" w:lineRule="auto"/>
-        <w:ind w:left="0" w:leftChars="0" w:right="0" w:rightChars="0" w:firstLine="0" w:firstLineChars="0"/>
+        <w:ind w:left="0" w:right="0" w:firstLine="0" w:leftChars="0" w:rightChars="0" w:firstLineChars="0"/>
         <w:jc w:val="center"/>
         <w:textAlignment w:val="baseline"/>
         <w:rPr>
-          <w:rFonts w:hint="default" w:ascii="宋体" w:hAnsi="宋体" w:eastAsia="宋体" w:cs="宋体"/>
+          <w:rFonts w:ascii="宋体" w:eastAsia="宋体" w:hAnsi="宋体" w:cs="宋体" w:hint="default"/>
           <w:sz w:val="24"/>
           <w:szCs w:val="24"/>
           <w:lang w:val="en-US" w:eastAsia="zh-CN"/>
@@ -199,7 +200,7 @@
       </w:pPr>
       <w:r>
         <w:rPr>
-          <w:rFonts w:ascii="宋体" w:hAnsi="宋体" w:eastAsia="宋体" w:cs="宋体"/>
+          <w:rFonts w:ascii="宋体" w:eastAsia="宋体" w:hAnsi="宋体" w:cs="宋体"/>
           <w:b/>
           <w:bCs/>
           <w:spacing w:val="-3"/>
@@ -208,74 +209,20 @@
         </w:rPr>
         <w:t>文件编号：ZGS-05-11</w:t>
       </w:r>
-      <w:r>
-        <w:rPr>
-          <w:rFonts w:hint="eastAsia" w:ascii="宋体" w:hAnsi="宋体" w:eastAsia="宋体" w:cs="宋体"/>
-          <w:b/>
-          <w:bCs/>
-          <w:spacing w:val="-3"/>
-          <w:sz w:val="24"/>
-          <w:szCs w:val="24"/>
-          <w:lang w:val="en-US" w:eastAsia="zh-CN"/>
-        </w:rPr>
-      </w:r>
-      <w:r>
-        <w:rPr>
-          <w:rFonts w:ascii="宋体" w:hAnsi="宋体" w:eastAsia="宋体" w:cs="宋体"/>
-          <w:b/>
-          <w:bCs/>
-          <w:spacing w:val="-3"/>
-          <w:sz w:val="24"/>
-          <w:szCs w:val="24"/>
-        </w:rPr>
-      </w:r>
-      <w:r>
-        <w:rPr>
-          <w:rFonts w:hint="eastAsia" w:ascii="宋体" w:hAnsi="宋体" w:eastAsia="宋体" w:cs="宋体"/>
-          <w:b/>
-          <w:bCs/>
-          <w:spacing w:val="-3"/>
-          <w:sz w:val="24"/>
-          <w:szCs w:val="24"/>
-          <w:lang w:val="en-US" w:eastAsia="zh-CN"/>
-        </w:rPr>
-      </w:r>
-      <w:r>
-        <w:rPr>
-          <w:rFonts w:ascii="宋体" w:hAnsi="宋体" w:eastAsia="宋体" w:cs="宋体"/>
-          <w:b/>
-          <w:bCs/>
-          <w:spacing w:val="-3"/>
-          <w:sz w:val="24"/>
-          <w:szCs w:val="24"/>
-        </w:rPr>
-      </w:r>
-      <w:r>
-        <w:rPr>
-          <w:rFonts w:hint="eastAsia" w:ascii="宋体" w:hAnsi="宋体" w:cs="宋体"/>
-          <w:b/>
-          <w:bCs/>
-          <w:spacing w:val="-3"/>
-          <w:sz w:val="24"/>
-          <w:szCs w:val="24"/>
-          <w:lang w:val="en-US" w:eastAsia="zh-CN"/>
-        </w:rPr>
-      </w:r>
     </w:p>
     <w:tbl>
       <w:tblPr>
-        <w:tblStyle w:val="21"/>
+        <w:tblStyle w:val="TableGrid"/>
         <w:tblW w:w="0" w:type="auto"/>
         <w:jc w:val="center"/>
         <w:tblBorders>
-          <w:top w:val="none" w:color="auto" w:sz="0" w:space="0"/>
-          <w:left w:val="none" w:color="auto" w:sz="0" w:space="0"/>
-          <w:bottom w:val="none" w:color="auto" w:sz="0" w:space="0"/>
-          <w:right w:val="none" w:color="auto" w:sz="0" w:space="0"/>
-          <w:insideH w:val="none" w:color="auto" w:sz="0" w:space="0"/>
-          <w:insideV w:val="none" w:color="auto" w:sz="0" w:space="0"/>
+          <w:top w:val="nil"/>
+          <w:left w:val="nil"/>
+          <w:bottom w:val="nil"/>
+          <w:right w:val="nil"/>
+          <w:insideH w:val="nil"/>
+          <w:insideV w:val="nil"/>
         </w:tblBorders>
-        <w:tblLayout w:type="autofit"/>
         <w:tblCellMar>
           <w:top w:w="0" w:type="dxa"/>
           <w:left w:w="108" w:type="dxa"/>
@@ -289,13 +236,15 @@
       </w:tblGrid>
       <w:tr>
         <w:tblPrEx>
+          <w:tblW w:w="0" w:type="auto"/>
+          <w:jc w:val="center"/>
           <w:tblBorders>
-            <w:top w:val="none" w:color="auto" w:sz="0" w:space="0"/>
-            <w:left w:val="none" w:color="auto" w:sz="0" w:space="0"/>
-            <w:bottom w:val="none" w:color="auto" w:sz="0" w:space="0"/>
-            <w:right w:val="none" w:color="auto" w:sz="0" w:space="0"/>
-            <w:insideH w:val="none" w:color="auto" w:sz="0" w:space="0"/>
-            <w:insideV w:val="none" w:color="auto" w:sz="0" w:space="0"/>
+            <w:top w:val="nil"/>
+            <w:left w:val="nil"/>
+            <w:bottom w:val="nil"/>
+            <w:right w:val="nil"/>
+            <w:insideH w:val="nil"/>
+            <w:insideV w:val="nil"/>
           </w:tblBorders>
           <w:tblCellMar>
             <w:top w:w="0" w:type="dxa"/>
@@ -305,7 +254,7 @@
           </w:tblCellMar>
         </w:tblPrEx>
         <w:trPr>
-          <w:trHeight w:val="810" w:hRule="atLeast"/>
+          <w:trHeight w:val="810"/>
           <w:jc w:val="center"/>
         </w:trPr>
         <w:tc>
@@ -341,23 +290,6 @@
               </w:rPr>
               <w:t>编制部门:人力部</w:t>
             </w:r>
-            <w:r>
-              <w:rPr>
-                <w:rFonts w:hint="default" w:asciiTheme="minorAscii" w:hAnsiTheme="minorAscii" w:eastAsiaTheme="minorEastAsia"/>
-                <w:spacing w:val="227"/>
-                <w:sz w:val="21"/>
-                <w:vertAlign w:val="baseline"/>
-                <w:lang w:val="en-US" w:eastAsia="zh-CN"/>
-              </w:rPr>
-            </w:r>
-            <w:r>
-              <w:rPr>
-                <w:rFonts w:hint="eastAsia"/>
-                <w:u w:val="single"/>
-                <w:vertAlign w:val="baseline"/>
-                <w:lang w:val="en-US" w:eastAsia="zh-CN"/>
-              </w:rPr>
-            </w:r>
           </w:p>
         </w:tc>
         <w:tc>
@@ -395,7 +327,7 @@
             </w:r>
             <w:r>
               <w:rPr>
-                <w:rFonts w:hint="eastAsia" w:asciiTheme="minorAscii" w:hAnsiTheme="minorAscii" w:eastAsiaTheme="minorEastAsia"/>
+                <w:rFonts w:asciiTheme="minorAscii" w:eastAsiaTheme="minorEastAsia" w:hAnsiTheme="minorAscii" w:hint="eastAsia"/>
                 <w:spacing w:val="227"/>
                 <w:sz w:val="21"/>
                 <w:vertAlign w:val="baseline"/>
@@ -417,14 +349,8 @@
       </w:tr>
       <w:tr>
         <w:tblPrEx>
-          <w:tblBorders>
-            <w:top w:val="none" w:color="auto" w:sz="0" w:space="0"/>
-            <w:left w:val="none" w:color="auto" w:sz="0" w:space="0"/>
-            <w:bottom w:val="none" w:color="auto" w:sz="0" w:space="0"/>
-            <w:right w:val="none" w:color="auto" w:sz="0" w:space="0"/>
-            <w:insideH w:val="none" w:color="auto" w:sz="0" w:space="0"/>
-            <w:insideV w:val="none" w:color="auto" w:sz="0" w:space="0"/>
-          </w:tblBorders>
+          <w:tblW w:w="0" w:type="auto"/>
+          <w:jc w:val="center"/>
           <w:tblCellMar>
             <w:top w:w="0" w:type="dxa"/>
             <w:left w:w="108" w:type="dxa"/>
@@ -433,7 +359,7 @@
           </w:tblCellMar>
         </w:tblPrEx>
         <w:trPr>
-          <w:trHeight w:val="810" w:hRule="atLeast"/>
+          <w:trHeight w:val="810"/>
           <w:jc w:val="center"/>
         </w:trPr>
         <w:tc>
@@ -457,7 +383,7 @@
               <w:snapToGrid w:val="0"/>
               <w:textAlignment w:val="baseline"/>
               <w:rPr>
-                <w:rFonts w:hint="default" w:ascii="Arial" w:hAnsi="Arial" w:eastAsia="Arial" w:cs="Arial"/>
+                <w:rFonts w:ascii="Arial" w:eastAsia="Arial" w:hAnsi="Arial" w:cs="Arial" w:hint="default"/>
                 <w:snapToGrid w:val="0"/>
                 <w:color w:val="000000"/>
                 <w:kern w:val="0"/>
@@ -489,7 +415,7 @@
             </w:r>
             <w:r>
               <w:rPr>
-                <w:rFonts w:hint="default" w:asciiTheme="minorAscii" w:hAnsiTheme="minorAscii" w:eastAsiaTheme="minorEastAsia"/>
+                <w:rFonts w:asciiTheme="minorAscii" w:eastAsiaTheme="minorEastAsia" w:hAnsiTheme="minorAscii" w:hint="default"/>
                 <w:spacing w:val="227"/>
                 <w:sz w:val="21"/>
                 <w:vertAlign w:val="baseline"/>
@@ -542,7 +468,7 @@
               <w:snapToGrid w:val="0"/>
               <w:textAlignment w:val="baseline"/>
               <w:rPr>
-                <w:rFonts w:hint="default" w:ascii="Arial" w:hAnsi="Arial" w:eastAsia="Arial" w:cs="Arial"/>
+                <w:rFonts w:ascii="Arial" w:eastAsia="Arial" w:hAnsi="Arial" w:cs="Arial" w:hint="default"/>
                 <w:snapToGrid w:val="0"/>
                 <w:color w:val="000000"/>
                 <w:kern w:val="0"/>
@@ -560,8 +486,8 @@
               </w:rPr>
               <w:t>审核</w:t>
             </w:r>
-            <w:bookmarkStart w:id="12" w:name="_GoBack"/>
-            <w:bookmarkEnd w:id="12"/>
+            <w:bookmarkStart w:id="3" w:name="_GoBack"/>
+            <w:bookmarkEnd w:id="3"/>
             <w:r>
               <w:rPr>
                 <w:rFonts w:hint="eastAsia"/>
@@ -572,7 +498,7 @@
             </w:r>
             <w:r>
               <w:rPr>
-                <w:rFonts w:hint="eastAsia" w:asciiTheme="minorAscii" w:hAnsiTheme="minorAscii" w:eastAsiaTheme="minorEastAsia"/>
+                <w:rFonts w:asciiTheme="minorAscii" w:eastAsiaTheme="minorEastAsia" w:hAnsiTheme="minorAscii" w:hint="eastAsia"/>
                 <w:spacing w:val="227"/>
                 <w:sz w:val="21"/>
                 <w:vertAlign w:val="baseline"/>
@@ -594,14 +520,8 @@
       </w:tr>
       <w:tr>
         <w:tblPrEx>
-          <w:tblBorders>
-            <w:top w:val="none" w:color="auto" w:sz="0" w:space="0"/>
-            <w:left w:val="none" w:color="auto" w:sz="0" w:space="0"/>
-            <w:bottom w:val="none" w:color="auto" w:sz="0" w:space="0"/>
-            <w:right w:val="none" w:color="auto" w:sz="0" w:space="0"/>
-            <w:insideH w:val="none" w:color="auto" w:sz="0" w:space="0"/>
-            <w:insideV w:val="none" w:color="auto" w:sz="0" w:space="0"/>
-          </w:tblBorders>
+          <w:tblW w:w="0" w:type="auto"/>
+          <w:jc w:val="center"/>
           <w:tblCellMar>
             <w:top w:w="0" w:type="dxa"/>
             <w:left w:w="108" w:type="dxa"/>
@@ -610,7 +530,7 @@
           </w:tblCellMar>
         </w:tblPrEx>
         <w:trPr>
-          <w:trHeight w:val="635" w:hRule="atLeast"/>
+          <w:trHeight w:val="635"/>
           <w:jc w:val="center"/>
         </w:trPr>
         <w:tc>
@@ -648,31 +568,6 @@
               </w:rPr>
               <w:t>批准人:李文琼</w:t>
             </w:r>
-            <w:r>
-              <w:rPr>
-                <w:rFonts w:hint="eastAsia"/>
-                <w:spacing w:val="1"/>
-                <w:kern w:val="0"/>
-                <w:vertAlign w:val="baseline"/>
-                <w:lang w:val="en-US" w:eastAsia="zh-CN"/>
-              </w:rPr>
-            </w:r>
-            <w:r>
-              <w:rPr>
-                <w:rFonts w:hint="eastAsia" w:asciiTheme="minorAscii" w:hAnsiTheme="minorAscii" w:eastAsiaTheme="minorEastAsia"/>
-                <w:spacing w:val="227"/>
-                <w:sz w:val="21"/>
-                <w:vertAlign w:val="baseline"/>
-                <w:lang w:val="en-US" w:eastAsia="zh-CN"/>
-              </w:rPr>
-            </w:r>
-            <w:r>
-              <w:rPr>
-                <w:rFonts w:hint="eastAsia"/>
-                <w:u w:val="single"/>
-                <w:lang w:val="en-US" w:eastAsia="zh-CN"/>
-              </w:rPr>
-            </w:r>
           </w:p>
         </w:tc>
         <w:tc>
@@ -710,7 +605,7 @@
             </w:r>
             <w:r>
               <w:rPr>
-                <w:rFonts w:hint="eastAsia" w:asciiTheme="minorAscii" w:hAnsiTheme="minorAscii" w:eastAsiaTheme="minorEastAsia"/>
+                <w:rFonts w:asciiTheme="minorAscii" w:eastAsiaTheme="minorEastAsia" w:hAnsiTheme="minorAscii" w:hint="eastAsia"/>
                 <w:spacing w:val="227"/>
                 <w:sz w:val="21"/>
                 <w:vertAlign w:val="baseline"/>
@@ -769,14 +664,14 @@
         <w:ind w:left="3634"/>
         <w:textAlignment w:val="baseline"/>
         <w:rPr>
-          <w:rFonts w:ascii="宋体" w:hAnsi="宋体" w:eastAsia="宋体" w:cs="宋体"/>
+          <w:rFonts w:ascii="宋体" w:eastAsia="宋体" w:hAnsi="宋体" w:cs="宋体"/>
           <w:sz w:val="31"/>
           <w:szCs w:val="31"/>
         </w:rPr>
       </w:pPr>
       <w:r>
         <w:rPr>
-          <w:rFonts w:ascii="宋体" w:hAnsi="宋体" w:eastAsia="宋体" w:cs="宋体"/>
+          <w:rFonts w:ascii="宋体" w:eastAsia="宋体" w:hAnsi="宋体" w:cs="宋体"/>
           <w:b/>
           <w:bCs/>
           <w:spacing w:val="4"/>
@@ -788,16 +683,16 @@
     </w:p>
     <w:tbl>
       <w:tblPr>
-        <w:tblStyle w:val="26"/>
+        <w:tblStyle w:val="TableNormal0"/>
         <w:tblW w:w="7137" w:type="dxa"/>
         <w:jc w:val="center"/>
         <w:tblBorders>
-          <w:top w:val="single" w:color="000000" w:sz="2" w:space="0"/>
-          <w:left w:val="single" w:color="000000" w:sz="2" w:space="0"/>
-          <w:bottom w:val="single" w:color="000000" w:sz="2" w:space="0"/>
-          <w:right w:val="single" w:color="000000" w:sz="2" w:space="0"/>
-          <w:insideH w:val="single" w:color="000000" w:sz="2" w:space="0"/>
-          <w:insideV w:val="single" w:color="000000" w:sz="2" w:space="0"/>
+          <w:top w:val="single" w:sz="2" w:space="0" w:color="000000"/>
+          <w:left w:val="single" w:sz="2" w:space="0" w:color="000000"/>
+          <w:bottom w:val="single" w:sz="2" w:space="0" w:color="000000"/>
+          <w:right w:val="single" w:sz="2" w:space="0" w:color="000000"/>
+          <w:insideH w:val="single" w:sz="2" w:space="0" w:color="000000"/>
+          <w:insideV w:val="single" w:sz="2" w:space="0" w:color="000000"/>
         </w:tblBorders>
         <w:tblLayout w:type="fixed"/>
         <w:tblCellMar>
@@ -815,14 +710,17 @@
       </w:tblGrid>
       <w:tr>
         <w:tblPrEx>
+          <w:tblW w:w="7137" w:type="dxa"/>
+          <w:jc w:val="center"/>
           <w:tblBorders>
-            <w:top w:val="single" w:color="000000" w:sz="2" w:space="0"/>
-            <w:left w:val="single" w:color="000000" w:sz="2" w:space="0"/>
-            <w:bottom w:val="single" w:color="000000" w:sz="2" w:space="0"/>
-            <w:right w:val="single" w:color="000000" w:sz="2" w:space="0"/>
-            <w:insideH w:val="single" w:color="000000" w:sz="2" w:space="0"/>
-            <w:insideV w:val="single" w:color="000000" w:sz="2" w:space="0"/>
+            <w:top w:val="single" w:sz="2" w:space="0" w:color="000000"/>
+            <w:left w:val="single" w:sz="2" w:space="0" w:color="000000"/>
+            <w:bottom w:val="single" w:sz="2" w:space="0" w:color="000000"/>
+            <w:right w:val="single" w:sz="2" w:space="0" w:color="000000"/>
+            <w:insideH w:val="single" w:sz="2" w:space="0" w:color="000000"/>
+            <w:insideV w:val="single" w:sz="2" w:space="0" w:color="000000"/>
           </w:tblBorders>
+          <w:tblLayout w:type="fixed"/>
           <w:tblCellMar>
             <w:top w:w="0" w:type="dxa"/>
             <w:left w:w="0" w:type="dxa"/>
@@ -831,7 +729,7 @@
           </w:tblCellMar>
         </w:tblPrEx>
         <w:trPr>
-          <w:trHeight w:val="593" w:hRule="atLeast"/>
+          <w:trHeight w:val="593"/>
           <w:jc w:val="center"/>
         </w:trPr>
         <w:tc>
@@ -853,18 +751,18 @@
               <w:adjustRightInd w:val="0"/>
               <w:snapToGrid w:val="0"/>
               <w:spacing w:before="176" w:line="228" w:lineRule="auto"/>
-              <w:ind w:left="0" w:leftChars="0" w:right="0" w:rightChars="0" w:firstLine="0" w:firstLineChars="0"/>
+              <w:ind w:left="0" w:right="0" w:firstLine="0" w:leftChars="0" w:rightChars="0" w:firstLineChars="0"/>
               <w:jc w:val="center"/>
               <w:textAlignment w:val="baseline"/>
               <w:rPr>
-                <w:rFonts w:ascii="宋体" w:hAnsi="宋体" w:eastAsia="宋体" w:cs="宋体"/>
+                <w:rFonts w:ascii="宋体" w:eastAsia="宋体" w:hAnsi="宋体" w:cs="宋体"/>
                 <w:sz w:val="20"/>
                 <w:szCs w:val="20"/>
               </w:rPr>
             </w:pPr>
             <w:r>
               <w:rPr>
-                <w:rFonts w:ascii="宋体" w:hAnsi="宋体" w:eastAsia="宋体" w:cs="宋体"/>
+                <w:rFonts w:ascii="宋体" w:eastAsia="宋体" w:hAnsi="宋体" w:cs="宋体"/>
                 <w:spacing w:val="-14"/>
                 <w:sz w:val="20"/>
                 <w:szCs w:val="20"/>
@@ -892,18 +790,18 @@
               <w:adjustRightInd w:val="0"/>
               <w:snapToGrid w:val="0"/>
               <w:spacing w:before="175" w:line="227" w:lineRule="auto"/>
-              <w:ind w:left="0" w:leftChars="0" w:right="0" w:rightChars="0" w:firstLine="0" w:firstLineChars="0"/>
+              <w:ind w:left="0" w:right="0" w:firstLine="0" w:leftChars="0" w:rightChars="0" w:firstLineChars="0"/>
               <w:jc w:val="center"/>
               <w:textAlignment w:val="baseline"/>
               <w:rPr>
-                <w:rFonts w:ascii="宋体" w:hAnsi="宋体" w:eastAsia="宋体" w:cs="宋体"/>
+                <w:rFonts w:ascii="宋体" w:eastAsia="宋体" w:hAnsi="宋体" w:cs="宋体"/>
                 <w:sz w:val="20"/>
                 <w:szCs w:val="20"/>
               </w:rPr>
             </w:pPr>
             <w:r>
               <w:rPr>
-                <w:rFonts w:ascii="宋体" w:hAnsi="宋体" w:eastAsia="宋体" w:cs="宋体"/>
+                <w:rFonts w:ascii="宋体" w:eastAsia="宋体" w:hAnsi="宋体" w:cs="宋体"/>
                 <w:spacing w:val="4"/>
                 <w:sz w:val="20"/>
                 <w:szCs w:val="20"/>
@@ -931,18 +829,18 @@
               <w:adjustRightInd w:val="0"/>
               <w:snapToGrid w:val="0"/>
               <w:spacing w:before="175" w:line="228" w:lineRule="auto"/>
-              <w:ind w:left="0" w:leftChars="0" w:right="0" w:rightChars="0" w:firstLine="0" w:firstLineChars="0"/>
+              <w:ind w:left="0" w:right="0" w:firstLine="0" w:leftChars="0" w:rightChars="0" w:firstLineChars="0"/>
               <w:jc w:val="center"/>
               <w:textAlignment w:val="baseline"/>
               <w:rPr>
-                <w:rFonts w:ascii="宋体" w:hAnsi="宋体" w:eastAsia="宋体" w:cs="宋体"/>
+                <w:rFonts w:ascii="宋体" w:eastAsia="宋体" w:hAnsi="宋体" w:cs="宋体"/>
                 <w:sz w:val="20"/>
                 <w:szCs w:val="20"/>
               </w:rPr>
             </w:pPr>
             <w:r>
               <w:rPr>
-                <w:rFonts w:ascii="宋体" w:hAnsi="宋体" w:eastAsia="宋体" w:cs="宋体"/>
+                <w:rFonts w:ascii="宋体" w:eastAsia="宋体" w:hAnsi="宋体" w:cs="宋体"/>
                 <w:spacing w:val="7"/>
                 <w:sz w:val="20"/>
                 <w:szCs w:val="20"/>
@@ -970,18 +868,18 @@
               <w:adjustRightInd w:val="0"/>
               <w:snapToGrid w:val="0"/>
               <w:spacing w:before="176" w:line="229" w:lineRule="auto"/>
-              <w:ind w:left="0" w:leftChars="0" w:right="0" w:rightChars="0" w:firstLine="0" w:firstLineChars="0"/>
+              <w:ind w:left="0" w:right="0" w:firstLine="0" w:leftChars="0" w:rightChars="0" w:firstLineChars="0"/>
               <w:jc w:val="center"/>
               <w:textAlignment w:val="baseline"/>
               <w:rPr>
-                <w:rFonts w:ascii="宋体" w:hAnsi="宋体" w:eastAsia="宋体" w:cs="宋体"/>
+                <w:rFonts w:ascii="宋体" w:eastAsia="宋体" w:hAnsi="宋体" w:cs="宋体"/>
                 <w:sz w:val="20"/>
                 <w:szCs w:val="20"/>
               </w:rPr>
             </w:pPr>
             <w:r>
               <w:rPr>
-                <w:rFonts w:ascii="宋体" w:hAnsi="宋体" w:eastAsia="宋体" w:cs="宋体"/>
+                <w:rFonts w:ascii="宋体" w:eastAsia="宋体" w:hAnsi="宋体" w:cs="宋体"/>
                 <w:spacing w:val="7"/>
                 <w:sz w:val="20"/>
                 <w:szCs w:val="20"/>
@@ -993,14 +891,9 @@
       </w:tr>
       <w:tr>
         <w:tblPrEx>
-          <w:tblBorders>
-            <w:top w:val="single" w:color="000000" w:sz="2" w:space="0"/>
-            <w:left w:val="single" w:color="000000" w:sz="2" w:space="0"/>
-            <w:bottom w:val="single" w:color="000000" w:sz="2" w:space="0"/>
-            <w:right w:val="single" w:color="000000" w:sz="2" w:space="0"/>
-            <w:insideH w:val="single" w:color="000000" w:sz="2" w:space="0"/>
-            <w:insideV w:val="single" w:color="000000" w:sz="2" w:space="0"/>
-          </w:tblBorders>
+          <w:tblW w:w="7137" w:type="dxa"/>
+          <w:jc w:val="center"/>
+          <w:tblLayout w:type="fixed"/>
           <w:tblCellMar>
             <w:top w:w="0" w:type="dxa"/>
             <w:left w:w="0" w:type="dxa"/>
@@ -1009,7 +902,7 @@
           </w:tblCellMar>
         </w:tblPrEx>
         <w:trPr>
-          <w:trHeight w:val="516" w:hRule="atLeast"/>
+          <w:trHeight w:val="516"/>
           <w:jc w:val="center"/>
         </w:trPr>
         <w:tc>
@@ -1031,11 +924,11 @@
               <w:adjustRightInd w:val="0"/>
               <w:snapToGrid w:val="0"/>
               <w:spacing w:before="173" w:line="267" w:lineRule="exact"/>
-              <w:ind w:left="0" w:leftChars="0" w:right="0" w:rightChars="0" w:firstLine="0" w:firstLineChars="0"/>
+              <w:ind w:left="0" w:right="0" w:firstLine="0" w:leftChars="0" w:rightChars="0" w:firstLineChars="0"/>
               <w:jc w:val="center"/>
               <w:textAlignment w:val="baseline"/>
               <w:rPr>
-                <w:rFonts w:hint="default" w:ascii="宋体" w:hAnsi="宋体" w:eastAsia="宋体" w:cs="宋体"/>
+                <w:rFonts w:ascii="宋体" w:eastAsia="宋体" w:hAnsi="宋体" w:cs="宋体" w:hint="default"/>
                 <w:sz w:val="20"/>
                 <w:szCs w:val="20"/>
                 <w:lang w:val="en-US" w:eastAsia="zh-CN"/>
@@ -1043,7 +936,7 @@
             </w:pPr>
             <w:r>
               <w:rPr>
-                <w:rFonts w:ascii="宋体" w:hAnsi="宋体" w:eastAsia="宋体" w:cs="宋体"/>
+                <w:rFonts w:ascii="宋体" w:eastAsia="宋体" w:hAnsi="宋体" w:cs="宋体"/>
                 <w:spacing w:val="3"/>
                 <w:position w:val="1"/>
                 <w:sz w:val="20"/>
@@ -1053,7 +946,7 @@
             </w:r>
             <w:r>
               <w:rPr>
-                <w:rFonts w:hint="eastAsia" w:ascii="宋体" w:hAnsi="宋体" w:cs="宋体"/>
+                <w:rFonts w:ascii="宋体" w:hAnsi="宋体" w:cs="宋体" w:hint="eastAsia"/>
                 <w:spacing w:val="3"/>
                 <w:position w:val="1"/>
                 <w:sz w:val="20"/>
@@ -1064,7 +957,7 @@
             </w:r>
             <w:r>
               <w:rPr>
-                <w:rFonts w:ascii="宋体" w:hAnsi="宋体" w:eastAsia="宋体" w:cs="宋体"/>
+                <w:rFonts w:ascii="宋体" w:eastAsia="宋体" w:hAnsi="宋体" w:cs="宋体"/>
                 <w:spacing w:val="3"/>
                 <w:position w:val="1"/>
                 <w:sz w:val="20"/>
@@ -1074,7 +967,7 @@
             </w:r>
             <w:r>
               <w:rPr>
-                <w:rFonts w:hint="eastAsia" w:ascii="宋体" w:hAnsi="宋体" w:cs="宋体"/>
+                <w:rFonts w:ascii="宋体" w:hAnsi="宋体" w:cs="宋体" w:hint="eastAsia"/>
                 <w:spacing w:val="3"/>
                 <w:position w:val="1"/>
                 <w:sz w:val="20"/>
@@ -1104,18 +997,18 @@
               <w:adjustRightInd w:val="0"/>
               <w:snapToGrid w:val="0"/>
               <w:spacing w:before="173" w:line="267" w:lineRule="exact"/>
-              <w:ind w:left="0" w:leftChars="0" w:right="0" w:rightChars="0" w:firstLine="0" w:firstLineChars="0"/>
+              <w:ind w:left="0" w:right="0" w:firstLine="0" w:leftChars="0" w:rightChars="0" w:firstLineChars="0"/>
               <w:jc w:val="center"/>
               <w:textAlignment w:val="baseline"/>
               <w:rPr>
-                <w:rFonts w:ascii="宋体" w:hAnsi="宋体" w:eastAsia="宋体" w:cs="宋体"/>
+                <w:rFonts w:ascii="宋体" w:eastAsia="宋体" w:hAnsi="宋体" w:cs="宋体"/>
                 <w:sz w:val="20"/>
                 <w:szCs w:val="20"/>
               </w:rPr>
             </w:pPr>
             <w:r>
               <w:rPr>
-                <w:rFonts w:ascii="宋体" w:hAnsi="宋体" w:eastAsia="宋体" w:cs="宋体"/>
+                <w:rFonts w:ascii="宋体" w:eastAsia="宋体" w:hAnsi="宋体" w:cs="宋体"/>
                 <w:spacing w:val="4"/>
                 <w:position w:val="1"/>
                 <w:sz w:val="20"/>
@@ -1144,18 +1037,18 @@
               <w:adjustRightInd w:val="0"/>
               <w:snapToGrid w:val="0"/>
               <w:spacing w:before="172" w:line="228" w:lineRule="auto"/>
-              <w:ind w:left="0" w:leftChars="0" w:right="0" w:rightChars="0" w:firstLine="0" w:firstLineChars="0"/>
+              <w:ind w:left="0" w:right="0" w:firstLine="0" w:leftChars="0" w:rightChars="0" w:firstLineChars="0"/>
               <w:jc w:val="center"/>
               <w:textAlignment w:val="baseline"/>
               <w:rPr>
-                <w:rFonts w:ascii="宋体" w:hAnsi="宋体" w:eastAsia="宋体" w:cs="宋体"/>
+                <w:rFonts w:ascii="宋体" w:eastAsia="宋体" w:hAnsi="宋体" w:cs="宋体"/>
                 <w:sz w:val="20"/>
                 <w:szCs w:val="20"/>
               </w:rPr>
             </w:pPr>
             <w:r>
               <w:rPr>
-                <w:rFonts w:ascii="宋体" w:hAnsi="宋体" w:eastAsia="宋体" w:cs="宋体"/>
+                <w:rFonts w:ascii="宋体" w:eastAsia="宋体" w:hAnsi="宋体" w:cs="宋体"/>
                 <w:spacing w:val="7"/>
                 <w:sz w:val="20"/>
                 <w:szCs w:val="20"/>
@@ -1183,11 +1076,11 @@
               <w:adjustRightInd w:val="0"/>
               <w:snapToGrid w:val="0"/>
               <w:spacing w:before="173" w:line="229" w:lineRule="auto"/>
-              <w:ind w:left="0" w:leftChars="0" w:right="0" w:rightChars="0" w:firstLine="0" w:firstLineChars="0"/>
+              <w:ind w:left="0" w:right="0" w:firstLine="0" w:leftChars="0" w:rightChars="0" w:firstLineChars="0"/>
               <w:jc w:val="center"/>
               <w:textAlignment w:val="baseline"/>
               <w:rPr>
-                <w:rFonts w:ascii="宋体" w:hAnsi="宋体" w:eastAsia="宋体" w:cs="宋体"/>
+                <w:rFonts w:ascii="宋体" w:eastAsia="宋体" w:hAnsi="宋体" w:cs="宋体"/>
                 <w:sz w:val="20"/>
                 <w:szCs w:val="20"/>
               </w:rPr>
@@ -1204,14 +1097,9 @@
       </w:tr>
       <w:tr>
         <w:tblPrEx>
-          <w:tblBorders>
-            <w:top w:val="single" w:color="000000" w:sz="2" w:space="0"/>
-            <w:left w:val="single" w:color="000000" w:sz="2" w:space="0"/>
-            <w:bottom w:val="single" w:color="000000" w:sz="2" w:space="0"/>
-            <w:right w:val="single" w:color="000000" w:sz="2" w:space="0"/>
-            <w:insideH w:val="single" w:color="000000" w:sz="2" w:space="0"/>
-            <w:insideV w:val="single" w:color="000000" w:sz="2" w:space="0"/>
-          </w:tblBorders>
+          <w:tblW w:w="7137" w:type="dxa"/>
+          <w:jc w:val="center"/>
+          <w:tblLayout w:type="fixed"/>
           <w:tblCellMar>
             <w:top w:w="0" w:type="dxa"/>
             <w:left w:w="0" w:type="dxa"/>
@@ -1220,7 +1108,7 @@
           </w:tblCellMar>
         </w:tblPrEx>
         <w:trPr>
-          <w:trHeight w:val="556" w:hRule="atLeast"/>
+          <w:trHeight w:val="556"/>
           <w:jc w:val="center"/>
         </w:trPr>
         <w:tc>
@@ -1229,7 +1117,7 @@
           </w:tcPr>
           <w:p>
             <w:pPr>
-              <w:pStyle w:val="27"/>
+              <w:pStyle w:val="TableText"/>
               <w:keepNext w:val="0"/>
               <w:keepLines w:val="0"/>
               <w:pageBreakBefore w:val="0"/>
@@ -1242,7 +1130,7 @@
               <w:bidi w:val="0"/>
               <w:adjustRightInd w:val="0"/>
               <w:snapToGrid w:val="0"/>
-              <w:ind w:left="0" w:leftChars="0" w:right="0" w:rightChars="0" w:firstLine="0" w:firstLineChars="0"/>
+              <w:ind w:left="0" w:right="0" w:firstLine="0" w:leftChars="0" w:rightChars="0" w:firstLineChars="0"/>
               <w:jc w:val="center"/>
               <w:textAlignment w:val="baseline"/>
             </w:pPr>
@@ -1254,7 +1142,7 @@
           </w:tcPr>
           <w:p>
             <w:pPr>
-              <w:pStyle w:val="27"/>
+              <w:pStyle w:val="TableText"/>
               <w:keepNext w:val="0"/>
               <w:keepLines w:val="0"/>
               <w:pageBreakBefore w:val="0"/>
@@ -1267,7 +1155,7 @@
               <w:bidi w:val="0"/>
               <w:adjustRightInd w:val="0"/>
               <w:snapToGrid w:val="0"/>
-              <w:ind w:left="0" w:leftChars="0" w:right="0" w:rightChars="0" w:firstLine="0" w:firstLineChars="0"/>
+              <w:ind w:left="0" w:right="0" w:firstLine="0" w:leftChars="0" w:rightChars="0" w:firstLineChars="0"/>
               <w:jc w:val="center"/>
               <w:textAlignment w:val="baseline"/>
             </w:pPr>
@@ -1279,7 +1167,7 @@
           </w:tcPr>
           <w:p>
             <w:pPr>
-              <w:pStyle w:val="27"/>
+              <w:pStyle w:val="TableText"/>
               <w:keepNext w:val="0"/>
               <w:keepLines w:val="0"/>
               <w:pageBreakBefore w:val="0"/>
@@ -1292,7 +1180,7 @@
               <w:bidi w:val="0"/>
               <w:adjustRightInd w:val="0"/>
               <w:snapToGrid w:val="0"/>
-              <w:ind w:left="0" w:leftChars="0" w:right="0" w:rightChars="0" w:firstLine="0" w:firstLineChars="0"/>
+              <w:ind w:left="0" w:right="0" w:firstLine="0" w:leftChars="0" w:rightChars="0" w:firstLineChars="0"/>
               <w:jc w:val="center"/>
               <w:textAlignment w:val="baseline"/>
             </w:pPr>
@@ -1304,7 +1192,7 @@
           </w:tcPr>
           <w:p>
             <w:pPr>
-              <w:pStyle w:val="27"/>
+              <w:pStyle w:val="TableText"/>
               <w:keepNext w:val="0"/>
               <w:keepLines w:val="0"/>
               <w:pageBreakBefore w:val="0"/>
@@ -1317,7 +1205,7 @@
               <w:bidi w:val="0"/>
               <w:adjustRightInd w:val="0"/>
               <w:snapToGrid w:val="0"/>
-              <w:ind w:left="0" w:leftChars="0" w:right="0" w:rightChars="0" w:firstLine="0" w:firstLineChars="0"/>
+              <w:ind w:left="0" w:right="0" w:firstLine="0" w:leftChars="0" w:rightChars="0" w:firstLineChars="0"/>
               <w:jc w:val="center"/>
               <w:textAlignment w:val="baseline"/>
             </w:pPr>
@@ -1326,14 +1214,9 @@
       </w:tr>
       <w:tr>
         <w:tblPrEx>
-          <w:tblBorders>
-            <w:top w:val="single" w:color="000000" w:sz="2" w:space="0"/>
-            <w:left w:val="single" w:color="000000" w:sz="2" w:space="0"/>
-            <w:bottom w:val="single" w:color="000000" w:sz="2" w:space="0"/>
-            <w:right w:val="single" w:color="000000" w:sz="2" w:space="0"/>
-            <w:insideH w:val="single" w:color="000000" w:sz="2" w:space="0"/>
-            <w:insideV w:val="single" w:color="000000" w:sz="2" w:space="0"/>
-          </w:tblBorders>
+          <w:tblW w:w="7137" w:type="dxa"/>
+          <w:jc w:val="center"/>
+          <w:tblLayout w:type="fixed"/>
           <w:tblCellMar>
             <w:top w:w="0" w:type="dxa"/>
             <w:left w:w="0" w:type="dxa"/>
@@ -1342,7 +1225,7 @@
           </w:tblCellMar>
         </w:tblPrEx>
         <w:trPr>
-          <w:trHeight w:val="556" w:hRule="atLeast"/>
+          <w:trHeight w:val="556"/>
           <w:jc w:val="center"/>
         </w:trPr>
         <w:tc>
@@ -1351,7 +1234,7 @@
           </w:tcPr>
           <w:p>
             <w:pPr>
-              <w:pStyle w:val="27"/>
+              <w:pStyle w:val="TableText"/>
               <w:keepNext w:val="0"/>
               <w:keepLines w:val="0"/>
               <w:pageBreakBefore w:val="0"/>
@@ -1364,7 +1247,7 @@
               <w:bidi w:val="0"/>
               <w:adjustRightInd w:val="0"/>
               <w:snapToGrid w:val="0"/>
-              <w:ind w:left="0" w:leftChars="0" w:right="0" w:rightChars="0" w:firstLine="0" w:firstLineChars="0"/>
+              <w:ind w:left="0" w:right="0" w:firstLine="0" w:leftChars="0" w:rightChars="0" w:firstLineChars="0"/>
               <w:jc w:val="center"/>
               <w:textAlignment w:val="baseline"/>
             </w:pPr>
@@ -1376,7 +1259,7 @@
           </w:tcPr>
           <w:p>
             <w:pPr>
-              <w:pStyle w:val="27"/>
+              <w:pStyle w:val="TableText"/>
               <w:keepNext w:val="0"/>
               <w:keepLines w:val="0"/>
               <w:pageBreakBefore w:val="0"/>
@@ -1389,7 +1272,7 @@
               <w:bidi w:val="0"/>
               <w:adjustRightInd w:val="0"/>
               <w:snapToGrid w:val="0"/>
-              <w:ind w:left="0" w:leftChars="0" w:right="0" w:rightChars="0" w:firstLine="0" w:firstLineChars="0"/>
+              <w:ind w:left="0" w:right="0" w:firstLine="0" w:leftChars="0" w:rightChars="0" w:firstLineChars="0"/>
               <w:jc w:val="center"/>
               <w:textAlignment w:val="baseline"/>
             </w:pPr>
@@ -1401,7 +1284,7 @@
           </w:tcPr>
           <w:p>
             <w:pPr>
-              <w:pStyle w:val="27"/>
+              <w:pStyle w:val="TableText"/>
               <w:keepNext w:val="0"/>
               <w:keepLines w:val="0"/>
               <w:pageBreakBefore w:val="0"/>
@@ -1414,7 +1297,7 @@
               <w:bidi w:val="0"/>
               <w:adjustRightInd w:val="0"/>
               <w:snapToGrid w:val="0"/>
-              <w:ind w:left="0" w:leftChars="0" w:right="0" w:rightChars="0" w:firstLine="0" w:firstLineChars="0"/>
+              <w:ind w:left="0" w:right="0" w:firstLine="0" w:leftChars="0" w:rightChars="0" w:firstLineChars="0"/>
               <w:jc w:val="center"/>
               <w:textAlignment w:val="baseline"/>
             </w:pPr>
@@ -1426,7 +1309,7 @@
           </w:tcPr>
           <w:p>
             <w:pPr>
-              <w:pStyle w:val="27"/>
+              <w:pStyle w:val="TableText"/>
               <w:keepNext w:val="0"/>
               <w:keepLines w:val="0"/>
               <w:pageBreakBefore w:val="0"/>
@@ -1439,7 +1322,7 @@
               <w:bidi w:val="0"/>
               <w:adjustRightInd w:val="0"/>
               <w:snapToGrid w:val="0"/>
-              <w:ind w:left="0" w:leftChars="0" w:right="0" w:rightChars="0" w:firstLine="0" w:firstLineChars="0"/>
+              <w:ind w:left="0" w:right="0" w:firstLine="0" w:leftChars="0" w:rightChars="0" w:firstLineChars="0"/>
               <w:jc w:val="center"/>
               <w:textAlignment w:val="baseline"/>
             </w:pPr>
@@ -1448,14 +1331,9 @@
       </w:tr>
       <w:tr>
         <w:tblPrEx>
-          <w:tblBorders>
-            <w:top w:val="single" w:color="000000" w:sz="2" w:space="0"/>
-            <w:left w:val="single" w:color="000000" w:sz="2" w:space="0"/>
-            <w:bottom w:val="single" w:color="000000" w:sz="2" w:space="0"/>
-            <w:right w:val="single" w:color="000000" w:sz="2" w:space="0"/>
-            <w:insideH w:val="single" w:color="000000" w:sz="2" w:space="0"/>
-            <w:insideV w:val="single" w:color="000000" w:sz="2" w:space="0"/>
-          </w:tblBorders>
+          <w:tblW w:w="7137" w:type="dxa"/>
+          <w:jc w:val="center"/>
+          <w:tblLayout w:type="fixed"/>
           <w:tblCellMar>
             <w:top w:w="0" w:type="dxa"/>
             <w:left w:w="0" w:type="dxa"/>
@@ -1464,7 +1342,7 @@
           </w:tblCellMar>
         </w:tblPrEx>
         <w:trPr>
-          <w:trHeight w:val="557" w:hRule="atLeast"/>
+          <w:trHeight w:val="557"/>
           <w:jc w:val="center"/>
         </w:trPr>
         <w:tc>
@@ -1473,7 +1351,7 @@
           </w:tcPr>
           <w:p>
             <w:pPr>
-              <w:pStyle w:val="27"/>
+              <w:pStyle w:val="TableText"/>
               <w:keepNext w:val="0"/>
               <w:keepLines w:val="0"/>
               <w:pageBreakBefore w:val="0"/>
@@ -1486,7 +1364,7 @@
               <w:bidi w:val="0"/>
               <w:adjustRightInd w:val="0"/>
               <w:snapToGrid w:val="0"/>
-              <w:ind w:left="0" w:leftChars="0" w:right="0" w:rightChars="0" w:firstLine="0" w:firstLineChars="0"/>
+              <w:ind w:left="0" w:right="0" w:firstLine="0" w:leftChars="0" w:rightChars="0" w:firstLineChars="0"/>
               <w:jc w:val="center"/>
               <w:textAlignment w:val="baseline"/>
             </w:pPr>
@@ -1498,7 +1376,7 @@
           </w:tcPr>
           <w:p>
             <w:pPr>
-              <w:pStyle w:val="27"/>
+              <w:pStyle w:val="TableText"/>
               <w:keepNext w:val="0"/>
               <w:keepLines w:val="0"/>
               <w:pageBreakBefore w:val="0"/>
@@ -1511,7 +1389,7 @@
               <w:bidi w:val="0"/>
               <w:adjustRightInd w:val="0"/>
               <w:snapToGrid w:val="0"/>
-              <w:ind w:left="0" w:leftChars="0" w:right="0" w:rightChars="0" w:firstLine="0" w:firstLineChars="0"/>
+              <w:ind w:left="0" w:right="0" w:firstLine="0" w:leftChars="0" w:rightChars="0" w:firstLineChars="0"/>
               <w:jc w:val="center"/>
               <w:textAlignment w:val="baseline"/>
             </w:pPr>
@@ -1523,7 +1401,7 @@
           </w:tcPr>
           <w:p>
             <w:pPr>
-              <w:pStyle w:val="27"/>
+              <w:pStyle w:val="TableText"/>
               <w:keepNext w:val="0"/>
               <w:keepLines w:val="0"/>
               <w:pageBreakBefore w:val="0"/>
@@ -1536,7 +1414,7 @@
               <w:bidi w:val="0"/>
               <w:adjustRightInd w:val="0"/>
               <w:snapToGrid w:val="0"/>
-              <w:ind w:left="0" w:leftChars="0" w:right="0" w:rightChars="0" w:firstLine="0" w:firstLineChars="0"/>
+              <w:ind w:left="0" w:right="0" w:firstLine="0" w:leftChars="0" w:rightChars="0" w:firstLineChars="0"/>
               <w:jc w:val="center"/>
               <w:textAlignment w:val="baseline"/>
             </w:pPr>
@@ -1548,7 +1426,7 @@
           </w:tcPr>
           <w:p>
             <w:pPr>
-              <w:pStyle w:val="27"/>
+              <w:pStyle w:val="TableText"/>
               <w:keepNext w:val="0"/>
               <w:keepLines w:val="0"/>
               <w:pageBreakBefore w:val="0"/>
@@ -1561,7 +1439,7 @@
               <w:bidi w:val="0"/>
               <w:adjustRightInd w:val="0"/>
               <w:snapToGrid w:val="0"/>
-              <w:ind w:left="0" w:leftChars="0" w:right="0" w:rightChars="0" w:firstLine="0" w:firstLineChars="0"/>
+              <w:ind w:left="0" w:right="0" w:firstLine="0" w:leftChars="0" w:rightChars="0" w:firstLineChars="0"/>
               <w:jc w:val="center"/>
               <w:textAlignment w:val="baseline"/>
             </w:pPr>
@@ -1592,7 +1470,7 @@
     <w:sdt>
       <w:sdtPr>
         <w:rPr>
-          <w:rFonts w:ascii="宋体" w:hAnsi="宋体" w:eastAsia="宋体" w:cs="Arial"/>
+          <w:rFonts w:ascii="宋体" w:eastAsia="宋体" w:hAnsi="宋体" w:cs="Arial"/>
           <w:snapToGrid w:val="0"/>
           <w:color w:val="000000"/>
           <w:kern w:val="0"/>
@@ -1608,7 +1486,7 @@
       </w:sdtPr>
       <w:sdtEndPr>
         <w:rPr>
-          <w:rFonts w:hint="eastAsia" w:ascii="宋体" w:hAnsi="宋体" w:eastAsia="宋体" w:cs="宋体"/>
+          <w:rFonts w:ascii="宋体" w:eastAsia="宋体" w:hAnsi="宋体" w:cs="宋体" w:hint="eastAsia"/>
           <w:snapToGrid w:val="0"/>
           <w:color w:val="000000"/>
           <w:kern w:val="0"/>
@@ -1633,18 +1511,18 @@
             <w:adjustRightInd w:val="0"/>
             <w:snapToGrid w:val="0"/>
             <w:spacing w:before="0" w:beforeLines="0" w:after="0" w:afterLines="0" w:line="240" w:lineRule="auto"/>
-            <w:ind w:left="0" w:leftChars="0" w:right="0" w:rightChars="0" w:firstLine="0" w:firstLineChars="0"/>
+            <w:ind w:left="0" w:right="0" w:firstLine="0" w:leftChars="0" w:rightChars="0" w:firstLineChars="0"/>
             <w:jc w:val="center"/>
             <w:textAlignment w:val="baseline"/>
             <w:rPr>
-              <w:rFonts w:hint="eastAsia" w:ascii="宋体" w:hAnsi="宋体" w:eastAsia="宋体" w:cs="宋体"/>
+              <w:rFonts w:ascii="宋体" w:eastAsia="宋体" w:hAnsi="宋体" w:cs="宋体" w:hint="eastAsia"/>
               <w:sz w:val="24"/>
               <w:szCs w:val="24"/>
             </w:rPr>
           </w:pPr>
           <w:r>
             <w:rPr>
-              <w:rFonts w:hint="eastAsia" w:ascii="宋体" w:hAnsi="宋体" w:eastAsia="宋体" w:cs="宋体"/>
+              <w:rFonts w:ascii="宋体" w:eastAsia="宋体" w:hAnsi="宋体" w:cs="宋体" w:hint="eastAsia"/>
               <w:sz w:val="24"/>
               <w:szCs w:val="24"/>
             </w:rPr>
@@ -1653,14 +1531,14 @@
         </w:p>
         <w:p>
           <w:pPr>
-            <w:pStyle w:val="16"/>
+            <w:pStyle w:val="TOC1"/>
             <w:tabs>
               <w:tab w:val="right" w:leader="dot" w:pos="8306"/>
             </w:tabs>
           </w:pPr>
           <w:r>
             <w:rPr>
-              <w:rFonts w:hint="eastAsia" w:ascii="宋体" w:hAnsi="宋体" w:eastAsia="宋体" w:cs="宋体"/>
+              <w:rFonts w:ascii="宋体" w:eastAsia="宋体" w:hAnsi="宋体" w:cs="宋体" w:hint="eastAsia"/>
               <w:sz w:val="24"/>
               <w:szCs w:val="24"/>
             </w:rPr>
@@ -1668,7 +1546,7 @@
           </w:r>
           <w:r>
             <w:rPr>
-              <w:rFonts w:hint="eastAsia" w:ascii="宋体" w:hAnsi="宋体" w:eastAsia="宋体" w:cs="宋体"/>
+              <w:rFonts w:ascii="宋体" w:eastAsia="宋体" w:hAnsi="宋体" w:cs="宋体" w:hint="eastAsia"/>
               <w:sz w:val="24"/>
               <w:szCs w:val="24"/>
             </w:rPr>
@@ -1676,7 +1554,7 @@
           </w:r>
           <w:r>
             <w:rPr>
-              <w:rFonts w:hint="eastAsia" w:ascii="宋体" w:hAnsi="宋体" w:eastAsia="宋体" w:cs="宋体"/>
+              <w:rFonts w:ascii="宋体" w:eastAsia="宋体" w:hAnsi="宋体" w:cs="宋体" w:hint="eastAsia"/>
               <w:sz w:val="24"/>
               <w:szCs w:val="24"/>
             </w:rPr>
@@ -1684,21 +1562,21 @@
           </w:r>
           <w:r>
             <w:rPr>
-              <w:rFonts w:hint="eastAsia" w:ascii="宋体" w:hAnsi="宋体" w:eastAsia="宋体" w:cs="宋体"/>
+              <w:rFonts w:ascii="宋体" w:eastAsia="宋体" w:hAnsi="宋体" w:cs="宋体" w:hint="eastAsia"/>
               <w:szCs w:val="24"/>
             </w:rPr>
             <w:fldChar w:fldCharType="begin"/>
           </w:r>
           <w:r>
             <w:rPr>
-              <w:rFonts w:hint="eastAsia" w:ascii="宋体" w:hAnsi="宋体" w:eastAsia="宋体" w:cs="宋体"/>
+              <w:rFonts w:ascii="宋体" w:eastAsia="宋体" w:hAnsi="宋体" w:cs="宋体" w:hint="eastAsia"/>
               <w:szCs w:val="24"/>
             </w:rPr>
             <w:instrText xml:space="preserve"> HYPERLINK \l _Toc15103 </w:instrText>
           </w:r>
           <w:r>
             <w:rPr>
-              <w:rFonts w:hint="eastAsia" w:ascii="宋体" w:hAnsi="宋体" w:eastAsia="宋体" w:cs="宋体"/>
+              <w:rFonts w:ascii="宋体" w:eastAsia="宋体" w:hAnsi="宋体" w:cs="宋体" w:hint="eastAsia"/>
               <w:szCs w:val="24"/>
             </w:rPr>
             <w:fldChar w:fldCharType="separate"/>
@@ -1730,7 +1608,7 @@
           </w:r>
           <w:r>
             <w:rPr>
-              <w:rFonts w:hint="eastAsia" w:ascii="宋体" w:hAnsi="宋体" w:eastAsia="宋体" w:cs="宋体"/>
+              <w:rFonts w:ascii="宋体" w:eastAsia="宋体" w:hAnsi="宋体" w:cs="宋体" w:hint="eastAsia"/>
               <w:szCs w:val="24"/>
             </w:rPr>
             <w:fldChar w:fldCharType="end"/>
@@ -1738,28 +1616,28 @@
         </w:p>
         <w:p>
           <w:pPr>
-            <w:pStyle w:val="16"/>
+            <w:pStyle w:val="TOC1"/>
             <w:tabs>
               <w:tab w:val="right" w:leader="dot" w:pos="8306"/>
             </w:tabs>
           </w:pPr>
           <w:r>
             <w:rPr>
-              <w:rFonts w:hint="eastAsia" w:ascii="宋体" w:hAnsi="宋体" w:eastAsia="宋体" w:cs="宋体"/>
+              <w:rFonts w:ascii="宋体" w:eastAsia="宋体" w:hAnsi="宋体" w:cs="宋体" w:hint="eastAsia"/>
               <w:szCs w:val="24"/>
             </w:rPr>
             <w:fldChar w:fldCharType="begin"/>
           </w:r>
           <w:r>
             <w:rPr>
-              <w:rFonts w:hint="eastAsia" w:ascii="宋体" w:hAnsi="宋体" w:eastAsia="宋体" w:cs="宋体"/>
+              <w:rFonts w:ascii="宋体" w:eastAsia="宋体" w:hAnsi="宋体" w:cs="宋体" w:hint="eastAsia"/>
               <w:szCs w:val="24"/>
             </w:rPr>
             <w:instrText xml:space="preserve"> HYPERLINK \l _Toc24490 </w:instrText>
           </w:r>
           <w:r>
             <w:rPr>
-              <w:rFonts w:hint="eastAsia" w:ascii="宋体" w:hAnsi="宋体" w:eastAsia="宋体" w:cs="宋体"/>
+              <w:rFonts w:ascii="宋体" w:eastAsia="宋体" w:hAnsi="宋体" w:cs="宋体" w:hint="eastAsia"/>
               <w:szCs w:val="24"/>
             </w:rPr>
             <w:fldChar w:fldCharType="separate"/>
@@ -1791,7 +1669,7 @@
           </w:r>
           <w:r>
             <w:rPr>
-              <w:rFonts w:hint="eastAsia" w:ascii="宋体" w:hAnsi="宋体" w:eastAsia="宋体" w:cs="宋体"/>
+              <w:rFonts w:ascii="宋体" w:eastAsia="宋体" w:hAnsi="宋体" w:cs="宋体" w:hint="eastAsia"/>
               <w:szCs w:val="24"/>
             </w:rPr>
             <w:fldChar w:fldCharType="end"/>
@@ -1799,28 +1677,28 @@
         </w:p>
         <w:p>
           <w:pPr>
-            <w:pStyle w:val="16"/>
+            <w:pStyle w:val="TOC1"/>
             <w:tabs>
               <w:tab w:val="right" w:leader="dot" w:pos="8306"/>
             </w:tabs>
           </w:pPr>
           <w:r>
             <w:rPr>
-              <w:rFonts w:hint="eastAsia" w:ascii="宋体" w:hAnsi="宋体" w:eastAsia="宋体" w:cs="宋体"/>
+              <w:rFonts w:ascii="宋体" w:eastAsia="宋体" w:hAnsi="宋体" w:cs="宋体" w:hint="eastAsia"/>
               <w:szCs w:val="24"/>
             </w:rPr>
             <w:fldChar w:fldCharType="begin"/>
           </w:r>
           <w:r>
             <w:rPr>
-              <w:rFonts w:hint="eastAsia" w:ascii="宋体" w:hAnsi="宋体" w:eastAsia="宋体" w:cs="宋体"/>
+              <w:rFonts w:ascii="宋体" w:eastAsia="宋体" w:hAnsi="宋体" w:cs="宋体" w:hint="eastAsia"/>
               <w:szCs w:val="24"/>
             </w:rPr>
             <w:instrText xml:space="preserve"> HYPERLINK \l _Toc7346 </w:instrText>
           </w:r>
           <w:r>
             <w:rPr>
-              <w:rFonts w:hint="eastAsia" w:ascii="宋体" w:hAnsi="宋体" w:eastAsia="宋体" w:cs="宋体"/>
+              <w:rFonts w:ascii="宋体" w:eastAsia="宋体" w:hAnsi="宋体" w:cs="宋体" w:hint="eastAsia"/>
               <w:szCs w:val="24"/>
             </w:rPr>
             <w:fldChar w:fldCharType="separate"/>
@@ -1857,7 +1735,7 @@
           </w:r>
           <w:r>
             <w:rPr>
-              <w:rFonts w:hint="eastAsia" w:ascii="宋体" w:hAnsi="宋体" w:eastAsia="宋体" w:cs="宋体"/>
+              <w:rFonts w:ascii="宋体" w:eastAsia="宋体" w:hAnsi="宋体" w:cs="宋体" w:hint="eastAsia"/>
               <w:szCs w:val="24"/>
             </w:rPr>
             <w:fldChar w:fldCharType="end"/>
@@ -1865,28 +1743,28 @@
         </w:p>
         <w:p>
           <w:pPr>
-            <w:pStyle w:val="16"/>
+            <w:pStyle w:val="TOC1"/>
             <w:tabs>
               <w:tab w:val="right" w:leader="dot" w:pos="8306"/>
             </w:tabs>
           </w:pPr>
           <w:r>
             <w:rPr>
-              <w:rFonts w:hint="eastAsia" w:ascii="宋体" w:hAnsi="宋体" w:eastAsia="宋体" w:cs="宋体"/>
+              <w:rFonts w:ascii="宋体" w:eastAsia="宋体" w:hAnsi="宋体" w:cs="宋体" w:hint="eastAsia"/>
               <w:szCs w:val="24"/>
             </w:rPr>
             <w:fldChar w:fldCharType="begin"/>
           </w:r>
           <w:r>
             <w:rPr>
-              <w:rFonts w:hint="eastAsia" w:ascii="宋体" w:hAnsi="宋体" w:eastAsia="宋体" w:cs="宋体"/>
+              <w:rFonts w:ascii="宋体" w:eastAsia="宋体" w:hAnsi="宋体" w:cs="宋体" w:hint="eastAsia"/>
               <w:szCs w:val="24"/>
             </w:rPr>
             <w:instrText xml:space="preserve"> HYPERLINK \l _Toc5171 </w:instrText>
           </w:r>
           <w:r>
             <w:rPr>
-              <w:rFonts w:hint="eastAsia" w:ascii="宋体" w:hAnsi="宋体" w:eastAsia="宋体" w:cs="宋体"/>
+              <w:rFonts w:ascii="宋体" w:eastAsia="宋体" w:hAnsi="宋体" w:cs="宋体" w:hint="eastAsia"/>
               <w:szCs w:val="24"/>
             </w:rPr>
             <w:fldChar w:fldCharType="separate"/>
@@ -1925,7 +1803,7 @@
           </w:r>
           <w:r>
             <w:rPr>
-              <w:rFonts w:hint="eastAsia" w:ascii="宋体" w:hAnsi="宋体" w:eastAsia="宋体" w:cs="宋体"/>
+              <w:rFonts w:ascii="宋体" w:eastAsia="宋体" w:hAnsi="宋体" w:cs="宋体" w:hint="eastAsia"/>
               <w:szCs w:val="24"/>
             </w:rPr>
             <w:fldChar w:fldCharType="end"/>
@@ -1933,28 +1811,28 @@
         </w:p>
         <w:p>
           <w:pPr>
-            <w:pStyle w:val="17"/>
+            <w:pStyle w:val="TOC2"/>
             <w:tabs>
               <w:tab w:val="right" w:leader="dot" w:pos="8306"/>
             </w:tabs>
           </w:pPr>
           <w:r>
             <w:rPr>
-              <w:rFonts w:hint="eastAsia" w:ascii="宋体" w:hAnsi="宋体" w:eastAsia="宋体" w:cs="宋体"/>
+              <w:rFonts w:ascii="宋体" w:eastAsia="宋体" w:hAnsi="宋体" w:cs="宋体" w:hint="eastAsia"/>
               <w:szCs w:val="24"/>
             </w:rPr>
             <w:fldChar w:fldCharType="begin"/>
           </w:r>
           <w:r>
             <w:rPr>
-              <w:rFonts w:hint="eastAsia" w:ascii="宋体" w:hAnsi="宋体" w:eastAsia="宋体" w:cs="宋体"/>
+              <w:rFonts w:ascii="宋体" w:eastAsia="宋体" w:hAnsi="宋体" w:cs="宋体" w:hint="eastAsia"/>
               <w:szCs w:val="24"/>
             </w:rPr>
             <w:instrText xml:space="preserve"> HYPERLINK \l _Toc21209 </w:instrText>
           </w:r>
           <w:r>
             <w:rPr>
-              <w:rFonts w:hint="eastAsia" w:ascii="宋体" w:hAnsi="宋体" w:eastAsia="宋体" w:cs="宋体"/>
+              <w:rFonts w:ascii="宋体" w:eastAsia="宋体" w:hAnsi="宋体" w:cs="宋体" w:hint="eastAsia"/>
               <w:szCs w:val="24"/>
             </w:rPr>
             <w:fldChar w:fldCharType="separate"/>
@@ -1993,7 +1871,7 @@
           </w:r>
           <w:r>
             <w:rPr>
-              <w:rFonts w:hint="eastAsia" w:ascii="宋体" w:hAnsi="宋体" w:eastAsia="宋体" w:cs="宋体"/>
+              <w:rFonts w:ascii="宋体" w:eastAsia="宋体" w:hAnsi="宋体" w:cs="宋体" w:hint="eastAsia"/>
               <w:szCs w:val="24"/>
             </w:rPr>
             <w:fldChar w:fldCharType="end"/>
@@ -2001,28 +1879,28 @@
         </w:p>
         <w:p>
           <w:pPr>
-            <w:pStyle w:val="17"/>
+            <w:pStyle w:val="TOC2"/>
             <w:tabs>
               <w:tab w:val="right" w:leader="dot" w:pos="8306"/>
             </w:tabs>
           </w:pPr>
           <w:r>
             <w:rPr>
-              <w:rFonts w:hint="eastAsia" w:ascii="宋体" w:hAnsi="宋体" w:eastAsia="宋体" w:cs="宋体"/>
+              <w:rFonts w:ascii="宋体" w:eastAsia="宋体" w:hAnsi="宋体" w:cs="宋体" w:hint="eastAsia"/>
               <w:szCs w:val="24"/>
             </w:rPr>
             <w:fldChar w:fldCharType="begin"/>
           </w:r>
           <w:r>
             <w:rPr>
-              <w:rFonts w:hint="eastAsia" w:ascii="宋体" w:hAnsi="宋体" w:eastAsia="宋体" w:cs="宋体"/>
+              <w:rFonts w:ascii="宋体" w:eastAsia="宋体" w:hAnsi="宋体" w:cs="宋体" w:hint="eastAsia"/>
               <w:szCs w:val="24"/>
             </w:rPr>
             <w:instrText xml:space="preserve"> HYPERLINK \l _Toc21659 </w:instrText>
           </w:r>
           <w:r>
             <w:rPr>
-              <w:rFonts w:hint="eastAsia" w:ascii="宋体" w:hAnsi="宋体" w:eastAsia="宋体" w:cs="宋体"/>
+              <w:rFonts w:ascii="宋体" w:eastAsia="宋体" w:hAnsi="宋体" w:cs="宋体" w:hint="eastAsia"/>
               <w:szCs w:val="24"/>
             </w:rPr>
             <w:fldChar w:fldCharType="separate"/>
@@ -2061,7 +1939,7 @@
           </w:r>
           <w:r>
             <w:rPr>
-              <w:rFonts w:hint="eastAsia" w:ascii="宋体" w:hAnsi="宋体" w:eastAsia="宋体" w:cs="宋体"/>
+              <w:rFonts w:ascii="宋体" w:eastAsia="宋体" w:hAnsi="宋体" w:cs="宋体" w:hint="eastAsia"/>
               <w:szCs w:val="24"/>
             </w:rPr>
             <w:fldChar w:fldCharType="end"/>
@@ -2069,28 +1947,28 @@
         </w:p>
         <w:p>
           <w:pPr>
-            <w:pStyle w:val="17"/>
+            <w:pStyle w:val="TOC2"/>
             <w:tabs>
               <w:tab w:val="right" w:leader="dot" w:pos="8306"/>
             </w:tabs>
           </w:pPr>
           <w:r>
             <w:rPr>
-              <w:rFonts w:hint="eastAsia" w:ascii="宋体" w:hAnsi="宋体" w:eastAsia="宋体" w:cs="宋体"/>
+              <w:rFonts w:ascii="宋体" w:eastAsia="宋体" w:hAnsi="宋体" w:cs="宋体" w:hint="eastAsia"/>
               <w:szCs w:val="24"/>
             </w:rPr>
             <w:fldChar w:fldCharType="begin"/>
           </w:r>
           <w:r>
             <w:rPr>
-              <w:rFonts w:hint="eastAsia" w:ascii="宋体" w:hAnsi="宋体" w:eastAsia="宋体" w:cs="宋体"/>
+              <w:rFonts w:ascii="宋体" w:eastAsia="宋体" w:hAnsi="宋体" w:cs="宋体" w:hint="eastAsia"/>
               <w:szCs w:val="24"/>
             </w:rPr>
             <w:instrText xml:space="preserve"> HYPERLINK \l _Toc20138 </w:instrText>
           </w:r>
           <w:r>
             <w:rPr>
-              <w:rFonts w:hint="eastAsia" w:ascii="宋体" w:hAnsi="宋体" w:eastAsia="宋体" w:cs="宋体"/>
+              <w:rFonts w:ascii="宋体" w:eastAsia="宋体" w:hAnsi="宋体" w:cs="宋体" w:hint="eastAsia"/>
               <w:szCs w:val="24"/>
             </w:rPr>
             <w:fldChar w:fldCharType="separate"/>
@@ -2129,7 +2007,7 @@
           </w:r>
           <w:r>
             <w:rPr>
-              <w:rFonts w:hint="eastAsia" w:ascii="宋体" w:hAnsi="宋体" w:eastAsia="宋体" w:cs="宋体"/>
+              <w:rFonts w:ascii="宋体" w:eastAsia="宋体" w:hAnsi="宋体" w:cs="宋体" w:hint="eastAsia"/>
               <w:szCs w:val="24"/>
             </w:rPr>
             <w:fldChar w:fldCharType="end"/>
@@ -2137,28 +2015,28 @@
         </w:p>
         <w:p>
           <w:pPr>
-            <w:pStyle w:val="17"/>
+            <w:pStyle w:val="TOC2"/>
             <w:tabs>
               <w:tab w:val="right" w:leader="dot" w:pos="8306"/>
             </w:tabs>
           </w:pPr>
           <w:r>
             <w:rPr>
-              <w:rFonts w:hint="eastAsia" w:ascii="宋体" w:hAnsi="宋体" w:eastAsia="宋体" w:cs="宋体"/>
+              <w:rFonts w:ascii="宋体" w:eastAsia="宋体" w:hAnsi="宋体" w:cs="宋体" w:hint="eastAsia"/>
               <w:szCs w:val="24"/>
             </w:rPr>
             <w:fldChar w:fldCharType="begin"/>
           </w:r>
           <w:r>
             <w:rPr>
-              <w:rFonts w:hint="eastAsia" w:ascii="宋体" w:hAnsi="宋体" w:eastAsia="宋体" w:cs="宋体"/>
+              <w:rFonts w:ascii="宋体" w:eastAsia="宋体" w:hAnsi="宋体" w:cs="宋体" w:hint="eastAsia"/>
               <w:szCs w:val="24"/>
             </w:rPr>
             <w:instrText xml:space="preserve"> HYPERLINK \l _Toc31018 </w:instrText>
           </w:r>
           <w:r>
             <w:rPr>
-              <w:rFonts w:hint="eastAsia" w:ascii="宋体" w:hAnsi="宋体" w:eastAsia="宋体" w:cs="宋体"/>
+              <w:rFonts w:ascii="宋体" w:eastAsia="宋体" w:hAnsi="宋体" w:cs="宋体" w:hint="eastAsia"/>
               <w:szCs w:val="24"/>
             </w:rPr>
             <w:fldChar w:fldCharType="separate"/>
@@ -2197,7 +2075,7 @@
           </w:r>
           <w:r>
             <w:rPr>
-              <w:rFonts w:hint="eastAsia" w:ascii="宋体" w:hAnsi="宋体" w:eastAsia="宋体" w:cs="宋体"/>
+              <w:rFonts w:ascii="宋体" w:eastAsia="宋体" w:hAnsi="宋体" w:cs="宋体" w:hint="eastAsia"/>
               <w:szCs w:val="24"/>
             </w:rPr>
             <w:fldChar w:fldCharType="end"/>
@@ -2205,28 +2083,28 @@
         </w:p>
         <w:p>
           <w:pPr>
-            <w:pStyle w:val="17"/>
+            <w:pStyle w:val="TOC2"/>
             <w:tabs>
               <w:tab w:val="right" w:leader="dot" w:pos="8306"/>
             </w:tabs>
           </w:pPr>
           <w:r>
             <w:rPr>
-              <w:rFonts w:hint="eastAsia" w:ascii="宋体" w:hAnsi="宋体" w:eastAsia="宋体" w:cs="宋体"/>
+              <w:rFonts w:ascii="宋体" w:eastAsia="宋体" w:hAnsi="宋体" w:cs="宋体" w:hint="eastAsia"/>
               <w:szCs w:val="24"/>
             </w:rPr>
             <w:fldChar w:fldCharType="begin"/>
           </w:r>
           <w:r>
             <w:rPr>
-              <w:rFonts w:hint="eastAsia" w:ascii="宋体" w:hAnsi="宋体" w:eastAsia="宋体" w:cs="宋体"/>
+              <w:rFonts w:ascii="宋体" w:eastAsia="宋体" w:hAnsi="宋体" w:cs="宋体" w:hint="eastAsia"/>
               <w:szCs w:val="24"/>
             </w:rPr>
             <w:instrText xml:space="preserve"> HYPERLINK \l _Toc11152 </w:instrText>
           </w:r>
           <w:r>
             <w:rPr>
-              <w:rFonts w:hint="eastAsia" w:ascii="宋体" w:hAnsi="宋体" w:eastAsia="宋体" w:cs="宋体"/>
+              <w:rFonts w:ascii="宋体" w:eastAsia="宋体" w:hAnsi="宋体" w:cs="宋体" w:hint="eastAsia"/>
               <w:szCs w:val="24"/>
             </w:rPr>
             <w:fldChar w:fldCharType="separate"/>
@@ -2265,7 +2143,7 @@
           </w:r>
           <w:r>
             <w:rPr>
-              <w:rFonts w:hint="eastAsia" w:ascii="宋体" w:hAnsi="宋体" w:eastAsia="宋体" w:cs="宋体"/>
+              <w:rFonts w:ascii="宋体" w:eastAsia="宋体" w:hAnsi="宋体" w:cs="宋体" w:hint="eastAsia"/>
               <w:szCs w:val="24"/>
             </w:rPr>
             <w:fldChar w:fldCharType="end"/>
@@ -2273,28 +2151,28 @@
         </w:p>
         <w:p>
           <w:pPr>
-            <w:pStyle w:val="17"/>
+            <w:pStyle w:val="TOC2"/>
             <w:tabs>
               <w:tab w:val="right" w:leader="dot" w:pos="8306"/>
             </w:tabs>
           </w:pPr>
           <w:r>
             <w:rPr>
-              <w:rFonts w:hint="eastAsia" w:ascii="宋体" w:hAnsi="宋体" w:eastAsia="宋体" w:cs="宋体"/>
+              <w:rFonts w:ascii="宋体" w:eastAsia="宋体" w:hAnsi="宋体" w:cs="宋体" w:hint="eastAsia"/>
               <w:szCs w:val="24"/>
             </w:rPr>
             <w:fldChar w:fldCharType="begin"/>
           </w:r>
           <w:r>
             <w:rPr>
-              <w:rFonts w:hint="eastAsia" w:ascii="宋体" w:hAnsi="宋体" w:eastAsia="宋体" w:cs="宋体"/>
+              <w:rFonts w:ascii="宋体" w:eastAsia="宋体" w:hAnsi="宋体" w:cs="宋体" w:hint="eastAsia"/>
               <w:szCs w:val="24"/>
             </w:rPr>
             <w:instrText xml:space="preserve"> HYPERLINK \l _Toc19166 </w:instrText>
           </w:r>
           <w:r>
             <w:rPr>
-              <w:rFonts w:hint="eastAsia" w:ascii="宋体" w:hAnsi="宋体" w:eastAsia="宋体" w:cs="宋体"/>
+              <w:rFonts w:ascii="宋体" w:eastAsia="宋体" w:hAnsi="宋体" w:cs="宋体" w:hint="eastAsia"/>
               <w:szCs w:val="24"/>
             </w:rPr>
             <w:fldChar w:fldCharType="separate"/>
@@ -2333,7 +2211,7 @@
           </w:r>
           <w:r>
             <w:rPr>
-              <w:rFonts w:hint="eastAsia" w:ascii="宋体" w:hAnsi="宋体" w:eastAsia="宋体" w:cs="宋体"/>
+              <w:rFonts w:ascii="宋体" w:eastAsia="宋体" w:hAnsi="宋体" w:cs="宋体" w:hint="eastAsia"/>
               <w:szCs w:val="24"/>
             </w:rPr>
             <w:fldChar w:fldCharType="end"/>
@@ -2355,7 +2233,7 @@
             <w:snapToGrid w:val="0"/>
             <w:textAlignment w:val="baseline"/>
             <w:rPr>
-              <w:rFonts w:hint="eastAsia" w:ascii="宋体" w:hAnsi="宋体" w:eastAsia="宋体" w:cs="宋体"/>
+              <w:rFonts w:ascii="宋体" w:eastAsia="宋体" w:hAnsi="宋体" w:cs="宋体" w:hint="eastAsia"/>
               <w:snapToGrid w:val="0"/>
               <w:color w:val="000000"/>
               <w:kern w:val="0"/>
@@ -2366,7 +2244,7 @@
           </w:pPr>
           <w:r>
             <w:rPr>
-              <w:rFonts w:hint="eastAsia" w:ascii="宋体" w:hAnsi="宋体" w:eastAsia="宋体" w:cs="宋体"/>
+              <w:rFonts w:ascii="宋体" w:eastAsia="宋体" w:hAnsi="宋体" w:cs="宋体" w:hint="eastAsia"/>
               <w:szCs w:val="24"/>
             </w:rPr>
             <w:fldChar w:fldCharType="end"/>
@@ -2390,7 +2268,7 @@
         <w:snapToGrid w:val="0"/>
         <w:textAlignment w:val="baseline"/>
         <w:rPr>
-          <w:rFonts w:ascii="Arial" w:hAnsi="Arial" w:eastAsia="Arial" w:cs="Arial"/>
+          <w:rFonts w:ascii="Arial" w:eastAsia="Arial" w:hAnsi="Arial" w:cs="Arial"/>
           <w:snapToGrid w:val="0"/>
           <w:color w:val="000000"/>
           <w:kern w:val="0"/>
@@ -2401,7 +2279,7 @@
       </w:pPr>
       <w:r>
         <w:rPr>
-          <w:rFonts w:ascii="Arial" w:hAnsi="Arial" w:eastAsia="Arial" w:cs="Arial"/>
+          <w:rFonts w:ascii="Arial" w:eastAsia="Arial" w:hAnsi="Arial" w:cs="Arial"/>
           <w:snapToGrid w:val="0"/>
           <w:color w:val="000000"/>
           <w:kern w:val="0"/>
@@ -2414,7 +2292,7 @@
     </w:p>
     <w:p>
       <w:pPr>
-        <w:pStyle w:val="28"/>
+        <w:pStyle w:val="1"/>
         <w:keepNext w:val="0"/>
         <w:keepLines w:val="0"/>
         <w:pageBreakBefore w:val="0"/>
@@ -2429,18 +2307,18 @@
         <w:snapToGrid w:val="0"/>
         <w:textAlignment w:val="baseline"/>
       </w:pPr>
-      <w:bookmarkStart w:id="3" w:name="_Toc7346"/>
+      <w:bookmarkStart w:id="4" w:name="_Toc7346"/>
       <w:r>
         <w:rPr>
           <w:rFonts w:hint="eastAsia"/>
         </w:rPr>
         <w:t>总体成就与现状总结</w:t>
       </w:r>
-      <w:bookmarkEnd w:id="3"/>
+      <w:bookmarkEnd w:id="4"/>
     </w:p>
     <w:p>
       <w:pPr>
-        <w:pStyle w:val="29"/>
+        <w:pStyle w:val="a1"/>
         <w:rPr>
           <w:rFonts w:hint="eastAsia"/>
         </w:rPr>
@@ -2480,14 +2358,14 @@
     </w:p>
     <w:p>
       <w:pPr>
-        <w:pStyle w:val="28"/>
+        <w:pStyle w:val="1"/>
         <w:bidi w:val="0"/>
         <w:rPr>
           <w:rFonts w:hint="eastAsia"/>
           <w:lang w:val="en-US" w:eastAsia="zh-CN"/>
         </w:rPr>
       </w:pPr>
-      <w:bookmarkStart w:id="4" w:name="_Toc5171"/>
+      <w:bookmarkStart w:id="5" w:name="_Toc5171"/>
       <w:r>
         <w:rPr>
           <w:rFonts w:hint="eastAsia"/>
@@ -2495,18 +2373,18 @@
         </w:rPr>
         <w:t>计划完成情况报告</w:t>
       </w:r>
-      <w:bookmarkEnd w:id="4"/>
+      <w:bookmarkEnd w:id="5"/>
     </w:p>
     <w:p>
       <w:pPr>
-        <w:pStyle w:val="30"/>
+        <w:pStyle w:val="2"/>
         <w:bidi w:val="0"/>
         <w:rPr>
           <w:rFonts w:hint="eastAsia"/>
           <w:lang w:val="en-US" w:eastAsia="zh-CN"/>
         </w:rPr>
       </w:pPr>
-      <w:bookmarkStart w:id="5" w:name="_Toc21209"/>
+      <w:bookmarkStart w:id="6" w:name="_Toc21209"/>
       <w:r>
         <w:rPr>
           <w:rFonts w:hint="eastAsia"/>
@@ -2514,11 +2392,11 @@
         </w:rPr>
         <w:t>人员招聘完成情况</w:t>
       </w:r>
-      <w:bookmarkEnd w:id="5"/>
+      <w:bookmarkEnd w:id="6"/>
     </w:p>
     <w:p>
       <w:pPr>
-        <w:pStyle w:val="29"/>
+        <w:pStyle w:val="a1"/>
         <w:rPr>
           <w:rFonts w:hint="eastAsia"/>
           <w:lang w:val="en-US" w:eastAsia="zh-CN"/>
@@ -2644,8 +2522,8 @@
     </w:p>
     <w:p>
       <w:pPr>
-        <w:pStyle w:val="29"/>
-        <w:ind w:left="0" w:leftChars="0" w:right="0" w:rightChars="0" w:firstLine="0" w:firstLineChars="0"/>
+        <w:pStyle w:val="a1"/>
+        <w:ind w:left="0" w:right="0" w:firstLine="0" w:leftChars="0" w:rightChars="0" w:firstLineChars="0"/>
         <w:jc w:val="center"/>
         <w:rPr>
           <w:rFonts w:hint="default"/>
@@ -2746,18 +2624,17 @@
     </w:p>
     <w:tbl>
       <w:tblPr>
-        <w:tblStyle w:val="21"/>
+        <w:tblStyle w:val="TableGrid"/>
         <w:tblW w:w="8628" w:type="dxa"/>
         <w:tblInd w:w="0" w:type="dxa"/>
         <w:tblBorders>
-          <w:top w:val="single" w:color="auto" w:sz="4" w:space="0"/>
-          <w:left w:val="single" w:color="auto" w:sz="4" w:space="0"/>
-          <w:bottom w:val="single" w:color="auto" w:sz="4" w:space="0"/>
-          <w:right w:val="single" w:color="auto" w:sz="4" w:space="0"/>
-          <w:insideH w:val="single" w:color="auto" w:sz="4" w:space="0"/>
-          <w:insideV w:val="single" w:color="auto" w:sz="4" w:space="0"/>
+          <w:top w:val="single" w:sz="4" w:space="0" w:color="auto"/>
+          <w:left w:val="single" w:sz="4" w:space="0" w:color="auto"/>
+          <w:bottom w:val="single" w:sz="4" w:space="0" w:color="auto"/>
+          <w:right w:val="single" w:sz="4" w:space="0" w:color="auto"/>
+          <w:insideH w:val="single" w:sz="4" w:space="0" w:color="auto"/>
+          <w:insideV w:val="single" w:sz="4" w:space="0" w:color="auto"/>
         </w:tblBorders>
-        <w:tblLayout w:type="autofit"/>
         <w:tblCellMar>
           <w:top w:w="0" w:type="dxa"/>
           <w:left w:w="108" w:type="dxa"/>
@@ -2775,13 +2652,15 @@
       </w:tblGrid>
       <w:tr>
         <w:tblPrEx>
+          <w:tblW w:w="8628" w:type="dxa"/>
+          <w:tblInd w:w="0" w:type="dxa"/>
           <w:tblBorders>
-            <w:top w:val="single" w:color="auto" w:sz="4" w:space="0"/>
-            <w:left w:val="single" w:color="auto" w:sz="4" w:space="0"/>
-            <w:bottom w:val="single" w:color="auto" w:sz="4" w:space="0"/>
-            <w:right w:val="single" w:color="auto" w:sz="4" w:space="0"/>
-            <w:insideH w:val="single" w:color="auto" w:sz="4" w:space="0"/>
-            <w:insideV w:val="single" w:color="auto" w:sz="4" w:space="0"/>
+            <w:top w:val="single" w:sz="4" w:space="0" w:color="auto"/>
+            <w:left w:val="single" w:sz="4" w:space="0" w:color="auto"/>
+            <w:bottom w:val="single" w:sz="4" w:space="0" w:color="auto"/>
+            <w:right w:val="single" w:sz="4" w:space="0" w:color="auto"/>
+            <w:insideH w:val="single" w:sz="4" w:space="0" w:color="auto"/>
+            <w:insideV w:val="single" w:sz="4" w:space="0" w:color="auto"/>
           </w:tblBorders>
           <w:tblCellMar>
             <w:top w:w="0" w:type="dxa"/>
@@ -2796,9 +2675,9 @@
           </w:tcPr>
           <w:p>
             <w:pPr>
-              <w:pStyle w:val="29"/>
+              <w:pStyle w:val="a1"/>
               <w:widowControl w:val="0"/>
-              <w:ind w:left="0" w:leftChars="0" w:right="0" w:rightChars="0" w:firstLine="0" w:firstLineChars="0"/>
+              <w:ind w:left="0" w:right="0" w:firstLine="0" w:leftChars="0" w:rightChars="0" w:firstLineChars="0"/>
               <w:jc w:val="both"/>
               <w:rPr>
                 <w:rFonts w:hint="default"/>
@@ -2822,9 +2701,9 @@
           </w:tcPr>
           <w:p>
             <w:pPr>
-              <w:pStyle w:val="29"/>
+              <w:pStyle w:val="a1"/>
               <w:widowControl w:val="0"/>
-              <w:ind w:left="0" w:leftChars="0" w:right="0" w:rightChars="0" w:firstLine="0" w:firstLineChars="0"/>
+              <w:ind w:left="0" w:right="0" w:firstLine="0" w:leftChars="0" w:rightChars="0" w:firstLineChars="0"/>
               <w:jc w:val="both"/>
               <w:rPr>
                 <w:rFonts w:hint="default"/>
@@ -2848,9 +2727,9 @@
           </w:tcPr>
           <w:p>
             <w:pPr>
-              <w:pStyle w:val="29"/>
+              <w:pStyle w:val="a1"/>
               <w:widowControl w:val="0"/>
-              <w:ind w:left="0" w:leftChars="0" w:right="0" w:rightChars="0" w:firstLine="0" w:firstLineChars="0"/>
+              <w:ind w:left="0" w:right="0" w:firstLine="0" w:leftChars="0" w:rightChars="0" w:firstLineChars="0"/>
               <w:jc w:val="both"/>
               <w:rPr>
                 <w:rFonts w:hint="default"/>
@@ -2874,9 +2753,9 @@
           </w:tcPr>
           <w:p>
             <w:pPr>
-              <w:pStyle w:val="29"/>
+              <w:pStyle w:val="a1"/>
               <w:widowControl w:val="0"/>
-              <w:ind w:left="0" w:leftChars="0" w:right="0" w:rightChars="0" w:firstLine="0" w:firstLineChars="0"/>
+              <w:ind w:left="0" w:right="0" w:firstLine="0" w:leftChars="0" w:rightChars="0" w:firstLineChars="0"/>
               <w:jc w:val="both"/>
               <w:rPr>
                 <w:rFonts w:hint="default"/>
@@ -2900,9 +2779,9 @@
           </w:tcPr>
           <w:p>
             <w:pPr>
-              <w:pStyle w:val="29"/>
+              <w:pStyle w:val="a1"/>
               <w:widowControl w:val="0"/>
-              <w:ind w:left="0" w:leftChars="0" w:right="0" w:rightChars="0" w:firstLine="0" w:firstLineChars="0"/>
+              <w:ind w:left="0" w:right="0" w:firstLine="0" w:leftChars="0" w:rightChars="0" w:firstLineChars="0"/>
               <w:jc w:val="both"/>
               <w:rPr>
                 <w:rFonts w:hint="default"/>
@@ -2926,9 +2805,9 @@
           </w:tcPr>
           <w:p>
             <w:pPr>
-              <w:pStyle w:val="29"/>
+              <w:pStyle w:val="a1"/>
               <w:widowControl w:val="0"/>
-              <w:ind w:left="0" w:leftChars="0" w:right="0" w:rightChars="0" w:firstLine="0" w:firstLineChars="0"/>
+              <w:ind w:left="0" w:right="0" w:firstLine="0" w:leftChars="0" w:rightChars="0" w:firstLineChars="0"/>
               <w:jc w:val="both"/>
               <w:rPr>
                 <w:rFonts w:hint="default"/>
@@ -2949,14 +2828,8 @@
       </w:tr>
       <w:tr>
         <w:tblPrEx>
-          <w:tblBorders>
-            <w:top w:val="single" w:color="auto" w:sz="4" w:space="0"/>
-            <w:left w:val="single" w:color="auto" w:sz="4" w:space="0"/>
-            <w:bottom w:val="single" w:color="auto" w:sz="4" w:space="0"/>
-            <w:right w:val="single" w:color="auto" w:sz="4" w:space="0"/>
-            <w:insideH w:val="single" w:color="auto" w:sz="4" w:space="0"/>
-            <w:insideV w:val="single" w:color="auto" w:sz="4" w:space="0"/>
-          </w:tblBorders>
+          <w:tblW w:w="8628" w:type="dxa"/>
+          <w:tblInd w:w="0" w:type="dxa"/>
           <w:tblCellMar>
             <w:top w:w="0" w:type="dxa"/>
             <w:left w:w="108" w:type="dxa"/>
@@ -2970,9 +2843,9 @@
           </w:tcPr>
           <w:p>
             <w:pPr>
-              <w:pStyle w:val="29"/>
+              <w:pStyle w:val="a1"/>
               <w:widowControl w:val="0"/>
-              <w:ind w:left="0" w:leftChars="0" w:right="0" w:rightChars="0" w:firstLine="0" w:firstLineChars="0"/>
+              <w:ind w:left="0" w:right="0" w:firstLine="0" w:leftChars="0" w:rightChars="0" w:firstLineChars="0"/>
               <w:jc w:val="both"/>
               <w:rPr>
                 <w:rFonts w:hint="eastAsia"/>
@@ -2991,9 +2864,9 @@
           </w:p>
           <w:p>
             <w:pPr>
-              <w:pStyle w:val="29"/>
+              <w:pStyle w:val="a1"/>
               <w:widowControl w:val="0"/>
-              <w:ind w:left="0" w:leftChars="0" w:right="0" w:rightChars="0" w:firstLine="0" w:firstLineChars="0"/>
+              <w:ind w:left="0" w:right="0" w:firstLine="0" w:leftChars="0" w:rightChars="0" w:firstLineChars="0"/>
               <w:jc w:val="both"/>
               <w:rPr>
                 <w:rFonts w:hint="default"/>
@@ -3017,9 +2890,9 @@
           </w:tcPr>
           <w:p>
             <w:pPr>
-              <w:pStyle w:val="29"/>
+              <w:pStyle w:val="a1"/>
               <w:widowControl w:val="0"/>
-              <w:ind w:left="0" w:leftChars="0" w:right="0" w:rightChars="0" w:firstLine="0" w:firstLineChars="0"/>
+              <w:ind w:left="0" w:right="0" w:firstLine="0" w:leftChars="0" w:rightChars="0" w:firstLineChars="0"/>
               <w:jc w:val="both"/>
               <w:rPr>
                 <w:rFonts w:hint="default"/>
@@ -3043,9 +2916,9 @@
           </w:tcPr>
           <w:p>
             <w:pPr>
-              <w:pStyle w:val="29"/>
+              <w:pStyle w:val="a1"/>
               <w:widowControl w:val="0"/>
-              <w:ind w:left="0" w:leftChars="0" w:right="0" w:rightChars="0" w:firstLine="0" w:firstLineChars="0"/>
+              <w:ind w:left="0" w:right="0" w:firstLine="0" w:leftChars="0" w:rightChars="0" w:firstLineChars="0"/>
               <w:jc w:val="both"/>
               <w:rPr>
                 <w:rFonts w:hint="default"/>
@@ -3069,9 +2942,9 @@
           </w:tcPr>
           <w:p>
             <w:pPr>
-              <w:pStyle w:val="29"/>
+              <w:pStyle w:val="a1"/>
               <w:widowControl w:val="0"/>
-              <w:ind w:left="0" w:leftChars="0" w:right="0" w:rightChars="0" w:firstLine="0" w:firstLineChars="0"/>
+              <w:ind w:left="0" w:right="0" w:firstLine="0" w:leftChars="0" w:rightChars="0" w:firstLineChars="0"/>
               <w:jc w:val="both"/>
               <w:rPr>
                 <w:rFonts w:hint="default"/>
@@ -3095,9 +2968,9 @@
           </w:tcPr>
           <w:p>
             <w:pPr>
-              <w:pStyle w:val="29"/>
+              <w:pStyle w:val="a1"/>
               <w:widowControl w:val="0"/>
-              <w:ind w:left="0" w:leftChars="0" w:right="0" w:rightChars="0" w:firstLine="0" w:firstLineChars="0"/>
+              <w:ind w:left="0" w:right="0" w:firstLine="0" w:leftChars="0" w:rightChars="0" w:firstLineChars="0"/>
               <w:jc w:val="both"/>
               <w:rPr>
                 <w:rFonts w:hint="default"/>
@@ -3121,9 +2994,9 @@
           </w:tcPr>
           <w:p>
             <w:pPr>
-              <w:pStyle w:val="29"/>
+              <w:pStyle w:val="a1"/>
               <w:widowControl w:val="0"/>
-              <w:ind w:left="0" w:leftChars="0" w:right="0" w:rightChars="0" w:firstLine="0" w:firstLineChars="0"/>
+              <w:ind w:left="0" w:right="0" w:firstLine="0" w:leftChars="0" w:rightChars="0" w:firstLineChars="0"/>
               <w:jc w:val="both"/>
               <w:rPr>
                 <w:rFonts w:hint="default"/>
@@ -3144,14 +3017,8 @@
       </w:tr>
       <w:tr>
         <w:tblPrEx>
-          <w:tblBorders>
-            <w:top w:val="single" w:color="auto" w:sz="4" w:space="0"/>
-            <w:left w:val="single" w:color="auto" w:sz="4" w:space="0"/>
-            <w:bottom w:val="single" w:color="auto" w:sz="4" w:space="0"/>
-            <w:right w:val="single" w:color="auto" w:sz="4" w:space="0"/>
-            <w:insideH w:val="single" w:color="auto" w:sz="4" w:space="0"/>
-            <w:insideV w:val="single" w:color="auto" w:sz="4" w:space="0"/>
-          </w:tblBorders>
+          <w:tblW w:w="8628" w:type="dxa"/>
+          <w:tblInd w:w="0" w:type="dxa"/>
           <w:tblCellMar>
             <w:top w:w="0" w:type="dxa"/>
             <w:left w:w="108" w:type="dxa"/>
@@ -3166,9 +3033,9 @@
           </w:tcPr>
           <w:p>
             <w:pPr>
-              <w:pStyle w:val="29"/>
+              <w:pStyle w:val="a1"/>
               <w:widowControl w:val="0"/>
-              <w:ind w:left="0" w:leftChars="0" w:right="0" w:rightChars="0" w:firstLine="0" w:firstLineChars="0"/>
+              <w:ind w:left="0" w:right="0" w:firstLine="0" w:leftChars="0" w:rightChars="0" w:firstLineChars="0"/>
               <w:jc w:val="both"/>
               <w:rPr>
                 <w:rFonts w:hint="eastAsia"/>
@@ -3187,9 +3054,9 @@
           </w:p>
           <w:p>
             <w:pPr>
-              <w:pStyle w:val="29"/>
+              <w:pStyle w:val="a1"/>
               <w:widowControl w:val="0"/>
-              <w:ind w:left="0" w:leftChars="0" w:right="0" w:rightChars="0" w:firstLine="0" w:firstLineChars="0"/>
+              <w:ind w:left="0" w:right="0" w:firstLine="0" w:leftChars="0" w:rightChars="0" w:firstLineChars="0"/>
               <w:jc w:val="both"/>
               <w:rPr>
                 <w:rFonts w:hint="default"/>
@@ -3213,9 +3080,9 @@
           </w:tcPr>
           <w:p>
             <w:pPr>
-              <w:pStyle w:val="29"/>
+              <w:pStyle w:val="a1"/>
               <w:widowControl w:val="0"/>
-              <w:ind w:left="0" w:leftChars="0" w:right="0" w:rightChars="0" w:firstLine="0" w:firstLineChars="0"/>
+              <w:ind w:left="0" w:right="0" w:firstLine="0" w:leftChars="0" w:rightChars="0" w:firstLineChars="0"/>
               <w:jc w:val="both"/>
               <w:rPr>
                 <w:rFonts w:hint="default"/>
@@ -3239,9 +3106,9 @@
           </w:tcPr>
           <w:p>
             <w:pPr>
-              <w:pStyle w:val="29"/>
+              <w:pStyle w:val="a1"/>
               <w:widowControl w:val="0"/>
-              <w:ind w:left="0" w:leftChars="0" w:right="0" w:rightChars="0" w:firstLine="0" w:firstLineChars="0"/>
+              <w:ind w:left="0" w:right="0" w:firstLine="0" w:leftChars="0" w:rightChars="0" w:firstLineChars="0"/>
               <w:jc w:val="both"/>
               <w:rPr>
                 <w:rFonts w:hint="default"/>
@@ -3265,9 +3132,9 @@
           </w:tcPr>
           <w:p>
             <w:pPr>
-              <w:pStyle w:val="29"/>
+              <w:pStyle w:val="a1"/>
               <w:widowControl w:val="0"/>
-              <w:ind w:left="0" w:leftChars="0" w:right="0" w:rightChars="0" w:firstLine="0" w:firstLineChars="0"/>
+              <w:ind w:left="0" w:right="0" w:firstLine="0" w:leftChars="0" w:rightChars="0" w:firstLineChars="0"/>
               <w:jc w:val="both"/>
               <w:rPr>
                 <w:rFonts w:hint="default"/>
@@ -3291,9 +3158,9 @@
           </w:tcPr>
           <w:p>
             <w:pPr>
-              <w:pStyle w:val="29"/>
+              <w:pStyle w:val="a1"/>
               <w:widowControl w:val="0"/>
-              <w:ind w:left="0" w:leftChars="0" w:right="0" w:rightChars="0" w:firstLine="0" w:firstLineChars="0"/>
+              <w:ind w:left="0" w:right="0" w:firstLine="0" w:leftChars="0" w:rightChars="0" w:firstLineChars="0"/>
               <w:jc w:val="both"/>
               <w:rPr>
                 <w:rFonts w:hint="default"/>
@@ -3317,9 +3184,9 @@
           </w:tcPr>
           <w:p>
             <w:pPr>
-              <w:pStyle w:val="29"/>
+              <w:pStyle w:val="a1"/>
               <w:widowControl w:val="0"/>
-              <w:ind w:left="0" w:leftChars="0" w:right="0" w:rightChars="0" w:firstLine="0" w:firstLineChars="0"/>
+              <w:ind w:left="0" w:right="0" w:firstLine="0" w:leftChars="0" w:rightChars="0" w:firstLineChars="0"/>
               <w:jc w:val="both"/>
               <w:rPr>
                 <w:rFonts w:hint="eastAsia"/>
@@ -3340,14 +3207,8 @@
       </w:tr>
       <w:tr>
         <w:tblPrEx>
-          <w:tblBorders>
-            <w:top w:val="single" w:color="auto" w:sz="4" w:space="0"/>
-            <w:left w:val="single" w:color="auto" w:sz="4" w:space="0"/>
-            <w:bottom w:val="single" w:color="auto" w:sz="4" w:space="0"/>
-            <w:right w:val="single" w:color="auto" w:sz="4" w:space="0"/>
-            <w:insideH w:val="single" w:color="auto" w:sz="4" w:space="0"/>
-            <w:insideV w:val="single" w:color="auto" w:sz="4" w:space="0"/>
-          </w:tblBorders>
+          <w:tblW w:w="8628" w:type="dxa"/>
+          <w:tblInd w:w="0" w:type="dxa"/>
           <w:tblCellMar>
             <w:top w:w="0" w:type="dxa"/>
             <w:left w:w="108" w:type="dxa"/>
@@ -3358,13 +3219,13 @@
         <w:tc>
           <w:tcPr>
             <w:tcW w:w="1211" w:type="dxa"/>
-            <w:vMerge w:val="continue"/>
-          </w:tcPr>
-          <w:p>
-            <w:pPr>
-              <w:pStyle w:val="29"/>
+            <w:vMerge/>
+          </w:tcPr>
+          <w:p>
+            <w:pPr>
+              <w:pStyle w:val="a1"/>
               <w:widowControl w:val="0"/>
-              <w:ind w:left="0" w:leftChars="0" w:right="0" w:rightChars="0" w:firstLine="0" w:firstLineChars="0"/>
+              <w:ind w:left="0" w:right="0" w:firstLine="0" w:leftChars="0" w:rightChars="0" w:firstLineChars="0"/>
               <w:jc w:val="both"/>
               <w:rPr>
                 <w:rFonts w:hint="default"/>
@@ -3380,9 +3241,9 @@
           </w:tcPr>
           <w:p>
             <w:pPr>
-              <w:pStyle w:val="29"/>
+              <w:pStyle w:val="a1"/>
               <w:widowControl w:val="0"/>
-              <w:ind w:left="0" w:leftChars="0" w:right="0" w:rightChars="0" w:firstLine="0" w:firstLineChars="0"/>
+              <w:ind w:left="0" w:right="0" w:firstLine="0" w:leftChars="0" w:rightChars="0" w:firstLineChars="0"/>
               <w:jc w:val="both"/>
               <w:rPr>
                 <w:rFonts w:hint="default"/>
@@ -3406,9 +3267,9 @@
           </w:tcPr>
           <w:p>
             <w:pPr>
-              <w:pStyle w:val="29"/>
+              <w:pStyle w:val="a1"/>
               <w:widowControl w:val="0"/>
-              <w:ind w:left="0" w:leftChars="0" w:right="0" w:rightChars="0" w:firstLine="0" w:firstLineChars="0"/>
+              <w:ind w:left="0" w:right="0" w:firstLine="0" w:leftChars="0" w:rightChars="0" w:firstLineChars="0"/>
               <w:jc w:val="both"/>
               <w:rPr>
                 <w:rFonts w:hint="default"/>
@@ -3432,9 +3293,9 @@
           </w:tcPr>
           <w:p>
             <w:pPr>
-              <w:pStyle w:val="29"/>
+              <w:pStyle w:val="a1"/>
               <w:widowControl w:val="0"/>
-              <w:ind w:left="0" w:leftChars="0" w:right="0" w:rightChars="0" w:firstLine="0" w:firstLineChars="0"/>
+              <w:ind w:left="0" w:right="0" w:firstLine="0" w:leftChars="0" w:rightChars="0" w:firstLineChars="0"/>
               <w:jc w:val="both"/>
               <w:rPr>
                 <w:rFonts w:hint="default"/>
@@ -3458,9 +3319,9 @@
           </w:tcPr>
           <w:p>
             <w:pPr>
-              <w:pStyle w:val="29"/>
+              <w:pStyle w:val="a1"/>
               <w:widowControl w:val="0"/>
-              <w:ind w:left="0" w:leftChars="0" w:right="0" w:rightChars="0" w:firstLine="0" w:firstLineChars="0"/>
+              <w:ind w:left="0" w:right="0" w:firstLine="0" w:leftChars="0" w:rightChars="0" w:firstLineChars="0"/>
               <w:jc w:val="both"/>
               <w:rPr>
                 <w:rFonts w:hint="default"/>
@@ -3484,9 +3345,9 @@
           </w:tcPr>
           <w:p>
             <w:pPr>
-              <w:pStyle w:val="29"/>
+              <w:pStyle w:val="a1"/>
               <w:widowControl w:val="0"/>
-              <w:ind w:left="0" w:leftChars="0" w:right="0" w:rightChars="0" w:firstLine="0" w:firstLineChars="0"/>
+              <w:ind w:left="0" w:right="0" w:firstLine="0" w:leftChars="0" w:rightChars="0" w:firstLineChars="0"/>
               <w:jc w:val="both"/>
               <w:rPr>
                 <w:rFonts w:hint="eastAsia"/>
@@ -3507,14 +3368,8 @@
       </w:tr>
       <w:tr>
         <w:tblPrEx>
-          <w:tblBorders>
-            <w:top w:val="single" w:color="auto" w:sz="4" w:space="0"/>
-            <w:left w:val="single" w:color="auto" w:sz="4" w:space="0"/>
-            <w:bottom w:val="single" w:color="auto" w:sz="4" w:space="0"/>
-            <w:right w:val="single" w:color="auto" w:sz="4" w:space="0"/>
-            <w:insideH w:val="single" w:color="auto" w:sz="4" w:space="0"/>
-            <w:insideV w:val="single" w:color="auto" w:sz="4" w:space="0"/>
-          </w:tblBorders>
+          <w:tblW w:w="8628" w:type="dxa"/>
+          <w:tblInd w:w="0" w:type="dxa"/>
           <w:tblCellMar>
             <w:top w:w="0" w:type="dxa"/>
             <w:left w:w="108" w:type="dxa"/>
@@ -3529,9 +3384,9 @@
           </w:tcPr>
           <w:p>
             <w:pPr>
-              <w:pStyle w:val="29"/>
+              <w:pStyle w:val="a1"/>
               <w:widowControl w:val="0"/>
-              <w:ind w:left="0" w:leftChars="0" w:right="0" w:rightChars="0" w:firstLine="0" w:firstLineChars="0"/>
+              <w:ind w:left="0" w:right="0" w:firstLine="0" w:leftChars="0" w:rightChars="0" w:firstLineChars="0"/>
               <w:jc w:val="both"/>
               <w:rPr>
                 <w:rFonts w:hint="eastAsia"/>
@@ -3550,9 +3405,9 @@
           </w:p>
           <w:p>
             <w:pPr>
-              <w:pStyle w:val="29"/>
+              <w:pStyle w:val="a1"/>
               <w:widowControl w:val="0"/>
-              <w:ind w:left="0" w:leftChars="0" w:right="0" w:rightChars="0" w:firstLine="0" w:firstLineChars="0"/>
+              <w:ind w:left="0" w:right="0" w:firstLine="0" w:leftChars="0" w:rightChars="0" w:firstLineChars="0"/>
               <w:jc w:val="both"/>
               <w:rPr>
                 <w:rFonts w:hint="default"/>
@@ -3576,9 +3431,9 @@
           </w:tcPr>
           <w:p>
             <w:pPr>
-              <w:pStyle w:val="29"/>
+              <w:pStyle w:val="a1"/>
               <w:widowControl w:val="0"/>
-              <w:ind w:left="0" w:leftChars="0" w:right="0" w:rightChars="0" w:firstLine="0" w:firstLineChars="0"/>
+              <w:ind w:left="0" w:right="0" w:firstLine="0" w:leftChars="0" w:rightChars="0" w:firstLineChars="0"/>
               <w:jc w:val="both"/>
               <w:rPr>
                 <w:rFonts w:hint="default"/>
@@ -3602,9 +3457,9 @@
           </w:tcPr>
           <w:p>
             <w:pPr>
-              <w:pStyle w:val="29"/>
+              <w:pStyle w:val="a1"/>
               <w:widowControl w:val="0"/>
-              <w:ind w:left="0" w:leftChars="0" w:right="0" w:rightChars="0" w:firstLine="0" w:firstLineChars="0"/>
+              <w:ind w:left="0" w:right="0" w:firstLine="0" w:leftChars="0" w:rightChars="0" w:firstLineChars="0"/>
               <w:jc w:val="both"/>
               <w:rPr>
                 <w:rFonts w:hint="default"/>
@@ -3628,9 +3483,9 @@
           </w:tcPr>
           <w:p>
             <w:pPr>
-              <w:pStyle w:val="29"/>
+              <w:pStyle w:val="a1"/>
               <w:widowControl w:val="0"/>
-              <w:ind w:left="0" w:leftChars="0" w:right="0" w:rightChars="0" w:firstLine="0" w:firstLineChars="0"/>
+              <w:ind w:left="0" w:right="0" w:firstLine="0" w:leftChars="0" w:rightChars="0" w:firstLineChars="0"/>
               <w:jc w:val="both"/>
               <w:rPr>
                 <w:rFonts w:hint="default"/>
@@ -3654,9 +3509,9 @@
           </w:tcPr>
           <w:p>
             <w:pPr>
-              <w:pStyle w:val="29"/>
+              <w:pStyle w:val="a1"/>
               <w:widowControl w:val="0"/>
-              <w:ind w:left="0" w:leftChars="0" w:right="0" w:rightChars="0" w:firstLine="0" w:firstLineChars="0"/>
+              <w:ind w:left="0" w:right="0" w:firstLine="0" w:leftChars="0" w:rightChars="0" w:firstLineChars="0"/>
               <w:jc w:val="both"/>
               <w:rPr>
                 <w:rFonts w:hint="default"/>
@@ -3680,9 +3535,9 @@
           </w:tcPr>
           <w:p>
             <w:pPr>
-              <w:pStyle w:val="29"/>
+              <w:pStyle w:val="a1"/>
               <w:widowControl w:val="0"/>
-              <w:ind w:left="0" w:leftChars="0" w:right="0" w:rightChars="0" w:firstLine="0" w:firstLineChars="0"/>
+              <w:ind w:left="0" w:right="0" w:firstLine="0" w:leftChars="0" w:rightChars="0" w:firstLineChars="0"/>
               <w:jc w:val="both"/>
               <w:rPr>
                 <w:rFonts w:hint="eastAsia"/>
@@ -3703,14 +3558,8 @@
       </w:tr>
       <w:tr>
         <w:tblPrEx>
-          <w:tblBorders>
-            <w:top w:val="single" w:color="auto" w:sz="4" w:space="0"/>
-            <w:left w:val="single" w:color="auto" w:sz="4" w:space="0"/>
-            <w:bottom w:val="single" w:color="auto" w:sz="4" w:space="0"/>
-            <w:right w:val="single" w:color="auto" w:sz="4" w:space="0"/>
-            <w:insideH w:val="single" w:color="auto" w:sz="4" w:space="0"/>
-            <w:insideV w:val="single" w:color="auto" w:sz="4" w:space="0"/>
-          </w:tblBorders>
+          <w:tblW w:w="8628" w:type="dxa"/>
+          <w:tblInd w:w="0" w:type="dxa"/>
           <w:tblCellMar>
             <w:top w:w="0" w:type="dxa"/>
             <w:left w:w="108" w:type="dxa"/>
@@ -3721,13 +3570,13 @@
         <w:tc>
           <w:tcPr>
             <w:tcW w:w="1211" w:type="dxa"/>
-            <w:vMerge w:val="continue"/>
-          </w:tcPr>
-          <w:p>
-            <w:pPr>
-              <w:pStyle w:val="29"/>
+            <w:vMerge/>
+          </w:tcPr>
+          <w:p>
+            <w:pPr>
+              <w:pStyle w:val="a1"/>
               <w:widowControl w:val="0"/>
-              <w:ind w:left="0" w:leftChars="0" w:right="0" w:rightChars="0" w:firstLine="0" w:firstLineChars="0"/>
+              <w:ind w:left="0" w:right="0" w:firstLine="0" w:leftChars="0" w:rightChars="0" w:firstLineChars="0"/>
               <w:jc w:val="both"/>
               <w:rPr>
                 <w:rFonts w:hint="default"/>
@@ -3743,9 +3592,9 @@
           </w:tcPr>
           <w:p>
             <w:pPr>
-              <w:pStyle w:val="29"/>
+              <w:pStyle w:val="a1"/>
               <w:widowControl w:val="0"/>
-              <w:ind w:left="0" w:leftChars="0" w:right="0" w:rightChars="0" w:firstLine="0" w:firstLineChars="0"/>
+              <w:ind w:left="0" w:right="0" w:firstLine="0" w:leftChars="0" w:rightChars="0" w:firstLineChars="0"/>
               <w:jc w:val="both"/>
               <w:rPr>
                 <w:rFonts w:hint="default"/>
@@ -3769,9 +3618,9 @@
           </w:tcPr>
           <w:p>
             <w:pPr>
-              <w:pStyle w:val="29"/>
+              <w:pStyle w:val="a1"/>
               <w:widowControl w:val="0"/>
-              <w:ind w:left="0" w:leftChars="0" w:right="0" w:rightChars="0" w:firstLine="0" w:firstLineChars="0"/>
+              <w:ind w:left="0" w:right="0" w:firstLine="0" w:leftChars="0" w:rightChars="0" w:firstLineChars="0"/>
               <w:jc w:val="both"/>
               <w:rPr>
                 <w:rFonts w:hint="default"/>
@@ -3795,9 +3644,9 @@
           </w:tcPr>
           <w:p>
             <w:pPr>
-              <w:pStyle w:val="29"/>
+              <w:pStyle w:val="a1"/>
               <w:widowControl w:val="0"/>
-              <w:ind w:left="0" w:leftChars="0" w:right="0" w:rightChars="0" w:firstLine="0" w:firstLineChars="0"/>
+              <w:ind w:left="0" w:right="0" w:firstLine="0" w:leftChars="0" w:rightChars="0" w:firstLineChars="0"/>
               <w:jc w:val="both"/>
               <w:rPr>
                 <w:rFonts w:hint="default"/>
@@ -3821,9 +3670,9 @@
           </w:tcPr>
           <w:p>
             <w:pPr>
-              <w:pStyle w:val="29"/>
+              <w:pStyle w:val="a1"/>
               <w:widowControl w:val="0"/>
-              <w:ind w:left="0" w:leftChars="0" w:right="0" w:rightChars="0" w:firstLine="0" w:firstLineChars="0"/>
+              <w:ind w:left="0" w:right="0" w:firstLine="0" w:leftChars="0" w:rightChars="0" w:firstLineChars="0"/>
               <w:jc w:val="both"/>
               <w:rPr>
                 <w:rFonts w:hint="default"/>
@@ -3847,9 +3696,9 @@
           </w:tcPr>
           <w:p>
             <w:pPr>
-              <w:pStyle w:val="29"/>
+              <w:pStyle w:val="a1"/>
               <w:widowControl w:val="0"/>
-              <w:ind w:left="0" w:leftChars="0" w:right="0" w:rightChars="0" w:firstLine="0" w:firstLineChars="0"/>
+              <w:ind w:left="0" w:right="0" w:firstLine="0" w:leftChars="0" w:rightChars="0" w:firstLineChars="0"/>
               <w:jc w:val="both"/>
               <w:rPr>
                 <w:rFonts w:hint="eastAsia"/>
@@ -3870,14 +3719,8 @@
       </w:tr>
       <w:tr>
         <w:tblPrEx>
-          <w:tblBorders>
-            <w:top w:val="single" w:color="auto" w:sz="4" w:space="0"/>
-            <w:left w:val="single" w:color="auto" w:sz="4" w:space="0"/>
-            <w:bottom w:val="single" w:color="auto" w:sz="4" w:space="0"/>
-            <w:right w:val="single" w:color="auto" w:sz="4" w:space="0"/>
-            <w:insideH w:val="single" w:color="auto" w:sz="4" w:space="0"/>
-            <w:insideV w:val="single" w:color="auto" w:sz="4" w:space="0"/>
-          </w:tblBorders>
+          <w:tblW w:w="8628" w:type="dxa"/>
+          <w:tblInd w:w="0" w:type="dxa"/>
           <w:tblCellMar>
             <w:top w:w="0" w:type="dxa"/>
             <w:left w:w="108" w:type="dxa"/>
@@ -3891,9 +3734,9 @@
           </w:tcPr>
           <w:p>
             <w:pPr>
-              <w:pStyle w:val="29"/>
+              <w:pStyle w:val="a1"/>
               <w:widowControl w:val="0"/>
-              <w:ind w:left="0" w:leftChars="0" w:right="0" w:rightChars="0" w:firstLine="0" w:firstLineChars="0"/>
+              <w:ind w:left="0" w:right="0" w:firstLine="0" w:leftChars="0" w:rightChars="0" w:firstLineChars="0"/>
               <w:jc w:val="both"/>
               <w:rPr>
                 <w:rFonts w:hint="eastAsia"/>
@@ -3912,9 +3755,9 @@
           </w:p>
           <w:p>
             <w:pPr>
-              <w:pStyle w:val="29"/>
+              <w:pStyle w:val="a1"/>
               <w:widowControl w:val="0"/>
-              <w:ind w:left="0" w:leftChars="0" w:right="0" w:rightChars="0" w:firstLine="0" w:firstLineChars="0"/>
+              <w:ind w:left="0" w:right="0" w:firstLine="0" w:leftChars="0" w:rightChars="0" w:firstLineChars="0"/>
               <w:jc w:val="both"/>
               <w:rPr>
                 <w:rFonts w:hint="default"/>
@@ -3938,9 +3781,9 @@
           </w:tcPr>
           <w:p>
             <w:pPr>
-              <w:pStyle w:val="29"/>
+              <w:pStyle w:val="a1"/>
               <w:widowControl w:val="0"/>
-              <w:ind w:left="0" w:leftChars="0" w:right="0" w:rightChars="0" w:firstLine="0" w:firstLineChars="0"/>
+              <w:ind w:left="0" w:right="0" w:firstLine="0" w:leftChars="0" w:rightChars="0" w:firstLineChars="0"/>
               <w:jc w:val="both"/>
               <w:rPr>
                 <w:rFonts w:hint="default"/>
@@ -3964,9 +3807,9 @@
           </w:tcPr>
           <w:p>
             <w:pPr>
-              <w:pStyle w:val="29"/>
+              <w:pStyle w:val="a1"/>
               <w:widowControl w:val="0"/>
-              <w:ind w:left="0" w:leftChars="0" w:right="0" w:rightChars="0" w:firstLine="0" w:firstLineChars="0"/>
+              <w:ind w:left="0" w:right="0" w:firstLine="0" w:leftChars="0" w:rightChars="0" w:firstLineChars="0"/>
               <w:jc w:val="both"/>
               <w:rPr>
                 <w:rFonts w:hint="default"/>
@@ -3990,9 +3833,9 @@
           </w:tcPr>
           <w:p>
             <w:pPr>
-              <w:pStyle w:val="29"/>
+              <w:pStyle w:val="a1"/>
               <w:widowControl w:val="0"/>
-              <w:ind w:left="0" w:leftChars="0" w:right="0" w:rightChars="0" w:firstLine="0" w:firstLineChars="0"/>
+              <w:ind w:left="0" w:right="0" w:firstLine="0" w:leftChars="0" w:rightChars="0" w:firstLineChars="0"/>
               <w:jc w:val="both"/>
               <w:rPr>
                 <w:rFonts w:hint="default"/>
@@ -4016,9 +3859,9 @@
           </w:tcPr>
           <w:p>
             <w:pPr>
-              <w:pStyle w:val="29"/>
+              <w:pStyle w:val="a1"/>
               <w:widowControl w:val="0"/>
-              <w:ind w:left="0" w:leftChars="0" w:right="0" w:rightChars="0" w:firstLine="0" w:firstLineChars="0"/>
+              <w:ind w:left="0" w:right="0" w:firstLine="0" w:leftChars="0" w:rightChars="0" w:firstLineChars="0"/>
               <w:jc w:val="both"/>
               <w:rPr>
                 <w:rFonts w:hint="default"/>
@@ -4042,9 +3885,9 @@
           </w:tcPr>
           <w:p>
             <w:pPr>
-              <w:pStyle w:val="29"/>
+              <w:pStyle w:val="a1"/>
               <w:widowControl w:val="0"/>
-              <w:ind w:left="0" w:leftChars="0" w:right="0" w:rightChars="0" w:firstLine="0" w:firstLineChars="0"/>
+              <w:ind w:left="0" w:right="0" w:firstLine="0" w:leftChars="0" w:rightChars="0" w:firstLineChars="0"/>
               <w:jc w:val="both"/>
               <w:rPr>
                 <w:rFonts w:hint="default"/>
@@ -4066,14 +3909,14 @@
     </w:tbl>
     <w:p>
       <w:pPr>
-        <w:pStyle w:val="30"/>
+        <w:pStyle w:val="2"/>
         <w:bidi w:val="0"/>
         <w:rPr>
           <w:rFonts w:hint="default"/>
           <w:lang w:val="en-US" w:eastAsia="zh-CN"/>
         </w:rPr>
       </w:pPr>
-      <w:bookmarkStart w:id="6" w:name="_Toc21659"/>
+      <w:bookmarkStart w:id="7" w:name="_Toc21659"/>
       <w:r>
         <w:rPr>
           <w:rFonts w:hint="eastAsia"/>
@@ -4081,11 +3924,11 @@
         </w:rPr>
         <w:t>人员储备完成情况</w:t>
       </w:r>
-      <w:bookmarkEnd w:id="6"/>
+      <w:bookmarkEnd w:id="7"/>
     </w:p>
     <w:p>
       <w:pPr>
-        <w:pStyle w:val="29"/>
+        <w:pStyle w:val="a1"/>
         <w:rPr>
           <w:rFonts w:hint="default"/>
           <w:lang w:val="en-US" w:eastAsia="zh-CN"/>
@@ -4117,7 +3960,7 @@
           <w:rFonts w:hint="eastAsia"/>
           <w:lang w:val="en-US" w:eastAsia="zh-CN"/>
         </w:rPr>
-        <w:t>储备运维部部长2人，运维项目部长1人，研发部部长1人。储备完成率100%</w:t>
+        <w:t>储备运维部经理2人，运维项目经理1人，研发部经理1人。储备完成率100%</w:t>
       </w:r>
       <w:r>
         <w:rPr>
@@ -4129,7 +3972,7 @@
     </w:p>
     <w:p>
       <w:pPr>
-        <w:pStyle w:val="29"/>
+        <w:pStyle w:val="a1"/>
         <w:keepNext w:val="0"/>
         <w:keepLines w:val="0"/>
         <w:pageBreakBefore w:val="0"/>
@@ -4144,7 +3987,7 @@
         <w:adjustRightInd w:val="0"/>
         <w:snapToGrid w:val="0"/>
         <w:spacing w:line="240" w:lineRule="auto"/>
-        <w:ind w:left="0" w:leftChars="0" w:right="0" w:rightChars="0" w:firstLine="0" w:firstLineChars="0"/>
+        <w:ind w:left="0" w:right="0" w:firstLine="0" w:leftChars="0" w:rightChars="0" w:firstLineChars="0"/>
         <w:jc w:val="center"/>
         <w:textAlignment w:val="baseline"/>
         <w:rPr>
@@ -4246,18 +4089,17 @@
     </w:p>
     <w:tbl>
       <w:tblPr>
-        <w:tblStyle w:val="21"/>
+        <w:tblStyle w:val="TableGrid"/>
         <w:tblW w:w="0" w:type="auto"/>
         <w:tblInd w:w="0" w:type="dxa"/>
         <w:tblBorders>
-          <w:top w:val="single" w:color="auto" w:sz="4" w:space="0"/>
-          <w:left w:val="single" w:color="auto" w:sz="4" w:space="0"/>
-          <w:bottom w:val="single" w:color="auto" w:sz="4" w:space="0"/>
-          <w:right w:val="single" w:color="auto" w:sz="4" w:space="0"/>
-          <w:insideH w:val="single" w:color="auto" w:sz="4" w:space="0"/>
-          <w:insideV w:val="single" w:color="auto" w:sz="4" w:space="0"/>
+          <w:top w:val="single" w:sz="4" w:space="0" w:color="auto"/>
+          <w:left w:val="single" w:sz="4" w:space="0" w:color="auto"/>
+          <w:bottom w:val="single" w:sz="4" w:space="0" w:color="auto"/>
+          <w:right w:val="single" w:sz="4" w:space="0" w:color="auto"/>
+          <w:insideH w:val="single" w:sz="4" w:space="0" w:color="auto"/>
+          <w:insideV w:val="single" w:sz="4" w:space="0" w:color="auto"/>
         </w:tblBorders>
-        <w:tblLayout w:type="autofit"/>
         <w:tblCellMar>
           <w:top w:w="0" w:type="dxa"/>
           <w:left w:w="108" w:type="dxa"/>
@@ -4275,13 +4117,15 @@
       </w:tblGrid>
       <w:tr>
         <w:tblPrEx>
+          <w:tblW w:w="0" w:type="auto"/>
+          <w:tblInd w:w="0" w:type="dxa"/>
           <w:tblBorders>
-            <w:top w:val="single" w:color="auto" w:sz="4" w:space="0"/>
-            <w:left w:val="single" w:color="auto" w:sz="4" w:space="0"/>
-            <w:bottom w:val="single" w:color="auto" w:sz="4" w:space="0"/>
-            <w:right w:val="single" w:color="auto" w:sz="4" w:space="0"/>
-            <w:insideH w:val="single" w:color="auto" w:sz="4" w:space="0"/>
-            <w:insideV w:val="single" w:color="auto" w:sz="4" w:space="0"/>
+            <w:top w:val="single" w:sz="4" w:space="0" w:color="auto"/>
+            <w:left w:val="single" w:sz="4" w:space="0" w:color="auto"/>
+            <w:bottom w:val="single" w:sz="4" w:space="0" w:color="auto"/>
+            <w:right w:val="single" w:sz="4" w:space="0" w:color="auto"/>
+            <w:insideH w:val="single" w:sz="4" w:space="0" w:color="auto"/>
+            <w:insideV w:val="single" w:sz="4" w:space="0" w:color="auto"/>
           </w:tblBorders>
           <w:tblCellMar>
             <w:top w:w="0" w:type="dxa"/>
@@ -4297,12 +4141,12 @@
           </w:tcPr>
           <w:p>
             <w:pPr>
-              <w:pStyle w:val="29"/>
+              <w:pStyle w:val="a1"/>
               <w:widowControl w:val="0"/>
-              <w:ind w:left="0" w:leftChars="0" w:right="0" w:rightChars="0" w:firstLine="0" w:firstLineChars="0"/>
+              <w:ind w:left="0" w:right="0" w:firstLine="0" w:leftChars="0" w:rightChars="0" w:firstLineChars="0"/>
               <w:jc w:val="both"/>
               <w:rPr>
-                <w:rFonts w:hint="eastAsia" w:ascii="宋体" w:hAnsi="宋体" w:eastAsia="宋体" w:cs="宋体"/>
+                <w:rFonts w:ascii="宋体" w:eastAsia="宋体" w:hAnsi="宋体" w:cs="宋体" w:hint="eastAsia"/>
                 <w:sz w:val="16"/>
                 <w:szCs w:val="16"/>
                 <w:vertAlign w:val="baseline"/>
@@ -4311,7 +4155,7 @@
             </w:pPr>
             <w:r>
               <w:rPr>
-                <w:rFonts w:hint="eastAsia" w:ascii="宋体" w:hAnsi="宋体" w:eastAsia="宋体" w:cs="宋体"/>
+                <w:rFonts w:ascii="宋体" w:eastAsia="宋体" w:hAnsi="宋体" w:cs="宋体" w:hint="eastAsia"/>
                 <w:sz w:val="16"/>
                 <w:szCs w:val="16"/>
                 <w:vertAlign w:val="baseline"/>
@@ -4328,12 +4172,12 @@
           </w:tcPr>
           <w:p>
             <w:pPr>
-              <w:pStyle w:val="29"/>
+              <w:pStyle w:val="a1"/>
               <w:widowControl w:val="0"/>
-              <w:ind w:left="0" w:leftChars="0" w:right="0" w:rightChars="0" w:firstLine="0" w:firstLineChars="0"/>
+              <w:ind w:left="0" w:right="0" w:firstLine="0" w:leftChars="0" w:rightChars="0" w:firstLineChars="0"/>
               <w:jc w:val="both"/>
               <w:rPr>
-                <w:rFonts w:hint="default" w:ascii="宋体" w:hAnsi="宋体" w:eastAsia="宋体" w:cs="宋体"/>
+                <w:rFonts w:ascii="宋体" w:eastAsia="宋体" w:hAnsi="宋体" w:cs="宋体" w:hint="default"/>
                 <w:sz w:val="16"/>
                 <w:szCs w:val="16"/>
                 <w:vertAlign w:val="baseline"/>
@@ -4342,7 +4186,7 @@
             </w:pPr>
             <w:r>
               <w:rPr>
-                <w:rFonts w:hint="eastAsia" w:ascii="宋体" w:hAnsi="宋体" w:eastAsia="宋体" w:cs="宋体"/>
+                <w:rFonts w:ascii="宋体" w:eastAsia="宋体" w:hAnsi="宋体" w:cs="宋体" w:hint="eastAsia"/>
                 <w:sz w:val="16"/>
                 <w:szCs w:val="16"/>
                 <w:vertAlign w:val="baseline"/>
@@ -4359,12 +4203,12 @@
           </w:tcPr>
           <w:p>
             <w:pPr>
-              <w:pStyle w:val="29"/>
+              <w:pStyle w:val="a1"/>
               <w:widowControl w:val="0"/>
-              <w:ind w:left="0" w:leftChars="0" w:right="0" w:rightChars="0" w:firstLine="0" w:firstLineChars="0"/>
+              <w:ind w:left="0" w:right="0" w:firstLine="0" w:leftChars="0" w:rightChars="0" w:firstLineChars="0"/>
               <w:jc w:val="both"/>
               <w:rPr>
-                <w:rFonts w:hint="eastAsia" w:ascii="宋体" w:hAnsi="宋体" w:eastAsia="宋体" w:cs="宋体"/>
+                <w:rFonts w:ascii="宋体" w:eastAsia="宋体" w:hAnsi="宋体" w:cs="宋体" w:hint="eastAsia"/>
                 <w:sz w:val="16"/>
                 <w:szCs w:val="16"/>
                 <w:vertAlign w:val="baseline"/>
@@ -4373,7 +4217,7 @@
             </w:pPr>
             <w:r>
               <w:rPr>
-                <w:rFonts w:hint="eastAsia" w:ascii="宋体" w:hAnsi="宋体" w:eastAsia="宋体" w:cs="宋体"/>
+                <w:rFonts w:ascii="宋体" w:eastAsia="宋体" w:hAnsi="宋体" w:cs="宋体" w:hint="eastAsia"/>
                 <w:sz w:val="16"/>
                 <w:szCs w:val="16"/>
                 <w:vertAlign w:val="baseline"/>
@@ -4390,12 +4234,12 @@
           </w:tcPr>
           <w:p>
             <w:pPr>
-              <w:pStyle w:val="29"/>
+              <w:pStyle w:val="a1"/>
               <w:widowControl w:val="0"/>
-              <w:ind w:left="0" w:leftChars="0" w:right="0" w:rightChars="0" w:firstLine="0" w:firstLineChars="0"/>
+              <w:ind w:left="0" w:right="0" w:firstLine="0" w:leftChars="0" w:rightChars="0" w:firstLineChars="0"/>
               <w:jc w:val="both"/>
               <w:rPr>
-                <w:rFonts w:hint="eastAsia" w:ascii="宋体" w:hAnsi="宋体" w:eastAsia="宋体" w:cs="宋体"/>
+                <w:rFonts w:ascii="宋体" w:eastAsia="宋体" w:hAnsi="宋体" w:cs="宋体" w:hint="eastAsia"/>
                 <w:sz w:val="16"/>
                 <w:szCs w:val="16"/>
                 <w:vertAlign w:val="baseline"/>
@@ -4404,7 +4248,7 @@
             </w:pPr>
             <w:r>
               <w:rPr>
-                <w:rFonts w:hint="eastAsia" w:ascii="宋体" w:hAnsi="宋体" w:eastAsia="宋体" w:cs="宋体"/>
+                <w:rFonts w:ascii="宋体" w:eastAsia="宋体" w:hAnsi="宋体" w:cs="宋体" w:hint="eastAsia"/>
                 <w:sz w:val="16"/>
                 <w:szCs w:val="16"/>
                 <w:vertAlign w:val="baseline"/>
@@ -4414,7 +4258,7 @@
             </w:r>
             <w:r>
               <w:rPr>
-                <w:rFonts w:hint="eastAsia" w:ascii="宋体" w:hAnsi="宋体" w:cs="宋体"/>
+                <w:rFonts w:ascii="宋体" w:hAnsi="宋体" w:cs="宋体" w:hint="eastAsia"/>
                 <w:sz w:val="16"/>
                 <w:szCs w:val="16"/>
                 <w:vertAlign w:val="baseline"/>
@@ -4424,7 +4268,7 @@
             </w:r>
             <w:r>
               <w:rPr>
-                <w:rFonts w:hint="eastAsia" w:ascii="宋体" w:hAnsi="宋体" w:eastAsia="宋体" w:cs="宋体"/>
+                <w:rFonts w:ascii="宋体" w:eastAsia="宋体" w:hAnsi="宋体" w:cs="宋体" w:hint="eastAsia"/>
                 <w:sz w:val="16"/>
                 <w:szCs w:val="16"/>
                 <w:vertAlign w:val="baseline"/>
@@ -4441,12 +4285,12 @@
           </w:tcPr>
           <w:p>
             <w:pPr>
-              <w:pStyle w:val="29"/>
+              <w:pStyle w:val="a1"/>
               <w:widowControl w:val="0"/>
-              <w:ind w:left="0" w:leftChars="0" w:right="0" w:rightChars="0" w:firstLine="0" w:firstLineChars="0"/>
+              <w:ind w:left="0" w:right="0" w:firstLine="0" w:leftChars="0" w:rightChars="0" w:firstLineChars="0"/>
               <w:jc w:val="both"/>
               <w:rPr>
-                <w:rFonts w:hint="eastAsia" w:ascii="宋体" w:hAnsi="宋体" w:eastAsia="宋体" w:cs="宋体"/>
+                <w:rFonts w:ascii="宋体" w:eastAsia="宋体" w:hAnsi="宋体" w:cs="宋体" w:hint="eastAsia"/>
                 <w:sz w:val="16"/>
                 <w:szCs w:val="16"/>
                 <w:vertAlign w:val="baseline"/>
@@ -4455,7 +4299,7 @@
             </w:pPr>
             <w:r>
               <w:rPr>
-                <w:rFonts w:hint="eastAsia" w:ascii="宋体" w:hAnsi="宋体" w:eastAsia="宋体" w:cs="宋体"/>
+                <w:rFonts w:ascii="宋体" w:eastAsia="宋体" w:hAnsi="宋体" w:cs="宋体" w:hint="eastAsia"/>
                 <w:sz w:val="16"/>
                 <w:szCs w:val="16"/>
                 <w:vertAlign w:val="baseline"/>
@@ -4472,12 +4316,12 @@
           </w:tcPr>
           <w:p>
             <w:pPr>
-              <w:pStyle w:val="29"/>
+              <w:pStyle w:val="a1"/>
               <w:widowControl w:val="0"/>
-              <w:ind w:left="0" w:leftChars="0" w:right="0" w:rightChars="0" w:firstLine="0" w:firstLineChars="0"/>
+              <w:ind w:left="0" w:right="0" w:firstLine="0" w:leftChars="0" w:rightChars="0" w:firstLineChars="0"/>
               <w:jc w:val="both"/>
               <w:rPr>
-                <w:rFonts w:hint="default" w:ascii="宋体" w:hAnsi="宋体" w:eastAsia="宋体" w:cs="宋体"/>
+                <w:rFonts w:ascii="宋体" w:eastAsia="宋体" w:hAnsi="宋体" w:cs="宋体" w:hint="default"/>
                 <w:sz w:val="16"/>
                 <w:szCs w:val="16"/>
                 <w:vertAlign w:val="baseline"/>
@@ -4486,7 +4330,7 @@
             </w:pPr>
             <w:r>
               <w:rPr>
-                <w:rFonts w:hint="eastAsia" w:ascii="宋体" w:hAnsi="宋体" w:cs="宋体"/>
+                <w:rFonts w:ascii="宋体" w:hAnsi="宋体" w:cs="宋体" w:hint="eastAsia"/>
                 <w:sz w:val="16"/>
                 <w:szCs w:val="16"/>
                 <w:vertAlign w:val="baseline"/>
@@ -4499,14 +4343,8 @@
       </w:tr>
       <w:tr>
         <w:tblPrEx>
-          <w:tblBorders>
-            <w:top w:val="single" w:color="auto" w:sz="4" w:space="0"/>
-            <w:left w:val="single" w:color="auto" w:sz="4" w:space="0"/>
-            <w:bottom w:val="single" w:color="auto" w:sz="4" w:space="0"/>
-            <w:right w:val="single" w:color="auto" w:sz="4" w:space="0"/>
-            <w:insideH w:val="single" w:color="auto" w:sz="4" w:space="0"/>
-            <w:insideV w:val="single" w:color="auto" w:sz="4" w:space="0"/>
-          </w:tblBorders>
+          <w:tblW w:w="0" w:type="auto"/>
+          <w:tblInd w:w="0" w:type="dxa"/>
           <w:tblCellMar>
             <w:top w:w="0" w:type="dxa"/>
             <w:left w:w="108" w:type="dxa"/>
@@ -4515,7 +4353,7 @@
           </w:tblCellMar>
         </w:tblPrEx>
         <w:trPr>
-          <w:trHeight w:val="90" w:hRule="atLeast"/>
+          <w:trHeight w:val="90"/>
         </w:trPr>
         <w:tc>
           <w:tcPr>
@@ -4524,12 +4362,12 @@
           </w:tcPr>
           <w:p>
             <w:pPr>
-              <w:pStyle w:val="29"/>
+              <w:pStyle w:val="a1"/>
               <w:widowControl w:val="0"/>
-              <w:ind w:left="0" w:leftChars="0" w:right="0" w:rightChars="0" w:firstLine="0" w:firstLineChars="0"/>
+              <w:ind w:left="0" w:right="0" w:firstLine="0" w:leftChars="0" w:rightChars="0" w:firstLineChars="0"/>
               <w:jc w:val="both"/>
               <w:rPr>
-                <w:rFonts w:hint="eastAsia" w:ascii="宋体" w:hAnsi="宋体" w:eastAsia="宋体" w:cs="宋体"/>
+                <w:rFonts w:ascii="宋体" w:eastAsia="宋体" w:hAnsi="宋体" w:cs="宋体" w:hint="eastAsia"/>
                 <w:sz w:val="16"/>
                 <w:szCs w:val="16"/>
                 <w:vertAlign w:val="baseline"/>
@@ -4538,13 +4376,13 @@
             </w:pPr>
             <w:r>
               <w:rPr>
-                <w:rFonts w:hint="eastAsia" w:ascii="宋体" w:hAnsi="宋体" w:eastAsia="宋体" w:cs="宋体"/>
+                <w:rFonts w:ascii="宋体" w:eastAsia="宋体" w:hAnsi="宋体" w:cs="宋体" w:hint="eastAsia"/>
                 <w:sz w:val="16"/>
                 <w:szCs w:val="16"/>
                 <w:vertAlign w:val="baseline"/>
                 <w:lang w:val="en-US" w:eastAsia="zh-CN"/>
               </w:rPr>
-              <w:t>运维部部长</w:t>
+              <w:t>运维部经理</w:t>
             </w:r>
           </w:p>
         </w:tc>
@@ -4555,12 +4393,12 @@
           </w:tcPr>
           <w:p>
             <w:pPr>
-              <w:pStyle w:val="29"/>
+              <w:pStyle w:val="a1"/>
               <w:widowControl w:val="0"/>
-              <w:ind w:left="0" w:leftChars="0" w:right="0" w:rightChars="0" w:firstLine="0" w:firstLineChars="0"/>
+              <w:ind w:left="0" w:right="0" w:firstLine="0" w:leftChars="0" w:rightChars="0" w:firstLineChars="0"/>
               <w:jc w:val="both"/>
               <w:rPr>
-                <w:rFonts w:hint="default" w:ascii="宋体" w:hAnsi="宋体" w:eastAsia="宋体" w:cs="宋体"/>
+                <w:rFonts w:ascii="宋体" w:eastAsia="宋体" w:hAnsi="宋体" w:cs="宋体" w:hint="default"/>
                 <w:sz w:val="16"/>
                 <w:szCs w:val="16"/>
                 <w:vertAlign w:val="baseline"/>
@@ -4569,7 +4407,7 @@
             </w:pPr>
             <w:r>
               <w:rPr>
-                <w:rFonts w:hint="eastAsia" w:ascii="宋体" w:hAnsi="宋体" w:eastAsia="宋体" w:cs="宋体"/>
+                <w:rFonts w:ascii="宋体" w:eastAsia="宋体" w:hAnsi="宋体" w:cs="宋体" w:hint="eastAsia"/>
                 <w:sz w:val="16"/>
                 <w:szCs w:val="16"/>
                 <w:vertAlign w:val="baseline"/>
@@ -4585,12 +4423,12 @@
           </w:tcPr>
           <w:p>
             <w:pPr>
-              <w:pStyle w:val="29"/>
+              <w:pStyle w:val="a1"/>
               <w:widowControl w:val="0"/>
-              <w:ind w:left="0" w:leftChars="0" w:right="0" w:rightChars="0" w:firstLine="0" w:firstLineChars="0"/>
+              <w:ind w:left="0" w:right="0" w:firstLine="0" w:leftChars="0" w:rightChars="0" w:firstLineChars="0"/>
               <w:jc w:val="both"/>
               <w:rPr>
-                <w:rFonts w:hint="eastAsia" w:ascii="宋体" w:hAnsi="宋体" w:eastAsia="宋体" w:cs="宋体"/>
+                <w:rFonts w:ascii="宋体" w:eastAsia="宋体" w:hAnsi="宋体" w:cs="宋体" w:hint="eastAsia"/>
                 <w:sz w:val="16"/>
                 <w:szCs w:val="16"/>
                 <w:vertAlign w:val="baseline"/>
@@ -4599,13 +4437,13 @@
             </w:pPr>
             <w:r>
               <w:rPr>
-                <w:rFonts w:hint="eastAsia" w:ascii="宋体" w:hAnsi="宋体" w:eastAsia="宋体" w:cs="宋体"/>
+                <w:rFonts w:ascii="宋体" w:eastAsia="宋体" w:hAnsi="宋体" w:cs="宋体" w:hint="eastAsia"/>
                 <w:sz w:val="16"/>
                 <w:szCs w:val="16"/>
                 <w:vertAlign w:val="baseline"/>
                 <w:lang w:val="en-US" w:eastAsia="zh-CN"/>
               </w:rPr>
-              <w:t>现任运维项目部长</w:t>
+              <w:t>现任运维项目经理</w:t>
             </w:r>
           </w:p>
         </w:tc>
@@ -4615,7 +4453,7 @@
           </w:tcPr>
           <w:p>
             <w:pPr>
-              <w:pStyle w:val="29"/>
+              <w:pStyle w:val="a1"/>
               <w:keepNext w:val="0"/>
               <w:keepLines w:val="0"/>
               <w:pageBreakBefore w:val="0"/>
@@ -4630,11 +4468,11 @@
               <w:adjustRightInd w:val="0"/>
               <w:snapToGrid w:val="0"/>
               <w:spacing w:line="240" w:lineRule="auto"/>
-              <w:ind w:left="0" w:leftChars="0" w:right="0" w:rightChars="0" w:firstLine="0" w:firstLineChars="0"/>
+              <w:ind w:left="0" w:right="0" w:firstLine="0" w:leftChars="0" w:rightChars="0" w:firstLineChars="0"/>
               <w:jc w:val="both"/>
               <w:textAlignment w:val="baseline"/>
               <w:rPr>
-                <w:rFonts w:hint="eastAsia" w:ascii="宋体" w:hAnsi="宋体" w:eastAsia="宋体" w:cs="宋体"/>
+                <w:rFonts w:ascii="宋体" w:eastAsia="宋体" w:hAnsi="宋体" w:cs="宋体" w:hint="eastAsia"/>
                 <w:sz w:val="16"/>
                 <w:szCs w:val="16"/>
                 <w:vertAlign w:val="baseline"/>
@@ -4643,7 +4481,7 @@
             </w:pPr>
             <w:r>
               <w:rPr>
-                <w:rFonts w:hint="eastAsia" w:ascii="宋体" w:hAnsi="宋体" w:eastAsia="宋体" w:cs="宋体"/>
+                <w:rFonts w:ascii="宋体" w:eastAsia="宋体" w:hAnsi="宋体" w:cs="宋体" w:hint="eastAsia"/>
                 <w:sz w:val="16"/>
                 <w:szCs w:val="16"/>
                 <w:vertAlign w:val="baseline"/>
@@ -4654,7 +4492,7 @@
           </w:p>
           <w:p>
             <w:pPr>
-              <w:pStyle w:val="29"/>
+              <w:pStyle w:val="a1"/>
               <w:keepNext w:val="0"/>
               <w:keepLines w:val="0"/>
               <w:pageBreakBefore w:val="0"/>
@@ -4669,11 +4507,11 @@
               <w:adjustRightInd w:val="0"/>
               <w:snapToGrid w:val="0"/>
               <w:spacing w:line="240" w:lineRule="auto"/>
-              <w:ind w:left="0" w:leftChars="0" w:right="0" w:rightChars="0" w:firstLine="0" w:firstLineChars="0"/>
+              <w:ind w:left="0" w:right="0" w:firstLine="0" w:leftChars="0" w:rightChars="0" w:firstLineChars="0"/>
               <w:jc w:val="both"/>
               <w:textAlignment w:val="baseline"/>
               <w:rPr>
-                <w:rFonts w:hint="eastAsia" w:ascii="宋体" w:hAnsi="宋体" w:eastAsia="宋体" w:cs="宋体"/>
+                <w:rFonts w:ascii="宋体" w:eastAsia="宋体" w:hAnsi="宋体" w:cs="宋体" w:hint="eastAsia"/>
                 <w:sz w:val="16"/>
                 <w:szCs w:val="16"/>
                 <w:vertAlign w:val="baseline"/>
@@ -4682,7 +4520,7 @@
             </w:pPr>
             <w:r>
               <w:rPr>
-                <w:rFonts w:hint="eastAsia" w:ascii="宋体" w:hAnsi="宋体" w:eastAsia="宋体" w:cs="宋体"/>
+                <w:rFonts w:ascii="宋体" w:eastAsia="宋体" w:hAnsi="宋体" w:cs="宋体" w:hint="eastAsia"/>
                 <w:sz w:val="16"/>
                 <w:szCs w:val="16"/>
                 <w:vertAlign w:val="baseline"/>
@@ -4693,7 +4531,7 @@
           </w:p>
           <w:p>
             <w:pPr>
-              <w:pStyle w:val="29"/>
+              <w:pStyle w:val="a1"/>
               <w:keepNext w:val="0"/>
               <w:keepLines w:val="0"/>
               <w:pageBreakBefore w:val="0"/>
@@ -4708,11 +4546,11 @@
               <w:adjustRightInd w:val="0"/>
               <w:snapToGrid w:val="0"/>
               <w:spacing w:line="240" w:lineRule="auto"/>
-              <w:ind w:left="0" w:leftChars="0" w:right="0" w:rightChars="0" w:firstLine="0" w:firstLineChars="0"/>
+              <w:ind w:left="0" w:right="0" w:firstLine="0" w:leftChars="0" w:rightChars="0" w:firstLineChars="0"/>
               <w:jc w:val="both"/>
               <w:textAlignment w:val="baseline"/>
               <w:rPr>
-                <w:rFonts w:hint="eastAsia" w:ascii="宋体" w:hAnsi="宋体" w:eastAsia="宋体" w:cs="宋体"/>
+                <w:rFonts w:ascii="宋体" w:eastAsia="宋体" w:hAnsi="宋体" w:cs="宋体" w:hint="eastAsia"/>
                 <w:sz w:val="16"/>
                 <w:szCs w:val="16"/>
                 <w:vertAlign w:val="baseline"/>
@@ -4721,7 +4559,7 @@
             </w:pPr>
             <w:r>
               <w:rPr>
-                <w:rFonts w:hint="eastAsia" w:ascii="宋体" w:hAnsi="宋体" w:eastAsia="宋体" w:cs="宋体"/>
+                <w:rFonts w:ascii="宋体" w:eastAsia="宋体" w:hAnsi="宋体" w:cs="宋体" w:hint="eastAsia"/>
                 <w:sz w:val="16"/>
                 <w:szCs w:val="16"/>
                 <w:vertAlign w:val="baseline"/>
@@ -4738,12 +4576,12 @@
           </w:tcPr>
           <w:p>
             <w:pPr>
-              <w:pStyle w:val="29"/>
+              <w:pStyle w:val="a1"/>
               <w:widowControl w:val="0"/>
-              <w:ind w:left="0" w:leftChars="0" w:right="0" w:rightChars="0" w:firstLine="0" w:firstLineChars="0"/>
+              <w:ind w:left="0" w:right="0" w:firstLine="0" w:leftChars="0" w:rightChars="0" w:firstLineChars="0"/>
               <w:jc w:val="both"/>
               <w:rPr>
-                <w:rFonts w:hint="default" w:ascii="宋体" w:hAnsi="宋体" w:eastAsia="宋体" w:cs="宋体"/>
+                <w:rFonts w:ascii="宋体" w:eastAsia="宋体" w:hAnsi="宋体" w:cs="宋体" w:hint="default"/>
                 <w:sz w:val="16"/>
                 <w:szCs w:val="16"/>
                 <w:vertAlign w:val="baseline"/>
@@ -4752,7 +4590,7 @@
             </w:pPr>
             <w:r>
               <w:rPr>
-                <w:rFonts w:hint="eastAsia" w:ascii="宋体" w:hAnsi="宋体" w:eastAsia="宋体" w:cs="宋体"/>
+                <w:rFonts w:ascii="宋体" w:eastAsia="宋体" w:hAnsi="宋体" w:cs="宋体" w:hint="eastAsia"/>
                 <w:sz w:val="16"/>
                 <w:szCs w:val="16"/>
                 <w:vertAlign w:val="baseline"/>
@@ -4769,12 +4607,12 @@
           </w:tcPr>
           <w:p>
             <w:pPr>
-              <w:pStyle w:val="29"/>
+              <w:pStyle w:val="a1"/>
               <w:widowControl w:val="0"/>
-              <w:ind w:left="0" w:leftChars="0" w:right="0" w:rightChars="0" w:firstLine="0" w:firstLineChars="0"/>
+              <w:ind w:left="0" w:right="0" w:firstLine="0" w:leftChars="0" w:rightChars="0" w:firstLineChars="0"/>
               <w:jc w:val="both"/>
               <w:rPr>
-                <w:rFonts w:hint="default" w:ascii="宋体" w:hAnsi="宋体" w:eastAsia="宋体" w:cs="宋体"/>
+                <w:rFonts w:ascii="宋体" w:eastAsia="宋体" w:hAnsi="宋体" w:cs="宋体" w:hint="default"/>
                 <w:sz w:val="16"/>
                 <w:szCs w:val="16"/>
                 <w:vertAlign w:val="baseline"/>
@@ -4783,7 +4621,7 @@
             </w:pPr>
             <w:r>
               <w:rPr>
-                <w:rFonts w:hint="eastAsia" w:ascii="宋体" w:hAnsi="宋体" w:cs="宋体"/>
+                <w:rFonts w:ascii="宋体" w:hAnsi="宋体" w:cs="宋体" w:hint="eastAsia"/>
                 <w:sz w:val="16"/>
                 <w:szCs w:val="16"/>
                 <w:vertAlign w:val="baseline"/>
@@ -4796,14 +4634,8 @@
       </w:tr>
       <w:tr>
         <w:tblPrEx>
-          <w:tblBorders>
-            <w:top w:val="single" w:color="auto" w:sz="4" w:space="0"/>
-            <w:left w:val="single" w:color="auto" w:sz="4" w:space="0"/>
-            <w:bottom w:val="single" w:color="auto" w:sz="4" w:space="0"/>
-            <w:right w:val="single" w:color="auto" w:sz="4" w:space="0"/>
-            <w:insideH w:val="single" w:color="auto" w:sz="4" w:space="0"/>
-            <w:insideV w:val="single" w:color="auto" w:sz="4" w:space="0"/>
-          </w:tblBorders>
+          <w:tblW w:w="0" w:type="auto"/>
+          <w:tblInd w:w="0" w:type="dxa"/>
           <w:tblCellMar>
             <w:top w:w="0" w:type="dxa"/>
             <w:left w:w="108" w:type="dxa"/>
@@ -4818,12 +4650,12 @@
           </w:tcPr>
           <w:p>
             <w:pPr>
-              <w:pStyle w:val="29"/>
+              <w:pStyle w:val="a1"/>
               <w:widowControl w:val="0"/>
-              <w:ind w:left="0" w:leftChars="0" w:right="0" w:rightChars="0" w:firstLine="0" w:firstLineChars="0"/>
+              <w:ind w:left="0" w:right="0" w:firstLine="0" w:leftChars="0" w:rightChars="0" w:firstLineChars="0"/>
               <w:jc w:val="both"/>
               <w:rPr>
-                <w:rFonts w:hint="eastAsia" w:ascii="宋体" w:hAnsi="宋体" w:eastAsia="宋体" w:cs="宋体"/>
+                <w:rFonts w:ascii="宋体" w:eastAsia="宋体" w:hAnsi="宋体" w:cs="宋体" w:hint="eastAsia"/>
                 <w:sz w:val="16"/>
                 <w:szCs w:val="16"/>
                 <w:vertAlign w:val="baseline"/>
@@ -4832,13 +4664,13 @@
             </w:pPr>
             <w:r>
               <w:rPr>
-                <w:rFonts w:hint="eastAsia" w:ascii="宋体" w:hAnsi="宋体" w:eastAsia="宋体" w:cs="宋体"/>
+                <w:rFonts w:ascii="宋体" w:eastAsia="宋体" w:hAnsi="宋体" w:cs="宋体" w:hint="eastAsia"/>
                 <w:sz w:val="16"/>
                 <w:szCs w:val="16"/>
                 <w:vertAlign w:val="baseline"/>
                 <w:lang w:val="en-US" w:eastAsia="zh-CN"/>
               </w:rPr>
-              <w:t>运维项目部长</w:t>
+              <w:t>运维项目经理</w:t>
             </w:r>
           </w:p>
         </w:tc>
@@ -4849,12 +4681,12 @@
           </w:tcPr>
           <w:p>
             <w:pPr>
-              <w:pStyle w:val="29"/>
+              <w:pStyle w:val="a1"/>
               <w:widowControl w:val="0"/>
-              <w:ind w:left="0" w:leftChars="0" w:right="0" w:rightChars="0" w:firstLine="0" w:firstLineChars="0"/>
+              <w:ind w:left="0" w:right="0" w:firstLine="0" w:leftChars="0" w:rightChars="0" w:firstLineChars="0"/>
               <w:jc w:val="both"/>
               <w:rPr>
-                <w:rFonts w:hint="default" w:ascii="宋体" w:hAnsi="宋体" w:eastAsia="宋体" w:cs="宋体"/>
+                <w:rFonts w:ascii="宋体" w:eastAsia="宋体" w:hAnsi="宋体" w:cs="宋体" w:hint="default"/>
                 <w:sz w:val="16"/>
                 <w:szCs w:val="16"/>
                 <w:vertAlign w:val="baseline"/>
@@ -4863,7 +4695,7 @@
             </w:pPr>
             <w:r>
               <w:rPr>
-                <w:rFonts w:hint="eastAsia" w:ascii="宋体" w:hAnsi="宋体" w:eastAsia="宋体" w:cs="宋体"/>
+                <w:rFonts w:ascii="宋体" w:eastAsia="宋体" w:hAnsi="宋体" w:cs="宋体" w:hint="eastAsia"/>
                 <w:sz w:val="16"/>
                 <w:szCs w:val="16"/>
                 <w:vertAlign w:val="baseline"/>
@@ -4879,12 +4711,12 @@
           </w:tcPr>
           <w:p>
             <w:pPr>
-              <w:pStyle w:val="29"/>
+              <w:pStyle w:val="a1"/>
               <w:widowControl w:val="0"/>
-              <w:ind w:left="0" w:leftChars="0" w:right="0" w:rightChars="0" w:firstLine="0" w:firstLineChars="0"/>
+              <w:ind w:left="0" w:right="0" w:firstLine="0" w:leftChars="0" w:rightChars="0" w:firstLineChars="0"/>
               <w:jc w:val="both"/>
               <w:rPr>
-                <w:rFonts w:hint="eastAsia" w:ascii="宋体" w:hAnsi="宋体" w:eastAsia="宋体" w:cs="宋体"/>
+                <w:rFonts w:ascii="宋体" w:eastAsia="宋体" w:hAnsi="宋体" w:cs="宋体" w:hint="eastAsia"/>
                 <w:sz w:val="16"/>
                 <w:szCs w:val="16"/>
                 <w:vertAlign w:val="baseline"/>
@@ -4893,7 +4725,7 @@
             </w:pPr>
             <w:r>
               <w:rPr>
-                <w:rFonts w:hint="eastAsia" w:ascii="宋体" w:hAnsi="宋体" w:eastAsia="宋体" w:cs="宋体"/>
+                <w:rFonts w:ascii="宋体" w:eastAsia="宋体" w:hAnsi="宋体" w:cs="宋体" w:hint="eastAsia"/>
                 <w:sz w:val="16"/>
                 <w:szCs w:val="16"/>
                 <w:vertAlign w:val="baseline"/>
@@ -4909,7 +4741,7 @@
           </w:tcPr>
           <w:p>
             <w:pPr>
-              <w:pStyle w:val="29"/>
+              <w:pStyle w:val="a1"/>
               <w:keepNext w:val="0"/>
               <w:keepLines w:val="0"/>
               <w:pageBreakBefore w:val="0"/>
@@ -4924,11 +4756,11 @@
               <w:adjustRightInd w:val="0"/>
               <w:snapToGrid w:val="0"/>
               <w:spacing w:line="240" w:lineRule="auto"/>
-              <w:ind w:left="0" w:leftChars="0" w:right="0" w:rightChars="0" w:firstLine="0" w:firstLineChars="0"/>
+              <w:ind w:left="0" w:right="0" w:firstLine="0" w:leftChars="0" w:rightChars="0" w:firstLineChars="0"/>
               <w:jc w:val="both"/>
               <w:textAlignment w:val="baseline"/>
               <w:rPr>
-                <w:rFonts w:hint="eastAsia" w:ascii="宋体" w:hAnsi="宋体" w:eastAsia="宋体" w:cs="宋体"/>
+                <w:rFonts w:ascii="宋体" w:eastAsia="宋体" w:hAnsi="宋体" w:cs="宋体" w:hint="eastAsia"/>
                 <w:sz w:val="16"/>
                 <w:szCs w:val="16"/>
                 <w:vertAlign w:val="baseline"/>
@@ -4937,7 +4769,7 @@
             </w:pPr>
             <w:r>
               <w:rPr>
-                <w:rFonts w:hint="eastAsia" w:ascii="宋体" w:hAnsi="宋体" w:eastAsia="宋体" w:cs="宋体"/>
+                <w:rFonts w:ascii="宋体" w:eastAsia="宋体" w:hAnsi="宋体" w:cs="宋体" w:hint="eastAsia"/>
                 <w:sz w:val="16"/>
                 <w:szCs w:val="16"/>
                 <w:vertAlign w:val="baseline"/>
@@ -4948,7 +4780,7 @@
           </w:p>
           <w:p>
             <w:pPr>
-              <w:pStyle w:val="29"/>
+              <w:pStyle w:val="a1"/>
               <w:keepNext w:val="0"/>
               <w:keepLines w:val="0"/>
               <w:pageBreakBefore w:val="0"/>
@@ -4963,11 +4795,11 @@
               <w:adjustRightInd w:val="0"/>
               <w:snapToGrid w:val="0"/>
               <w:spacing w:line="240" w:lineRule="auto"/>
-              <w:ind w:left="0" w:leftChars="0" w:right="0" w:rightChars="0" w:firstLine="0" w:firstLineChars="0"/>
+              <w:ind w:left="0" w:right="0" w:firstLine="0" w:leftChars="0" w:rightChars="0" w:firstLineChars="0"/>
               <w:jc w:val="both"/>
               <w:textAlignment w:val="baseline"/>
               <w:rPr>
-                <w:rFonts w:hint="eastAsia" w:ascii="宋体" w:hAnsi="宋体" w:eastAsia="宋体" w:cs="宋体"/>
+                <w:rFonts w:ascii="宋体" w:eastAsia="宋体" w:hAnsi="宋体" w:cs="宋体" w:hint="eastAsia"/>
                 <w:sz w:val="16"/>
                 <w:szCs w:val="16"/>
                 <w:vertAlign w:val="baseline"/>
@@ -4976,7 +4808,7 @@
             </w:pPr>
             <w:r>
               <w:rPr>
-                <w:rFonts w:hint="eastAsia" w:ascii="宋体" w:hAnsi="宋体" w:eastAsia="宋体" w:cs="宋体"/>
+                <w:rFonts w:ascii="宋体" w:eastAsia="宋体" w:hAnsi="宋体" w:cs="宋体" w:hint="eastAsia"/>
                 <w:sz w:val="16"/>
                 <w:szCs w:val="16"/>
                 <w:vertAlign w:val="baseline"/>
@@ -4987,7 +4819,7 @@
           </w:p>
           <w:p>
             <w:pPr>
-              <w:pStyle w:val="29"/>
+              <w:pStyle w:val="a1"/>
               <w:keepNext w:val="0"/>
               <w:keepLines w:val="0"/>
               <w:pageBreakBefore w:val="0"/>
@@ -5002,11 +4834,11 @@
               <w:adjustRightInd w:val="0"/>
               <w:snapToGrid w:val="0"/>
               <w:spacing w:line="240" w:lineRule="auto"/>
-              <w:ind w:left="0" w:leftChars="0" w:right="0" w:rightChars="0" w:firstLine="0" w:firstLineChars="0"/>
+              <w:ind w:left="0" w:right="0" w:firstLine="0" w:leftChars="0" w:rightChars="0" w:firstLineChars="0"/>
               <w:jc w:val="both"/>
               <w:textAlignment w:val="baseline"/>
               <w:rPr>
-                <w:rFonts w:hint="eastAsia" w:ascii="宋体" w:hAnsi="宋体" w:eastAsia="宋体" w:cs="宋体"/>
+                <w:rFonts w:ascii="宋体" w:eastAsia="宋体" w:hAnsi="宋体" w:cs="宋体" w:hint="eastAsia"/>
                 <w:sz w:val="16"/>
                 <w:szCs w:val="16"/>
                 <w:vertAlign w:val="baseline"/>
@@ -5015,7 +4847,7 @@
             </w:pPr>
             <w:r>
               <w:rPr>
-                <w:rFonts w:hint="eastAsia" w:ascii="宋体" w:hAnsi="宋体" w:eastAsia="宋体" w:cs="宋体"/>
+                <w:rFonts w:ascii="宋体" w:eastAsia="宋体" w:hAnsi="宋体" w:cs="宋体" w:hint="eastAsia"/>
                 <w:sz w:val="16"/>
                 <w:szCs w:val="16"/>
                 <w:vertAlign w:val="baseline"/>
@@ -5032,12 +4864,12 @@
           </w:tcPr>
           <w:p>
             <w:pPr>
-              <w:pStyle w:val="29"/>
+              <w:pStyle w:val="a1"/>
               <w:widowControl w:val="0"/>
-              <w:ind w:left="0" w:leftChars="0" w:right="0" w:rightChars="0" w:firstLine="0" w:firstLineChars="0"/>
+              <w:ind w:left="0" w:right="0" w:firstLine="0" w:leftChars="0" w:rightChars="0" w:firstLineChars="0"/>
               <w:jc w:val="both"/>
               <w:rPr>
-                <w:rFonts w:hint="eastAsia" w:ascii="宋体" w:hAnsi="宋体" w:eastAsia="宋体" w:cs="宋体"/>
+                <w:rFonts w:ascii="宋体" w:eastAsia="宋体" w:hAnsi="宋体" w:cs="宋体" w:hint="eastAsia"/>
                 <w:sz w:val="16"/>
                 <w:szCs w:val="16"/>
                 <w:vertAlign w:val="baseline"/>
@@ -5046,7 +4878,7 @@
             </w:pPr>
             <w:r>
               <w:rPr>
-                <w:rFonts w:hint="eastAsia" w:ascii="宋体" w:hAnsi="宋体" w:eastAsia="宋体" w:cs="宋体"/>
+                <w:rFonts w:ascii="宋体" w:eastAsia="宋体" w:hAnsi="宋体" w:cs="宋体" w:hint="eastAsia"/>
                 <w:sz w:val="16"/>
                 <w:szCs w:val="16"/>
                 <w:vertAlign w:val="baseline"/>
@@ -5056,7 +4888,7 @@
             </w:r>
             <w:r>
               <w:rPr>
-                <w:rFonts w:hint="eastAsia" w:ascii="宋体" w:hAnsi="宋体" w:cs="宋体"/>
+                <w:rFonts w:ascii="宋体" w:hAnsi="宋体" w:cs="宋体" w:hint="eastAsia"/>
                 <w:sz w:val="16"/>
                 <w:szCs w:val="16"/>
                 <w:vertAlign w:val="baseline"/>
@@ -5066,7 +4898,7 @@
             </w:r>
             <w:r>
               <w:rPr>
-                <w:rFonts w:hint="eastAsia" w:ascii="宋体" w:hAnsi="宋体" w:eastAsia="宋体" w:cs="宋体"/>
+                <w:rFonts w:ascii="宋体" w:eastAsia="宋体" w:hAnsi="宋体" w:cs="宋体" w:hint="eastAsia"/>
                 <w:sz w:val="16"/>
                 <w:szCs w:val="16"/>
                 <w:vertAlign w:val="baseline"/>
@@ -5083,12 +4915,12 @@
           </w:tcPr>
           <w:p>
             <w:pPr>
-              <w:pStyle w:val="29"/>
+              <w:pStyle w:val="a1"/>
               <w:widowControl w:val="0"/>
-              <w:ind w:left="0" w:leftChars="0" w:right="0" w:rightChars="0" w:firstLine="0" w:firstLineChars="0"/>
+              <w:ind w:left="0" w:right="0" w:firstLine="0" w:leftChars="0" w:rightChars="0" w:firstLineChars="0"/>
               <w:jc w:val="both"/>
               <w:rPr>
-                <w:rFonts w:hint="default" w:ascii="宋体" w:hAnsi="宋体" w:eastAsia="宋体" w:cs="宋体"/>
+                <w:rFonts w:ascii="宋体" w:eastAsia="宋体" w:hAnsi="宋体" w:cs="宋体" w:hint="default"/>
                 <w:sz w:val="16"/>
                 <w:szCs w:val="16"/>
                 <w:vertAlign w:val="baseline"/>
@@ -5097,7 +4929,7 @@
             </w:pPr>
             <w:r>
               <w:rPr>
-                <w:rFonts w:hint="eastAsia" w:ascii="宋体" w:hAnsi="宋体" w:cs="宋体"/>
+                <w:rFonts w:ascii="宋体" w:hAnsi="宋体" w:cs="宋体" w:hint="eastAsia"/>
                 <w:sz w:val="16"/>
                 <w:szCs w:val="16"/>
                 <w:vertAlign w:val="baseline"/>
@@ -5110,14 +4942,8 @@
       </w:tr>
       <w:tr>
         <w:tblPrEx>
-          <w:tblBorders>
-            <w:top w:val="single" w:color="auto" w:sz="4" w:space="0"/>
-            <w:left w:val="single" w:color="auto" w:sz="4" w:space="0"/>
-            <w:bottom w:val="single" w:color="auto" w:sz="4" w:space="0"/>
-            <w:right w:val="single" w:color="auto" w:sz="4" w:space="0"/>
-            <w:insideH w:val="single" w:color="auto" w:sz="4" w:space="0"/>
-            <w:insideV w:val="single" w:color="auto" w:sz="4" w:space="0"/>
-          </w:tblBorders>
+          <w:tblW w:w="0" w:type="auto"/>
+          <w:tblInd w:w="0" w:type="dxa"/>
           <w:tblCellMar>
             <w:top w:w="0" w:type="dxa"/>
             <w:left w:w="108" w:type="dxa"/>
@@ -5132,12 +4958,12 @@
           </w:tcPr>
           <w:p>
             <w:pPr>
-              <w:pStyle w:val="29"/>
+              <w:pStyle w:val="a1"/>
               <w:widowControl w:val="0"/>
-              <w:ind w:left="0" w:leftChars="0" w:right="0" w:rightChars="0" w:firstLine="0" w:firstLineChars="0"/>
+              <w:ind w:left="0" w:right="0" w:firstLine="0" w:leftChars="0" w:rightChars="0" w:firstLineChars="0"/>
               <w:jc w:val="both"/>
               <w:rPr>
-                <w:rFonts w:hint="eastAsia" w:ascii="宋体" w:hAnsi="宋体" w:eastAsia="宋体" w:cs="宋体"/>
+                <w:rFonts w:ascii="宋体" w:eastAsia="宋体" w:hAnsi="宋体" w:cs="宋体" w:hint="eastAsia"/>
                 <w:sz w:val="16"/>
                 <w:szCs w:val="16"/>
                 <w:vertAlign w:val="baseline"/>
@@ -5146,13 +4972,13 @@
             </w:pPr>
             <w:r>
               <w:rPr>
-                <w:rFonts w:hint="eastAsia" w:ascii="宋体" w:hAnsi="宋体" w:eastAsia="宋体" w:cs="宋体"/>
+                <w:rFonts w:ascii="宋体" w:eastAsia="宋体" w:hAnsi="宋体" w:cs="宋体" w:hint="eastAsia"/>
                 <w:sz w:val="16"/>
                 <w:szCs w:val="16"/>
                 <w:vertAlign w:val="baseline"/>
                 <w:lang w:val="en-US" w:eastAsia="zh-CN"/>
               </w:rPr>
-              <w:t>研发部部长</w:t>
+              <w:t>研发部经理</w:t>
             </w:r>
           </w:p>
         </w:tc>
@@ -5163,12 +4989,12 @@
           </w:tcPr>
           <w:p>
             <w:pPr>
-              <w:pStyle w:val="29"/>
+              <w:pStyle w:val="a1"/>
               <w:widowControl w:val="0"/>
-              <w:ind w:left="0" w:leftChars="0" w:right="0" w:rightChars="0" w:firstLine="0" w:firstLineChars="0"/>
+              <w:ind w:left="0" w:right="0" w:firstLine="0" w:leftChars="0" w:rightChars="0" w:firstLineChars="0"/>
               <w:jc w:val="both"/>
               <w:rPr>
-                <w:rFonts w:hint="default" w:ascii="宋体" w:hAnsi="宋体" w:eastAsia="宋体" w:cs="宋体"/>
+                <w:rFonts w:ascii="宋体" w:eastAsia="宋体" w:hAnsi="宋体" w:cs="宋体" w:hint="default"/>
                 <w:sz w:val="16"/>
                 <w:szCs w:val="16"/>
                 <w:vertAlign w:val="baseline"/>
@@ -5177,7 +5003,7 @@
             </w:pPr>
             <w:r>
               <w:rPr>
-                <w:rFonts w:hint="eastAsia" w:ascii="宋体" w:hAnsi="宋体" w:eastAsia="宋体" w:cs="宋体"/>
+                <w:rFonts w:ascii="宋体" w:eastAsia="宋体" w:hAnsi="宋体" w:cs="宋体" w:hint="eastAsia"/>
                 <w:sz w:val="16"/>
                 <w:szCs w:val="16"/>
                 <w:vertAlign w:val="baseline"/>
@@ -5193,12 +5019,12 @@
           </w:tcPr>
           <w:p>
             <w:pPr>
-              <w:pStyle w:val="29"/>
+              <w:pStyle w:val="a1"/>
               <w:widowControl w:val="0"/>
-              <w:ind w:left="0" w:leftChars="0" w:right="0" w:rightChars="0" w:firstLine="0" w:firstLineChars="0"/>
+              <w:ind w:left="0" w:right="0" w:firstLine="0" w:leftChars="0" w:rightChars="0" w:firstLineChars="0"/>
               <w:jc w:val="both"/>
               <w:rPr>
-                <w:rFonts w:hint="eastAsia" w:ascii="宋体" w:hAnsi="宋体" w:eastAsia="宋体" w:cs="宋体"/>
+                <w:rFonts w:ascii="宋体" w:eastAsia="宋体" w:hAnsi="宋体" w:cs="宋体" w:hint="eastAsia"/>
                 <w:sz w:val="16"/>
                 <w:szCs w:val="16"/>
                 <w:vertAlign w:val="baseline"/>
@@ -5207,7 +5033,7 @@
             </w:pPr>
             <w:r>
               <w:rPr>
-                <w:rFonts w:hint="eastAsia" w:ascii="宋体" w:hAnsi="宋体" w:eastAsia="宋体" w:cs="宋体"/>
+                <w:rFonts w:ascii="宋体" w:eastAsia="宋体" w:hAnsi="宋体" w:cs="宋体" w:hint="eastAsia"/>
                 <w:sz w:val="16"/>
                 <w:szCs w:val="16"/>
                 <w:vertAlign w:val="baseline"/>
@@ -5223,7 +5049,7 @@
           </w:tcPr>
           <w:p>
             <w:pPr>
-              <w:pStyle w:val="29"/>
+              <w:pStyle w:val="a1"/>
               <w:keepNext w:val="0"/>
               <w:keepLines w:val="0"/>
               <w:pageBreakBefore w:val="0"/>
@@ -5238,11 +5064,11 @@
               <w:adjustRightInd w:val="0"/>
               <w:snapToGrid w:val="0"/>
               <w:spacing w:line="240" w:lineRule="auto"/>
-              <w:ind w:left="0" w:leftChars="0" w:right="0" w:rightChars="0" w:firstLine="0" w:firstLineChars="0"/>
+              <w:ind w:left="0" w:right="0" w:firstLine="0" w:leftChars="0" w:rightChars="0" w:firstLineChars="0"/>
               <w:jc w:val="both"/>
               <w:textAlignment w:val="baseline"/>
               <w:rPr>
-                <w:rFonts w:hint="eastAsia" w:ascii="宋体" w:hAnsi="宋体" w:eastAsia="宋体" w:cs="宋体"/>
+                <w:rFonts w:ascii="宋体" w:eastAsia="宋体" w:hAnsi="宋体" w:cs="宋体" w:hint="eastAsia"/>
                 <w:sz w:val="16"/>
                 <w:szCs w:val="16"/>
                 <w:vertAlign w:val="baseline"/>
@@ -5251,7 +5077,7 @@
             </w:pPr>
             <w:r>
               <w:rPr>
-                <w:rFonts w:hint="eastAsia" w:ascii="宋体" w:hAnsi="宋体" w:eastAsia="宋体" w:cs="宋体"/>
+                <w:rFonts w:ascii="宋体" w:eastAsia="宋体" w:hAnsi="宋体" w:cs="宋体" w:hint="eastAsia"/>
                 <w:sz w:val="16"/>
                 <w:szCs w:val="16"/>
                 <w:vertAlign w:val="baseline"/>
@@ -5262,7 +5088,7 @@
           </w:p>
           <w:p>
             <w:pPr>
-              <w:pStyle w:val="29"/>
+              <w:pStyle w:val="a1"/>
               <w:keepNext w:val="0"/>
               <w:keepLines w:val="0"/>
               <w:pageBreakBefore w:val="0"/>
@@ -5277,11 +5103,11 @@
               <w:adjustRightInd w:val="0"/>
               <w:snapToGrid w:val="0"/>
               <w:spacing w:line="240" w:lineRule="auto"/>
-              <w:ind w:left="0" w:leftChars="0" w:right="0" w:rightChars="0" w:firstLine="0" w:firstLineChars="0"/>
+              <w:ind w:left="0" w:right="0" w:firstLine="0" w:leftChars="0" w:rightChars="0" w:firstLineChars="0"/>
               <w:jc w:val="both"/>
               <w:textAlignment w:val="baseline"/>
               <w:rPr>
-                <w:rFonts w:hint="eastAsia" w:ascii="宋体" w:hAnsi="宋体" w:eastAsia="宋体" w:cs="宋体"/>
+                <w:rFonts w:ascii="宋体" w:eastAsia="宋体" w:hAnsi="宋体" w:cs="宋体" w:hint="eastAsia"/>
                 <w:sz w:val="16"/>
                 <w:szCs w:val="16"/>
                 <w:vertAlign w:val="baseline"/>
@@ -5290,7 +5116,7 @@
             </w:pPr>
             <w:r>
               <w:rPr>
-                <w:rFonts w:hint="eastAsia" w:ascii="宋体" w:hAnsi="宋体" w:eastAsia="宋体" w:cs="宋体"/>
+                <w:rFonts w:ascii="宋体" w:eastAsia="宋体" w:hAnsi="宋体" w:cs="宋体" w:hint="eastAsia"/>
                 <w:sz w:val="16"/>
                 <w:szCs w:val="16"/>
                 <w:vertAlign w:val="baseline"/>
@@ -5301,7 +5127,7 @@
           </w:p>
           <w:p>
             <w:pPr>
-              <w:pStyle w:val="29"/>
+              <w:pStyle w:val="a1"/>
               <w:keepNext w:val="0"/>
               <w:keepLines w:val="0"/>
               <w:pageBreakBefore w:val="0"/>
@@ -5316,11 +5142,11 @@
               <w:adjustRightInd w:val="0"/>
               <w:snapToGrid w:val="0"/>
               <w:spacing w:line="240" w:lineRule="auto"/>
-              <w:ind w:left="0" w:leftChars="0" w:right="0" w:rightChars="0" w:firstLine="0" w:firstLineChars="0"/>
+              <w:ind w:left="0" w:right="0" w:firstLine="0" w:leftChars="0" w:rightChars="0" w:firstLineChars="0"/>
               <w:jc w:val="both"/>
               <w:textAlignment w:val="baseline"/>
               <w:rPr>
-                <w:rFonts w:hint="eastAsia" w:ascii="宋体" w:hAnsi="宋体" w:eastAsia="宋体" w:cs="宋体"/>
+                <w:rFonts w:ascii="宋体" w:eastAsia="宋体" w:hAnsi="宋体" w:cs="宋体" w:hint="eastAsia"/>
                 <w:sz w:val="16"/>
                 <w:szCs w:val="16"/>
                 <w:vertAlign w:val="baseline"/>
@@ -5329,13 +5155,13 @@
             </w:pPr>
             <w:r>
               <w:rPr>
-                <w:rFonts w:hint="eastAsia" w:ascii="宋体" w:hAnsi="宋体" w:eastAsia="宋体" w:cs="宋体"/>
+                <w:rFonts w:ascii="宋体" w:eastAsia="宋体" w:hAnsi="宋体" w:cs="宋体" w:hint="eastAsia"/>
                 <w:sz w:val="16"/>
                 <w:szCs w:val="16"/>
                 <w:vertAlign w:val="baseline"/>
                 <w:lang w:val="en-US" w:eastAsia="zh-CN"/>
               </w:rPr>
-              <w:t>3. 业务接触： 跟随项目部长参与客户需求调研，理解业务痛点</w:t>
+              <w:t>3. 业务接触： 跟随项目经理参与客户需求调研，理解业务痛点</w:t>
             </w:r>
           </w:p>
         </w:tc>
@@ -5346,12 +5172,12 @@
           </w:tcPr>
           <w:p>
             <w:pPr>
-              <w:pStyle w:val="29"/>
+              <w:pStyle w:val="a1"/>
               <w:widowControl w:val="0"/>
-              <w:ind w:left="0" w:leftChars="0" w:right="0" w:rightChars="0" w:firstLine="0" w:firstLineChars="0"/>
+              <w:ind w:left="0" w:right="0" w:firstLine="0" w:leftChars="0" w:rightChars="0" w:firstLineChars="0"/>
               <w:jc w:val="both"/>
               <w:rPr>
-                <w:rFonts w:hint="eastAsia" w:ascii="宋体" w:hAnsi="宋体" w:eastAsia="宋体" w:cs="宋体"/>
+                <w:rFonts w:ascii="宋体" w:eastAsia="宋体" w:hAnsi="宋体" w:cs="宋体" w:hint="eastAsia"/>
                 <w:sz w:val="16"/>
                 <w:szCs w:val="16"/>
                 <w:vertAlign w:val="baseline"/>
@@ -5360,7 +5186,7 @@
             </w:pPr>
             <w:r>
               <w:rPr>
-                <w:rFonts w:hint="eastAsia" w:ascii="宋体" w:hAnsi="宋体" w:eastAsia="宋体" w:cs="宋体"/>
+                <w:rFonts w:ascii="宋体" w:eastAsia="宋体" w:hAnsi="宋体" w:cs="宋体" w:hint="eastAsia"/>
                 <w:sz w:val="16"/>
                 <w:szCs w:val="16"/>
                 <w:vertAlign w:val="baseline"/>
@@ -5377,12 +5203,12 @@
           </w:tcPr>
           <w:p>
             <w:pPr>
-              <w:pStyle w:val="29"/>
+              <w:pStyle w:val="a1"/>
               <w:widowControl w:val="0"/>
-              <w:ind w:left="0" w:leftChars="0" w:right="0" w:rightChars="0" w:firstLine="0" w:firstLineChars="0"/>
+              <w:ind w:left="0" w:right="0" w:firstLine="0" w:leftChars="0" w:rightChars="0" w:firstLineChars="0"/>
               <w:jc w:val="both"/>
               <w:rPr>
-                <w:rFonts w:hint="default" w:ascii="宋体" w:hAnsi="宋体" w:eastAsia="宋体" w:cs="宋体"/>
+                <w:rFonts w:ascii="宋体" w:eastAsia="宋体" w:hAnsi="宋体" w:cs="宋体" w:hint="default"/>
                 <w:sz w:val="16"/>
                 <w:szCs w:val="16"/>
                 <w:vertAlign w:val="baseline"/>
@@ -5391,7 +5217,7 @@
             </w:pPr>
             <w:r>
               <w:rPr>
-                <w:rFonts w:hint="eastAsia" w:ascii="宋体" w:hAnsi="宋体" w:cs="宋体"/>
+                <w:rFonts w:ascii="宋体" w:hAnsi="宋体" w:cs="宋体" w:hint="eastAsia"/>
                 <w:sz w:val="16"/>
                 <w:szCs w:val="16"/>
                 <w:vertAlign w:val="baseline"/>
@@ -5405,14 +5231,14 @@
     </w:tbl>
     <w:p>
       <w:pPr>
-        <w:pStyle w:val="30"/>
+        <w:pStyle w:val="2"/>
         <w:bidi w:val="0"/>
         <w:rPr>
           <w:rFonts w:hint="eastAsia"/>
           <w:lang w:val="en-US" w:eastAsia="zh-CN"/>
         </w:rPr>
       </w:pPr>
-      <w:bookmarkStart w:id="7" w:name="_Toc20138"/>
+      <w:bookmarkStart w:id="8" w:name="_Toc20138"/>
       <w:r>
         <w:rPr>
           <w:rFonts w:hint="eastAsia"/>
@@ -5420,11 +5246,11 @@
         </w:rPr>
         <w:t>人员培训完成情况</w:t>
       </w:r>
-      <w:bookmarkEnd w:id="7"/>
+      <w:bookmarkEnd w:id="8"/>
     </w:p>
     <w:p>
       <w:pPr>
-        <w:pStyle w:val="29"/>
+        <w:pStyle w:val="a1"/>
         <w:keepLines w:val="0"/>
         <w:pageBreakBefore w:val="0"/>
         <w:widowControl w:val="0"/>
@@ -5463,8 +5289,8 @@
     </w:p>
     <w:p>
       <w:pPr>
-        <w:pStyle w:val="29"/>
-        <w:ind w:left="0" w:leftChars="0" w:right="0" w:rightChars="0" w:firstLine="0" w:firstLineChars="0"/>
+        <w:pStyle w:val="a1"/>
+        <w:ind w:left="0" w:right="0" w:firstLine="0" w:leftChars="0" w:rightChars="0" w:firstLineChars="0"/>
         <w:jc w:val="center"/>
         <w:rPr>
           <w:rFonts w:hint="eastAsia"/>
@@ -5565,18 +5391,17 @@
     </w:p>
     <w:tbl>
       <w:tblPr>
-        <w:tblStyle w:val="21"/>
+        <w:tblStyle w:val="TableGrid"/>
         <w:tblW w:w="8800" w:type="dxa"/>
         <w:tblInd w:w="0" w:type="dxa"/>
         <w:tblBorders>
-          <w:top w:val="single" w:color="auto" w:sz="4" w:space="0"/>
-          <w:left w:val="single" w:color="auto" w:sz="4" w:space="0"/>
-          <w:bottom w:val="single" w:color="auto" w:sz="4" w:space="0"/>
-          <w:right w:val="single" w:color="auto" w:sz="4" w:space="0"/>
-          <w:insideH w:val="single" w:color="auto" w:sz="4" w:space="0"/>
-          <w:insideV w:val="single" w:color="auto" w:sz="4" w:space="0"/>
+          <w:top w:val="single" w:sz="4" w:space="0" w:color="auto"/>
+          <w:left w:val="single" w:sz="4" w:space="0" w:color="auto"/>
+          <w:bottom w:val="single" w:sz="4" w:space="0" w:color="auto"/>
+          <w:right w:val="single" w:sz="4" w:space="0" w:color="auto"/>
+          <w:insideH w:val="single" w:sz="4" w:space="0" w:color="auto"/>
+          <w:insideV w:val="single" w:sz="4" w:space="0" w:color="auto"/>
         </w:tblBorders>
-        <w:tblLayout w:type="autofit"/>
         <w:tblCellMar>
           <w:top w:w="0" w:type="dxa"/>
           <w:left w:w="108" w:type="dxa"/>
@@ -5594,13 +5419,15 @@
       </w:tblGrid>
       <w:tr>
         <w:tblPrEx>
+          <w:tblW w:w="8800" w:type="dxa"/>
+          <w:tblInd w:w="0" w:type="dxa"/>
           <w:tblBorders>
-            <w:top w:val="single" w:color="auto" w:sz="4" w:space="0"/>
-            <w:left w:val="single" w:color="auto" w:sz="4" w:space="0"/>
-            <w:bottom w:val="single" w:color="auto" w:sz="4" w:space="0"/>
-            <w:right w:val="single" w:color="auto" w:sz="4" w:space="0"/>
-            <w:insideH w:val="single" w:color="auto" w:sz="4" w:space="0"/>
-            <w:insideV w:val="single" w:color="auto" w:sz="4" w:space="0"/>
+            <w:top w:val="single" w:sz="4" w:space="0" w:color="auto"/>
+            <w:left w:val="single" w:sz="4" w:space="0" w:color="auto"/>
+            <w:bottom w:val="single" w:sz="4" w:space="0" w:color="auto"/>
+            <w:right w:val="single" w:sz="4" w:space="0" w:color="auto"/>
+            <w:insideH w:val="single" w:sz="4" w:space="0" w:color="auto"/>
+            <w:insideV w:val="single" w:sz="4" w:space="0" w:color="auto"/>
           </w:tblBorders>
           <w:tblCellMar>
             <w:top w:w="0" w:type="dxa"/>
@@ -5615,7 +5442,7 @@
           </w:tcPr>
           <w:p>
             <w:pPr>
-              <w:pStyle w:val="29"/>
+              <w:pStyle w:val="a1"/>
               <w:keepNext w:val="0"/>
               <w:keepLines w:val="0"/>
               <w:pageBreakBefore w:val="0"/>
@@ -5629,7 +5456,7 @@
               <w:bidi w:val="0"/>
               <w:adjustRightInd w:val="0"/>
               <w:snapToGrid w:val="0"/>
-              <w:ind w:right="0" w:rightChars="0" w:firstLine="0" w:firstLineChars="0"/>
+              <w:ind w:right="0" w:firstLine="0" w:rightChars="0" w:firstLineChars="0"/>
               <w:jc w:val="left"/>
               <w:textAlignment w:val="baseline"/>
               <w:rPr>
@@ -5654,7 +5481,7 @@
           </w:tcPr>
           <w:p>
             <w:pPr>
-              <w:pStyle w:val="29"/>
+              <w:pStyle w:val="a1"/>
               <w:keepNext w:val="0"/>
               <w:keepLines w:val="0"/>
               <w:pageBreakBefore w:val="0"/>
@@ -5668,7 +5495,7 @@
               <w:bidi w:val="0"/>
               <w:adjustRightInd w:val="0"/>
               <w:snapToGrid w:val="0"/>
-              <w:ind w:right="0" w:rightChars="0" w:firstLine="0" w:firstLineChars="0"/>
+              <w:ind w:right="0" w:firstLine="0" w:rightChars="0" w:firstLineChars="0"/>
               <w:jc w:val="left"/>
               <w:textAlignment w:val="baseline"/>
               <w:rPr>
@@ -5693,7 +5520,7 @@
           </w:tcPr>
           <w:p>
             <w:pPr>
-              <w:pStyle w:val="29"/>
+              <w:pStyle w:val="a1"/>
               <w:keepNext w:val="0"/>
               <w:keepLines w:val="0"/>
               <w:pageBreakBefore w:val="0"/>
@@ -5707,7 +5534,7 @@
               <w:bidi w:val="0"/>
               <w:adjustRightInd w:val="0"/>
               <w:snapToGrid w:val="0"/>
-              <w:ind w:right="0" w:rightChars="0" w:firstLine="0" w:firstLineChars="0"/>
+              <w:ind w:right="0" w:firstLine="0" w:rightChars="0" w:firstLineChars="0"/>
               <w:jc w:val="left"/>
               <w:textAlignment w:val="baseline"/>
               <w:rPr>
@@ -5732,7 +5559,7 @@
           </w:tcPr>
           <w:p>
             <w:pPr>
-              <w:pStyle w:val="29"/>
+              <w:pStyle w:val="a1"/>
               <w:keepNext w:val="0"/>
               <w:keepLines w:val="0"/>
               <w:pageBreakBefore w:val="0"/>
@@ -5746,7 +5573,7 @@
               <w:bidi w:val="0"/>
               <w:adjustRightInd w:val="0"/>
               <w:snapToGrid w:val="0"/>
-              <w:ind w:right="0" w:rightChars="0" w:firstLine="0" w:firstLineChars="0"/>
+              <w:ind w:right="0" w:firstLine="0" w:rightChars="0" w:firstLineChars="0"/>
               <w:jc w:val="left"/>
               <w:textAlignment w:val="baseline"/>
               <w:rPr>
@@ -5771,7 +5598,7 @@
           </w:tcPr>
           <w:p>
             <w:pPr>
-              <w:pStyle w:val="29"/>
+              <w:pStyle w:val="a1"/>
               <w:keepNext w:val="0"/>
               <w:keepLines w:val="0"/>
               <w:pageBreakBefore w:val="0"/>
@@ -5785,7 +5612,7 @@
               <w:bidi w:val="0"/>
               <w:adjustRightInd w:val="0"/>
               <w:snapToGrid w:val="0"/>
-              <w:ind w:right="0" w:rightChars="0" w:firstLine="0" w:firstLineChars="0"/>
+              <w:ind w:right="0" w:firstLine="0" w:rightChars="0" w:firstLineChars="0"/>
               <w:jc w:val="left"/>
               <w:textAlignment w:val="baseline"/>
               <w:rPr>
@@ -5810,7 +5637,7 @@
           </w:tcPr>
           <w:p>
             <w:pPr>
-              <w:pStyle w:val="29"/>
+              <w:pStyle w:val="a1"/>
               <w:keepNext w:val="0"/>
               <w:keepLines w:val="0"/>
               <w:pageBreakBefore w:val="0"/>
@@ -5824,7 +5651,7 @@
               <w:bidi w:val="0"/>
               <w:adjustRightInd w:val="0"/>
               <w:snapToGrid w:val="0"/>
-              <w:ind w:right="0" w:rightChars="0" w:firstLine="0" w:firstLineChars="0"/>
+              <w:ind w:right="0" w:firstLine="0" w:rightChars="0" w:firstLineChars="0"/>
               <w:jc w:val="left"/>
               <w:textAlignment w:val="baseline"/>
               <w:rPr>
@@ -5846,14 +5673,8 @@
       </w:tr>
       <w:tr>
         <w:tblPrEx>
-          <w:tblBorders>
-            <w:top w:val="single" w:color="auto" w:sz="4" w:space="0"/>
-            <w:left w:val="single" w:color="auto" w:sz="4" w:space="0"/>
-            <w:bottom w:val="single" w:color="auto" w:sz="4" w:space="0"/>
-            <w:right w:val="single" w:color="auto" w:sz="4" w:space="0"/>
-            <w:insideH w:val="single" w:color="auto" w:sz="4" w:space="0"/>
-            <w:insideV w:val="single" w:color="auto" w:sz="4" w:space="0"/>
-          </w:tblBorders>
+          <w:tblW w:w="8800" w:type="dxa"/>
+          <w:tblInd w:w="0" w:type="dxa"/>
           <w:tblCellMar>
             <w:top w:w="0" w:type="dxa"/>
             <w:left w:w="108" w:type="dxa"/>
@@ -5869,7 +5690,7 @@
           </w:tcPr>
           <w:p>
             <w:pPr>
-              <w:pStyle w:val="29"/>
+              <w:pStyle w:val="a1"/>
               <w:keepNext w:val="0"/>
               <w:keepLines w:val="0"/>
               <w:pageBreakBefore w:val="0"/>
@@ -5883,7 +5704,7 @@
               <w:bidi w:val="0"/>
               <w:adjustRightInd w:val="0"/>
               <w:snapToGrid w:val="0"/>
-              <w:ind w:right="0" w:rightChars="0" w:firstLine="0" w:firstLineChars="0"/>
+              <w:ind w:right="0" w:firstLine="0" w:rightChars="0" w:firstLineChars="0"/>
               <w:jc w:val="left"/>
               <w:textAlignment w:val="baseline"/>
               <w:rPr>
@@ -5903,7 +5724,7 @@
           </w:p>
           <w:p>
             <w:pPr>
-              <w:pStyle w:val="29"/>
+              <w:pStyle w:val="a1"/>
               <w:keepNext w:val="0"/>
               <w:keepLines w:val="0"/>
               <w:pageBreakBefore w:val="0"/>
@@ -5917,11 +5738,11 @@
               <w:bidi w:val="0"/>
               <w:adjustRightInd w:val="0"/>
               <w:snapToGrid w:val="0"/>
-              <w:ind w:right="0" w:rightChars="0" w:firstLine="0" w:firstLineChars="0"/>
+              <w:ind w:right="0" w:firstLine="0" w:rightChars="0" w:firstLineChars="0"/>
               <w:jc w:val="left"/>
               <w:textAlignment w:val="baseline"/>
               <w:rPr>
-                <w:rFonts w:hint="default" w:ascii="Arial" w:hAnsi="Arial" w:eastAsia="宋体" w:cs="Arial"/>
+                <w:rFonts w:ascii="Arial" w:eastAsia="宋体" w:hAnsi="Arial" w:cs="Arial" w:hint="default"/>
                 <w:snapToGrid w:val="0"/>
                 <w:color w:val="000000"/>
                 <w:kern w:val="0"/>
@@ -5942,7 +5763,7 @@
           </w:p>
           <w:p>
             <w:pPr>
-              <w:pStyle w:val="29"/>
+              <w:pStyle w:val="a1"/>
               <w:keepNext w:val="0"/>
               <w:keepLines w:val="0"/>
               <w:pageBreakBefore w:val="0"/>
@@ -5956,7 +5777,7 @@
               <w:bidi w:val="0"/>
               <w:adjustRightInd w:val="0"/>
               <w:snapToGrid w:val="0"/>
-              <w:ind w:right="0" w:rightChars="0" w:firstLine="0" w:firstLineChars="0"/>
+              <w:ind w:right="0" w:firstLine="0" w:rightChars="0" w:firstLineChars="0"/>
               <w:jc w:val="left"/>
               <w:textAlignment w:val="baseline"/>
               <w:rPr>
@@ -5974,7 +5795,7 @@
           </w:tcPr>
           <w:p>
             <w:pPr>
-              <w:pStyle w:val="29"/>
+              <w:pStyle w:val="a1"/>
               <w:keepNext w:val="0"/>
               <w:keepLines w:val="0"/>
               <w:pageBreakBefore w:val="0"/>
@@ -5988,11 +5809,11 @@
               <w:bidi w:val="0"/>
               <w:adjustRightInd w:val="0"/>
               <w:snapToGrid w:val="0"/>
-              <w:ind w:right="0" w:rightChars="0" w:firstLine="0" w:firstLineChars="0"/>
+              <w:ind w:right="0" w:firstLine="0" w:rightChars="0" w:firstLineChars="0"/>
               <w:jc w:val="left"/>
               <w:textAlignment w:val="baseline"/>
               <w:rPr>
-                <w:rFonts w:hint="default" w:ascii="Arial" w:hAnsi="Arial" w:eastAsia="宋体" w:cs="Arial"/>
+                <w:rFonts w:ascii="Arial" w:eastAsia="宋体" w:hAnsi="Arial" w:cs="Arial" w:hint="default"/>
                 <w:snapToGrid w:val="0"/>
                 <w:color w:val="000000"/>
                 <w:kern w:val="0"/>
@@ -6018,7 +5839,7 @@
           </w:tcPr>
           <w:p>
             <w:pPr>
-              <w:pStyle w:val="29"/>
+              <w:pStyle w:val="a1"/>
               <w:keepNext w:val="0"/>
               <w:keepLines w:val="0"/>
               <w:pageBreakBefore w:val="0"/>
@@ -6032,7 +5853,7 @@
               <w:bidi w:val="0"/>
               <w:adjustRightInd w:val="0"/>
               <w:snapToGrid w:val="0"/>
-              <w:ind w:right="0" w:rightChars="0" w:firstLine="0" w:firstLineChars="0"/>
+              <w:ind w:right="0" w:firstLine="0" w:rightChars="0" w:firstLineChars="0"/>
               <w:jc w:val="left"/>
               <w:textAlignment w:val="baseline"/>
               <w:rPr>
@@ -6058,7 +5879,7 @@
           </w:tcPr>
           <w:p>
             <w:pPr>
-              <w:pStyle w:val="29"/>
+              <w:pStyle w:val="a1"/>
               <w:keepNext w:val="0"/>
               <w:keepLines w:val="0"/>
               <w:pageBreakBefore w:val="0"/>
@@ -6072,11 +5893,11 @@
               <w:bidi w:val="0"/>
               <w:adjustRightInd w:val="0"/>
               <w:snapToGrid w:val="0"/>
-              <w:ind w:right="0" w:rightChars="0" w:firstLine="0" w:firstLineChars="0"/>
+              <w:ind w:right="0" w:firstLine="0" w:rightChars="0" w:firstLineChars="0"/>
               <w:jc w:val="left"/>
               <w:textAlignment w:val="baseline"/>
               <w:rPr>
-                <w:rFonts w:hint="default" w:ascii="Arial" w:hAnsi="Arial" w:eastAsia="宋体" w:cs="Arial"/>
+                <w:rFonts w:ascii="Arial" w:eastAsia="宋体" w:hAnsi="Arial" w:cs="Arial" w:hint="default"/>
                 <w:snapToGrid w:val="0"/>
                 <w:color w:val="000000"/>
                 <w:kern w:val="0"/>
@@ -6102,7 +5923,7 @@
           </w:tcPr>
           <w:p>
             <w:pPr>
-              <w:pStyle w:val="29"/>
+              <w:pStyle w:val="a1"/>
               <w:keepNext w:val="0"/>
               <w:keepLines w:val="0"/>
               <w:pageBreakBefore w:val="0"/>
@@ -6116,7 +5937,7 @@
               <w:bidi w:val="0"/>
               <w:adjustRightInd w:val="0"/>
               <w:snapToGrid w:val="0"/>
-              <w:ind w:right="0" w:rightChars="0" w:firstLine="0" w:firstLineChars="0"/>
+              <w:ind w:right="0" w:firstLine="0" w:rightChars="0" w:firstLineChars="0"/>
               <w:jc w:val="left"/>
               <w:textAlignment w:val="baseline"/>
               <w:rPr>
@@ -6141,7 +5962,7 @@
           </w:tcPr>
           <w:p>
             <w:pPr>
-              <w:pStyle w:val="29"/>
+              <w:pStyle w:val="a1"/>
               <w:keepNext w:val="0"/>
               <w:keepLines w:val="0"/>
               <w:pageBreakBefore w:val="0"/>
@@ -6155,7 +5976,7 @@
               <w:bidi w:val="0"/>
               <w:adjustRightInd w:val="0"/>
               <w:snapToGrid w:val="0"/>
-              <w:ind w:right="0" w:rightChars="0" w:firstLine="0" w:firstLineChars="0"/>
+              <w:ind w:right="0" w:firstLine="0" w:rightChars="0" w:firstLineChars="0"/>
               <w:jc w:val="left"/>
               <w:textAlignment w:val="baseline"/>
               <w:rPr>
@@ -6177,14 +5998,8 @@
       </w:tr>
       <w:tr>
         <w:tblPrEx>
-          <w:tblBorders>
-            <w:top w:val="single" w:color="auto" w:sz="4" w:space="0"/>
-            <w:left w:val="single" w:color="auto" w:sz="4" w:space="0"/>
-            <w:bottom w:val="single" w:color="auto" w:sz="4" w:space="0"/>
-            <w:right w:val="single" w:color="auto" w:sz="4" w:space="0"/>
-            <w:insideH w:val="single" w:color="auto" w:sz="4" w:space="0"/>
-            <w:insideV w:val="single" w:color="auto" w:sz="4" w:space="0"/>
-          </w:tblBorders>
+          <w:tblW w:w="8800" w:type="dxa"/>
+          <w:tblInd w:w="0" w:type="dxa"/>
           <w:tblCellMar>
             <w:top w:w="0" w:type="dxa"/>
             <w:left w:w="108" w:type="dxa"/>
@@ -6195,11 +6010,11 @@
         <w:tc>
           <w:tcPr>
             <w:tcW w:w="1255" w:type="dxa"/>
-            <w:vMerge w:val="continue"/>
-          </w:tcPr>
-          <w:p>
-            <w:pPr>
-              <w:pStyle w:val="29"/>
+            <w:vMerge/>
+          </w:tcPr>
+          <w:p>
+            <w:pPr>
+              <w:pStyle w:val="a1"/>
               <w:keepNext w:val="0"/>
               <w:keepLines w:val="0"/>
               <w:pageBreakBefore w:val="0"/>
@@ -6213,7 +6028,7 @@
               <w:bidi w:val="0"/>
               <w:adjustRightInd w:val="0"/>
               <w:snapToGrid w:val="0"/>
-              <w:ind w:right="0" w:rightChars="0" w:firstLine="0" w:firstLineChars="0"/>
+              <w:ind w:right="0" w:firstLine="0" w:rightChars="0" w:firstLineChars="0"/>
               <w:jc w:val="left"/>
               <w:textAlignment w:val="baseline"/>
               <w:rPr>
@@ -6231,7 +6046,7 @@
           </w:tcPr>
           <w:p>
             <w:pPr>
-              <w:pStyle w:val="29"/>
+              <w:pStyle w:val="a1"/>
               <w:keepNext w:val="0"/>
               <w:keepLines w:val="0"/>
               <w:pageBreakBefore w:val="0"/>
@@ -6245,11 +6060,11 @@
               <w:bidi w:val="0"/>
               <w:adjustRightInd w:val="0"/>
               <w:snapToGrid w:val="0"/>
-              <w:ind w:right="0" w:rightChars="0" w:firstLine="0" w:firstLineChars="0"/>
+              <w:ind w:right="0" w:firstLine="0" w:rightChars="0" w:firstLineChars="0"/>
               <w:jc w:val="left"/>
               <w:textAlignment w:val="baseline"/>
               <w:rPr>
-                <w:rFonts w:hint="default" w:ascii="Arial" w:hAnsi="Arial" w:eastAsia="宋体" w:cs="Arial"/>
+                <w:rFonts w:ascii="Arial" w:eastAsia="宋体" w:hAnsi="Arial" w:cs="Arial" w:hint="default"/>
                 <w:snapToGrid w:val="0"/>
                 <w:color w:val="000000"/>
                 <w:kern w:val="0"/>
@@ -6275,7 +6090,7 @@
           </w:tcPr>
           <w:p>
             <w:pPr>
-              <w:pStyle w:val="29"/>
+              <w:pStyle w:val="a1"/>
               <w:keepNext w:val="0"/>
               <w:keepLines w:val="0"/>
               <w:pageBreakBefore w:val="0"/>
@@ -6289,7 +6104,7 @@
               <w:bidi w:val="0"/>
               <w:adjustRightInd w:val="0"/>
               <w:snapToGrid w:val="0"/>
-              <w:ind w:right="0" w:rightChars="0" w:firstLine="0" w:firstLineChars="0"/>
+              <w:ind w:right="0" w:firstLine="0" w:rightChars="0" w:firstLineChars="0"/>
               <w:jc w:val="left"/>
               <w:textAlignment w:val="baseline"/>
               <w:rPr>
@@ -6315,7 +6130,7 @@
           </w:tcPr>
           <w:p>
             <w:pPr>
-              <w:pStyle w:val="29"/>
+              <w:pStyle w:val="a1"/>
               <w:keepNext w:val="0"/>
               <w:keepLines w:val="0"/>
               <w:pageBreakBefore w:val="0"/>
@@ -6329,11 +6144,11 @@
               <w:bidi w:val="0"/>
               <w:adjustRightInd w:val="0"/>
               <w:snapToGrid w:val="0"/>
-              <w:ind w:right="0" w:rightChars="0" w:firstLine="0" w:firstLineChars="0"/>
+              <w:ind w:right="0" w:firstLine="0" w:rightChars="0" w:firstLineChars="0"/>
               <w:jc w:val="left"/>
               <w:textAlignment w:val="baseline"/>
               <w:rPr>
-                <w:rFonts w:hint="eastAsia" w:ascii="Arial" w:hAnsi="Arial" w:eastAsia="宋体" w:cs="Arial"/>
+                <w:rFonts w:ascii="Arial" w:eastAsia="宋体" w:hAnsi="Arial" w:cs="Arial" w:hint="eastAsia"/>
                 <w:snapToGrid w:val="0"/>
                 <w:color w:val="000000"/>
                 <w:kern w:val="0"/>
@@ -6359,7 +6174,7 @@
           </w:tcPr>
           <w:p>
             <w:pPr>
-              <w:pStyle w:val="29"/>
+              <w:pStyle w:val="a1"/>
               <w:keepNext w:val="0"/>
               <w:keepLines w:val="0"/>
               <w:pageBreakBefore w:val="0"/>
@@ -6373,7 +6188,7 @@
               <w:bidi w:val="0"/>
               <w:adjustRightInd w:val="0"/>
               <w:snapToGrid w:val="0"/>
-              <w:ind w:right="0" w:rightChars="0" w:firstLine="0" w:firstLineChars="0"/>
+              <w:ind w:right="0" w:firstLine="0" w:rightChars="0" w:firstLineChars="0"/>
               <w:jc w:val="left"/>
               <w:textAlignment w:val="baseline"/>
               <w:rPr>
@@ -6398,7 +6213,7 @@
           </w:tcPr>
           <w:p>
             <w:pPr>
-              <w:pStyle w:val="29"/>
+              <w:pStyle w:val="a1"/>
               <w:keepNext w:val="0"/>
               <w:keepLines w:val="0"/>
               <w:pageBreakBefore w:val="0"/>
@@ -6412,7 +6227,7 @@
               <w:bidi w:val="0"/>
               <w:adjustRightInd w:val="0"/>
               <w:snapToGrid w:val="0"/>
-              <w:ind w:right="0" w:rightChars="0" w:firstLine="0" w:firstLineChars="0"/>
+              <w:ind w:right="0" w:firstLine="0" w:rightChars="0" w:firstLineChars="0"/>
               <w:jc w:val="left"/>
               <w:textAlignment w:val="baseline"/>
               <w:rPr>
@@ -6434,14 +6249,8 @@
       </w:tr>
       <w:tr>
         <w:tblPrEx>
-          <w:tblBorders>
-            <w:top w:val="single" w:color="auto" w:sz="4" w:space="0"/>
-            <w:left w:val="single" w:color="auto" w:sz="4" w:space="0"/>
-            <w:bottom w:val="single" w:color="auto" w:sz="4" w:space="0"/>
-            <w:right w:val="single" w:color="auto" w:sz="4" w:space="0"/>
-            <w:insideH w:val="single" w:color="auto" w:sz="4" w:space="0"/>
-            <w:insideV w:val="single" w:color="auto" w:sz="4" w:space="0"/>
-          </w:tblBorders>
+          <w:tblW w:w="8800" w:type="dxa"/>
+          <w:tblInd w:w="0" w:type="dxa"/>
           <w:tblCellMar>
             <w:top w:w="0" w:type="dxa"/>
             <w:left w:w="108" w:type="dxa"/>
@@ -6452,11 +6261,11 @@
         <w:tc>
           <w:tcPr>
             <w:tcW w:w="1255" w:type="dxa"/>
-            <w:vMerge w:val="continue"/>
-          </w:tcPr>
-          <w:p>
-            <w:pPr>
-              <w:pStyle w:val="29"/>
+            <w:vMerge/>
+          </w:tcPr>
+          <w:p>
+            <w:pPr>
+              <w:pStyle w:val="a1"/>
               <w:keepNext w:val="0"/>
               <w:keepLines w:val="0"/>
               <w:pageBreakBefore w:val="0"/>
@@ -6470,7 +6279,7 @@
               <w:bidi w:val="0"/>
               <w:adjustRightInd w:val="0"/>
               <w:snapToGrid w:val="0"/>
-              <w:ind w:right="0" w:rightChars="0" w:firstLine="0" w:firstLineChars="0"/>
+              <w:ind w:right="0" w:firstLine="0" w:rightChars="0" w:firstLineChars="0"/>
               <w:jc w:val="left"/>
               <w:textAlignment w:val="baseline"/>
               <w:rPr>
@@ -6488,7 +6297,7 @@
           </w:tcPr>
           <w:p>
             <w:pPr>
-              <w:pStyle w:val="29"/>
+              <w:pStyle w:val="a1"/>
               <w:keepNext w:val="0"/>
               <w:keepLines w:val="0"/>
               <w:pageBreakBefore w:val="0"/>
@@ -6502,11 +6311,11 @@
               <w:bidi w:val="0"/>
               <w:adjustRightInd w:val="0"/>
               <w:snapToGrid w:val="0"/>
-              <w:ind w:right="0" w:rightChars="0" w:firstLine="0" w:firstLineChars="0"/>
+              <w:ind w:right="0" w:firstLine="0" w:rightChars="0" w:firstLineChars="0"/>
               <w:jc w:val="left"/>
               <w:textAlignment w:val="baseline"/>
               <w:rPr>
-                <w:rFonts w:hint="default" w:ascii="Arial" w:hAnsi="Arial" w:eastAsia="宋体" w:cs="Arial"/>
+                <w:rFonts w:ascii="Arial" w:eastAsia="宋体" w:hAnsi="Arial" w:cs="Arial" w:hint="default"/>
                 <w:snapToGrid w:val="0"/>
                 <w:color w:val="000000"/>
                 <w:kern w:val="0"/>
@@ -6532,7 +6341,7 @@
           </w:tcPr>
           <w:p>
             <w:pPr>
-              <w:pStyle w:val="29"/>
+              <w:pStyle w:val="a1"/>
               <w:keepNext w:val="0"/>
               <w:keepLines w:val="0"/>
               <w:pageBreakBefore w:val="0"/>
@@ -6546,7 +6355,7 @@
               <w:bidi w:val="0"/>
               <w:adjustRightInd w:val="0"/>
               <w:snapToGrid w:val="0"/>
-              <w:ind w:right="0" w:rightChars="0" w:firstLine="0" w:firstLineChars="0"/>
+              <w:ind w:right="0" w:firstLine="0" w:rightChars="0" w:firstLineChars="0"/>
               <w:jc w:val="left"/>
               <w:textAlignment w:val="baseline"/>
               <w:rPr>
@@ -6572,7 +6381,7 @@
           </w:tcPr>
           <w:p>
             <w:pPr>
-              <w:pStyle w:val="29"/>
+              <w:pStyle w:val="a1"/>
               <w:keepNext w:val="0"/>
               <w:keepLines w:val="0"/>
               <w:pageBreakBefore w:val="0"/>
@@ -6586,11 +6395,11 @@
               <w:bidi w:val="0"/>
               <w:adjustRightInd w:val="0"/>
               <w:snapToGrid w:val="0"/>
-              <w:ind w:right="0" w:rightChars="0" w:firstLine="0" w:firstLineChars="0"/>
+              <w:ind w:right="0" w:firstLine="0" w:rightChars="0" w:firstLineChars="0"/>
               <w:jc w:val="left"/>
               <w:textAlignment w:val="baseline"/>
               <w:rPr>
-                <w:rFonts w:hint="eastAsia" w:ascii="Arial" w:hAnsi="Arial" w:eastAsia="宋体" w:cs="Arial"/>
+                <w:rFonts w:ascii="Arial" w:eastAsia="宋体" w:hAnsi="Arial" w:cs="Arial" w:hint="eastAsia"/>
                 <w:snapToGrid w:val="0"/>
                 <w:color w:val="000000"/>
                 <w:kern w:val="0"/>
@@ -6616,7 +6425,7 @@
           </w:tcPr>
           <w:p>
             <w:pPr>
-              <w:pStyle w:val="29"/>
+              <w:pStyle w:val="a1"/>
               <w:keepNext w:val="0"/>
               <w:keepLines w:val="0"/>
               <w:pageBreakBefore w:val="0"/>
@@ -6630,7 +6439,7 @@
               <w:bidi w:val="0"/>
               <w:adjustRightInd w:val="0"/>
               <w:snapToGrid w:val="0"/>
-              <w:ind w:right="0" w:rightChars="0" w:firstLine="0" w:firstLineChars="0"/>
+              <w:ind w:right="0" w:firstLine="0" w:rightChars="0" w:firstLineChars="0"/>
               <w:jc w:val="left"/>
               <w:textAlignment w:val="baseline"/>
               <w:rPr>
@@ -6655,7 +6464,7 @@
           </w:tcPr>
           <w:p>
             <w:pPr>
-              <w:pStyle w:val="29"/>
+              <w:pStyle w:val="a1"/>
               <w:keepNext w:val="0"/>
               <w:keepLines w:val="0"/>
               <w:pageBreakBefore w:val="0"/>
@@ -6669,7 +6478,7 @@
               <w:bidi w:val="0"/>
               <w:adjustRightInd w:val="0"/>
               <w:snapToGrid w:val="0"/>
-              <w:ind w:right="0" w:rightChars="0" w:firstLine="0" w:firstLineChars="0"/>
+              <w:ind w:right="0" w:firstLine="0" w:rightChars="0" w:firstLineChars="0"/>
               <w:jc w:val="left"/>
               <w:textAlignment w:val="baseline"/>
               <w:rPr>
@@ -6691,14 +6500,8 @@
       </w:tr>
       <w:tr>
         <w:tblPrEx>
-          <w:tblBorders>
-            <w:top w:val="single" w:color="auto" w:sz="4" w:space="0"/>
-            <w:left w:val="single" w:color="auto" w:sz="4" w:space="0"/>
-            <w:bottom w:val="single" w:color="auto" w:sz="4" w:space="0"/>
-            <w:right w:val="single" w:color="auto" w:sz="4" w:space="0"/>
-            <w:insideH w:val="single" w:color="auto" w:sz="4" w:space="0"/>
-            <w:insideV w:val="single" w:color="auto" w:sz="4" w:space="0"/>
-          </w:tblBorders>
+          <w:tblW w:w="8800" w:type="dxa"/>
+          <w:tblInd w:w="0" w:type="dxa"/>
           <w:tblCellMar>
             <w:top w:w="0" w:type="dxa"/>
             <w:left w:w="108" w:type="dxa"/>
@@ -6714,7 +6517,7 @@
           </w:tcPr>
           <w:p>
             <w:pPr>
-              <w:pStyle w:val="29"/>
+              <w:pStyle w:val="a1"/>
               <w:keepNext w:val="0"/>
               <w:keepLines w:val="0"/>
               <w:pageBreakBefore w:val="0"/>
@@ -6728,7 +6531,7 @@
               <w:bidi w:val="0"/>
               <w:adjustRightInd w:val="0"/>
               <w:snapToGrid w:val="0"/>
-              <w:ind w:right="0" w:rightChars="0" w:firstLine="0" w:firstLineChars="0"/>
+              <w:ind w:right="0" w:firstLine="0" w:rightChars="0" w:firstLineChars="0"/>
               <w:jc w:val="left"/>
               <w:textAlignment w:val="baseline"/>
               <w:rPr>
@@ -6748,7 +6551,7 @@
           </w:p>
           <w:p>
             <w:pPr>
-              <w:pStyle w:val="29"/>
+              <w:pStyle w:val="a1"/>
               <w:keepNext w:val="0"/>
               <w:keepLines w:val="0"/>
               <w:pageBreakBefore w:val="0"/>
@@ -6762,11 +6565,11 @@
               <w:bidi w:val="0"/>
               <w:adjustRightInd w:val="0"/>
               <w:snapToGrid w:val="0"/>
-              <w:ind w:right="0" w:rightChars="0" w:firstLine="0" w:firstLineChars="0"/>
+              <w:ind w:right="0" w:firstLine="0" w:rightChars="0" w:firstLineChars="0"/>
               <w:jc w:val="left"/>
               <w:textAlignment w:val="baseline"/>
               <w:rPr>
-                <w:rFonts w:hint="eastAsia" w:ascii="Arial" w:hAnsi="Arial" w:eastAsia="宋体" w:cs="Arial"/>
+                <w:rFonts w:ascii="Arial" w:eastAsia="宋体" w:hAnsi="Arial" w:cs="Arial" w:hint="eastAsia"/>
                 <w:snapToGrid w:val="0"/>
                 <w:color w:val="000000"/>
                 <w:kern w:val="0"/>
@@ -6787,7 +6590,7 @@
           </w:p>
           <w:p>
             <w:pPr>
-              <w:pStyle w:val="29"/>
+              <w:pStyle w:val="a1"/>
               <w:keepNext w:val="0"/>
               <w:keepLines w:val="0"/>
               <w:pageBreakBefore w:val="0"/>
@@ -6801,7 +6604,7 @@
               <w:bidi w:val="0"/>
               <w:adjustRightInd w:val="0"/>
               <w:snapToGrid w:val="0"/>
-              <w:ind w:right="0" w:rightChars="0" w:firstLine="0" w:firstLineChars="0"/>
+              <w:ind w:right="0" w:firstLine="0" w:rightChars="0" w:firstLineChars="0"/>
               <w:jc w:val="left"/>
               <w:textAlignment w:val="baseline"/>
               <w:rPr>
@@ -6819,7 +6622,7 @@
           </w:tcPr>
           <w:p>
             <w:pPr>
-              <w:pStyle w:val="29"/>
+              <w:pStyle w:val="a1"/>
               <w:keepNext w:val="0"/>
               <w:keepLines w:val="0"/>
               <w:pageBreakBefore w:val="0"/>
@@ -6833,11 +6636,11 @@
               <w:bidi w:val="0"/>
               <w:adjustRightInd w:val="0"/>
               <w:snapToGrid w:val="0"/>
-              <w:ind w:right="0" w:rightChars="0" w:firstLine="0" w:firstLineChars="0"/>
+              <w:ind w:right="0" w:firstLine="0" w:rightChars="0" w:firstLineChars="0"/>
               <w:jc w:val="left"/>
               <w:textAlignment w:val="baseline"/>
               <w:rPr>
-                <w:rFonts w:hint="default" w:ascii="Arial" w:hAnsi="Arial" w:eastAsia="宋体" w:cs="Arial"/>
+                <w:rFonts w:ascii="Arial" w:eastAsia="宋体" w:hAnsi="Arial" w:cs="Arial" w:hint="default"/>
                 <w:snapToGrid w:val="0"/>
                 <w:color w:val="000000"/>
                 <w:kern w:val="0"/>
@@ -6863,7 +6666,7 @@
           </w:tcPr>
           <w:p>
             <w:pPr>
-              <w:pStyle w:val="29"/>
+              <w:pStyle w:val="a1"/>
               <w:keepNext w:val="0"/>
               <w:keepLines w:val="0"/>
               <w:pageBreakBefore w:val="0"/>
@@ -6877,7 +6680,7 @@
               <w:bidi w:val="0"/>
               <w:adjustRightInd w:val="0"/>
               <w:snapToGrid w:val="0"/>
-              <w:ind w:right="0" w:rightChars="0" w:firstLine="0" w:firstLineChars="0"/>
+              <w:ind w:right="0" w:firstLine="0" w:rightChars="0" w:firstLineChars="0"/>
               <w:jc w:val="left"/>
               <w:textAlignment w:val="baseline"/>
               <w:rPr>
@@ -6903,7 +6706,7 @@
           </w:tcPr>
           <w:p>
             <w:pPr>
-              <w:pStyle w:val="29"/>
+              <w:pStyle w:val="a1"/>
               <w:keepNext w:val="0"/>
               <w:keepLines w:val="0"/>
               <w:pageBreakBefore w:val="0"/>
@@ -6917,11 +6720,11 @@
               <w:bidi w:val="0"/>
               <w:adjustRightInd w:val="0"/>
               <w:snapToGrid w:val="0"/>
-              <w:ind w:right="0" w:rightChars="0" w:firstLine="0" w:firstLineChars="0"/>
+              <w:ind w:right="0" w:firstLine="0" w:rightChars="0" w:firstLineChars="0"/>
               <w:jc w:val="left"/>
               <w:textAlignment w:val="baseline"/>
               <w:rPr>
-                <w:rFonts w:hint="default" w:ascii="Arial" w:hAnsi="Arial" w:eastAsia="宋体" w:cs="Arial"/>
+                <w:rFonts w:ascii="Arial" w:eastAsia="宋体" w:hAnsi="Arial" w:cs="Arial" w:hint="default"/>
                 <w:snapToGrid w:val="0"/>
                 <w:color w:val="000000"/>
                 <w:kern w:val="0"/>
@@ -6947,7 +6750,7 @@
           </w:tcPr>
           <w:p>
             <w:pPr>
-              <w:pStyle w:val="29"/>
+              <w:pStyle w:val="a1"/>
               <w:keepNext w:val="0"/>
               <w:keepLines w:val="0"/>
               <w:pageBreakBefore w:val="0"/>
@@ -6961,7 +6764,7 @@
               <w:bidi w:val="0"/>
               <w:adjustRightInd w:val="0"/>
               <w:snapToGrid w:val="0"/>
-              <w:ind w:right="0" w:rightChars="0" w:firstLine="0" w:firstLineChars="0"/>
+              <w:ind w:right="0" w:firstLine="0" w:rightChars="0" w:firstLineChars="0"/>
               <w:jc w:val="left"/>
               <w:textAlignment w:val="baseline"/>
               <w:rPr>
@@ -6986,7 +6789,7 @@
           </w:tcPr>
           <w:p>
             <w:pPr>
-              <w:pStyle w:val="29"/>
+              <w:pStyle w:val="a1"/>
               <w:keepNext w:val="0"/>
               <w:keepLines w:val="0"/>
               <w:pageBreakBefore w:val="0"/>
@@ -7000,7 +6803,7 @@
               <w:bidi w:val="0"/>
               <w:adjustRightInd w:val="0"/>
               <w:snapToGrid w:val="0"/>
-              <w:ind w:right="0" w:rightChars="0" w:firstLine="0" w:firstLineChars="0"/>
+              <w:ind w:right="0" w:firstLine="0" w:rightChars="0" w:firstLineChars="0"/>
               <w:jc w:val="left"/>
               <w:textAlignment w:val="baseline"/>
               <w:rPr>
@@ -7022,14 +6825,8 @@
       </w:tr>
       <w:tr>
         <w:tblPrEx>
-          <w:tblBorders>
-            <w:top w:val="single" w:color="auto" w:sz="4" w:space="0"/>
-            <w:left w:val="single" w:color="auto" w:sz="4" w:space="0"/>
-            <w:bottom w:val="single" w:color="auto" w:sz="4" w:space="0"/>
-            <w:right w:val="single" w:color="auto" w:sz="4" w:space="0"/>
-            <w:insideH w:val="single" w:color="auto" w:sz="4" w:space="0"/>
-            <w:insideV w:val="single" w:color="auto" w:sz="4" w:space="0"/>
-          </w:tblBorders>
+          <w:tblW w:w="8800" w:type="dxa"/>
+          <w:tblInd w:w="0" w:type="dxa"/>
           <w:tblCellMar>
             <w:top w:w="0" w:type="dxa"/>
             <w:left w:w="108" w:type="dxa"/>
@@ -7040,11 +6837,11 @@
         <w:tc>
           <w:tcPr>
             <w:tcW w:w="1255" w:type="dxa"/>
-            <w:vMerge w:val="continue"/>
-          </w:tcPr>
-          <w:p>
-            <w:pPr>
-              <w:pStyle w:val="29"/>
+            <w:vMerge/>
+          </w:tcPr>
+          <w:p>
+            <w:pPr>
+              <w:pStyle w:val="a1"/>
               <w:keepNext w:val="0"/>
               <w:keepLines w:val="0"/>
               <w:pageBreakBefore w:val="0"/>
@@ -7058,7 +6855,7 @@
               <w:bidi w:val="0"/>
               <w:adjustRightInd w:val="0"/>
               <w:snapToGrid w:val="0"/>
-              <w:ind w:right="0" w:rightChars="0" w:firstLine="0" w:firstLineChars="0"/>
+              <w:ind w:right="0" w:firstLine="0" w:rightChars="0" w:firstLineChars="0"/>
               <w:jc w:val="left"/>
               <w:textAlignment w:val="baseline"/>
               <w:rPr>
@@ -7076,7 +6873,7 @@
           </w:tcPr>
           <w:p>
             <w:pPr>
-              <w:pStyle w:val="29"/>
+              <w:pStyle w:val="a1"/>
               <w:keepNext w:val="0"/>
               <w:keepLines w:val="0"/>
               <w:pageBreakBefore w:val="0"/>
@@ -7090,11 +6887,11 @@
               <w:bidi w:val="0"/>
               <w:adjustRightInd w:val="0"/>
               <w:snapToGrid w:val="0"/>
-              <w:ind w:right="0" w:rightChars="0" w:firstLine="0" w:firstLineChars="0"/>
+              <w:ind w:right="0" w:firstLine="0" w:rightChars="0" w:firstLineChars="0"/>
               <w:jc w:val="left"/>
               <w:textAlignment w:val="baseline"/>
               <w:rPr>
-                <w:rFonts w:hint="default" w:ascii="Arial" w:hAnsi="Arial" w:eastAsia="宋体" w:cs="Arial"/>
+                <w:rFonts w:ascii="Arial" w:eastAsia="宋体" w:hAnsi="Arial" w:cs="Arial" w:hint="default"/>
                 <w:snapToGrid w:val="0"/>
                 <w:color w:val="000000"/>
                 <w:kern w:val="0"/>
@@ -7120,7 +6917,7 @@
           </w:tcPr>
           <w:p>
             <w:pPr>
-              <w:pStyle w:val="29"/>
+              <w:pStyle w:val="a1"/>
               <w:keepNext w:val="0"/>
               <w:keepLines w:val="0"/>
               <w:pageBreakBefore w:val="0"/>
@@ -7134,7 +6931,7 @@
               <w:bidi w:val="0"/>
               <w:adjustRightInd w:val="0"/>
               <w:snapToGrid w:val="0"/>
-              <w:ind w:right="0" w:rightChars="0" w:firstLine="0" w:firstLineChars="0"/>
+              <w:ind w:right="0" w:firstLine="0" w:rightChars="0" w:firstLineChars="0"/>
               <w:jc w:val="left"/>
               <w:textAlignment w:val="baseline"/>
               <w:rPr>
@@ -7160,7 +6957,7 @@
           </w:tcPr>
           <w:p>
             <w:pPr>
-              <w:pStyle w:val="29"/>
+              <w:pStyle w:val="a1"/>
               <w:keepNext w:val="0"/>
               <w:keepLines w:val="0"/>
               <w:pageBreakBefore w:val="0"/>
@@ -7174,11 +6971,11 @@
               <w:bidi w:val="0"/>
               <w:adjustRightInd w:val="0"/>
               <w:snapToGrid w:val="0"/>
-              <w:ind w:right="0" w:rightChars="0" w:firstLine="0" w:firstLineChars="0"/>
+              <w:ind w:right="0" w:firstLine="0" w:rightChars="0" w:firstLineChars="0"/>
               <w:jc w:val="left"/>
               <w:textAlignment w:val="baseline"/>
               <w:rPr>
-                <w:rFonts w:hint="eastAsia" w:ascii="Arial" w:hAnsi="Arial" w:eastAsia="宋体" w:cs="Arial"/>
+                <w:rFonts w:ascii="Arial" w:eastAsia="宋体" w:hAnsi="Arial" w:cs="Arial" w:hint="eastAsia"/>
                 <w:snapToGrid w:val="0"/>
                 <w:color w:val="000000"/>
                 <w:kern w:val="0"/>
@@ -7204,7 +7001,7 @@
           </w:tcPr>
           <w:p>
             <w:pPr>
-              <w:pStyle w:val="29"/>
+              <w:pStyle w:val="a1"/>
               <w:keepNext w:val="0"/>
               <w:keepLines w:val="0"/>
               <w:pageBreakBefore w:val="0"/>
@@ -7218,7 +7015,7 @@
               <w:bidi w:val="0"/>
               <w:adjustRightInd w:val="0"/>
               <w:snapToGrid w:val="0"/>
-              <w:ind w:right="0" w:rightChars="0" w:firstLine="0" w:firstLineChars="0"/>
+              <w:ind w:right="0" w:firstLine="0" w:rightChars="0" w:firstLineChars="0"/>
               <w:jc w:val="left"/>
               <w:textAlignment w:val="baseline"/>
               <w:rPr>
@@ -7243,7 +7040,7 @@
           </w:tcPr>
           <w:p>
             <w:pPr>
-              <w:pStyle w:val="29"/>
+              <w:pStyle w:val="a1"/>
               <w:keepNext w:val="0"/>
               <w:keepLines w:val="0"/>
               <w:pageBreakBefore w:val="0"/>
@@ -7257,7 +7054,7 @@
               <w:bidi w:val="0"/>
               <w:adjustRightInd w:val="0"/>
               <w:snapToGrid w:val="0"/>
-              <w:ind w:right="0" w:rightChars="0" w:firstLine="0" w:firstLineChars="0"/>
+              <w:ind w:right="0" w:firstLine="0" w:rightChars="0" w:firstLineChars="0"/>
               <w:jc w:val="left"/>
               <w:textAlignment w:val="baseline"/>
               <w:rPr>
@@ -7279,14 +7076,8 @@
       </w:tr>
       <w:tr>
         <w:tblPrEx>
-          <w:tblBorders>
-            <w:top w:val="single" w:color="auto" w:sz="4" w:space="0"/>
-            <w:left w:val="single" w:color="auto" w:sz="4" w:space="0"/>
-            <w:bottom w:val="single" w:color="auto" w:sz="4" w:space="0"/>
-            <w:right w:val="single" w:color="auto" w:sz="4" w:space="0"/>
-            <w:insideH w:val="single" w:color="auto" w:sz="4" w:space="0"/>
-            <w:insideV w:val="single" w:color="auto" w:sz="4" w:space="0"/>
-          </w:tblBorders>
+          <w:tblW w:w="8800" w:type="dxa"/>
+          <w:tblInd w:w="0" w:type="dxa"/>
           <w:tblCellMar>
             <w:top w:w="0" w:type="dxa"/>
             <w:left w:w="108" w:type="dxa"/>
@@ -7297,11 +7088,11 @@
         <w:tc>
           <w:tcPr>
             <w:tcW w:w="1255" w:type="dxa"/>
-            <w:vMerge w:val="continue"/>
-          </w:tcPr>
-          <w:p>
-            <w:pPr>
-              <w:pStyle w:val="29"/>
+            <w:vMerge/>
+          </w:tcPr>
+          <w:p>
+            <w:pPr>
+              <w:pStyle w:val="a1"/>
               <w:keepNext w:val="0"/>
               <w:keepLines w:val="0"/>
               <w:pageBreakBefore w:val="0"/>
@@ -7315,7 +7106,7 @@
               <w:bidi w:val="0"/>
               <w:adjustRightInd w:val="0"/>
               <w:snapToGrid w:val="0"/>
-              <w:ind w:right="0" w:rightChars="0" w:firstLine="0" w:firstLineChars="0"/>
+              <w:ind w:right="0" w:firstLine="0" w:rightChars="0" w:firstLineChars="0"/>
               <w:jc w:val="left"/>
               <w:textAlignment w:val="baseline"/>
               <w:rPr>
@@ -7333,7 +7124,7 @@
           </w:tcPr>
           <w:p>
             <w:pPr>
-              <w:pStyle w:val="29"/>
+              <w:pStyle w:val="a1"/>
               <w:keepNext w:val="0"/>
               <w:keepLines w:val="0"/>
               <w:pageBreakBefore w:val="0"/>
@@ -7347,11 +7138,11 @@
               <w:bidi w:val="0"/>
               <w:adjustRightInd w:val="0"/>
               <w:snapToGrid w:val="0"/>
-              <w:ind w:right="0" w:rightChars="0" w:firstLine="0" w:firstLineChars="0"/>
+              <w:ind w:right="0" w:firstLine="0" w:rightChars="0" w:firstLineChars="0"/>
               <w:jc w:val="left"/>
               <w:textAlignment w:val="baseline"/>
               <w:rPr>
-                <w:rFonts w:hint="eastAsia" w:ascii="Arial" w:hAnsi="Arial" w:eastAsia="宋体" w:cs="Arial"/>
+                <w:rFonts w:ascii="Arial" w:eastAsia="宋体" w:hAnsi="Arial" w:cs="Arial" w:hint="eastAsia"/>
                 <w:snapToGrid w:val="0"/>
                 <w:color w:val="000000"/>
                 <w:kern w:val="0"/>
@@ -7378,7 +7169,7 @@
           </w:tcPr>
           <w:p>
             <w:pPr>
-              <w:pStyle w:val="29"/>
+              <w:pStyle w:val="a1"/>
               <w:keepNext w:val="0"/>
               <w:keepLines w:val="0"/>
               <w:pageBreakBefore w:val="0"/>
@@ -7392,11 +7183,11 @@
               <w:bidi w:val="0"/>
               <w:adjustRightInd w:val="0"/>
               <w:snapToGrid w:val="0"/>
-              <w:ind w:right="0" w:rightChars="0" w:firstLine="0" w:firstLineChars="0"/>
+              <w:ind w:right="0" w:firstLine="0" w:rightChars="0" w:firstLineChars="0"/>
               <w:jc w:val="left"/>
               <w:textAlignment w:val="baseline"/>
               <w:rPr>
-                <w:rFonts w:hint="eastAsia" w:ascii="Arial" w:hAnsi="Arial" w:eastAsia="宋体" w:cs="Arial"/>
+                <w:rFonts w:ascii="Arial" w:eastAsia="宋体" w:hAnsi="Arial" w:cs="Arial" w:hint="eastAsia"/>
                 <w:snapToGrid w:val="0"/>
                 <w:color w:val="000000"/>
                 <w:kern w:val="0"/>
@@ -7423,7 +7214,7 @@
           </w:tcPr>
           <w:p>
             <w:pPr>
-              <w:pStyle w:val="29"/>
+              <w:pStyle w:val="a1"/>
               <w:keepNext w:val="0"/>
               <w:keepLines w:val="0"/>
               <w:pageBreakBefore w:val="0"/>
@@ -7437,11 +7228,11 @@
               <w:bidi w:val="0"/>
               <w:adjustRightInd w:val="0"/>
               <w:snapToGrid w:val="0"/>
-              <w:ind w:right="0" w:rightChars="0" w:firstLine="0" w:firstLineChars="0"/>
+              <w:ind w:right="0" w:firstLine="0" w:rightChars="0" w:firstLineChars="0"/>
               <w:jc w:val="left"/>
               <w:textAlignment w:val="baseline"/>
               <w:rPr>
-                <w:rFonts w:hint="eastAsia" w:ascii="Arial" w:hAnsi="Arial" w:eastAsia="宋体" w:cs="Arial"/>
+                <w:rFonts w:ascii="Arial" w:eastAsia="宋体" w:hAnsi="Arial" w:cs="Arial" w:hint="eastAsia"/>
                 <w:snapToGrid w:val="0"/>
                 <w:color w:val="000000"/>
                 <w:kern w:val="0"/>
@@ -7468,7 +7259,7 @@
           </w:tcPr>
           <w:p>
             <w:pPr>
-              <w:pStyle w:val="29"/>
+              <w:pStyle w:val="a1"/>
               <w:keepNext w:val="0"/>
               <w:keepLines w:val="0"/>
               <w:pageBreakBefore w:val="0"/>
@@ -7482,11 +7273,11 @@
               <w:bidi w:val="0"/>
               <w:adjustRightInd w:val="0"/>
               <w:snapToGrid w:val="0"/>
-              <w:ind w:right="0" w:rightChars="0" w:firstLine="0" w:firstLineChars="0"/>
+              <w:ind w:right="0" w:firstLine="0" w:rightChars="0" w:firstLineChars="0"/>
               <w:jc w:val="left"/>
               <w:textAlignment w:val="baseline"/>
               <w:rPr>
-                <w:rFonts w:hint="eastAsia" w:ascii="Arial" w:hAnsi="Arial" w:eastAsia="宋体" w:cs="Arial"/>
+                <w:rFonts w:ascii="Arial" w:eastAsia="宋体" w:hAnsi="Arial" w:cs="Arial" w:hint="eastAsia"/>
                 <w:snapToGrid w:val="0"/>
                 <w:color w:val="000000"/>
                 <w:kern w:val="0"/>
@@ -7512,7 +7303,7 @@
           </w:tcPr>
           <w:p>
             <w:pPr>
-              <w:pStyle w:val="29"/>
+              <w:pStyle w:val="a1"/>
               <w:keepNext w:val="0"/>
               <w:keepLines w:val="0"/>
               <w:pageBreakBefore w:val="0"/>
@@ -7526,7 +7317,7 @@
               <w:bidi w:val="0"/>
               <w:adjustRightInd w:val="0"/>
               <w:snapToGrid w:val="0"/>
-              <w:ind w:right="0" w:rightChars="0" w:firstLine="0" w:firstLineChars="0"/>
+              <w:ind w:right="0" w:firstLine="0" w:rightChars="0" w:firstLineChars="0"/>
               <w:jc w:val="left"/>
               <w:textAlignment w:val="baseline"/>
               <w:rPr>
@@ -7548,14 +7339,8 @@
       </w:tr>
       <w:tr>
         <w:tblPrEx>
-          <w:tblBorders>
-            <w:top w:val="single" w:color="auto" w:sz="4" w:space="0"/>
-            <w:left w:val="single" w:color="auto" w:sz="4" w:space="0"/>
-            <w:bottom w:val="single" w:color="auto" w:sz="4" w:space="0"/>
-            <w:right w:val="single" w:color="auto" w:sz="4" w:space="0"/>
-            <w:insideH w:val="single" w:color="auto" w:sz="4" w:space="0"/>
-            <w:insideV w:val="single" w:color="auto" w:sz="4" w:space="0"/>
-          </w:tblBorders>
+          <w:tblW w:w="8800" w:type="dxa"/>
+          <w:tblInd w:w="0" w:type="dxa"/>
           <w:tblCellMar>
             <w:top w:w="0" w:type="dxa"/>
             <w:left w:w="108" w:type="dxa"/>
@@ -7566,11 +7351,11 @@
         <w:tc>
           <w:tcPr>
             <w:tcW w:w="1255" w:type="dxa"/>
-            <w:vMerge w:val="continue"/>
-          </w:tcPr>
-          <w:p>
-            <w:pPr>
-              <w:pStyle w:val="29"/>
+            <w:vMerge/>
+          </w:tcPr>
+          <w:p>
+            <w:pPr>
+              <w:pStyle w:val="a1"/>
               <w:keepNext w:val="0"/>
               <w:keepLines w:val="0"/>
               <w:pageBreakBefore w:val="0"/>
@@ -7584,7 +7369,7 @@
               <w:bidi w:val="0"/>
               <w:adjustRightInd w:val="0"/>
               <w:snapToGrid w:val="0"/>
-              <w:ind w:right="0" w:rightChars="0" w:firstLine="0" w:firstLineChars="0"/>
+              <w:ind w:right="0" w:firstLine="0" w:rightChars="0" w:firstLineChars="0"/>
               <w:jc w:val="left"/>
               <w:textAlignment w:val="baseline"/>
               <w:rPr>
@@ -7602,7 +7387,7 @@
           </w:tcPr>
           <w:p>
             <w:pPr>
-              <w:pStyle w:val="29"/>
+              <w:pStyle w:val="a1"/>
               <w:keepNext w:val="0"/>
               <w:keepLines w:val="0"/>
               <w:pageBreakBefore w:val="0"/>
@@ -7616,11 +7401,11 @@
               <w:bidi w:val="0"/>
               <w:adjustRightInd w:val="0"/>
               <w:snapToGrid w:val="0"/>
-              <w:ind w:right="0" w:rightChars="0" w:firstLine="0" w:firstLineChars="0"/>
+              <w:ind w:right="0" w:firstLine="0" w:rightChars="0" w:firstLineChars="0"/>
               <w:jc w:val="left"/>
               <w:textAlignment w:val="baseline"/>
               <w:rPr>
-                <w:rFonts w:hint="default" w:ascii="Arial" w:hAnsi="Arial" w:eastAsia="宋体" w:cs="Arial"/>
+                <w:rFonts w:ascii="Arial" w:eastAsia="宋体" w:hAnsi="Arial" w:cs="Arial" w:hint="default"/>
                 <w:snapToGrid w:val="0"/>
                 <w:color w:val="000000"/>
                 <w:kern w:val="0"/>
@@ -7646,7 +7431,7 @@
           </w:tcPr>
           <w:p>
             <w:pPr>
-              <w:pStyle w:val="29"/>
+              <w:pStyle w:val="a1"/>
               <w:keepNext w:val="0"/>
               <w:keepLines w:val="0"/>
               <w:pageBreakBefore w:val="0"/>
@@ -7660,7 +7445,7 @@
               <w:bidi w:val="0"/>
               <w:adjustRightInd w:val="0"/>
               <w:snapToGrid w:val="0"/>
-              <w:ind w:right="0" w:rightChars="0" w:firstLine="0" w:firstLineChars="0"/>
+              <w:ind w:right="0" w:firstLine="0" w:rightChars="0" w:firstLineChars="0"/>
               <w:jc w:val="left"/>
               <w:textAlignment w:val="baseline"/>
               <w:rPr>
@@ -7686,7 +7471,7 @@
           </w:tcPr>
           <w:p>
             <w:pPr>
-              <w:pStyle w:val="29"/>
+              <w:pStyle w:val="a1"/>
               <w:keepNext w:val="0"/>
               <w:keepLines w:val="0"/>
               <w:pageBreakBefore w:val="0"/>
@@ -7700,11 +7485,11 @@
               <w:bidi w:val="0"/>
               <w:adjustRightInd w:val="0"/>
               <w:snapToGrid w:val="0"/>
-              <w:ind w:right="0" w:rightChars="0" w:firstLine="0" w:firstLineChars="0"/>
+              <w:ind w:right="0" w:firstLine="0" w:rightChars="0" w:firstLineChars="0"/>
               <w:jc w:val="left"/>
               <w:textAlignment w:val="baseline"/>
               <w:rPr>
-                <w:rFonts w:hint="default" w:ascii="Arial" w:hAnsi="Arial" w:eastAsia="宋体" w:cs="Arial"/>
+                <w:rFonts w:ascii="Arial" w:eastAsia="宋体" w:hAnsi="Arial" w:cs="Arial" w:hint="default"/>
                 <w:snapToGrid w:val="0"/>
                 <w:color w:val="000000"/>
                 <w:kern w:val="0"/>
@@ -7730,7 +7515,7 @@
           </w:tcPr>
           <w:p>
             <w:pPr>
-              <w:pStyle w:val="29"/>
+              <w:pStyle w:val="a1"/>
               <w:keepNext w:val="0"/>
               <w:keepLines w:val="0"/>
               <w:pageBreakBefore w:val="0"/>
@@ -7744,7 +7529,7 @@
               <w:bidi w:val="0"/>
               <w:adjustRightInd w:val="0"/>
               <w:snapToGrid w:val="0"/>
-              <w:ind w:right="0" w:rightChars="0" w:firstLine="0" w:firstLineChars="0"/>
+              <w:ind w:right="0" w:firstLine="0" w:rightChars="0" w:firstLineChars="0"/>
               <w:jc w:val="left"/>
               <w:textAlignment w:val="baseline"/>
               <w:rPr>
@@ -7769,7 +7554,7 @@
           </w:tcPr>
           <w:p>
             <w:pPr>
-              <w:pStyle w:val="29"/>
+              <w:pStyle w:val="a1"/>
               <w:keepNext w:val="0"/>
               <w:keepLines w:val="0"/>
               <w:pageBreakBefore w:val="0"/>
@@ -7783,7 +7568,7 @@
               <w:bidi w:val="0"/>
               <w:adjustRightInd w:val="0"/>
               <w:snapToGrid w:val="0"/>
-              <w:ind w:right="0" w:rightChars="0" w:firstLine="0" w:firstLineChars="0"/>
+              <w:ind w:right="0" w:firstLine="0" w:rightChars="0" w:firstLineChars="0"/>
               <w:jc w:val="left"/>
               <w:textAlignment w:val="baseline"/>
               <w:rPr>
@@ -7805,14 +7590,8 @@
       </w:tr>
       <w:tr>
         <w:tblPrEx>
-          <w:tblBorders>
-            <w:top w:val="single" w:color="auto" w:sz="4" w:space="0"/>
-            <w:left w:val="single" w:color="auto" w:sz="4" w:space="0"/>
-            <w:bottom w:val="single" w:color="auto" w:sz="4" w:space="0"/>
-            <w:right w:val="single" w:color="auto" w:sz="4" w:space="0"/>
-            <w:insideH w:val="single" w:color="auto" w:sz="4" w:space="0"/>
-            <w:insideV w:val="single" w:color="auto" w:sz="4" w:space="0"/>
-          </w:tblBorders>
+          <w:tblW w:w="8800" w:type="dxa"/>
+          <w:tblInd w:w="0" w:type="dxa"/>
           <w:tblCellMar>
             <w:top w:w="0" w:type="dxa"/>
             <w:left w:w="108" w:type="dxa"/>
@@ -7823,11 +7602,11 @@
         <w:tc>
           <w:tcPr>
             <w:tcW w:w="1255" w:type="dxa"/>
-            <w:vMerge w:val="continue"/>
-          </w:tcPr>
-          <w:p>
-            <w:pPr>
-              <w:pStyle w:val="29"/>
+            <w:vMerge/>
+          </w:tcPr>
+          <w:p>
+            <w:pPr>
+              <w:pStyle w:val="a1"/>
               <w:keepNext w:val="0"/>
               <w:keepLines w:val="0"/>
               <w:pageBreakBefore w:val="0"/>
@@ -7841,7 +7620,7 @@
               <w:bidi w:val="0"/>
               <w:adjustRightInd w:val="0"/>
               <w:snapToGrid w:val="0"/>
-              <w:ind w:right="0" w:rightChars="0" w:firstLine="0" w:firstLineChars="0"/>
+              <w:ind w:right="0" w:firstLine="0" w:rightChars="0" w:firstLineChars="0"/>
               <w:jc w:val="left"/>
               <w:textAlignment w:val="baseline"/>
               <w:rPr>
@@ -7859,7 +7638,7 @@
           </w:tcPr>
           <w:p>
             <w:pPr>
-              <w:pStyle w:val="29"/>
+              <w:pStyle w:val="a1"/>
               <w:keepNext w:val="0"/>
               <w:keepLines w:val="0"/>
               <w:pageBreakBefore w:val="0"/>
@@ -7873,11 +7652,11 @@
               <w:bidi w:val="0"/>
               <w:adjustRightInd w:val="0"/>
               <w:snapToGrid w:val="0"/>
-              <w:ind w:right="0" w:rightChars="0" w:firstLine="0" w:firstLineChars="0"/>
+              <w:ind w:right="0" w:firstLine="0" w:rightChars="0" w:firstLineChars="0"/>
               <w:jc w:val="left"/>
               <w:textAlignment w:val="baseline"/>
               <w:rPr>
-                <w:rFonts w:hint="default" w:ascii="Arial" w:hAnsi="Arial" w:eastAsia="宋体" w:cs="Arial"/>
+                <w:rFonts w:ascii="Arial" w:eastAsia="宋体" w:hAnsi="Arial" w:cs="Arial" w:hint="default"/>
                 <w:snapToGrid w:val="0"/>
                 <w:color w:val="000000"/>
                 <w:kern w:val="0"/>
@@ -7903,7 +7682,7 @@
           </w:tcPr>
           <w:p>
             <w:pPr>
-              <w:pStyle w:val="29"/>
+              <w:pStyle w:val="a1"/>
               <w:keepNext w:val="0"/>
               <w:keepLines w:val="0"/>
               <w:pageBreakBefore w:val="0"/>
@@ -7917,7 +7696,7 @@
               <w:bidi w:val="0"/>
               <w:adjustRightInd w:val="0"/>
               <w:snapToGrid w:val="0"/>
-              <w:ind w:right="0" w:rightChars="0" w:firstLine="0" w:firstLineChars="0"/>
+              <w:ind w:right="0" w:firstLine="0" w:rightChars="0" w:firstLineChars="0"/>
               <w:jc w:val="left"/>
               <w:textAlignment w:val="baseline"/>
               <w:rPr>
@@ -7943,7 +7722,7 @@
           </w:tcPr>
           <w:p>
             <w:pPr>
-              <w:pStyle w:val="29"/>
+              <w:pStyle w:val="a1"/>
               <w:keepNext w:val="0"/>
               <w:keepLines w:val="0"/>
               <w:pageBreakBefore w:val="0"/>
@@ -7957,11 +7736,11 @@
               <w:bidi w:val="0"/>
               <w:adjustRightInd w:val="0"/>
               <w:snapToGrid w:val="0"/>
-              <w:ind w:right="0" w:rightChars="0" w:firstLine="0" w:firstLineChars="0"/>
+              <w:ind w:right="0" w:firstLine="0" w:rightChars="0" w:firstLineChars="0"/>
               <w:jc w:val="left"/>
               <w:textAlignment w:val="baseline"/>
               <w:rPr>
-                <w:rFonts w:hint="eastAsia" w:ascii="Arial" w:hAnsi="Arial" w:eastAsia="宋体" w:cs="Arial"/>
+                <w:rFonts w:ascii="Arial" w:eastAsia="宋体" w:hAnsi="Arial" w:cs="Arial" w:hint="eastAsia"/>
                 <w:snapToGrid w:val="0"/>
                 <w:color w:val="000000"/>
                 <w:kern w:val="0"/>
@@ -7987,7 +7766,7 @@
           </w:tcPr>
           <w:p>
             <w:pPr>
-              <w:pStyle w:val="29"/>
+              <w:pStyle w:val="a1"/>
               <w:keepNext w:val="0"/>
               <w:keepLines w:val="0"/>
               <w:pageBreakBefore w:val="0"/>
@@ -8001,7 +7780,7 @@
               <w:bidi w:val="0"/>
               <w:adjustRightInd w:val="0"/>
               <w:snapToGrid w:val="0"/>
-              <w:ind w:right="0" w:rightChars="0" w:firstLine="0" w:firstLineChars="0"/>
+              <w:ind w:right="0" w:firstLine="0" w:rightChars="0" w:firstLineChars="0"/>
               <w:jc w:val="left"/>
               <w:textAlignment w:val="baseline"/>
               <w:rPr>
@@ -8026,7 +7805,7 @@
           </w:tcPr>
           <w:p>
             <w:pPr>
-              <w:pStyle w:val="29"/>
+              <w:pStyle w:val="a1"/>
               <w:keepNext w:val="0"/>
               <w:keepLines w:val="0"/>
               <w:pageBreakBefore w:val="0"/>
@@ -8040,7 +7819,7 @@
               <w:bidi w:val="0"/>
               <w:adjustRightInd w:val="0"/>
               <w:snapToGrid w:val="0"/>
-              <w:ind w:right="0" w:rightChars="0" w:firstLine="0" w:firstLineChars="0"/>
+              <w:ind w:right="0" w:firstLine="0" w:rightChars="0" w:firstLineChars="0"/>
               <w:jc w:val="left"/>
               <w:textAlignment w:val="baseline"/>
               <w:rPr>
@@ -8062,14 +7841,8 @@
       </w:tr>
       <w:tr>
         <w:tblPrEx>
-          <w:tblBorders>
-            <w:top w:val="single" w:color="auto" w:sz="4" w:space="0"/>
-            <w:left w:val="single" w:color="auto" w:sz="4" w:space="0"/>
-            <w:bottom w:val="single" w:color="auto" w:sz="4" w:space="0"/>
-            <w:right w:val="single" w:color="auto" w:sz="4" w:space="0"/>
-            <w:insideH w:val="single" w:color="auto" w:sz="4" w:space="0"/>
-            <w:insideV w:val="single" w:color="auto" w:sz="4" w:space="0"/>
-          </w:tblBorders>
+          <w:tblW w:w="8800" w:type="dxa"/>
+          <w:tblInd w:w="0" w:type="dxa"/>
           <w:tblCellMar>
             <w:top w:w="0" w:type="dxa"/>
             <w:left w:w="108" w:type="dxa"/>
@@ -8085,7 +7858,7 @@
           </w:tcPr>
           <w:p>
             <w:pPr>
-              <w:pStyle w:val="29"/>
+              <w:pStyle w:val="a1"/>
               <w:keepNext w:val="0"/>
               <w:keepLines w:val="0"/>
               <w:pageBreakBefore w:val="0"/>
@@ -8099,7 +7872,7 @@
               <w:bidi w:val="0"/>
               <w:adjustRightInd w:val="0"/>
               <w:snapToGrid w:val="0"/>
-              <w:ind w:right="0" w:rightChars="0" w:firstLine="0" w:firstLineChars="0"/>
+              <w:ind w:right="0" w:firstLine="0" w:rightChars="0" w:firstLineChars="0"/>
               <w:jc w:val="left"/>
               <w:textAlignment w:val="baseline"/>
               <w:rPr>
@@ -8119,7 +7892,7 @@
           </w:p>
           <w:p>
             <w:pPr>
-              <w:pStyle w:val="29"/>
+              <w:pStyle w:val="a1"/>
               <w:keepNext w:val="0"/>
               <w:keepLines w:val="0"/>
               <w:pageBreakBefore w:val="0"/>
@@ -8133,11 +7906,11 @@
               <w:bidi w:val="0"/>
               <w:adjustRightInd w:val="0"/>
               <w:snapToGrid w:val="0"/>
-              <w:ind w:right="0" w:rightChars="0" w:firstLine="0" w:firstLineChars="0"/>
+              <w:ind w:right="0" w:firstLine="0" w:rightChars="0" w:firstLineChars="0"/>
               <w:jc w:val="left"/>
               <w:textAlignment w:val="baseline"/>
               <w:rPr>
-                <w:rFonts w:hint="eastAsia" w:ascii="Arial" w:hAnsi="Arial" w:eastAsia="宋体" w:cs="Arial"/>
+                <w:rFonts w:ascii="Arial" w:eastAsia="宋体" w:hAnsi="Arial" w:cs="Arial" w:hint="eastAsia"/>
                 <w:snapToGrid w:val="0"/>
                 <w:color w:val="000000"/>
                 <w:kern w:val="0"/>
@@ -8158,7 +7931,7 @@
           </w:p>
           <w:p>
             <w:pPr>
-              <w:pStyle w:val="29"/>
+              <w:pStyle w:val="a1"/>
               <w:keepNext w:val="0"/>
               <w:keepLines w:val="0"/>
               <w:pageBreakBefore w:val="0"/>
@@ -8172,7 +7945,7 @@
               <w:bidi w:val="0"/>
               <w:adjustRightInd w:val="0"/>
               <w:snapToGrid w:val="0"/>
-              <w:ind w:right="0" w:rightChars="0" w:firstLine="0" w:firstLineChars="0"/>
+              <w:ind w:right="0" w:firstLine="0" w:rightChars="0" w:firstLineChars="0"/>
               <w:jc w:val="left"/>
               <w:textAlignment w:val="baseline"/>
               <w:rPr>
@@ -8190,7 +7963,7 @@
           </w:tcPr>
           <w:p>
             <w:pPr>
-              <w:pStyle w:val="29"/>
+              <w:pStyle w:val="a1"/>
               <w:keepNext w:val="0"/>
               <w:keepLines w:val="0"/>
               <w:pageBreakBefore w:val="0"/>
@@ -8204,11 +7977,11 @@
               <w:bidi w:val="0"/>
               <w:adjustRightInd w:val="0"/>
               <w:snapToGrid w:val="0"/>
-              <w:ind w:right="0" w:rightChars="0" w:firstLine="0" w:firstLineChars="0"/>
+              <w:ind w:right="0" w:firstLine="0" w:rightChars="0" w:firstLineChars="0"/>
               <w:jc w:val="left"/>
               <w:textAlignment w:val="baseline"/>
               <w:rPr>
-                <w:rFonts w:hint="default" w:ascii="Arial" w:hAnsi="Arial" w:eastAsia="宋体" w:cs="Arial"/>
+                <w:rFonts w:ascii="Arial" w:eastAsia="宋体" w:hAnsi="Arial" w:cs="Arial" w:hint="default"/>
                 <w:snapToGrid w:val="0"/>
                 <w:color w:val="000000"/>
                 <w:kern w:val="0"/>
@@ -8234,7 +8007,7 @@
           </w:tcPr>
           <w:p>
             <w:pPr>
-              <w:pStyle w:val="29"/>
+              <w:pStyle w:val="a1"/>
               <w:keepNext w:val="0"/>
               <w:keepLines w:val="0"/>
               <w:pageBreakBefore w:val="0"/>
@@ -8248,7 +8021,7 @@
               <w:bidi w:val="0"/>
               <w:adjustRightInd w:val="0"/>
               <w:snapToGrid w:val="0"/>
-              <w:ind w:right="0" w:rightChars="0" w:firstLine="0" w:firstLineChars="0"/>
+              <w:ind w:right="0" w:firstLine="0" w:rightChars="0" w:firstLineChars="0"/>
               <w:jc w:val="left"/>
               <w:textAlignment w:val="baseline"/>
               <w:rPr>
@@ -8274,7 +8047,7 @@
           </w:tcPr>
           <w:p>
             <w:pPr>
-              <w:pStyle w:val="29"/>
+              <w:pStyle w:val="a1"/>
               <w:keepNext w:val="0"/>
               <w:keepLines w:val="0"/>
               <w:pageBreakBefore w:val="0"/>
@@ -8288,11 +8061,11 @@
               <w:bidi w:val="0"/>
               <w:adjustRightInd w:val="0"/>
               <w:snapToGrid w:val="0"/>
-              <w:ind w:right="0" w:rightChars="0" w:firstLine="0" w:firstLineChars="0"/>
+              <w:ind w:right="0" w:firstLine="0" w:rightChars="0" w:firstLineChars="0"/>
               <w:jc w:val="left"/>
               <w:textAlignment w:val="baseline"/>
               <w:rPr>
-                <w:rFonts w:hint="default" w:ascii="Arial" w:hAnsi="Arial" w:eastAsia="宋体" w:cs="Arial"/>
+                <w:rFonts w:ascii="Arial" w:eastAsia="宋体" w:hAnsi="Arial" w:cs="Arial" w:hint="default"/>
                 <w:snapToGrid w:val="0"/>
                 <w:color w:val="000000"/>
                 <w:kern w:val="0"/>
@@ -8318,7 +8091,7 @@
           </w:tcPr>
           <w:p>
             <w:pPr>
-              <w:pStyle w:val="29"/>
+              <w:pStyle w:val="a1"/>
               <w:keepNext w:val="0"/>
               <w:keepLines w:val="0"/>
               <w:pageBreakBefore w:val="0"/>
@@ -8332,7 +8105,7 @@
               <w:bidi w:val="0"/>
               <w:adjustRightInd w:val="0"/>
               <w:snapToGrid w:val="0"/>
-              <w:ind w:right="0" w:rightChars="0" w:firstLine="0" w:firstLineChars="0"/>
+              <w:ind w:right="0" w:firstLine="0" w:rightChars="0" w:firstLineChars="0"/>
               <w:jc w:val="left"/>
               <w:textAlignment w:val="baseline"/>
               <w:rPr>
@@ -8357,7 +8130,7 @@
           </w:tcPr>
           <w:p>
             <w:pPr>
-              <w:pStyle w:val="29"/>
+              <w:pStyle w:val="a1"/>
               <w:keepNext w:val="0"/>
               <w:keepLines w:val="0"/>
               <w:pageBreakBefore w:val="0"/>
@@ -8371,7 +8144,7 @@
               <w:bidi w:val="0"/>
               <w:adjustRightInd w:val="0"/>
               <w:snapToGrid w:val="0"/>
-              <w:ind w:right="0" w:rightChars="0" w:firstLine="0" w:firstLineChars="0"/>
+              <w:ind w:right="0" w:firstLine="0" w:rightChars="0" w:firstLineChars="0"/>
               <w:jc w:val="left"/>
               <w:textAlignment w:val="baseline"/>
               <w:rPr>
@@ -8393,14 +8166,8 @@
       </w:tr>
       <w:tr>
         <w:tblPrEx>
-          <w:tblBorders>
-            <w:top w:val="single" w:color="auto" w:sz="4" w:space="0"/>
-            <w:left w:val="single" w:color="auto" w:sz="4" w:space="0"/>
-            <w:bottom w:val="single" w:color="auto" w:sz="4" w:space="0"/>
-            <w:right w:val="single" w:color="auto" w:sz="4" w:space="0"/>
-            <w:insideH w:val="single" w:color="auto" w:sz="4" w:space="0"/>
-            <w:insideV w:val="single" w:color="auto" w:sz="4" w:space="0"/>
-          </w:tblBorders>
+          <w:tblW w:w="8800" w:type="dxa"/>
+          <w:tblInd w:w="0" w:type="dxa"/>
           <w:tblCellMar>
             <w:top w:w="0" w:type="dxa"/>
             <w:left w:w="108" w:type="dxa"/>
@@ -8411,11 +8178,11 @@
         <w:tc>
           <w:tcPr>
             <w:tcW w:w="1255" w:type="dxa"/>
-            <w:vMerge w:val="continue"/>
-          </w:tcPr>
-          <w:p>
-            <w:pPr>
-              <w:pStyle w:val="29"/>
+            <w:vMerge/>
+          </w:tcPr>
+          <w:p>
+            <w:pPr>
+              <w:pStyle w:val="a1"/>
               <w:keepNext w:val="0"/>
               <w:keepLines w:val="0"/>
               <w:pageBreakBefore w:val="0"/>
@@ -8429,7 +8196,7 @@
               <w:bidi w:val="0"/>
               <w:adjustRightInd w:val="0"/>
               <w:snapToGrid w:val="0"/>
-              <w:ind w:right="0" w:rightChars="0" w:firstLine="0" w:firstLineChars="0"/>
+              <w:ind w:right="0" w:firstLine="0" w:rightChars="0" w:firstLineChars="0"/>
               <w:jc w:val="left"/>
               <w:textAlignment w:val="baseline"/>
               <w:rPr>
@@ -8447,7 +8214,7 @@
           </w:tcPr>
           <w:p>
             <w:pPr>
-              <w:pStyle w:val="29"/>
+              <w:pStyle w:val="a1"/>
               <w:keepNext w:val="0"/>
               <w:keepLines w:val="0"/>
               <w:pageBreakBefore w:val="0"/>
@@ -8461,11 +8228,11 @@
               <w:bidi w:val="0"/>
               <w:adjustRightInd w:val="0"/>
               <w:snapToGrid w:val="0"/>
-              <w:ind w:right="0" w:rightChars="0" w:firstLine="0" w:firstLineChars="0"/>
+              <w:ind w:right="0" w:firstLine="0" w:rightChars="0" w:firstLineChars="0"/>
               <w:jc w:val="left"/>
               <w:textAlignment w:val="baseline"/>
               <w:rPr>
-                <w:rFonts w:hint="default" w:ascii="Arial" w:hAnsi="Arial" w:eastAsia="宋体" w:cs="Arial"/>
+                <w:rFonts w:ascii="Arial" w:eastAsia="宋体" w:hAnsi="Arial" w:cs="Arial" w:hint="default"/>
                 <w:snapToGrid w:val="0"/>
                 <w:color w:val="000000"/>
                 <w:kern w:val="0"/>
@@ -8491,7 +8258,7 @@
           </w:tcPr>
           <w:p>
             <w:pPr>
-              <w:pStyle w:val="29"/>
+              <w:pStyle w:val="a1"/>
               <w:keepNext w:val="0"/>
               <w:keepLines w:val="0"/>
               <w:pageBreakBefore w:val="0"/>
@@ -8505,7 +8272,7 @@
               <w:bidi w:val="0"/>
               <w:adjustRightInd w:val="0"/>
               <w:snapToGrid w:val="0"/>
-              <w:ind w:right="0" w:rightChars="0" w:firstLine="0" w:firstLineChars="0"/>
+              <w:ind w:right="0" w:firstLine="0" w:rightChars="0" w:firstLineChars="0"/>
               <w:jc w:val="left"/>
               <w:textAlignment w:val="baseline"/>
               <w:rPr>
@@ -8531,7 +8298,7 @@
           </w:tcPr>
           <w:p>
             <w:pPr>
-              <w:pStyle w:val="29"/>
+              <w:pStyle w:val="a1"/>
               <w:keepNext w:val="0"/>
               <w:keepLines w:val="0"/>
               <w:pageBreakBefore w:val="0"/>
@@ -8545,11 +8312,11 @@
               <w:bidi w:val="0"/>
               <w:adjustRightInd w:val="0"/>
               <w:snapToGrid w:val="0"/>
-              <w:ind w:right="0" w:rightChars="0" w:firstLine="0" w:firstLineChars="0"/>
+              <w:ind w:right="0" w:firstLine="0" w:rightChars="0" w:firstLineChars="0"/>
               <w:jc w:val="left"/>
               <w:textAlignment w:val="baseline"/>
               <w:rPr>
-                <w:rFonts w:hint="default" w:ascii="Arial" w:hAnsi="Arial" w:eastAsia="宋体" w:cs="Arial"/>
+                <w:rFonts w:ascii="Arial" w:eastAsia="宋体" w:hAnsi="Arial" w:cs="Arial" w:hint="default"/>
                 <w:snapToGrid w:val="0"/>
                 <w:color w:val="000000"/>
                 <w:kern w:val="0"/>
@@ -8575,7 +8342,7 @@
           </w:tcPr>
           <w:p>
             <w:pPr>
-              <w:pStyle w:val="29"/>
+              <w:pStyle w:val="a1"/>
               <w:keepNext w:val="0"/>
               <w:keepLines w:val="0"/>
               <w:pageBreakBefore w:val="0"/>
@@ -8589,7 +8356,7 @@
               <w:bidi w:val="0"/>
               <w:adjustRightInd w:val="0"/>
               <w:snapToGrid w:val="0"/>
-              <w:ind w:right="0" w:rightChars="0" w:firstLine="0" w:firstLineChars="0"/>
+              <w:ind w:right="0" w:firstLine="0" w:rightChars="0" w:firstLineChars="0"/>
               <w:jc w:val="left"/>
               <w:textAlignment w:val="baseline"/>
               <w:rPr>
@@ -8614,7 +8381,7 @@
           </w:tcPr>
           <w:p>
             <w:pPr>
-              <w:pStyle w:val="29"/>
+              <w:pStyle w:val="a1"/>
               <w:keepNext w:val="0"/>
               <w:keepLines w:val="0"/>
               <w:pageBreakBefore w:val="0"/>
@@ -8628,7 +8395,7 @@
               <w:bidi w:val="0"/>
               <w:adjustRightInd w:val="0"/>
               <w:snapToGrid w:val="0"/>
-              <w:ind w:right="0" w:rightChars="0" w:firstLine="0" w:firstLineChars="0"/>
+              <w:ind w:right="0" w:firstLine="0" w:rightChars="0" w:firstLineChars="0"/>
               <w:jc w:val="left"/>
               <w:textAlignment w:val="baseline"/>
               <w:rPr>
@@ -8650,14 +8417,8 @@
       </w:tr>
       <w:tr>
         <w:tblPrEx>
-          <w:tblBorders>
-            <w:top w:val="single" w:color="auto" w:sz="4" w:space="0"/>
-            <w:left w:val="single" w:color="auto" w:sz="4" w:space="0"/>
-            <w:bottom w:val="single" w:color="auto" w:sz="4" w:space="0"/>
-            <w:right w:val="single" w:color="auto" w:sz="4" w:space="0"/>
-            <w:insideH w:val="single" w:color="auto" w:sz="4" w:space="0"/>
-            <w:insideV w:val="single" w:color="auto" w:sz="4" w:space="0"/>
-          </w:tblBorders>
+          <w:tblW w:w="8800" w:type="dxa"/>
+          <w:tblInd w:w="0" w:type="dxa"/>
           <w:tblCellMar>
             <w:top w:w="0" w:type="dxa"/>
             <w:left w:w="108" w:type="dxa"/>
@@ -8668,11 +8429,11 @@
         <w:tc>
           <w:tcPr>
             <w:tcW w:w="1255" w:type="dxa"/>
-            <w:vMerge w:val="continue"/>
-          </w:tcPr>
-          <w:p>
-            <w:pPr>
-              <w:pStyle w:val="29"/>
+            <w:vMerge/>
+          </w:tcPr>
+          <w:p>
+            <w:pPr>
+              <w:pStyle w:val="a1"/>
               <w:keepNext w:val="0"/>
               <w:keepLines w:val="0"/>
               <w:pageBreakBefore w:val="0"/>
@@ -8686,7 +8447,7 @@
               <w:bidi w:val="0"/>
               <w:adjustRightInd w:val="0"/>
               <w:snapToGrid w:val="0"/>
-              <w:ind w:right="0" w:rightChars="0" w:firstLine="0" w:firstLineChars="0"/>
+              <w:ind w:right="0" w:firstLine="0" w:rightChars="0" w:firstLineChars="0"/>
               <w:jc w:val="left"/>
               <w:textAlignment w:val="baseline"/>
               <w:rPr>
@@ -8704,7 +8465,7 @@
           </w:tcPr>
           <w:p>
             <w:pPr>
-              <w:pStyle w:val="29"/>
+              <w:pStyle w:val="a1"/>
               <w:keepNext w:val="0"/>
               <w:keepLines w:val="0"/>
               <w:pageBreakBefore w:val="0"/>
@@ -8718,11 +8479,11 @@
               <w:bidi w:val="0"/>
               <w:adjustRightInd w:val="0"/>
               <w:snapToGrid w:val="0"/>
-              <w:ind w:right="0" w:rightChars="0" w:firstLine="0" w:firstLineChars="0"/>
+              <w:ind w:right="0" w:firstLine="0" w:rightChars="0" w:firstLineChars="0"/>
               <w:jc w:val="left"/>
               <w:textAlignment w:val="baseline"/>
               <w:rPr>
-                <w:rFonts w:hint="default" w:ascii="Arial" w:hAnsi="Arial" w:eastAsia="宋体" w:cs="Arial"/>
+                <w:rFonts w:ascii="Arial" w:eastAsia="宋体" w:hAnsi="Arial" w:cs="Arial" w:hint="default"/>
                 <w:snapToGrid w:val="0"/>
                 <w:color w:val="000000"/>
                 <w:kern w:val="0"/>
@@ -8748,7 +8509,7 @@
           </w:tcPr>
           <w:p>
             <w:pPr>
-              <w:pStyle w:val="29"/>
+              <w:pStyle w:val="a1"/>
               <w:keepNext w:val="0"/>
               <w:keepLines w:val="0"/>
               <w:pageBreakBefore w:val="0"/>
@@ -8762,7 +8523,7 @@
               <w:bidi w:val="0"/>
               <w:adjustRightInd w:val="0"/>
               <w:snapToGrid w:val="0"/>
-              <w:ind w:right="0" w:rightChars="0" w:firstLine="0" w:firstLineChars="0"/>
+              <w:ind w:right="0" w:firstLine="0" w:rightChars="0" w:firstLineChars="0"/>
               <w:jc w:val="left"/>
               <w:textAlignment w:val="baseline"/>
               <w:rPr>
@@ -8788,7 +8549,7 @@
           </w:tcPr>
           <w:p>
             <w:pPr>
-              <w:pStyle w:val="29"/>
+              <w:pStyle w:val="a1"/>
               <w:keepNext w:val="0"/>
               <w:keepLines w:val="0"/>
               <w:pageBreakBefore w:val="0"/>
@@ -8802,11 +8563,11 @@
               <w:bidi w:val="0"/>
               <w:adjustRightInd w:val="0"/>
               <w:snapToGrid w:val="0"/>
-              <w:ind w:right="0" w:rightChars="0" w:firstLine="0" w:firstLineChars="0"/>
+              <w:ind w:right="0" w:firstLine="0" w:rightChars="0" w:firstLineChars="0"/>
               <w:jc w:val="left"/>
               <w:textAlignment w:val="baseline"/>
               <w:rPr>
-                <w:rFonts w:hint="eastAsia" w:ascii="Arial" w:hAnsi="Arial" w:eastAsia="宋体" w:cs="Arial"/>
+                <w:rFonts w:ascii="Arial" w:eastAsia="宋体" w:hAnsi="Arial" w:cs="Arial" w:hint="eastAsia"/>
                 <w:snapToGrid w:val="0"/>
                 <w:color w:val="000000"/>
                 <w:kern w:val="0"/>
@@ -8832,7 +8593,7 @@
           </w:tcPr>
           <w:p>
             <w:pPr>
-              <w:pStyle w:val="29"/>
+              <w:pStyle w:val="a1"/>
               <w:keepNext w:val="0"/>
               <w:keepLines w:val="0"/>
               <w:pageBreakBefore w:val="0"/>
@@ -8846,7 +8607,7 @@
               <w:bidi w:val="0"/>
               <w:adjustRightInd w:val="0"/>
               <w:snapToGrid w:val="0"/>
-              <w:ind w:right="0" w:rightChars="0" w:firstLine="0" w:firstLineChars="0"/>
+              <w:ind w:right="0" w:firstLine="0" w:rightChars="0" w:firstLineChars="0"/>
               <w:jc w:val="left"/>
               <w:textAlignment w:val="baseline"/>
               <w:rPr>
@@ -8884,7 +8645,7 @@
               <w:bidi w:val="0"/>
               <w:adjustRightInd w:val="0"/>
               <w:snapToGrid w:val="0"/>
-              <w:ind w:right="0" w:rightChars="0" w:firstLine="0" w:firstLineChars="0"/>
+              <w:ind w:right="0" w:firstLine="0" w:rightChars="0" w:firstLineChars="0"/>
               <w:jc w:val="left"/>
               <w:textAlignment w:val="baseline"/>
               <w:rPr>
@@ -8908,14 +8669,8 @@
       </w:tr>
       <w:tr>
         <w:tblPrEx>
-          <w:tblBorders>
-            <w:top w:val="single" w:color="auto" w:sz="4" w:space="0"/>
-            <w:left w:val="single" w:color="auto" w:sz="4" w:space="0"/>
-            <w:bottom w:val="single" w:color="auto" w:sz="4" w:space="0"/>
-            <w:right w:val="single" w:color="auto" w:sz="4" w:space="0"/>
-            <w:insideH w:val="single" w:color="auto" w:sz="4" w:space="0"/>
-            <w:insideV w:val="single" w:color="auto" w:sz="4" w:space="0"/>
-          </w:tblBorders>
+          <w:tblW w:w="8800" w:type="dxa"/>
+          <w:tblInd w:w="0" w:type="dxa"/>
           <w:tblCellMar>
             <w:top w:w="0" w:type="dxa"/>
             <w:left w:w="108" w:type="dxa"/>
@@ -8926,11 +8681,11 @@
         <w:tc>
           <w:tcPr>
             <w:tcW w:w="1255" w:type="dxa"/>
-            <w:vMerge w:val="continue"/>
-          </w:tcPr>
-          <w:p>
-            <w:pPr>
-              <w:pStyle w:val="29"/>
+            <w:vMerge/>
+          </w:tcPr>
+          <w:p>
+            <w:pPr>
+              <w:pStyle w:val="a1"/>
               <w:keepNext w:val="0"/>
               <w:keepLines w:val="0"/>
               <w:pageBreakBefore w:val="0"/>
@@ -8944,7 +8699,7 @@
               <w:bidi w:val="0"/>
               <w:adjustRightInd w:val="0"/>
               <w:snapToGrid w:val="0"/>
-              <w:ind w:right="0" w:rightChars="0" w:firstLine="0" w:firstLineChars="0"/>
+              <w:ind w:right="0" w:firstLine="0" w:rightChars="0" w:firstLineChars="0"/>
               <w:jc w:val="left"/>
               <w:textAlignment w:val="baseline"/>
               <w:rPr>
@@ -8962,7 +8717,7 @@
           </w:tcPr>
           <w:p>
             <w:pPr>
-              <w:pStyle w:val="29"/>
+              <w:pStyle w:val="a1"/>
               <w:keepNext w:val="0"/>
               <w:keepLines w:val="0"/>
               <w:pageBreakBefore w:val="0"/>
@@ -8976,11 +8731,11 @@
               <w:bidi w:val="0"/>
               <w:adjustRightInd w:val="0"/>
               <w:snapToGrid w:val="0"/>
-              <w:ind w:right="0" w:rightChars="0" w:firstLine="0" w:firstLineChars="0"/>
+              <w:ind w:right="0" w:firstLine="0" w:rightChars="0" w:firstLineChars="0"/>
               <w:jc w:val="left"/>
               <w:textAlignment w:val="baseline"/>
               <w:rPr>
-                <w:rFonts w:hint="default" w:ascii="Arial" w:hAnsi="Arial" w:eastAsia="宋体" w:cs="Arial"/>
+                <w:rFonts w:ascii="Arial" w:eastAsia="宋体" w:hAnsi="Arial" w:cs="Arial" w:hint="default"/>
                 <w:snapToGrid w:val="0"/>
                 <w:color w:val="000000"/>
                 <w:kern w:val="0"/>
@@ -9006,7 +8761,7 @@
           </w:tcPr>
           <w:p>
             <w:pPr>
-              <w:pStyle w:val="29"/>
+              <w:pStyle w:val="a1"/>
               <w:keepNext w:val="0"/>
               <w:keepLines w:val="0"/>
               <w:pageBreakBefore w:val="0"/>
@@ -9020,7 +8775,7 @@
               <w:bidi w:val="0"/>
               <w:adjustRightInd w:val="0"/>
               <w:snapToGrid w:val="0"/>
-              <w:ind w:right="0" w:rightChars="0" w:firstLine="0" w:firstLineChars="0"/>
+              <w:ind w:right="0" w:firstLine="0" w:rightChars="0" w:firstLineChars="0"/>
               <w:jc w:val="left"/>
               <w:textAlignment w:val="baseline"/>
               <w:rPr>
@@ -9046,7 +8801,7 @@
           </w:tcPr>
           <w:p>
             <w:pPr>
-              <w:pStyle w:val="29"/>
+              <w:pStyle w:val="a1"/>
               <w:keepNext w:val="0"/>
               <w:keepLines w:val="0"/>
               <w:pageBreakBefore w:val="0"/>
@@ -9060,11 +8815,11 @@
               <w:bidi w:val="0"/>
               <w:adjustRightInd w:val="0"/>
               <w:snapToGrid w:val="0"/>
-              <w:ind w:right="0" w:rightChars="0" w:firstLine="0" w:firstLineChars="0"/>
+              <w:ind w:right="0" w:firstLine="0" w:rightChars="0" w:firstLineChars="0"/>
               <w:jc w:val="left"/>
               <w:textAlignment w:val="baseline"/>
               <w:rPr>
-                <w:rFonts w:hint="eastAsia" w:ascii="Arial" w:hAnsi="Arial" w:eastAsia="宋体" w:cs="Arial"/>
+                <w:rFonts w:ascii="Arial" w:eastAsia="宋体" w:hAnsi="Arial" w:cs="Arial" w:hint="eastAsia"/>
                 <w:snapToGrid w:val="0"/>
                 <w:color w:val="000000"/>
                 <w:kern w:val="0"/>
@@ -9090,7 +8845,7 @@
           </w:tcPr>
           <w:p>
             <w:pPr>
-              <w:pStyle w:val="29"/>
+              <w:pStyle w:val="a1"/>
               <w:keepNext w:val="0"/>
               <w:keepLines w:val="0"/>
               <w:pageBreakBefore w:val="0"/>
@@ -9104,7 +8859,7 @@
               <w:bidi w:val="0"/>
               <w:adjustRightInd w:val="0"/>
               <w:snapToGrid w:val="0"/>
-              <w:ind w:right="0" w:rightChars="0" w:firstLine="0" w:firstLineChars="0"/>
+              <w:ind w:right="0" w:firstLine="0" w:rightChars="0" w:firstLineChars="0"/>
               <w:jc w:val="left"/>
               <w:textAlignment w:val="baseline"/>
               <w:rPr>
@@ -9142,7 +8897,7 @@
               <w:bidi w:val="0"/>
               <w:adjustRightInd w:val="0"/>
               <w:snapToGrid w:val="0"/>
-              <w:ind w:right="0" w:rightChars="0" w:firstLine="0" w:firstLineChars="0"/>
+              <w:ind w:right="0" w:firstLine="0" w:rightChars="0" w:firstLineChars="0"/>
               <w:jc w:val="left"/>
               <w:textAlignment w:val="baseline"/>
               <w:rPr>
@@ -9166,14 +8921,8 @@
       </w:tr>
       <w:tr>
         <w:tblPrEx>
-          <w:tblBorders>
-            <w:top w:val="single" w:color="auto" w:sz="4" w:space="0"/>
-            <w:left w:val="single" w:color="auto" w:sz="4" w:space="0"/>
-            <w:bottom w:val="single" w:color="auto" w:sz="4" w:space="0"/>
-            <w:right w:val="single" w:color="auto" w:sz="4" w:space="0"/>
-            <w:insideH w:val="single" w:color="auto" w:sz="4" w:space="0"/>
-            <w:insideV w:val="single" w:color="auto" w:sz="4" w:space="0"/>
-          </w:tblBorders>
+          <w:tblW w:w="8800" w:type="dxa"/>
+          <w:tblInd w:w="0" w:type="dxa"/>
           <w:tblCellMar>
             <w:top w:w="0" w:type="dxa"/>
             <w:left w:w="108" w:type="dxa"/>
@@ -9189,7 +8938,7 @@
           </w:tcPr>
           <w:p>
             <w:pPr>
-              <w:pStyle w:val="29"/>
+              <w:pStyle w:val="a1"/>
               <w:keepNext w:val="0"/>
               <w:keepLines w:val="0"/>
               <w:pageBreakBefore w:val="0"/>
@@ -9203,7 +8952,7 @@
               <w:bidi w:val="0"/>
               <w:adjustRightInd w:val="0"/>
               <w:snapToGrid w:val="0"/>
-              <w:ind w:right="0" w:rightChars="0" w:firstLine="0" w:firstLineChars="0"/>
+              <w:ind w:right="0" w:firstLine="0" w:rightChars="0" w:firstLineChars="0"/>
               <w:jc w:val="left"/>
               <w:textAlignment w:val="baseline"/>
               <w:rPr>
@@ -9223,7 +8972,7 @@
           </w:p>
           <w:p>
             <w:pPr>
-              <w:pStyle w:val="29"/>
+              <w:pStyle w:val="a1"/>
               <w:keepNext w:val="0"/>
               <w:keepLines w:val="0"/>
               <w:pageBreakBefore w:val="0"/>
@@ -9237,11 +8986,11 @@
               <w:bidi w:val="0"/>
               <w:adjustRightInd w:val="0"/>
               <w:snapToGrid w:val="0"/>
-              <w:ind w:right="0" w:rightChars="0" w:firstLine="0" w:firstLineChars="0"/>
+              <w:ind w:right="0" w:firstLine="0" w:rightChars="0" w:firstLineChars="0"/>
               <w:jc w:val="left"/>
               <w:textAlignment w:val="baseline"/>
               <w:rPr>
-                <w:rFonts w:hint="eastAsia" w:ascii="Arial" w:hAnsi="Arial" w:eastAsia="宋体" w:cs="Arial"/>
+                <w:rFonts w:ascii="Arial" w:eastAsia="宋体" w:hAnsi="Arial" w:cs="Arial" w:hint="eastAsia"/>
                 <w:snapToGrid w:val="0"/>
                 <w:color w:val="000000"/>
                 <w:kern w:val="0"/>
@@ -9268,7 +9017,7 @@
           </w:tcPr>
           <w:p>
             <w:pPr>
-              <w:pStyle w:val="29"/>
+              <w:pStyle w:val="a1"/>
               <w:keepNext w:val="0"/>
               <w:keepLines w:val="0"/>
               <w:pageBreakBefore w:val="0"/>
@@ -9282,11 +9031,11 @@
               <w:bidi w:val="0"/>
               <w:adjustRightInd w:val="0"/>
               <w:snapToGrid w:val="0"/>
-              <w:ind w:right="0" w:rightChars="0" w:firstLine="0" w:firstLineChars="0"/>
+              <w:ind w:right="0" w:firstLine="0" w:rightChars="0" w:firstLineChars="0"/>
               <w:jc w:val="left"/>
               <w:textAlignment w:val="baseline"/>
               <w:rPr>
-                <w:rFonts w:hint="default" w:ascii="Arial" w:hAnsi="Arial" w:eastAsia="宋体" w:cs="Arial"/>
+                <w:rFonts w:ascii="Arial" w:eastAsia="宋体" w:hAnsi="Arial" w:cs="Arial" w:hint="default"/>
                 <w:snapToGrid w:val="0"/>
                 <w:color w:val="000000"/>
                 <w:kern w:val="0"/>
@@ -9312,7 +9061,7 @@
           </w:tcPr>
           <w:p>
             <w:pPr>
-              <w:pStyle w:val="29"/>
+              <w:pStyle w:val="a1"/>
               <w:keepNext w:val="0"/>
               <w:keepLines w:val="0"/>
               <w:pageBreakBefore w:val="0"/>
@@ -9326,7 +9075,7 @@
               <w:bidi w:val="0"/>
               <w:adjustRightInd w:val="0"/>
               <w:snapToGrid w:val="0"/>
-              <w:ind w:right="0" w:rightChars="0" w:firstLine="0" w:firstLineChars="0"/>
+              <w:ind w:right="0" w:firstLine="0" w:rightChars="0" w:firstLineChars="0"/>
               <w:jc w:val="left"/>
               <w:textAlignment w:val="baseline"/>
               <w:rPr>
@@ -9352,7 +9101,7 @@
           </w:tcPr>
           <w:p>
             <w:pPr>
-              <w:pStyle w:val="29"/>
+              <w:pStyle w:val="a1"/>
               <w:keepNext w:val="0"/>
               <w:keepLines w:val="0"/>
               <w:pageBreakBefore w:val="0"/>
@@ -9366,11 +9115,11 @@
               <w:bidi w:val="0"/>
               <w:adjustRightInd w:val="0"/>
               <w:snapToGrid w:val="0"/>
-              <w:ind w:right="0" w:rightChars="0" w:firstLine="0" w:firstLineChars="0"/>
+              <w:ind w:right="0" w:firstLine="0" w:rightChars="0" w:firstLineChars="0"/>
               <w:jc w:val="left"/>
               <w:textAlignment w:val="baseline"/>
               <w:rPr>
-                <w:rFonts w:hint="default" w:ascii="Arial" w:hAnsi="Arial" w:eastAsia="宋体" w:cs="Arial"/>
+                <w:rFonts w:ascii="Arial" w:eastAsia="宋体" w:hAnsi="Arial" w:cs="Arial" w:hint="default"/>
                 <w:snapToGrid w:val="0"/>
                 <w:color w:val="000000"/>
                 <w:kern w:val="0"/>
@@ -9396,7 +9145,7 @@
           </w:tcPr>
           <w:p>
             <w:pPr>
-              <w:pStyle w:val="29"/>
+              <w:pStyle w:val="a1"/>
               <w:keepNext w:val="0"/>
               <w:keepLines w:val="0"/>
               <w:pageBreakBefore w:val="0"/>
@@ -9410,7 +9159,7 @@
               <w:bidi w:val="0"/>
               <w:adjustRightInd w:val="0"/>
               <w:snapToGrid w:val="0"/>
-              <w:ind w:right="0" w:rightChars="0" w:firstLine="0" w:firstLineChars="0"/>
+              <w:ind w:right="0" w:firstLine="0" w:rightChars="0" w:firstLineChars="0"/>
               <w:jc w:val="left"/>
               <w:textAlignment w:val="baseline"/>
               <w:rPr>
@@ -9448,7 +9197,7 @@
               <w:bidi w:val="0"/>
               <w:adjustRightInd w:val="0"/>
               <w:snapToGrid w:val="0"/>
-              <w:ind w:right="0" w:rightChars="0" w:firstLine="0" w:firstLineChars="0"/>
+              <w:ind w:right="0" w:firstLine="0" w:rightChars="0" w:firstLineChars="0"/>
               <w:jc w:val="left"/>
               <w:textAlignment w:val="baseline"/>
               <w:rPr>
@@ -9472,14 +9221,8 @@
       </w:tr>
       <w:tr>
         <w:tblPrEx>
-          <w:tblBorders>
-            <w:top w:val="single" w:color="auto" w:sz="4" w:space="0"/>
-            <w:left w:val="single" w:color="auto" w:sz="4" w:space="0"/>
-            <w:bottom w:val="single" w:color="auto" w:sz="4" w:space="0"/>
-            <w:right w:val="single" w:color="auto" w:sz="4" w:space="0"/>
-            <w:insideH w:val="single" w:color="auto" w:sz="4" w:space="0"/>
-            <w:insideV w:val="single" w:color="auto" w:sz="4" w:space="0"/>
-          </w:tblBorders>
+          <w:tblW w:w="8800" w:type="dxa"/>
+          <w:tblInd w:w="0" w:type="dxa"/>
           <w:tblCellMar>
             <w:top w:w="0" w:type="dxa"/>
             <w:left w:w="108" w:type="dxa"/>
@@ -9490,11 +9233,11 @@
         <w:tc>
           <w:tcPr>
             <w:tcW w:w="1255" w:type="dxa"/>
-            <w:vMerge w:val="continue"/>
-          </w:tcPr>
-          <w:p>
-            <w:pPr>
-              <w:pStyle w:val="29"/>
+            <w:vMerge/>
+          </w:tcPr>
+          <w:p>
+            <w:pPr>
+              <w:pStyle w:val="a1"/>
               <w:keepNext w:val="0"/>
               <w:keepLines w:val="0"/>
               <w:pageBreakBefore w:val="0"/>
@@ -9508,7 +9251,7 @@
               <w:bidi w:val="0"/>
               <w:adjustRightInd w:val="0"/>
               <w:snapToGrid w:val="0"/>
-              <w:ind w:right="0" w:rightChars="0" w:firstLine="0" w:firstLineChars="0"/>
+              <w:ind w:right="0" w:firstLine="0" w:rightChars="0" w:firstLineChars="0"/>
               <w:jc w:val="left"/>
               <w:textAlignment w:val="baseline"/>
               <w:rPr>
@@ -9526,7 +9269,7 @@
           </w:tcPr>
           <w:p>
             <w:pPr>
-              <w:pStyle w:val="29"/>
+              <w:pStyle w:val="a1"/>
               <w:keepNext w:val="0"/>
               <w:keepLines w:val="0"/>
               <w:pageBreakBefore w:val="0"/>
@@ -9540,11 +9283,11 @@
               <w:bidi w:val="0"/>
               <w:adjustRightInd w:val="0"/>
               <w:snapToGrid w:val="0"/>
-              <w:ind w:right="0" w:rightChars="0" w:firstLine="0" w:firstLineChars="0"/>
+              <w:ind w:right="0" w:firstLine="0" w:rightChars="0" w:firstLineChars="0"/>
               <w:jc w:val="left"/>
               <w:textAlignment w:val="baseline"/>
               <w:rPr>
-                <w:rFonts w:hint="eastAsia" w:ascii="Arial" w:hAnsi="Arial" w:eastAsia="宋体" w:cs="Arial"/>
+                <w:rFonts w:ascii="Arial" w:eastAsia="宋体" w:hAnsi="Arial" w:cs="Arial" w:hint="eastAsia"/>
                 <w:snapToGrid w:val="0"/>
                 <w:color w:val="000000"/>
                 <w:kern w:val="0"/>
@@ -9570,7 +9313,7 @@
           </w:tcPr>
           <w:p>
             <w:pPr>
-              <w:pStyle w:val="29"/>
+              <w:pStyle w:val="a1"/>
               <w:keepNext w:val="0"/>
               <w:keepLines w:val="0"/>
               <w:pageBreakBefore w:val="0"/>
@@ -9584,7 +9327,7 @@
               <w:bidi w:val="0"/>
               <w:adjustRightInd w:val="0"/>
               <w:snapToGrid w:val="0"/>
-              <w:ind w:right="0" w:rightChars="0" w:firstLine="0" w:firstLineChars="0"/>
+              <w:ind w:right="0" w:firstLine="0" w:rightChars="0" w:firstLineChars="0"/>
               <w:jc w:val="left"/>
               <w:textAlignment w:val="baseline"/>
               <w:rPr>
@@ -9610,7 +9353,7 @@
           </w:tcPr>
           <w:p>
             <w:pPr>
-              <w:pStyle w:val="29"/>
+              <w:pStyle w:val="a1"/>
               <w:keepNext w:val="0"/>
               <w:keepLines w:val="0"/>
               <w:pageBreakBefore w:val="0"/>
@@ -9624,11 +9367,11 @@
               <w:bidi w:val="0"/>
               <w:adjustRightInd w:val="0"/>
               <w:snapToGrid w:val="0"/>
-              <w:ind w:right="0" w:rightChars="0" w:firstLine="0" w:firstLineChars="0"/>
+              <w:ind w:right="0" w:firstLine="0" w:rightChars="0" w:firstLineChars="0"/>
               <w:jc w:val="left"/>
               <w:textAlignment w:val="baseline"/>
               <w:rPr>
-                <w:rFonts w:hint="eastAsia" w:ascii="Arial" w:hAnsi="Arial" w:eastAsia="宋体" w:cs="Arial"/>
+                <w:rFonts w:ascii="Arial" w:eastAsia="宋体" w:hAnsi="Arial" w:cs="Arial" w:hint="eastAsia"/>
                 <w:snapToGrid w:val="0"/>
                 <w:color w:val="000000"/>
                 <w:kern w:val="0"/>
@@ -9654,7 +9397,7 @@
           </w:tcPr>
           <w:p>
             <w:pPr>
-              <w:pStyle w:val="29"/>
+              <w:pStyle w:val="a1"/>
               <w:keepNext w:val="0"/>
               <w:keepLines w:val="0"/>
               <w:pageBreakBefore w:val="0"/>
@@ -9668,7 +9411,7 @@
               <w:bidi w:val="0"/>
               <w:adjustRightInd w:val="0"/>
               <w:snapToGrid w:val="0"/>
-              <w:ind w:right="0" w:rightChars="0" w:firstLine="0" w:firstLineChars="0"/>
+              <w:ind w:right="0" w:firstLine="0" w:rightChars="0" w:firstLineChars="0"/>
               <w:jc w:val="left"/>
               <w:textAlignment w:val="baseline"/>
               <w:rPr>
@@ -9706,7 +9449,7 @@
               <w:bidi w:val="0"/>
               <w:adjustRightInd w:val="0"/>
               <w:snapToGrid w:val="0"/>
-              <w:ind w:right="0" w:rightChars="0" w:firstLine="0" w:firstLineChars="0"/>
+              <w:ind w:right="0" w:firstLine="0" w:rightChars="0" w:firstLineChars="0"/>
               <w:jc w:val="left"/>
               <w:textAlignment w:val="baseline"/>
               <w:rPr>
@@ -9730,14 +9473,8 @@
       </w:tr>
       <w:tr>
         <w:tblPrEx>
-          <w:tblBorders>
-            <w:top w:val="single" w:color="auto" w:sz="4" w:space="0"/>
-            <w:left w:val="single" w:color="auto" w:sz="4" w:space="0"/>
-            <w:bottom w:val="single" w:color="auto" w:sz="4" w:space="0"/>
-            <w:right w:val="single" w:color="auto" w:sz="4" w:space="0"/>
-            <w:insideH w:val="single" w:color="auto" w:sz="4" w:space="0"/>
-            <w:insideV w:val="single" w:color="auto" w:sz="4" w:space="0"/>
-          </w:tblBorders>
+          <w:tblW w:w="8800" w:type="dxa"/>
+          <w:tblInd w:w="0" w:type="dxa"/>
           <w:tblCellMar>
             <w:top w:w="0" w:type="dxa"/>
             <w:left w:w="108" w:type="dxa"/>
@@ -9748,11 +9485,11 @@
         <w:tc>
           <w:tcPr>
             <w:tcW w:w="1255" w:type="dxa"/>
-            <w:vMerge w:val="continue"/>
-          </w:tcPr>
-          <w:p>
-            <w:pPr>
-              <w:pStyle w:val="29"/>
+            <w:vMerge/>
+          </w:tcPr>
+          <w:p>
+            <w:pPr>
+              <w:pStyle w:val="a1"/>
               <w:keepNext w:val="0"/>
               <w:keepLines w:val="0"/>
               <w:pageBreakBefore w:val="0"/>
@@ -9766,7 +9503,7 @@
               <w:bidi w:val="0"/>
               <w:adjustRightInd w:val="0"/>
               <w:snapToGrid w:val="0"/>
-              <w:ind w:right="0" w:rightChars="0" w:firstLine="0" w:firstLineChars="0"/>
+              <w:ind w:right="0" w:firstLine="0" w:rightChars="0" w:firstLineChars="0"/>
               <w:jc w:val="left"/>
               <w:textAlignment w:val="baseline"/>
               <w:rPr>
@@ -9784,7 +9521,7 @@
           </w:tcPr>
           <w:p>
             <w:pPr>
-              <w:pStyle w:val="29"/>
+              <w:pStyle w:val="a1"/>
               <w:keepNext w:val="0"/>
               <w:keepLines w:val="0"/>
               <w:pageBreakBefore w:val="0"/>
@@ -9798,11 +9535,11 @@
               <w:bidi w:val="0"/>
               <w:adjustRightInd w:val="0"/>
               <w:snapToGrid w:val="0"/>
-              <w:ind w:right="0" w:rightChars="0" w:firstLine="0" w:firstLineChars="0"/>
+              <w:ind w:right="0" w:firstLine="0" w:rightChars="0" w:firstLineChars="0"/>
               <w:jc w:val="left"/>
               <w:textAlignment w:val="baseline"/>
               <w:rPr>
-                <w:rFonts w:hint="default" w:ascii="Arial" w:hAnsi="Arial" w:eastAsia="宋体" w:cs="Arial"/>
+                <w:rFonts w:ascii="Arial" w:eastAsia="宋体" w:hAnsi="Arial" w:cs="Arial" w:hint="default"/>
                 <w:snapToGrid w:val="0"/>
                 <w:color w:val="000000"/>
                 <w:kern w:val="0"/>
@@ -9828,7 +9565,7 @@
           </w:tcPr>
           <w:p>
             <w:pPr>
-              <w:pStyle w:val="29"/>
+              <w:pStyle w:val="a1"/>
               <w:keepNext w:val="0"/>
               <w:keepLines w:val="0"/>
               <w:pageBreakBefore w:val="0"/>
@@ -9842,7 +9579,7 @@
               <w:bidi w:val="0"/>
               <w:adjustRightInd w:val="0"/>
               <w:snapToGrid w:val="0"/>
-              <w:ind w:right="0" w:rightChars="0" w:firstLine="0" w:firstLineChars="0"/>
+              <w:ind w:right="0" w:firstLine="0" w:rightChars="0" w:firstLineChars="0"/>
               <w:jc w:val="left"/>
               <w:textAlignment w:val="baseline"/>
               <w:rPr>
@@ -9868,7 +9605,7 @@
           </w:tcPr>
           <w:p>
             <w:pPr>
-              <w:pStyle w:val="29"/>
+              <w:pStyle w:val="a1"/>
               <w:keepNext w:val="0"/>
               <w:keepLines w:val="0"/>
               <w:pageBreakBefore w:val="0"/>
@@ -9882,11 +9619,11 @@
               <w:bidi w:val="0"/>
               <w:adjustRightInd w:val="0"/>
               <w:snapToGrid w:val="0"/>
-              <w:ind w:right="0" w:rightChars="0" w:firstLine="0" w:firstLineChars="0"/>
+              <w:ind w:right="0" w:firstLine="0" w:rightChars="0" w:firstLineChars="0"/>
               <w:jc w:val="left"/>
               <w:textAlignment w:val="baseline"/>
               <w:rPr>
-                <w:rFonts w:hint="eastAsia" w:ascii="Arial" w:hAnsi="Arial" w:eastAsia="宋体" w:cs="Arial"/>
+                <w:rFonts w:ascii="Arial" w:eastAsia="宋体" w:hAnsi="Arial" w:cs="Arial" w:hint="eastAsia"/>
                 <w:snapToGrid w:val="0"/>
                 <w:color w:val="000000"/>
                 <w:kern w:val="0"/>
@@ -9912,7 +9649,7 @@
           </w:tcPr>
           <w:p>
             <w:pPr>
-              <w:pStyle w:val="29"/>
+              <w:pStyle w:val="a1"/>
               <w:keepNext w:val="0"/>
               <w:keepLines w:val="0"/>
               <w:pageBreakBefore w:val="0"/>
@@ -9926,7 +9663,7 @@
               <w:bidi w:val="0"/>
               <w:adjustRightInd w:val="0"/>
               <w:snapToGrid w:val="0"/>
-              <w:ind w:right="0" w:rightChars="0" w:firstLine="0" w:firstLineChars="0"/>
+              <w:ind w:right="0" w:firstLine="0" w:rightChars="0" w:firstLineChars="0"/>
               <w:jc w:val="left"/>
               <w:textAlignment w:val="baseline"/>
               <w:rPr>
@@ -9964,7 +9701,7 @@
               <w:bidi w:val="0"/>
               <w:adjustRightInd w:val="0"/>
               <w:snapToGrid w:val="0"/>
-              <w:ind w:right="0" w:rightChars="0" w:firstLine="0" w:firstLineChars="0"/>
+              <w:ind w:right="0" w:firstLine="0" w:rightChars="0" w:firstLineChars="0"/>
               <w:jc w:val="left"/>
               <w:textAlignment w:val="baseline"/>
               <w:rPr>
@@ -9988,14 +9725,8 @@
       </w:tr>
       <w:tr>
         <w:tblPrEx>
-          <w:tblBorders>
-            <w:top w:val="single" w:color="auto" w:sz="4" w:space="0"/>
-            <w:left w:val="single" w:color="auto" w:sz="4" w:space="0"/>
-            <w:bottom w:val="single" w:color="auto" w:sz="4" w:space="0"/>
-            <w:right w:val="single" w:color="auto" w:sz="4" w:space="0"/>
-            <w:insideH w:val="single" w:color="auto" w:sz="4" w:space="0"/>
-            <w:insideV w:val="single" w:color="auto" w:sz="4" w:space="0"/>
-          </w:tblBorders>
+          <w:tblW w:w="8800" w:type="dxa"/>
+          <w:tblInd w:w="0" w:type="dxa"/>
           <w:tblCellMar>
             <w:top w:w="0" w:type="dxa"/>
             <w:left w:w="108" w:type="dxa"/>
@@ -10006,11 +9737,11 @@
         <w:tc>
           <w:tcPr>
             <w:tcW w:w="1255" w:type="dxa"/>
-            <w:vMerge w:val="continue"/>
-          </w:tcPr>
-          <w:p>
-            <w:pPr>
-              <w:pStyle w:val="29"/>
+            <w:vMerge/>
+          </w:tcPr>
+          <w:p>
+            <w:pPr>
+              <w:pStyle w:val="a1"/>
               <w:keepNext w:val="0"/>
               <w:keepLines w:val="0"/>
               <w:pageBreakBefore w:val="0"/>
@@ -10024,7 +9755,7 @@
               <w:bidi w:val="0"/>
               <w:adjustRightInd w:val="0"/>
               <w:snapToGrid w:val="0"/>
-              <w:ind w:right="0" w:rightChars="0" w:firstLine="0" w:firstLineChars="0"/>
+              <w:ind w:right="0" w:firstLine="0" w:rightChars="0" w:firstLineChars="0"/>
               <w:jc w:val="left"/>
               <w:textAlignment w:val="baseline"/>
               <w:rPr>
@@ -10042,7 +9773,7 @@
           </w:tcPr>
           <w:p>
             <w:pPr>
-              <w:pStyle w:val="29"/>
+              <w:pStyle w:val="a1"/>
               <w:keepNext w:val="0"/>
               <w:keepLines w:val="0"/>
               <w:pageBreakBefore w:val="0"/>
@@ -10056,11 +9787,11 @@
               <w:bidi w:val="0"/>
               <w:adjustRightInd w:val="0"/>
               <w:snapToGrid w:val="0"/>
-              <w:ind w:right="0" w:rightChars="0" w:firstLine="0" w:firstLineChars="0"/>
+              <w:ind w:right="0" w:firstLine="0" w:rightChars="0" w:firstLineChars="0"/>
               <w:jc w:val="left"/>
               <w:textAlignment w:val="baseline"/>
               <w:rPr>
-                <w:rFonts w:hint="default" w:ascii="Arial" w:hAnsi="Arial" w:eastAsia="宋体" w:cs="Arial"/>
+                <w:rFonts w:ascii="Arial" w:eastAsia="宋体" w:hAnsi="Arial" w:cs="Arial" w:hint="default"/>
                 <w:snapToGrid w:val="0"/>
                 <w:color w:val="000000"/>
                 <w:kern w:val="0"/>
@@ -10086,7 +9817,7 @@
           </w:tcPr>
           <w:p>
             <w:pPr>
-              <w:pStyle w:val="29"/>
+              <w:pStyle w:val="a1"/>
               <w:keepNext w:val="0"/>
               <w:keepLines w:val="0"/>
               <w:pageBreakBefore w:val="0"/>
@@ -10100,7 +9831,7 @@
               <w:bidi w:val="0"/>
               <w:adjustRightInd w:val="0"/>
               <w:snapToGrid w:val="0"/>
-              <w:ind w:right="0" w:rightChars="0" w:firstLine="0" w:firstLineChars="0"/>
+              <w:ind w:right="0" w:firstLine="0" w:rightChars="0" w:firstLineChars="0"/>
               <w:jc w:val="left"/>
               <w:textAlignment w:val="baseline"/>
               <w:rPr>
@@ -10115,7 +9846,7 @@
                 <w:vertAlign w:val="baseline"/>
                 <w:lang w:val="en-US" w:eastAsia="zh-CN"/>
               </w:rPr>
-              <w:t>部门部长、运维项目部长</w:t>
+              <w:t>部门经理、运维项目经理</w:t>
             </w:r>
           </w:p>
         </w:tc>
@@ -10126,7 +9857,7 @@
           </w:tcPr>
           <w:p>
             <w:pPr>
-              <w:pStyle w:val="29"/>
+              <w:pStyle w:val="a1"/>
               <w:keepNext w:val="0"/>
               <w:keepLines w:val="0"/>
               <w:pageBreakBefore w:val="0"/>
@@ -10140,11 +9871,11 @@
               <w:bidi w:val="0"/>
               <w:adjustRightInd w:val="0"/>
               <w:snapToGrid w:val="0"/>
-              <w:ind w:right="0" w:rightChars="0" w:firstLine="0" w:firstLineChars="0"/>
+              <w:ind w:right="0" w:firstLine="0" w:rightChars="0" w:firstLineChars="0"/>
               <w:jc w:val="left"/>
               <w:textAlignment w:val="baseline"/>
               <w:rPr>
-                <w:rFonts w:hint="eastAsia" w:ascii="Arial" w:hAnsi="Arial" w:eastAsia="宋体" w:cs="Arial"/>
+                <w:rFonts w:ascii="Arial" w:eastAsia="宋体" w:hAnsi="Arial" w:cs="Arial" w:hint="eastAsia"/>
                 <w:snapToGrid w:val="0"/>
                 <w:color w:val="000000"/>
                 <w:kern w:val="0"/>
@@ -10170,7 +9901,7 @@
           </w:tcPr>
           <w:p>
             <w:pPr>
-              <w:pStyle w:val="29"/>
+              <w:pStyle w:val="a1"/>
               <w:keepNext w:val="0"/>
               <w:keepLines w:val="0"/>
               <w:pageBreakBefore w:val="0"/>
@@ -10184,7 +9915,7 @@
               <w:bidi w:val="0"/>
               <w:adjustRightInd w:val="0"/>
               <w:snapToGrid w:val="0"/>
-              <w:ind w:right="0" w:rightChars="0" w:firstLine="0" w:firstLineChars="0"/>
+              <w:ind w:right="0" w:firstLine="0" w:rightChars="0" w:firstLineChars="0"/>
               <w:jc w:val="left"/>
               <w:textAlignment w:val="baseline"/>
               <w:rPr>
@@ -10222,7 +9953,7 @@
               <w:bidi w:val="0"/>
               <w:adjustRightInd w:val="0"/>
               <w:snapToGrid w:val="0"/>
-              <w:ind w:right="0" w:rightChars="0" w:firstLine="0" w:firstLineChars="0"/>
+              <w:ind w:right="0" w:firstLine="0" w:rightChars="0" w:firstLineChars="0"/>
               <w:jc w:val="left"/>
               <w:textAlignment w:val="baseline"/>
               <w:rPr>
@@ -10247,14 +9978,14 @@
     </w:tbl>
     <w:p>
       <w:pPr>
-        <w:pStyle w:val="30"/>
+        <w:pStyle w:val="2"/>
         <w:bidi w:val="0"/>
         <w:rPr>
           <w:rFonts w:hint="eastAsia"/>
           <w:lang w:val="en-US" w:eastAsia="zh-CN"/>
         </w:rPr>
       </w:pPr>
-      <w:bookmarkStart w:id="8" w:name="_Toc31018"/>
+      <w:bookmarkStart w:id="9" w:name="_Toc31018"/>
       <w:r>
         <w:rPr>
           <w:rFonts w:hint="eastAsia"/>
@@ -10262,11 +9993,11 @@
         </w:rPr>
         <w:t>人员绩效考核完成情况</w:t>
       </w:r>
-      <w:bookmarkEnd w:id="8"/>
+      <w:bookmarkEnd w:id="9"/>
     </w:p>
     <w:p>
       <w:pPr>
-        <w:pStyle w:val="29"/>
+        <w:pStyle w:val="a1"/>
         <w:rPr>
           <w:rFonts w:hint="default"/>
           <w:lang w:val="en-US" w:eastAsia="zh-CN"/>
@@ -10279,32 +10010,17 @@
         </w:rPr>
         <w:t>公司人力部严格按照《人员绩效考核管理制度》开展工作，按月跟进运维相关人员绩效考核结果。人力部按照绩效考核制度的要求，每月对公司各岗位人员进行了考核，经整理各岗位的绩效考核结果，公司人员的绩效得分平均在93分左右，合格率100%，达到绩效考核合格率≥95%的要求。</w:t>
       </w:r>
-      <w:r/>
-      <w:r>
-        <w:rPr>
-          <w:rFonts w:hint="eastAsia"/>
-          <w:lang w:val="en-US" w:eastAsia="zh-CN"/>
-        </w:rPr>
-      </w:r>
-      <w:r/>
-      <w:r>
-        <w:rPr>
-          <w:rFonts w:hint="eastAsia"/>
-          <w:lang w:val="en-US" w:eastAsia="zh-CN"/>
-        </w:rPr>
-      </w:r>
-      <w:r/>
     </w:p>
     <w:p>
       <w:pPr>
-        <w:pStyle w:val="30"/>
+        <w:pStyle w:val="2"/>
         <w:bidi w:val="0"/>
         <w:rPr>
           <w:rFonts w:hint="eastAsia"/>
           <w:lang w:val="en-US" w:eastAsia="zh-CN"/>
         </w:rPr>
       </w:pPr>
-      <w:bookmarkStart w:id="9" w:name="_Toc11152"/>
+      <w:bookmarkStart w:id="10" w:name="_Toc11152"/>
       <w:r>
         <w:rPr>
           <w:rFonts w:hint="eastAsia"/>
@@ -10312,11 +10028,11 @@
         </w:rPr>
         <w:t>人员能力评价完成情况</w:t>
       </w:r>
-      <w:bookmarkEnd w:id="9"/>
+      <w:bookmarkEnd w:id="10"/>
     </w:p>
     <w:p>
       <w:pPr>
-        <w:pStyle w:val="29"/>
+        <w:pStyle w:val="a1"/>
         <w:keepNext w:val="0"/>
         <w:keepLines w:val="0"/>
         <w:pageBreakBefore w:val="0"/>
@@ -10346,14 +10062,14 @@
     </w:p>
     <w:p>
       <w:pPr>
-        <w:pStyle w:val="30"/>
+        <w:pStyle w:val="2"/>
         <w:bidi w:val="0"/>
         <w:rPr>
           <w:rFonts w:hint="default"/>
           <w:lang w:val="en-US" w:eastAsia="zh-CN"/>
         </w:rPr>
       </w:pPr>
-      <w:bookmarkStart w:id="10" w:name="_Toc19166"/>
+      <w:bookmarkStart w:id="11" w:name="_Toc19166"/>
       <w:r>
         <w:rPr>
           <w:rFonts w:hint="eastAsia"/>
@@ -10361,11 +10077,11 @@
         </w:rPr>
         <w:t>人员备份完成情况</w:t>
       </w:r>
-      <w:bookmarkEnd w:id="10"/>
+      <w:bookmarkEnd w:id="11"/>
     </w:p>
     <w:p>
       <w:pPr>
-        <w:pStyle w:val="29"/>
+        <w:pStyle w:val="a1"/>
         <w:keepLines w:val="0"/>
         <w:pageBreakBefore w:val="0"/>
         <w:widowControl w:val="0"/>
@@ -10381,7 +10097,7 @@
         <w:rPr>
           <w:rFonts w:hint="default"/>
         </w:rPr>
-        <w:t>公司在运维部部长、</w:t>
+        <w:t>公司在运维部经理、</w:t>
       </w:r>
       <w:r>
         <w:rPr>
@@ -10409,112 +10125,56 @@
         </w:rPr>
         <w:t>关键岗位全面推行AB岗备份机制，有效保障A岗员工因休假、请假等原因离岗时，其职责由具备相应业务能力的B岗员工承接，确保业务连续性与稳定性。</w:t>
       </w:r>
-      <w:bookmarkStart w:id="11" w:name="bookmark14"/>
-      <w:bookmarkEnd w:id="11"/>
+      <w:bookmarkStart w:id="12" w:name="bookmark14"/>
+      <w:bookmarkEnd w:id="12"/>
     </w:p>
     <w:sectPr>
-      <w:headerReference r:id="rId5" w:type="default"/>
-      <w:footerReference w:type="default" r:id="rId11"/>
-      <w:headerReference w:type="first" r:id="rId12"/>
-      <w:footerReference w:type="first" r:id="rId13"/>
-      <w:headerReference w:type="even" r:id="rId14"/>
-      <w:footerReference w:type="even" r:id="rId15"/>
+      <w:headerReference w:type="even" r:id="rId6"/>
+      <w:headerReference w:type="default" r:id="rId7"/>
+      <w:footerReference w:type="even" r:id="rId8"/>
+      <w:footerReference w:type="default" r:id="rId9"/>
+      <w:headerReference w:type="first" r:id="rId10"/>
+      <w:footerReference w:type="first" r:id="rId11"/>
       <w:pgSz w:w="11906" w:h="16838"/>
       <w:pgMar w:top="1417" w:right="1800" w:bottom="1440" w:left="1800" w:header="1140" w:footer="992" w:gutter="0"/>
-      <w:cols w:space="425" w:num="1"/>
+      <w:cols w:num="1" w:space="425"/>
       <w:docGrid w:type="lines" w:linePitch="312" w:charSpace="0"/>
     </w:sectPr>
   </w:body>
 </w:document>
 </file>
 
-<file path=word/endnotes.xml><?xml version="1.0" encoding="utf-8"?>
-<w:endnotes xmlns:wpc="http://schemas.microsoft.com/office/word/2010/wordprocessingCanvas" xmlns:mc="http://schemas.openxmlformats.org/markup-compatibility/2006" xmlns:o="urn:schemas-microsoft-com:office:office" xmlns:r="http://schemas.openxmlformats.org/officeDocument/2006/relationships" xmlns:m="http://schemas.openxmlformats.org/officeDocument/2006/math" xmlns:v="urn:schemas-microsoft-com:vml" xmlns:wp14="http://schemas.microsoft.com/office/word/2010/wordprocessingDrawing" xmlns:wp="http://schemas.openxmlformats.org/drawingml/2006/wordprocessingDrawing" xmlns:w="http://schemas.openxmlformats.org/wordprocessingml/2006/main" xmlns:w14="http://schemas.microsoft.com/office/word/2010/wordml" xmlns:w15="http://schemas.microsoft.com/office/word/2012/wordml" xmlns:w10="urn:schemas-microsoft-com:office:word" xmlns:wpg="http://schemas.microsoft.com/office/word/2010/wordprocessingGroup" xmlns:wpi="http://schemas.microsoft.com/office/word/2010/wordprocessingInk" xmlns:wne="http://schemas.microsoft.com/office/word/2006/wordml" xmlns:wps="http://schemas.microsoft.com/office/word/2010/wordprocessingShape" xmlns:wpsCustomData="http://www.wps.cn/officeDocument/2013/wpsCustomData" mc:Ignorable="w14 w15 wp14">
-  <w:endnote w:type="separator" w:id="0">
-    <w:p>
-      <w:pPr>
-        <w:spacing w:line="240" w:lineRule="auto"/>
-      </w:pPr>
-      <w:r>
-        <w:separator/>
-      </w:r>
-    </w:p>
-  </w:endnote>
-  <w:endnote w:type="continuationSeparator" w:id="1">
-    <w:p>
-      <w:pPr>
-        <w:spacing w:line="240" w:lineRule="auto"/>
-      </w:pPr>
-      <w:r>
-        <w:continuationSeparator/>
-      </w:r>
-    </w:p>
-  </w:endnote>
-</w:endnotes>
-</file>
-
 <file path=word/footer1.xml><?xml version="1.0" encoding="utf-8"?>
-<w:ftr xmlns:m="http://schemas.openxmlformats.org/officeDocument/2006/math" xmlns:mc="http://schemas.openxmlformats.org/markup-compatibility/2006" xmlns:mo="http://schemas.microsoft.com/office/mac/office/2008/main" xmlns:mv="urn:schemas-microsoft-com:mac:vml" xmlns:o="urn:schemas-microsoft-com:office:office" xmlns:r="http://schemas.openxmlformats.org/officeDocument/2006/relationships" xmlns:v="urn:schemas-microsoft-com:vml" xmlns:w10="urn:schemas-microsoft-com:office:word" xmlns:w14="http://schemas.microsoft.com/office/word/2010/wordml" xmlns:w="http://schemas.openxmlformats.org/wordprocessingml/2006/main" xmlns:wne="http://schemas.microsoft.com/office/word/2006/wordml" xmlns:wp14="http://schemas.microsoft.com/office/word/2010/wordprocessingDrawing" xmlns:wp="http://schemas.openxmlformats.org/drawingml/2006/wordprocessingDrawing" xmlns:wpc="http://schemas.microsoft.com/office/word/2010/wordprocessingCanvas" xmlns:wpg="http://schemas.microsoft.com/office/word/2010/wordprocessingGroup" xmlns:wpi="http://schemas.microsoft.com/office/word/2010/wordprocessingInk" xmlns:wps="http://schemas.microsoft.com/office/word/2010/wordprocessingShape" mc:Ignorable="w14 wp14">
-  <w:p>
-    <w:pPr>
-      <w:pStyle w:val="Footer"/>
-    </w:pPr>
-  </w:p>
+<w:ftr xmlns:wpc="http://schemas.microsoft.com/office/word/2010/wordprocessingCanvas" xmlns:mc="http://schemas.openxmlformats.org/markup-compatibility/2006" xmlns:o="urn:schemas-microsoft-com:office:office" xmlns:r="http://schemas.openxmlformats.org/officeDocument/2006/relationships" xmlns:m="http://schemas.openxmlformats.org/officeDocument/2006/math" xmlns:v="urn:schemas-microsoft-com:vml" xmlns:wp14="http://schemas.microsoft.com/office/word/2010/wordprocessingDrawing" xmlns:wp="http://schemas.openxmlformats.org/drawingml/2006/wordprocessingDrawing" xmlns:w10="urn:schemas-microsoft-com:office:word" xmlns:w="http://schemas.openxmlformats.org/wordprocessingml/2006/main" xmlns:w14="http://schemas.microsoft.com/office/word/2010/wordml" xmlns:w15="http://schemas.microsoft.com/office/word/2012/wordml" xmlns:wne="http://schemas.microsoft.com/office/word/2006/wordml" xmlns:wpg="http://schemas.microsoft.com/office/word/2010/wordprocessingGroup" xmlns:wpi="http://schemas.microsoft.com/office/word/2010/wordprocessingInk" xmlns:wps="http://schemas.microsoft.com/office/word/2010/wordprocessingShape" mc:Ignorable="w14 w15 wp14">
+  <w:p/>
 </w:ftr>
 </file>
 
 <file path=word/footer2.xml><?xml version="1.0" encoding="utf-8"?>
-<w:ftr xmlns:m="http://schemas.openxmlformats.org/officeDocument/2006/math" xmlns:mc="http://schemas.openxmlformats.org/markup-compatibility/2006" xmlns:mo="http://schemas.microsoft.com/office/mac/office/2008/main" xmlns:mv="urn:schemas-microsoft-com:mac:vml" xmlns:o="urn:schemas-microsoft-com:office:office" xmlns:r="http://schemas.openxmlformats.org/officeDocument/2006/relationships" xmlns:v="urn:schemas-microsoft-com:vml" xmlns:w10="urn:schemas-microsoft-com:office:word" xmlns:w14="http://schemas.microsoft.com/office/word/2010/wordml" xmlns:w="http://schemas.openxmlformats.org/wordprocessingml/2006/main" xmlns:wne="http://schemas.microsoft.com/office/word/2006/wordml" xmlns:wp14="http://schemas.microsoft.com/office/word/2010/wordprocessingDrawing" xmlns:wp="http://schemas.openxmlformats.org/drawingml/2006/wordprocessingDrawing" xmlns:wpc="http://schemas.microsoft.com/office/word/2010/wordprocessingCanvas" xmlns:wpg="http://schemas.microsoft.com/office/word/2010/wordprocessingGroup" xmlns:wpi="http://schemas.microsoft.com/office/word/2010/wordprocessingInk" xmlns:wps="http://schemas.microsoft.com/office/word/2010/wordprocessingShape" mc:Ignorable="w14 wp14">
-  <w:p>
-    <w:pPr>
-      <w:pStyle w:val="Footer"/>
-    </w:pPr>
-  </w:p>
+<w:ftr xmlns:wpc="http://schemas.microsoft.com/office/word/2010/wordprocessingCanvas" xmlns:mc="http://schemas.openxmlformats.org/markup-compatibility/2006" xmlns:o="urn:schemas-microsoft-com:office:office" xmlns:r="http://schemas.openxmlformats.org/officeDocument/2006/relationships" xmlns:m="http://schemas.openxmlformats.org/officeDocument/2006/math" xmlns:v="urn:schemas-microsoft-com:vml" xmlns:wp14="http://schemas.microsoft.com/office/word/2010/wordprocessingDrawing" xmlns:wp="http://schemas.openxmlformats.org/drawingml/2006/wordprocessingDrawing" xmlns:w10="urn:schemas-microsoft-com:office:word" xmlns:w="http://schemas.openxmlformats.org/wordprocessingml/2006/main" xmlns:w14="http://schemas.microsoft.com/office/word/2010/wordml" xmlns:w15="http://schemas.microsoft.com/office/word/2012/wordml" xmlns:wne="http://schemas.microsoft.com/office/word/2006/wordml" xmlns:wpg="http://schemas.microsoft.com/office/word/2010/wordprocessingGroup" xmlns:wpi="http://schemas.microsoft.com/office/word/2010/wordprocessingInk" xmlns:wps="http://schemas.microsoft.com/office/word/2010/wordprocessingShape" mc:Ignorable="w14 w15 wp14">
+  <w:p/>
 </w:ftr>
 </file>
 
 <file path=word/footer3.xml><?xml version="1.0" encoding="utf-8"?>
-<w:ftr xmlns:m="http://schemas.openxmlformats.org/officeDocument/2006/math" xmlns:mc="http://schemas.openxmlformats.org/markup-compatibility/2006" xmlns:mo="http://schemas.microsoft.com/office/mac/office/2008/main" xmlns:mv="urn:schemas-microsoft-com:mac:vml" xmlns:o="urn:schemas-microsoft-com:office:office" xmlns:r="http://schemas.openxmlformats.org/officeDocument/2006/relationships" xmlns:v="urn:schemas-microsoft-com:vml" xmlns:w10="urn:schemas-microsoft-com:office:word" xmlns:w14="http://schemas.microsoft.com/office/word/2010/wordml" xmlns:w="http://schemas.openxmlformats.org/wordprocessingml/2006/main" xmlns:wne="http://schemas.microsoft.com/office/word/2006/wordml" xmlns:wp14="http://schemas.microsoft.com/office/word/2010/wordprocessingDrawing" xmlns:wp="http://schemas.openxmlformats.org/drawingml/2006/wordprocessingDrawing" xmlns:wpc="http://schemas.microsoft.com/office/word/2010/wordprocessingCanvas" xmlns:wpg="http://schemas.microsoft.com/office/word/2010/wordprocessingGroup" xmlns:wpi="http://schemas.microsoft.com/office/word/2010/wordprocessingInk" xmlns:wps="http://schemas.microsoft.com/office/word/2010/wordprocessingShape" mc:Ignorable="w14 wp14">
-  <w:p>
-    <w:pPr>
-      <w:pStyle w:val="Footer"/>
-    </w:pPr>
-  </w:p>
+<w:ftr xmlns:wpc="http://schemas.microsoft.com/office/word/2010/wordprocessingCanvas" xmlns:mc="http://schemas.openxmlformats.org/markup-compatibility/2006" xmlns:o="urn:schemas-microsoft-com:office:office" xmlns:r="http://schemas.openxmlformats.org/officeDocument/2006/relationships" xmlns:m="http://schemas.openxmlformats.org/officeDocument/2006/math" xmlns:v="urn:schemas-microsoft-com:vml" xmlns:wp14="http://schemas.microsoft.com/office/word/2010/wordprocessingDrawing" xmlns:wp="http://schemas.openxmlformats.org/drawingml/2006/wordprocessingDrawing" xmlns:w10="urn:schemas-microsoft-com:office:word" xmlns:w="http://schemas.openxmlformats.org/wordprocessingml/2006/main" xmlns:w14="http://schemas.microsoft.com/office/word/2010/wordml" xmlns:w15="http://schemas.microsoft.com/office/word/2012/wordml" xmlns:wne="http://schemas.microsoft.com/office/word/2006/wordml" xmlns:wpg="http://schemas.microsoft.com/office/word/2010/wordprocessingGroup" xmlns:wpi="http://schemas.microsoft.com/office/word/2010/wordprocessingInk" xmlns:wps="http://schemas.microsoft.com/office/word/2010/wordprocessingShape" mc:Ignorable="w14 w15 wp14">
+  <w:p/>
 </w:ftr>
 </file>
 
-<file path=word/footnotes.xml><?xml version="1.0" encoding="utf-8"?>
-<w:footnotes xmlns:wpc="http://schemas.microsoft.com/office/word/2010/wordprocessingCanvas" xmlns:mc="http://schemas.openxmlformats.org/markup-compatibility/2006" xmlns:o="urn:schemas-microsoft-com:office:office" xmlns:r="http://schemas.openxmlformats.org/officeDocument/2006/relationships" xmlns:m="http://schemas.openxmlformats.org/officeDocument/2006/math" xmlns:v="urn:schemas-microsoft-com:vml" xmlns:wp14="http://schemas.microsoft.com/office/word/2010/wordprocessingDrawing" xmlns:wp="http://schemas.openxmlformats.org/drawingml/2006/wordprocessingDrawing" xmlns:w="http://schemas.openxmlformats.org/wordprocessingml/2006/main" xmlns:w14="http://schemas.microsoft.com/office/word/2010/wordml" xmlns:w15="http://schemas.microsoft.com/office/word/2012/wordml" xmlns:w10="urn:schemas-microsoft-com:office:word" xmlns:wpg="http://schemas.microsoft.com/office/word/2010/wordprocessingGroup" xmlns:wpi="http://schemas.microsoft.com/office/word/2010/wordprocessingInk" xmlns:wne="http://schemas.microsoft.com/office/word/2006/wordml" xmlns:wps="http://schemas.microsoft.com/office/word/2010/wordprocessingShape" xmlns:wpsCustomData="http://www.wps.cn/officeDocument/2013/wpsCustomData" mc:Ignorable="w14 w15 wp14">
-  <w:footnote w:type="separator" w:id="0">
-    <w:p>
-      <w:pPr>
-        <w:spacing w:line="360" w:lineRule="auto"/>
-      </w:pPr>
-      <w:r>
-        <w:separator/>
-      </w:r>
-    </w:p>
-  </w:footnote>
-  <w:footnote w:type="continuationSeparator" w:id="1">
-    <w:p>
-      <w:pPr>
-        <w:spacing w:line="360" w:lineRule="auto"/>
-      </w:pPr>
-      <w:r>
-        <w:continuationSeparator/>
-      </w:r>
-    </w:p>
-  </w:footnote>
-</w:footnotes>
+<file path=word/header1.xml><?xml version="1.0" encoding="utf-8"?>
+<w:hdr xmlns:wpc="http://schemas.microsoft.com/office/word/2010/wordprocessingCanvas" xmlns:mc="http://schemas.openxmlformats.org/markup-compatibility/2006" xmlns:o="urn:schemas-microsoft-com:office:office" xmlns:r="http://schemas.openxmlformats.org/officeDocument/2006/relationships" xmlns:m="http://schemas.openxmlformats.org/officeDocument/2006/math" xmlns:v="urn:schemas-microsoft-com:vml" xmlns:wp14="http://schemas.microsoft.com/office/word/2010/wordprocessingDrawing" xmlns:wp="http://schemas.openxmlformats.org/drawingml/2006/wordprocessingDrawing" xmlns:w10="urn:schemas-microsoft-com:office:word" xmlns:w="http://schemas.openxmlformats.org/wordprocessingml/2006/main" xmlns:w14="http://schemas.microsoft.com/office/word/2010/wordml" xmlns:w15="http://schemas.microsoft.com/office/word/2012/wordml" xmlns:wne="http://schemas.microsoft.com/office/word/2006/wordml" xmlns:wpg="http://schemas.microsoft.com/office/word/2010/wordprocessingGroup" xmlns:wpi="http://schemas.microsoft.com/office/word/2010/wordprocessingInk" xmlns:wps="http://schemas.microsoft.com/office/word/2010/wordprocessingShape" mc:Ignorable="w14 w15 wp14">
+  <w:p/>
+</w:hdr>
 </file>
 
-<file path=word/header1.xml><?xml version="1.0" encoding="utf-8"?>
-<w:hdr xmlns:wpc="http://schemas.microsoft.com/office/word/2010/wordprocessingCanvas" xmlns:mc="http://schemas.openxmlformats.org/markup-compatibility/2006" xmlns:o="urn:schemas-microsoft-com:office:office" xmlns:r="http://schemas.openxmlformats.org/officeDocument/2006/relationships" xmlns:m="http://schemas.openxmlformats.org/officeDocument/2006/math" xmlns:v="urn:schemas-microsoft-com:vml" xmlns:wp14="http://schemas.microsoft.com/office/word/2010/wordprocessingDrawing" xmlns:wp="http://schemas.openxmlformats.org/drawingml/2006/wordprocessingDrawing" xmlns:w10="urn:schemas-microsoft-com:office:word" xmlns:w="http://schemas.openxmlformats.org/wordprocessingml/2006/main" xmlns:w14="http://schemas.microsoft.com/office/word/2010/wordml" xmlns:w15="http://schemas.microsoft.com/office/word/2012/wordml" xmlns:wpg="http://schemas.microsoft.com/office/word/2010/wordprocessingGroup" xmlns:wpi="http://schemas.microsoft.com/office/word/2010/wordprocessingInk" xmlns:wne="http://schemas.microsoft.com/office/word/2006/wordml" xmlns:wps="http://schemas.microsoft.com/office/word/2010/wordprocessingShape" xmlns:wpsCustomData="http://www.wps.cn/officeDocument/2013/wpsCustomData" mc:Ignorable="w14 w15 wp14">
+<file path=word/header2.xml><?xml version="1.0" encoding="utf-8"?>
+<w:hdr xmlns:wpc="http://schemas.microsoft.com/office/word/2010/wordprocessingCanvas" xmlns:mc="http://schemas.openxmlformats.org/markup-compatibility/2006" xmlns:o="urn:schemas-microsoft-com:office:office" xmlns:r="http://schemas.openxmlformats.org/officeDocument/2006/relationships" xmlns:m="http://schemas.openxmlformats.org/officeDocument/2006/math" xmlns:v="urn:schemas-microsoft-com:vml" xmlns:wp14="http://schemas.microsoft.com/office/word/2010/wordprocessingDrawing" xmlns:wp="http://schemas.openxmlformats.org/drawingml/2006/wordprocessingDrawing" xmlns:w10="urn:schemas-microsoft-com:office:word" xmlns:w="http://schemas.openxmlformats.org/wordprocessingml/2006/main" xmlns:w14="http://schemas.microsoft.com/office/word/2010/wordml" xmlns:w15="http://schemas.microsoft.com/office/word/2012/wordml" xmlns:wne="http://schemas.microsoft.com/office/word/2006/wordml" xmlns:wpg="http://schemas.microsoft.com/office/word/2010/wordprocessingGroup" xmlns:wpi="http://schemas.microsoft.com/office/word/2010/wordprocessingInk" xmlns:wps="http://schemas.microsoft.com/office/word/2010/wordprocessingShape" mc:Ignorable="w14 w15 wp14">
   <w:p>
     <w:pPr>
-      <w:pStyle w:val="15"/>
+      <w:pStyle w:val="Header"/>
       <w:pBdr>
-        <w:bottom w:val="single" w:color="auto" w:sz="4" w:space="1"/>
+        <w:bottom w:val="single" w:sz="4" w:space="1" w:color="auto"/>
       </w:pBdr>
       <w:tabs>
         <w:tab w:val="left" w:pos="335"/>
@@ -10522,65 +10182,39 @@
       </w:tabs>
       <w:jc w:val="right"/>
       <w:rPr>
-        <w:rFonts w:hint="eastAsia" w:eastAsiaTheme="minorEastAsia"/>
+        <w:rFonts w:eastAsiaTheme="minorEastAsia" w:hint="eastAsia"/>
         <w:lang w:eastAsia="zh-CN"/>
       </w:rPr>
     </w:pPr>
     <w:r>
       <w:rPr>
-        <w:rFonts w:hint="eastAsia" w:eastAsiaTheme="minorEastAsia"/>
+        <w:rFonts w:eastAsiaTheme="minorEastAsia" w:hint="eastAsia"/>
         <w:lang w:val="en-US" w:eastAsia="zh-CN"/>
       </w:rPr>
       <w:tab/>
       <w:tab/>
       <w:t>重庆市鹧鸪哨信息技术有限责任公司</w:t>
     </w:r>
-    <w:r>
-      <w:rPr>
-        <w:rFonts w:hint="eastAsia" w:eastAsiaTheme="minorEastAsia"/>
-        <w:lang w:val="en-US" w:eastAsia="zh-CN"/>
-      </w:rPr>
-    </w:r>
-    <w:r>
-      <w:rPr>
-        <w:rFonts w:hint="eastAsia" w:eastAsiaTheme="minorEastAsia"/>
-        <w:lang w:val="en-US" w:eastAsia="zh-CN"/>
-      </w:rPr>
-    </w:r>
-  </w:p>
-</w:hdr>
-</file>
-
-<file path=word/header2.xml><?xml version="1.0" encoding="utf-8"?>
-<w:hdr xmlns:m="http://schemas.openxmlformats.org/officeDocument/2006/math" xmlns:mc="http://schemas.openxmlformats.org/markup-compatibility/2006" xmlns:mo="http://schemas.microsoft.com/office/mac/office/2008/main" xmlns:mv="urn:schemas-microsoft-com:mac:vml" xmlns:o="urn:schemas-microsoft-com:office:office" xmlns:r="http://schemas.openxmlformats.org/officeDocument/2006/relationships" xmlns:v="urn:schemas-microsoft-com:vml" xmlns:w10="urn:schemas-microsoft-com:office:word" xmlns:w14="http://schemas.microsoft.com/office/word/2010/wordml" xmlns:w="http://schemas.openxmlformats.org/wordprocessingml/2006/main" xmlns:wne="http://schemas.microsoft.com/office/word/2006/wordml" xmlns:wp14="http://schemas.microsoft.com/office/word/2010/wordprocessingDrawing" xmlns:wp="http://schemas.openxmlformats.org/drawingml/2006/wordprocessingDrawing" xmlns:wpc="http://schemas.microsoft.com/office/word/2010/wordprocessingCanvas" xmlns:wpg="http://schemas.microsoft.com/office/word/2010/wordprocessingGroup" xmlns:wpi="http://schemas.microsoft.com/office/word/2010/wordprocessingInk" xmlns:wps="http://schemas.microsoft.com/office/word/2010/wordprocessingShape" mc:Ignorable="w14 wp14">
-  <w:p>
-    <w:pPr>
-      <w:pStyle w:val="Header"/>
-    </w:pPr>
   </w:p>
 </w:hdr>
 </file>
 
 <file path=word/header3.xml><?xml version="1.0" encoding="utf-8"?>
-<w:hdr xmlns:m="http://schemas.openxmlformats.org/officeDocument/2006/math" xmlns:mc="http://schemas.openxmlformats.org/markup-compatibility/2006" xmlns:mo="http://schemas.microsoft.com/office/mac/office/2008/main" xmlns:mv="urn:schemas-microsoft-com:mac:vml" xmlns:o="urn:schemas-microsoft-com:office:office" xmlns:r="http://schemas.openxmlformats.org/officeDocument/2006/relationships" xmlns:v="urn:schemas-microsoft-com:vml" xmlns:w10="urn:schemas-microsoft-com:office:word" xmlns:w14="http://schemas.microsoft.com/office/word/2010/wordml" xmlns:w="http://schemas.openxmlformats.org/wordprocessingml/2006/main" xmlns:wne="http://schemas.microsoft.com/office/word/2006/wordml" xmlns:wp14="http://schemas.microsoft.com/office/word/2010/wordprocessingDrawing" xmlns:wp="http://schemas.openxmlformats.org/drawingml/2006/wordprocessingDrawing" xmlns:wpc="http://schemas.microsoft.com/office/word/2010/wordprocessingCanvas" xmlns:wpg="http://schemas.microsoft.com/office/word/2010/wordprocessingGroup" xmlns:wpi="http://schemas.microsoft.com/office/word/2010/wordprocessingInk" xmlns:wps="http://schemas.microsoft.com/office/word/2010/wordprocessingShape" mc:Ignorable="w14 wp14">
-  <w:p>
-    <w:pPr>
-      <w:pStyle w:val="Header"/>
-    </w:pPr>
-  </w:p>
+<w:hdr xmlns:wpc="http://schemas.microsoft.com/office/word/2010/wordprocessingCanvas" xmlns:mc="http://schemas.openxmlformats.org/markup-compatibility/2006" xmlns:o="urn:schemas-microsoft-com:office:office" xmlns:r="http://schemas.openxmlformats.org/officeDocument/2006/relationships" xmlns:m="http://schemas.openxmlformats.org/officeDocument/2006/math" xmlns:v="urn:schemas-microsoft-com:vml" xmlns:wp14="http://schemas.microsoft.com/office/word/2010/wordprocessingDrawing" xmlns:wp="http://schemas.openxmlformats.org/drawingml/2006/wordprocessingDrawing" xmlns:w10="urn:schemas-microsoft-com:office:word" xmlns:w="http://schemas.openxmlformats.org/wordprocessingml/2006/main" xmlns:w14="http://schemas.microsoft.com/office/word/2010/wordml" xmlns:w15="http://schemas.microsoft.com/office/word/2012/wordml" xmlns:wne="http://schemas.microsoft.com/office/word/2006/wordml" xmlns:wpg="http://schemas.microsoft.com/office/word/2010/wordprocessingGroup" xmlns:wpi="http://schemas.microsoft.com/office/word/2010/wordprocessingInk" xmlns:wps="http://schemas.microsoft.com/office/word/2010/wordprocessingShape" mc:Ignorable="w14 w15 wp14">
+  <w:p/>
 </w:hdr>
 </file>
 
 <file path=word/numbering.xml><?xml version="1.0" encoding="utf-8"?>
-<w:numbering xmlns:wpc="http://schemas.microsoft.com/office/word/2010/wordprocessingCanvas" xmlns:mc="http://schemas.openxmlformats.org/markup-compatibility/2006" xmlns:o="urn:schemas-microsoft-com:office:office" xmlns:r="http://schemas.openxmlformats.org/officeDocument/2006/relationships" xmlns:m="http://schemas.openxmlformats.org/officeDocument/2006/math" xmlns:v="urn:schemas-microsoft-com:vml" xmlns:wp14="http://schemas.microsoft.com/office/word/2010/wordprocessingDrawing" xmlns:wp="http://schemas.openxmlformats.org/drawingml/2006/wordprocessingDrawing" xmlns:w10="urn:schemas-microsoft-com:office:word" xmlns:w="http://schemas.openxmlformats.org/wordprocessingml/2006/main" xmlns:w14="http://schemas.microsoft.com/office/word/2010/wordml" xmlns:wpg="http://schemas.microsoft.com/office/word/2010/wordprocessingGroup" xmlns:wpi="http://schemas.microsoft.com/office/word/2010/wordprocessingInk" xmlns:wne="http://schemas.microsoft.com/office/word/2006/wordml" xmlns:wps="http://schemas.microsoft.com/office/word/2010/wordprocessingShape" xmlns:wpsCustomData="http://www.wps.cn/officeDocument/2013/wpsCustomData" mc:Ignorable="w14 wp14">
+<w:numbering xmlns:wpc="http://schemas.microsoft.com/office/word/2010/wordprocessingCanvas" xmlns:mc="http://schemas.openxmlformats.org/markup-compatibility/2006" xmlns:o="urn:schemas-microsoft-com:office:office" xmlns:r="http://schemas.openxmlformats.org/officeDocument/2006/relationships" xmlns:m="http://schemas.openxmlformats.org/officeDocument/2006/math" xmlns:v="urn:schemas-microsoft-com:vml" xmlns:wp14="http://schemas.microsoft.com/office/word/2010/wordprocessingDrawing" xmlns:wp="http://schemas.openxmlformats.org/drawingml/2006/wordprocessingDrawing" xmlns:w10="urn:schemas-microsoft-com:office:word" xmlns:w="http://schemas.openxmlformats.org/wordprocessingml/2006/main" xmlns:w14="http://schemas.microsoft.com/office/word/2010/wordml" xmlns:w15="http://schemas.microsoft.com/office/word/2012/wordml" xmlns:wne="http://schemas.microsoft.com/office/word/2006/wordml" xmlns:wpg="http://schemas.microsoft.com/office/word/2010/wordprocessingGroup" xmlns:wpi="http://schemas.microsoft.com/office/word/2010/wordprocessingInk" xmlns:wps="http://schemas.microsoft.com/office/word/2010/wordprocessingShape" mc:Ignorable="w14 w15 wp14">
   <w:abstractNum w:abstractNumId="0">
     <w:nsid w:val="8E964DCE"/>
     <w:multiLevelType w:val="multilevel"/>
     <w:tmpl w:val="8E964DCE"/>
-    <w:lvl w:ilvl="0" w:tentative="0">
+    <w:lvl w:ilvl="0">
       <w:start w:val="1"/>
       <w:numFmt w:val="decimal"/>
-      <w:pStyle w:val="2"/>
+      <w:pStyle w:val="Heading1"/>
       <w:lvlText w:val="%1."/>
       <w:lvlJc w:val="left"/>
       <w:pPr>
@@ -10590,10 +10224,10 @@
         <w:rFonts w:hint="default"/>
       </w:rPr>
     </w:lvl>
-    <w:lvl w:ilvl="1" w:tentative="0">
+    <w:lvl w:ilvl="1">
       <w:start w:val="1"/>
       <w:numFmt w:val="decimal"/>
-      <w:pStyle w:val="3"/>
+      <w:pStyle w:val="Heading2"/>
       <w:lvlText w:val="%1.%2."/>
       <w:lvlJc w:val="left"/>
       <w:pPr>
@@ -10603,10 +10237,10 @@
         <w:rFonts w:hint="default"/>
       </w:rPr>
     </w:lvl>
-    <w:lvl w:ilvl="2" w:tentative="0">
+    <w:lvl w:ilvl="2">
       <w:start w:val="1"/>
       <w:numFmt w:val="decimal"/>
-      <w:pStyle w:val="4"/>
+      <w:pStyle w:val="Heading3"/>
       <w:lvlText w:val="%1.%2.%3."/>
       <w:lvlJc w:val="left"/>
       <w:pPr>
@@ -10616,10 +10250,10 @@
         <w:rFonts w:hint="default"/>
       </w:rPr>
     </w:lvl>
-    <w:lvl w:ilvl="3" w:tentative="0">
+    <w:lvl w:ilvl="3">
       <w:start w:val="1"/>
       <w:numFmt w:val="decimal"/>
-      <w:pStyle w:val="5"/>
+      <w:pStyle w:val="Heading4"/>
       <w:lvlText w:val="%1.%2.%3.%4."/>
       <w:lvlJc w:val="left"/>
       <w:pPr>
@@ -10629,10 +10263,10 @@
         <w:rFonts w:hint="default"/>
       </w:rPr>
     </w:lvl>
-    <w:lvl w:ilvl="4" w:tentative="0">
+    <w:lvl w:ilvl="4">
       <w:start w:val="1"/>
       <w:numFmt w:val="decimal"/>
-      <w:pStyle w:val="6"/>
+      <w:pStyle w:val="Heading5"/>
       <w:lvlText w:val="%1.%2.%3.%4.%5."/>
       <w:lvlJc w:val="left"/>
       <w:pPr>
@@ -10642,10 +10276,10 @@
         <w:rFonts w:hint="default"/>
       </w:rPr>
     </w:lvl>
-    <w:lvl w:ilvl="5" w:tentative="0">
+    <w:lvl w:ilvl="5">
       <w:start w:val="1"/>
       <w:numFmt w:val="decimal"/>
-      <w:pStyle w:val="7"/>
+      <w:pStyle w:val="Heading6"/>
       <w:lvlText w:val="%1.%2.%3.%4.%5.%6."/>
       <w:lvlJc w:val="left"/>
       <w:pPr>
@@ -10655,10 +10289,10 @@
         <w:rFonts w:hint="default"/>
       </w:rPr>
     </w:lvl>
-    <w:lvl w:ilvl="6" w:tentative="0">
+    <w:lvl w:ilvl="6">
       <w:start w:val="1"/>
       <w:numFmt w:val="decimal"/>
-      <w:pStyle w:val="8"/>
+      <w:pStyle w:val="Heading7"/>
       <w:lvlText w:val="%1.%2.%3.%4.%5.%6.%7."/>
       <w:lvlJc w:val="left"/>
       <w:pPr>
@@ -10668,10 +10302,10 @@
         <w:rFonts w:hint="default"/>
       </w:rPr>
     </w:lvl>
-    <w:lvl w:ilvl="7" w:tentative="0">
+    <w:lvl w:ilvl="7">
       <w:start w:val="1"/>
       <w:numFmt w:val="decimal"/>
-      <w:pStyle w:val="9"/>
+      <w:pStyle w:val="Heading8"/>
       <w:lvlText w:val="%1.%2.%3.%4.%5.%6.%7.%8."/>
       <w:lvlJc w:val="left"/>
       <w:pPr>
@@ -10681,10 +10315,10 @@
         <w:rFonts w:hint="default"/>
       </w:rPr>
     </w:lvl>
-    <w:lvl w:ilvl="8" w:tentative="0">
+    <w:lvl w:ilvl="8">
       <w:start w:val="1"/>
       <w:numFmt w:val="decimal"/>
-      <w:pStyle w:val="10"/>
+      <w:pStyle w:val="Heading9"/>
       <w:lvlText w:val="%1.%2.%3.%4.%5.%6.%7.%8.%9."/>
       <w:lvlJc w:val="left"/>
       <w:pPr>
@@ -10702,269 +10336,267 @@
 </file>
 
 <file path=word/styles.xml><?xml version="1.0" encoding="utf-8"?>
-<w:styles xmlns:mc="http://schemas.openxmlformats.org/markup-compatibility/2006" xmlns:o="urn:schemas-microsoft-com:office:office" xmlns:r="http://schemas.openxmlformats.org/officeDocument/2006/relationships" xmlns:m="http://schemas.openxmlformats.org/officeDocument/2006/math" xmlns:v="urn:schemas-microsoft-com:vml" xmlns:w="http://schemas.openxmlformats.org/wordprocessingml/2006/main" xmlns:w14="http://schemas.microsoft.com/office/word/2010/wordml" xmlns:w10="urn:schemas-microsoft-com:office:word" xmlns:sl="http://schemas.openxmlformats.org/schemaLibrary/2006/main" xmlns:wpsCustomData="http://www.wps.cn/officeDocument/2013/wpsCustomData" mc:Ignorable="w14">
+<w:styles xmlns:mc="http://schemas.openxmlformats.org/markup-compatibility/2006" xmlns:r="http://schemas.openxmlformats.org/officeDocument/2006/relationships" xmlns:w="http://schemas.openxmlformats.org/wordprocessingml/2006/main" xmlns:w14="http://schemas.microsoft.com/office/word/2010/wordml" xmlns:w15="http://schemas.microsoft.com/office/word/2012/wordml" mc:Ignorable="w14 w15">
   <w:docDefaults>
     <w:rPrDefault>
       <w:rPr>
-        <w:rFonts w:ascii="Times New Roman" w:hAnsi="Times New Roman" w:eastAsia="宋体" w:cs="Times New Roman"/>
+        <w:rFonts w:ascii="Times New Roman" w:eastAsia="宋体" w:hAnsi="Times New Roman" w:cs="Times New Roman"/>
       </w:rPr>
     </w:rPrDefault>
     <w:pPrDefault/>
   </w:docDefaults>
-  <w:latentStyles w:count="260" w:defQFormat="0" w:defUnhideWhenUsed="1" w:defSemiHidden="1" w:defUIPriority="99" w:defLockedState="0">
-    <w:lsdException w:qFormat="1" w:unhideWhenUsed="0" w:uiPriority="0" w:semiHidden="0" w:name="Normal"/>
-    <w:lsdException w:qFormat="1" w:unhideWhenUsed="0" w:uiPriority="0" w:semiHidden="0" w:name="heading 1"/>
-    <w:lsdException w:qFormat="1" w:uiPriority="0" w:semiHidden="0" w:name="heading 2"/>
-    <w:lsdException w:qFormat="1" w:uiPriority="0" w:name="heading 3"/>
-    <w:lsdException w:qFormat="1" w:uiPriority="0" w:semiHidden="0" w:name="heading 4"/>
-    <w:lsdException w:qFormat="1" w:uiPriority="0" w:name="heading 5"/>
-    <w:lsdException w:qFormat="1" w:uiPriority="0" w:name="heading 6"/>
-    <w:lsdException w:qFormat="1" w:uiPriority="0" w:name="heading 7"/>
-    <w:lsdException w:qFormat="1" w:uiPriority="0" w:name="heading 8"/>
-    <w:lsdException w:qFormat="1" w:uiPriority="0" w:name="heading 9"/>
-    <w:lsdException w:unhideWhenUsed="0" w:uiPriority="0" w:semiHidden="0" w:name="index 1"/>
-    <w:lsdException w:unhideWhenUsed="0" w:uiPriority="0" w:semiHidden="0" w:name="index 2"/>
-    <w:lsdException w:unhideWhenUsed="0" w:uiPriority="0" w:semiHidden="0" w:name="index 3"/>
-    <w:lsdException w:unhideWhenUsed="0" w:uiPriority="0" w:semiHidden="0" w:name="index 4"/>
-    <w:lsdException w:unhideWhenUsed="0" w:uiPriority="0" w:semiHidden="0" w:name="index 5"/>
-    <w:lsdException w:unhideWhenUsed="0" w:uiPriority="0" w:semiHidden="0" w:name="index 6"/>
-    <w:lsdException w:unhideWhenUsed="0" w:uiPriority="0" w:semiHidden="0" w:name="index 7"/>
-    <w:lsdException w:unhideWhenUsed="0" w:uiPriority="0" w:semiHidden="0" w:name="index 8"/>
-    <w:lsdException w:unhideWhenUsed="0" w:uiPriority="0" w:semiHidden="0" w:name="index 9"/>
-    <w:lsdException w:qFormat="1" w:unhideWhenUsed="0" w:uiPriority="0" w:semiHidden="0" w:name="toc 1"/>
-    <w:lsdException w:qFormat="1" w:unhideWhenUsed="0" w:uiPriority="0" w:semiHidden="0" w:name="toc 2"/>
-    <w:lsdException w:qFormat="1" w:unhideWhenUsed="0" w:uiPriority="0" w:semiHidden="0" w:name="toc 3"/>
-    <w:lsdException w:unhideWhenUsed="0" w:uiPriority="0" w:semiHidden="0" w:name="toc 4"/>
-    <w:lsdException w:unhideWhenUsed="0" w:uiPriority="0" w:semiHidden="0" w:name="toc 5"/>
-    <w:lsdException w:unhideWhenUsed="0" w:uiPriority="0" w:semiHidden="0" w:name="toc 6"/>
-    <w:lsdException w:unhideWhenUsed="0" w:uiPriority="0" w:semiHidden="0" w:name="toc 7"/>
-    <w:lsdException w:unhideWhenUsed="0" w:uiPriority="0" w:semiHidden="0" w:name="toc 8"/>
-    <w:lsdException w:unhideWhenUsed="0" w:uiPriority="0" w:semiHidden="0" w:name="toc 9"/>
-    <w:lsdException w:unhideWhenUsed="0" w:uiPriority="0" w:semiHidden="0" w:name="Normal Indent"/>
-    <w:lsdException w:unhideWhenUsed="0" w:uiPriority="0" w:semiHidden="0" w:name="footnote text"/>
-    <w:lsdException w:qFormat="1" w:unhideWhenUsed="0" w:uiPriority="0" w:semiHidden="0" w:name="annotation text"/>
-    <w:lsdException w:qFormat="1" w:unhideWhenUsed="0" w:uiPriority="0" w:semiHidden="0" w:name="header"/>
-    <w:lsdException w:qFormat="1" w:unhideWhenUsed="0" w:uiPriority="0" w:semiHidden="0" w:name="footer"/>
-    <w:lsdException w:unhideWhenUsed="0" w:uiPriority="0" w:semiHidden="0" w:name="index heading"/>
-    <w:lsdException w:qFormat="1" w:uiPriority="0" w:name="caption"/>
-    <w:lsdException w:unhideWhenUsed="0" w:uiPriority="0" w:semiHidden="0" w:name="table of figures"/>
-    <w:lsdException w:unhideWhenUsed="0" w:uiPriority="0" w:semiHidden="0" w:name="envelope address"/>
-    <w:lsdException w:unhideWhenUsed="0" w:uiPriority="0" w:semiHidden="0" w:name="envelope return"/>
-    <w:lsdException w:unhideWhenUsed="0" w:uiPriority="0" w:semiHidden="0" w:name="footnote reference"/>
-    <w:lsdException w:unhideWhenUsed="0" w:uiPriority="0" w:semiHidden="0" w:name="annotation reference"/>
-    <w:lsdException w:unhideWhenUsed="0" w:uiPriority="0" w:semiHidden="0" w:name="line number"/>
-    <w:lsdException w:unhideWhenUsed="0" w:uiPriority="0" w:semiHidden="0" w:name="page number"/>
-    <w:lsdException w:unhideWhenUsed="0" w:uiPriority="0" w:semiHidden="0" w:name="endnote reference"/>
-    <w:lsdException w:unhideWhenUsed="0" w:uiPriority="0" w:semiHidden="0" w:name="endnote text"/>
-    <w:lsdException w:unhideWhenUsed="0" w:uiPriority="0" w:semiHidden="0" w:name="table of authorities"/>
-    <w:lsdException w:unhideWhenUsed="0" w:uiPriority="0" w:semiHidden="0" w:name="macro"/>
-    <w:lsdException w:unhideWhenUsed="0" w:uiPriority="0" w:semiHidden="0" w:name="toa heading"/>
-    <w:lsdException w:unhideWhenUsed="0" w:uiPriority="0" w:semiHidden="0" w:name="List"/>
-    <w:lsdException w:unhideWhenUsed="0" w:uiPriority="0" w:semiHidden="0" w:name="List Bullet"/>
-    <w:lsdException w:unhideWhenUsed="0" w:uiPriority="0" w:semiHidden="0" w:name="List Number"/>
-    <w:lsdException w:unhideWhenUsed="0" w:uiPriority="0" w:semiHidden="0" w:name="List 2"/>
-    <w:lsdException w:unhideWhenUsed="0" w:uiPriority="0" w:semiHidden="0" w:name="List 3"/>
-    <w:lsdException w:unhideWhenUsed="0" w:uiPriority="0" w:semiHidden="0" w:name="List 4"/>
-    <w:lsdException w:unhideWhenUsed="0" w:uiPriority="0" w:semiHidden="0" w:name="List 5"/>
-    <w:lsdException w:unhideWhenUsed="0" w:uiPriority="0" w:semiHidden="0" w:name="List Bullet 2"/>
-    <w:lsdException w:unhideWhenUsed="0" w:uiPriority="0" w:semiHidden="0" w:name="List Bullet 3"/>
-    <w:lsdException w:unhideWhenUsed="0" w:uiPriority="0" w:semiHidden="0" w:name="List Bullet 4"/>
-    <w:lsdException w:unhideWhenUsed="0" w:uiPriority="0" w:semiHidden="0" w:name="List Bullet 5"/>
-    <w:lsdException w:unhideWhenUsed="0" w:uiPriority="0" w:semiHidden="0" w:name="List Number 2"/>
-    <w:lsdException w:unhideWhenUsed="0" w:uiPriority="0" w:semiHidden="0" w:name="List Number 3"/>
-    <w:lsdException w:unhideWhenUsed="0" w:uiPriority="0" w:semiHidden="0" w:name="List Number 4"/>
-    <w:lsdException w:unhideWhenUsed="0" w:uiPriority="0" w:semiHidden="0" w:name="List Number 5"/>
-    <w:lsdException w:qFormat="1" w:unhideWhenUsed="0" w:uiPriority="0" w:semiHidden="0" w:name="Title"/>
-    <w:lsdException w:unhideWhenUsed="0" w:uiPriority="0" w:semiHidden="0" w:name="Closing"/>
-    <w:lsdException w:unhideWhenUsed="0" w:uiPriority="0" w:semiHidden="0" w:name="Signature"/>
-    <w:lsdException w:qFormat="1" w:unhideWhenUsed="0" w:uiPriority="0" w:name="Default Paragraph Font"/>
-    <w:lsdException w:qFormat="1" w:unhideWhenUsed="0" w:uiPriority="0" w:name="Body Text"/>
-    <w:lsdException w:unhideWhenUsed="0" w:uiPriority="0" w:semiHidden="0" w:name="Body Text Indent"/>
-    <w:lsdException w:unhideWhenUsed="0" w:uiPriority="0" w:semiHidden="0" w:name="List Continue"/>
-    <w:lsdException w:unhideWhenUsed="0" w:uiPriority="0" w:semiHidden="0" w:name="List Continue 2"/>
-    <w:lsdException w:unhideWhenUsed="0" w:uiPriority="0" w:semiHidden="0" w:name="List Continue 3"/>
-    <w:lsdException w:unhideWhenUsed="0" w:uiPriority="0" w:semiHidden="0" w:name="List Continue 4"/>
-    <w:lsdException w:unhideWhenUsed="0" w:uiPriority="0" w:semiHidden="0" w:name="List Continue 5"/>
-    <w:lsdException w:unhideWhenUsed="0" w:uiPriority="0" w:semiHidden="0" w:name="Message Header"/>
-    <w:lsdException w:qFormat="1" w:unhideWhenUsed="0" w:uiPriority="0" w:semiHidden="0" w:name="Subtitle"/>
-    <w:lsdException w:unhideWhenUsed="0" w:uiPriority="0" w:semiHidden="0" w:name="Salutation"/>
-    <w:lsdException w:unhideWhenUsed="0" w:uiPriority="0" w:semiHidden="0" w:name="Date"/>
-    <w:lsdException w:unhideWhenUsed="0" w:uiPriority="0" w:semiHidden="0" w:name="Body Text First Indent"/>
-    <w:lsdException w:unhideWhenUsed="0" w:uiPriority="0" w:semiHidden="0" w:name="Body Text First Indent 2"/>
-    <w:lsdException w:uiPriority="99" w:name="Note Heading"/>
-    <w:lsdException w:unhideWhenUsed="0" w:uiPriority="0" w:semiHidden="0" w:name="Body Text 2"/>
-    <w:lsdException w:unhideWhenUsed="0" w:uiPriority="0" w:semiHidden="0" w:name="Body Text 3"/>
-    <w:lsdException w:unhideWhenUsed="0" w:uiPriority="0" w:semiHidden="0" w:name="Body Text Indent 2"/>
-    <w:lsdException w:unhideWhenUsed="0" w:uiPriority="0" w:semiHidden="0" w:name="Body Text Indent 3"/>
-    <w:lsdException w:unhideWhenUsed="0" w:uiPriority="0" w:semiHidden="0" w:name="Block Text"/>
-    <w:lsdException w:unhideWhenUsed="0" w:uiPriority="0" w:semiHidden="0" w:name="Hyperlink"/>
-    <w:lsdException w:unhideWhenUsed="0" w:uiPriority="0" w:semiHidden="0" w:name="FollowedHyperlink"/>
-    <w:lsdException w:qFormat="1" w:unhideWhenUsed="0" w:uiPriority="0" w:semiHidden="0" w:name="Strong"/>
-    <w:lsdException w:qFormat="1" w:unhideWhenUsed="0" w:uiPriority="0" w:semiHidden="0" w:name="Emphasis"/>
-    <w:lsdException w:unhideWhenUsed="0" w:uiPriority="0" w:semiHidden="0" w:name="Document Map"/>
-    <w:lsdException w:unhideWhenUsed="0" w:uiPriority="0" w:semiHidden="0" w:name="Plain Text"/>
-    <w:lsdException w:unhideWhenUsed="0" w:uiPriority="0" w:semiHidden="0" w:name="E-mail Signature"/>
-    <w:lsdException w:qFormat="1" w:unhideWhenUsed="0" w:uiPriority="0" w:semiHidden="0" w:name="Normal (Web)"/>
-    <w:lsdException w:unhideWhenUsed="0" w:uiPriority="0" w:semiHidden="0" w:name="HTML Acronym"/>
-    <w:lsdException w:unhideWhenUsed="0" w:uiPriority="0" w:semiHidden="0" w:name="HTML Address"/>
-    <w:lsdException w:unhideWhenUsed="0" w:uiPriority="0" w:semiHidden="0" w:name="HTML Cite"/>
-    <w:lsdException w:unhideWhenUsed="0" w:uiPriority="0" w:semiHidden="0" w:name="HTML Code"/>
-    <w:lsdException w:unhideWhenUsed="0" w:uiPriority="0" w:semiHidden="0" w:name="HTML Definition"/>
-    <w:lsdException w:unhideWhenUsed="0" w:uiPriority="0" w:semiHidden="0" w:name="HTML Keyboard"/>
-    <w:lsdException w:unhideWhenUsed="0" w:uiPriority="0" w:semiHidden="0" w:name="HTML Preformatted"/>
-    <w:lsdException w:unhideWhenUsed="0" w:uiPriority="0" w:semiHidden="0" w:name="HTML Sample"/>
-    <w:lsdException w:unhideWhenUsed="0" w:uiPriority="0" w:semiHidden="0" w:name="HTML Typewriter"/>
-    <w:lsdException w:unhideWhenUsed="0" w:uiPriority="0" w:semiHidden="0" w:name="HTML Variable"/>
-    <w:lsdException w:qFormat="1" w:unhideWhenUsed="0" w:uiPriority="0" w:name="Normal Table"/>
-    <w:lsdException w:unhideWhenUsed="0" w:uiPriority="0" w:semiHidden="0" w:name="annotation subject"/>
-    <w:lsdException w:unhideWhenUsed="0" w:uiPriority="0" w:semiHidden="0" w:name="Table Simple 1"/>
-    <w:lsdException w:unhideWhenUsed="0" w:uiPriority="0" w:semiHidden="0" w:name="Table Simple 2"/>
-    <w:lsdException w:unhideWhenUsed="0" w:uiPriority="0" w:semiHidden="0" w:name="Table Simple 3"/>
-    <w:lsdException w:unhideWhenUsed="0" w:uiPriority="0" w:semiHidden="0" w:name="Table Classic 1"/>
-    <w:lsdException w:unhideWhenUsed="0" w:uiPriority="0" w:semiHidden="0" w:name="Table Classic 2"/>
-    <w:lsdException w:unhideWhenUsed="0" w:uiPriority="0" w:semiHidden="0" w:name="Table Classic 3"/>
-    <w:lsdException w:unhideWhenUsed="0" w:uiPriority="0" w:semiHidden="0" w:name="Table Classic 4"/>
-    <w:lsdException w:unhideWhenUsed="0" w:uiPriority="0" w:semiHidden="0" w:name="Table Colorful 1"/>
-    <w:lsdException w:unhideWhenUsed="0" w:uiPriority="0" w:semiHidden="0" w:name="Table Colorful 2"/>
-    <w:lsdException w:unhideWhenUsed="0" w:uiPriority="0" w:semiHidden="0" w:name="Table Colorful 3"/>
-    <w:lsdException w:unhideWhenUsed="0" w:uiPriority="0" w:semiHidden="0" w:name="Table Columns 1"/>
-    <w:lsdException w:unhideWhenUsed="0" w:uiPriority="0" w:semiHidden="0" w:name="Table Columns 2"/>
-    <w:lsdException w:unhideWhenUsed="0" w:uiPriority="0" w:semiHidden="0" w:name="Table Columns 3"/>
-    <w:lsdException w:unhideWhenUsed="0" w:uiPriority="0" w:semiHidden="0" w:name="Table Columns 4"/>
-    <w:lsdException w:unhideWhenUsed="0" w:uiPriority="0" w:semiHidden="0" w:name="Table Columns 5"/>
-    <w:lsdException w:unhideWhenUsed="0" w:uiPriority="0" w:semiHidden="0" w:name="Table Grid 1"/>
-    <w:lsdException w:unhideWhenUsed="0" w:uiPriority="0" w:semiHidden="0" w:name="Table Grid 2"/>
-    <w:lsdException w:unhideWhenUsed="0" w:uiPriority="0" w:semiHidden="0" w:name="Table Grid 3"/>
-    <w:lsdException w:unhideWhenUsed="0" w:uiPriority="0" w:semiHidden="0" w:name="Table Grid 4"/>
-    <w:lsdException w:unhideWhenUsed="0" w:uiPriority="0" w:semiHidden="0" w:name="Table Grid 5"/>
-    <w:lsdException w:unhideWhenUsed="0" w:uiPriority="0" w:semiHidden="0" w:name="Table Grid 6"/>
-    <w:lsdException w:unhideWhenUsed="0" w:uiPriority="0" w:semiHidden="0" w:name="Table Grid 7"/>
-    <w:lsdException w:unhideWhenUsed="0" w:uiPriority="0" w:semiHidden="0" w:name="Table Grid 8"/>
-    <w:lsdException w:unhideWhenUsed="0" w:uiPriority="0" w:semiHidden="0" w:name="Table List 1"/>
-    <w:lsdException w:unhideWhenUsed="0" w:uiPriority="0" w:semiHidden="0" w:name="Table List 2"/>
-    <w:lsdException w:unhideWhenUsed="0" w:uiPriority="0" w:semiHidden="0" w:name="Table List 3"/>
-    <w:lsdException w:unhideWhenUsed="0" w:uiPriority="0" w:semiHidden="0" w:name="Table List 4"/>
-    <w:lsdException w:unhideWhenUsed="0" w:uiPriority="0" w:semiHidden="0" w:name="Table List 5"/>
-    <w:lsdException w:unhideWhenUsed="0" w:uiPriority="0" w:semiHidden="0" w:name="Table List 6"/>
-    <w:lsdException w:unhideWhenUsed="0" w:uiPriority="0" w:semiHidden="0" w:name="Table List 7"/>
-    <w:lsdException w:unhideWhenUsed="0" w:uiPriority="0" w:semiHidden="0" w:name="Table List 8"/>
-    <w:lsdException w:unhideWhenUsed="0" w:uiPriority="0" w:semiHidden="0" w:name="Table 3D effects 1"/>
-    <w:lsdException w:unhideWhenUsed="0" w:uiPriority="0" w:semiHidden="0" w:name="Table 3D effects 2"/>
-    <w:lsdException w:unhideWhenUsed="0" w:uiPriority="0" w:semiHidden="0" w:name="Table 3D effects 3"/>
-    <w:lsdException w:unhideWhenUsed="0" w:uiPriority="0" w:semiHidden="0" w:name="Table Contemporary"/>
-    <w:lsdException w:unhideWhenUsed="0" w:uiPriority="0" w:semiHidden="0" w:name="Table Elegant"/>
-    <w:lsdException w:unhideWhenUsed="0" w:uiPriority="0" w:semiHidden="0" w:name="Table Professional"/>
-    <w:lsdException w:unhideWhenUsed="0" w:uiPriority="0" w:semiHidden="0" w:name="Table Subtle 1"/>
-    <w:lsdException w:unhideWhenUsed="0" w:uiPriority="0" w:semiHidden="0" w:name="Table Subtle 2"/>
-    <w:lsdException w:unhideWhenUsed="0" w:uiPriority="0" w:semiHidden="0" w:name="Table Web 1"/>
-    <w:lsdException w:unhideWhenUsed="0" w:uiPriority="0" w:semiHidden="0" w:name="Table Web 2"/>
-    <w:lsdException w:unhideWhenUsed="0" w:uiPriority="0" w:semiHidden="0" w:name="Table Web 3"/>
-    <w:lsdException w:unhideWhenUsed="0" w:uiPriority="0" w:semiHidden="0" w:name="Balloon Text"/>
-    <w:lsdException w:qFormat="1" w:unhideWhenUsed="0" w:uiPriority="0" w:semiHidden="0" w:name="Table Grid"/>
-    <w:lsdException w:unhideWhenUsed="0" w:uiPriority="0" w:semiHidden="0" w:name="Table Theme"/>
-    <w:lsdException w:unhideWhenUsed="0" w:uiPriority="60" w:semiHidden="0" w:name="Light Shading"/>
-    <w:lsdException w:unhideWhenUsed="0" w:uiPriority="61" w:semiHidden="0" w:name="Light List"/>
-    <w:lsdException w:unhideWhenUsed="0" w:uiPriority="62" w:semiHidden="0" w:name="Light Grid"/>
-    <w:lsdException w:unhideWhenUsed="0" w:uiPriority="63" w:semiHidden="0" w:name="Medium Shading 1"/>
-    <w:lsdException w:unhideWhenUsed="0" w:uiPriority="64" w:semiHidden="0" w:name="Medium Shading 2"/>
-    <w:lsdException w:unhideWhenUsed="0" w:uiPriority="65" w:semiHidden="0" w:name="Medium List 1"/>
-    <w:lsdException w:unhideWhenUsed="0" w:uiPriority="66" w:semiHidden="0" w:name="Medium List 2"/>
-    <w:lsdException w:unhideWhenUsed="0" w:uiPriority="67" w:semiHidden="0" w:name="Medium Grid 1"/>
-    <w:lsdException w:unhideWhenUsed="0" w:uiPriority="68" w:semiHidden="0" w:name="Medium Grid 2"/>
-    <w:lsdException w:unhideWhenUsed="0" w:uiPriority="69" w:semiHidden="0" w:name="Medium Grid 3"/>
-    <w:lsdException w:unhideWhenUsed="0" w:uiPriority="70" w:semiHidden="0" w:name="Dark List"/>
-    <w:lsdException w:unhideWhenUsed="0" w:uiPriority="71" w:semiHidden="0" w:name="Colorful Shading"/>
-    <w:lsdException w:unhideWhenUsed="0" w:uiPriority="72" w:semiHidden="0" w:name="Colorful List"/>
-    <w:lsdException w:unhideWhenUsed="0" w:uiPriority="73" w:semiHidden="0" w:name="Colorful Grid"/>
-    <w:lsdException w:unhideWhenUsed="0" w:uiPriority="60" w:semiHidden="0" w:name="Light Shading Accent 1"/>
-    <w:lsdException w:unhideWhenUsed="0" w:uiPriority="61" w:semiHidden="0" w:name="Light List Accent 1"/>
-    <w:lsdException w:unhideWhenUsed="0" w:uiPriority="62" w:semiHidden="0" w:name="Light Grid Accent 1"/>
-    <w:lsdException w:unhideWhenUsed="0" w:uiPriority="63" w:semiHidden="0" w:name="Medium Shading 1 Accent 1"/>
-    <w:lsdException w:unhideWhenUsed="0" w:uiPriority="64" w:semiHidden="0" w:name="Medium Shading 2 Accent 1"/>
-    <w:lsdException w:unhideWhenUsed="0" w:uiPriority="65" w:semiHidden="0" w:name="Medium List 1 Accent 1"/>
-    <w:lsdException w:unhideWhenUsed="0" w:uiPriority="66" w:semiHidden="0" w:name="Medium List 2 Accent 1"/>
-    <w:lsdException w:unhideWhenUsed="0" w:uiPriority="67" w:semiHidden="0" w:name="Medium Grid 1 Accent 1"/>
-    <w:lsdException w:unhideWhenUsed="0" w:uiPriority="68" w:semiHidden="0" w:name="Medium Grid 2 Accent 1"/>
-    <w:lsdException w:unhideWhenUsed="0" w:uiPriority="69" w:semiHidden="0" w:name="Medium Grid 3 Accent 1"/>
-    <w:lsdException w:unhideWhenUsed="0" w:uiPriority="70" w:semiHidden="0" w:name="Dark List Accent 1"/>
-    <w:lsdException w:unhideWhenUsed="0" w:uiPriority="71" w:semiHidden="0" w:name="Colorful Shading Accent 1"/>
-    <w:lsdException w:unhideWhenUsed="0" w:uiPriority="72" w:semiHidden="0" w:name="Colorful List Accent 1"/>
-    <w:lsdException w:unhideWhenUsed="0" w:uiPriority="73" w:semiHidden="0" w:name="Colorful Grid Accent 1"/>
-    <w:lsdException w:unhideWhenUsed="0" w:uiPriority="60" w:semiHidden="0" w:name="Light Shading Accent 2"/>
-    <w:lsdException w:unhideWhenUsed="0" w:uiPriority="61" w:semiHidden="0" w:name="Light List Accent 2"/>
-    <w:lsdException w:unhideWhenUsed="0" w:uiPriority="62" w:semiHidden="0" w:name="Light Grid Accent 2"/>
-    <w:lsdException w:unhideWhenUsed="0" w:uiPriority="63" w:semiHidden="0" w:name="Medium Shading 1 Accent 2"/>
-    <w:lsdException w:unhideWhenUsed="0" w:uiPriority="64" w:semiHidden="0" w:name="Medium Shading 2 Accent 2"/>
-    <w:lsdException w:unhideWhenUsed="0" w:uiPriority="65" w:semiHidden="0" w:name="Medium List 1 Accent 2"/>
-    <w:lsdException w:unhideWhenUsed="0" w:uiPriority="66" w:semiHidden="0" w:name="Medium List 2 Accent 2"/>
-    <w:lsdException w:unhideWhenUsed="0" w:uiPriority="67" w:semiHidden="0" w:name="Medium Grid 1 Accent 2"/>
-    <w:lsdException w:unhideWhenUsed="0" w:uiPriority="68" w:semiHidden="0" w:name="Medium Grid 2 Accent 2"/>
-    <w:lsdException w:unhideWhenUsed="0" w:uiPriority="69" w:semiHidden="0" w:name="Medium Grid 3 Accent 2"/>
-    <w:lsdException w:unhideWhenUsed="0" w:uiPriority="70" w:semiHidden="0" w:name="Dark List Accent 2"/>
-    <w:lsdException w:unhideWhenUsed="0" w:uiPriority="71" w:semiHidden="0" w:name="Colorful Shading Accent 2"/>
-    <w:lsdException w:unhideWhenUsed="0" w:uiPriority="72" w:semiHidden="0" w:name="Colorful List Accent 2"/>
-    <w:lsdException w:unhideWhenUsed="0" w:uiPriority="73" w:semiHidden="0" w:name="Colorful Grid Accent 2"/>
-    <w:lsdException w:unhideWhenUsed="0" w:uiPriority="60" w:semiHidden="0" w:name="Light Shading Accent 3"/>
-    <w:lsdException w:unhideWhenUsed="0" w:uiPriority="61" w:semiHidden="0" w:name="Light List Accent 3"/>
-    <w:lsdException w:unhideWhenUsed="0" w:uiPriority="62" w:semiHidden="0" w:name="Light Grid Accent 3"/>
-    <w:lsdException w:unhideWhenUsed="0" w:uiPriority="63" w:semiHidden="0" w:name="Medium Shading 1 Accent 3"/>
-    <w:lsdException w:unhideWhenUsed="0" w:uiPriority="64" w:semiHidden="0" w:name="Medium Shading 2 Accent 3"/>
-    <w:lsdException w:unhideWhenUsed="0" w:uiPriority="65" w:semiHidden="0" w:name="Medium List 1 Accent 3"/>
-    <w:lsdException w:unhideWhenUsed="0" w:uiPriority="66" w:semiHidden="0" w:name="Medium List 2 Accent 3"/>
-    <w:lsdException w:unhideWhenUsed="0" w:uiPriority="67" w:semiHidden="0" w:name="Medium Grid 1 Accent 3"/>
-    <w:lsdException w:unhideWhenUsed="0" w:uiPriority="68" w:semiHidden="0" w:name="Medium Grid 2 Accent 3"/>
-    <w:lsdException w:unhideWhenUsed="0" w:uiPriority="69" w:semiHidden="0" w:name="Medium Grid 3 Accent 3"/>
-    <w:lsdException w:unhideWhenUsed="0" w:uiPriority="70" w:semiHidden="0" w:name="Dark List Accent 3"/>
-    <w:lsdException w:unhideWhenUsed="0" w:uiPriority="71" w:semiHidden="0" w:name="Colorful Shading Accent 3"/>
-    <w:lsdException w:unhideWhenUsed="0" w:uiPriority="72" w:semiHidden="0" w:name="Colorful List Accent 3"/>
-    <w:lsdException w:unhideWhenUsed="0" w:uiPriority="73" w:semiHidden="0" w:name="Colorful Grid Accent 3"/>
-    <w:lsdException w:unhideWhenUsed="0" w:uiPriority="60" w:semiHidden="0" w:name="Light Shading Accent 4"/>
-    <w:lsdException w:unhideWhenUsed="0" w:uiPriority="61" w:semiHidden="0" w:name="Light List Accent 4"/>
-    <w:lsdException w:unhideWhenUsed="0" w:uiPriority="62" w:semiHidden="0" w:name="Light Grid Accent 4"/>
-    <w:lsdException w:unhideWhenUsed="0" w:uiPriority="63" w:semiHidden="0" w:name="Medium Shading 1 Accent 4"/>
-    <w:lsdException w:unhideWhenUsed="0" w:uiPriority="64" w:semiHidden="0" w:name="Medium Shading 2 Accent 4"/>
-    <w:lsdException w:unhideWhenUsed="0" w:uiPriority="65" w:semiHidden="0" w:name="Medium List 1 Accent 4"/>
-    <w:lsdException w:unhideWhenUsed="0" w:uiPriority="66" w:semiHidden="0" w:name="Medium List 2 Accent 4"/>
-    <w:lsdException w:unhideWhenUsed="0" w:uiPriority="67" w:semiHidden="0" w:name="Medium Grid 1 Accent 4"/>
-    <w:lsdException w:unhideWhenUsed="0" w:uiPriority="68" w:semiHidden="0" w:name="Medium Grid 2 Accent 4"/>
-    <w:lsdException w:unhideWhenUsed="0" w:uiPriority="69" w:semiHidden="0" w:name="Medium Grid 3 Accent 4"/>
-    <w:lsdException w:unhideWhenUsed="0" w:uiPriority="70" w:semiHidden="0" w:name="Dark List Accent 4"/>
-    <w:lsdException w:unhideWhenUsed="0" w:uiPriority="71" w:semiHidden="0" w:name="Colorful Shading Accent 4"/>
-    <w:lsdException w:unhideWhenUsed="0" w:uiPriority="72" w:semiHidden="0" w:name="Colorful List Accent 4"/>
-    <w:lsdException w:unhideWhenUsed="0" w:uiPriority="73" w:semiHidden="0" w:name="Colorful Grid Accent 4"/>
-    <w:lsdException w:unhideWhenUsed="0" w:uiPriority="60" w:semiHidden="0" w:name="Light Shading Accent 5"/>
-    <w:lsdException w:unhideWhenUsed="0" w:uiPriority="61" w:semiHidden="0" w:name="Light List Accent 5"/>
-    <w:lsdException w:unhideWhenUsed="0" w:uiPriority="62" w:semiHidden="0" w:name="Light Grid Accent 5"/>
-    <w:lsdException w:unhideWhenUsed="0" w:uiPriority="63" w:semiHidden="0" w:name="Medium Shading 1 Accent 5"/>
-    <w:lsdException w:unhideWhenUsed="0" w:uiPriority="64" w:semiHidden="0" w:name="Medium Shading 2 Accent 5"/>
-    <w:lsdException w:unhideWhenUsed="0" w:uiPriority="65" w:semiHidden="0" w:name="Medium List 1 Accent 5"/>
-    <w:lsdException w:unhideWhenUsed="0" w:uiPriority="66" w:semiHidden="0" w:name="Medium List 2 Accent 5"/>
-    <w:lsdException w:unhideWhenUsed="0" w:uiPriority="67" w:semiHidden="0" w:name="Medium Grid 1 Accent 5"/>
-    <w:lsdException w:unhideWhenUsed="0" w:uiPriority="68" w:semiHidden="0" w:name="Medium Grid 2 Accent 5"/>
-    <w:lsdException w:unhideWhenUsed="0" w:uiPriority="69" w:semiHidden="0" w:name="Medium Grid 3 Accent 5"/>
-    <w:lsdException w:unhideWhenUsed="0" w:uiPriority="70" w:semiHidden="0" w:name="Dark List Accent 5"/>
-    <w:lsdException w:unhideWhenUsed="0" w:uiPriority="71" w:semiHidden="0" w:name="Colorful Shading Accent 5"/>
-    <w:lsdException w:unhideWhenUsed="0" w:uiPriority="72" w:semiHidden="0" w:name="Colorful List Accent 5"/>
-    <w:lsdException w:unhideWhenUsed="0" w:uiPriority="73" w:semiHidden="0" w:name="Colorful Grid Accent 5"/>
-    <w:lsdException w:unhideWhenUsed="0" w:uiPriority="60" w:semiHidden="0" w:name="Light Shading Accent 6"/>
-    <w:lsdException w:unhideWhenUsed="0" w:uiPriority="61" w:semiHidden="0" w:name="Light List Accent 6"/>
-    <w:lsdException w:unhideWhenUsed="0" w:uiPriority="62" w:semiHidden="0" w:name="Light Grid Accent 6"/>
-    <w:lsdException w:unhideWhenUsed="0" w:uiPriority="63" w:semiHidden="0" w:name="Medium Shading 1 Accent 6"/>
-    <w:lsdException w:unhideWhenUsed="0" w:uiPriority="64" w:semiHidden="0" w:name="Medium Shading 2 Accent 6"/>
-    <w:lsdException w:unhideWhenUsed="0" w:uiPriority="65" w:semiHidden="0" w:name="Medium List 1 Accent 6"/>
-    <w:lsdException w:unhideWhenUsed="0" w:uiPriority="66" w:semiHidden="0" w:name="Medium List 2 Accent 6"/>
-    <w:lsdException w:unhideWhenUsed="0" w:uiPriority="67" w:semiHidden="0" w:name="Medium Grid 1 Accent 6"/>
-    <w:lsdException w:unhideWhenUsed="0" w:uiPriority="68" w:semiHidden="0" w:name="Medium Grid 2 Accent 6"/>
-    <w:lsdException w:unhideWhenUsed="0" w:uiPriority="69" w:semiHidden="0" w:name="Medium Grid 3 Accent 6"/>
-    <w:lsdException w:unhideWhenUsed="0" w:uiPriority="70" w:semiHidden="0" w:name="Dark List Accent 6"/>
-    <w:lsdException w:unhideWhenUsed="0" w:uiPriority="71" w:semiHidden="0" w:name="Colorful Shading Accent 6"/>
-    <w:lsdException w:unhideWhenUsed="0" w:uiPriority="72" w:semiHidden="0" w:name="Colorful List Accent 6"/>
-    <w:lsdException w:unhideWhenUsed="0" w:uiPriority="73" w:semiHidden="0" w:name="Colorful Grid Accent 6"/>
+  <w:latentStyles w:defLockedState="0" w:defUIPriority="99" w:defSemiHidden="1" w:defUnhideWhenUsed="1" w:defQFormat="0" w:count="260">
+    <w:lsdException w:name="Normal" w:semiHidden="0" w:uiPriority="0" w:unhideWhenUsed="0" w:qFormat="1"/>
+    <w:lsdException w:name="heading 1" w:semiHidden="0" w:uiPriority="0" w:unhideWhenUsed="0" w:qFormat="1"/>
+    <w:lsdException w:name="heading 2" w:semiHidden="0" w:uiPriority="0" w:qFormat="1"/>
+    <w:lsdException w:name="heading 3" w:uiPriority="0" w:qFormat="1"/>
+    <w:lsdException w:name="heading 4" w:semiHidden="0" w:uiPriority="0" w:qFormat="1"/>
+    <w:lsdException w:name="heading 5" w:uiPriority="0" w:qFormat="1"/>
+    <w:lsdException w:name="heading 6" w:uiPriority="0" w:qFormat="1"/>
+    <w:lsdException w:name="heading 7" w:uiPriority="0" w:qFormat="1"/>
+    <w:lsdException w:name="heading 8" w:uiPriority="0" w:qFormat="1"/>
+    <w:lsdException w:name="heading 9" w:uiPriority="0" w:qFormat="1"/>
+    <w:lsdException w:name="index 1" w:semiHidden="0" w:uiPriority="0" w:unhideWhenUsed="0"/>
+    <w:lsdException w:name="index 2" w:semiHidden="0" w:uiPriority="0" w:unhideWhenUsed="0"/>
+    <w:lsdException w:name="index 3" w:semiHidden="0" w:uiPriority="0" w:unhideWhenUsed="0"/>
+    <w:lsdException w:name="index 4" w:semiHidden="0" w:uiPriority="0" w:unhideWhenUsed="0"/>
+    <w:lsdException w:name="index 5" w:semiHidden="0" w:uiPriority="0" w:unhideWhenUsed="0"/>
+    <w:lsdException w:name="index 6" w:semiHidden="0" w:uiPriority="0" w:unhideWhenUsed="0"/>
+    <w:lsdException w:name="index 7" w:semiHidden="0" w:uiPriority="0" w:unhideWhenUsed="0"/>
+    <w:lsdException w:name="index 8" w:semiHidden="0" w:uiPriority="0" w:unhideWhenUsed="0"/>
+    <w:lsdException w:name="index 9" w:semiHidden="0" w:uiPriority="0" w:unhideWhenUsed="0"/>
+    <w:lsdException w:name="toc 1" w:semiHidden="0" w:uiPriority="0" w:unhideWhenUsed="0" w:qFormat="1"/>
+    <w:lsdException w:name="toc 2" w:semiHidden="0" w:uiPriority="0" w:unhideWhenUsed="0" w:qFormat="1"/>
+    <w:lsdException w:name="toc 3" w:semiHidden="0" w:uiPriority="0" w:unhideWhenUsed="0" w:qFormat="1"/>
+    <w:lsdException w:name="toc 4" w:semiHidden="0" w:uiPriority="0" w:unhideWhenUsed="0"/>
+    <w:lsdException w:name="toc 5" w:semiHidden="0" w:uiPriority="0" w:unhideWhenUsed="0"/>
+    <w:lsdException w:name="toc 6" w:semiHidden="0" w:uiPriority="0" w:unhideWhenUsed="0"/>
+    <w:lsdException w:name="toc 7" w:semiHidden="0" w:uiPriority="0" w:unhideWhenUsed="0"/>
+    <w:lsdException w:name="toc 8" w:semiHidden="0" w:uiPriority="0" w:unhideWhenUsed="0"/>
+    <w:lsdException w:name="toc 9" w:semiHidden="0" w:uiPriority="0" w:unhideWhenUsed="0"/>
+    <w:lsdException w:name="Normal Indent" w:semiHidden="0" w:uiPriority="0" w:unhideWhenUsed="0"/>
+    <w:lsdException w:name="footnote text" w:semiHidden="0" w:uiPriority="0" w:unhideWhenUsed="0"/>
+    <w:lsdException w:name="annotation text" w:semiHidden="0" w:uiPriority="0" w:unhideWhenUsed="0" w:qFormat="1"/>
+    <w:lsdException w:name="header" w:semiHidden="0" w:uiPriority="0" w:unhideWhenUsed="0" w:qFormat="1"/>
+    <w:lsdException w:name="footer" w:semiHidden="0" w:uiPriority="0" w:unhideWhenUsed="0" w:qFormat="1"/>
+    <w:lsdException w:name="index heading" w:semiHidden="0" w:uiPriority="0" w:unhideWhenUsed="0"/>
+    <w:lsdException w:name="caption" w:uiPriority="0" w:qFormat="1"/>
+    <w:lsdException w:name="table of figures" w:semiHidden="0" w:uiPriority="0" w:unhideWhenUsed="0"/>
+    <w:lsdException w:name="envelope address" w:semiHidden="0" w:uiPriority="0" w:unhideWhenUsed="0"/>
+    <w:lsdException w:name="envelope return" w:semiHidden="0" w:uiPriority="0" w:unhideWhenUsed="0"/>
+    <w:lsdException w:name="footnote reference" w:semiHidden="0" w:uiPriority="0" w:unhideWhenUsed="0"/>
+    <w:lsdException w:name="annotation reference" w:semiHidden="0" w:uiPriority="0" w:unhideWhenUsed="0"/>
+    <w:lsdException w:name="line number" w:semiHidden="0" w:uiPriority="0" w:unhideWhenUsed="0"/>
+    <w:lsdException w:name="page number" w:semiHidden="0" w:uiPriority="0" w:unhideWhenUsed="0"/>
+    <w:lsdException w:name="endnote reference" w:semiHidden="0" w:uiPriority="0" w:unhideWhenUsed="0"/>
+    <w:lsdException w:name="endnote text" w:semiHidden="0" w:uiPriority="0" w:unhideWhenUsed="0"/>
+    <w:lsdException w:name="table of authorities" w:semiHidden="0" w:uiPriority="0" w:unhideWhenUsed="0"/>
+    <w:lsdException w:name="macro" w:semiHidden="0" w:uiPriority="0" w:unhideWhenUsed="0"/>
+    <w:lsdException w:name="toa heading" w:semiHidden="0" w:uiPriority="0" w:unhideWhenUsed="0"/>
+    <w:lsdException w:name="List" w:semiHidden="0" w:uiPriority="0" w:unhideWhenUsed="0"/>
+    <w:lsdException w:name="List Bullet" w:semiHidden="0" w:uiPriority="0" w:unhideWhenUsed="0"/>
+    <w:lsdException w:name="List Number" w:semiHidden="0" w:uiPriority="0" w:unhideWhenUsed="0"/>
+    <w:lsdException w:name="List 2" w:semiHidden="0" w:uiPriority="0" w:unhideWhenUsed="0"/>
+    <w:lsdException w:name="List 3" w:semiHidden="0" w:uiPriority="0" w:unhideWhenUsed="0"/>
+    <w:lsdException w:name="List 4" w:semiHidden="0" w:uiPriority="0" w:unhideWhenUsed="0"/>
+    <w:lsdException w:name="List 5" w:semiHidden="0" w:uiPriority="0" w:unhideWhenUsed="0"/>
+    <w:lsdException w:name="List Bullet 2" w:semiHidden="0" w:uiPriority="0" w:unhideWhenUsed="0"/>
+    <w:lsdException w:name="List Bullet 3" w:semiHidden="0" w:uiPriority="0" w:unhideWhenUsed="0"/>
+    <w:lsdException w:name="List Bullet 4" w:semiHidden="0" w:uiPriority="0" w:unhideWhenUsed="0"/>
+    <w:lsdException w:name="List Bullet 5" w:semiHidden="0" w:uiPriority="0" w:unhideWhenUsed="0"/>
+    <w:lsdException w:name="List Number 2" w:semiHidden="0" w:uiPriority="0" w:unhideWhenUsed="0"/>
+    <w:lsdException w:name="List Number 3" w:semiHidden="0" w:uiPriority="0" w:unhideWhenUsed="0"/>
+    <w:lsdException w:name="List Number 4" w:semiHidden="0" w:uiPriority="0" w:unhideWhenUsed="0"/>
+    <w:lsdException w:name="List Number 5" w:semiHidden="0" w:uiPriority="0" w:unhideWhenUsed="0"/>
+    <w:lsdException w:name="Title" w:semiHidden="0" w:uiPriority="0" w:unhideWhenUsed="0" w:qFormat="1"/>
+    <w:lsdException w:name="Closing" w:semiHidden="0" w:uiPriority="0" w:unhideWhenUsed="0"/>
+    <w:lsdException w:name="Signature" w:semiHidden="0" w:uiPriority="0" w:unhideWhenUsed="0"/>
+    <w:lsdException w:name="Default Paragraph Font" w:uiPriority="0" w:unhideWhenUsed="0" w:qFormat="1"/>
+    <w:lsdException w:name="Body Text" w:uiPriority="0" w:unhideWhenUsed="0" w:qFormat="1"/>
+    <w:lsdException w:name="Body Text Indent" w:semiHidden="0" w:uiPriority="0" w:unhideWhenUsed="0"/>
+    <w:lsdException w:name="List Continue" w:semiHidden="0" w:uiPriority="0" w:unhideWhenUsed="0"/>
+    <w:lsdException w:name="List Continue 2" w:semiHidden="0" w:uiPriority="0" w:unhideWhenUsed="0"/>
+    <w:lsdException w:name="List Continue 3" w:semiHidden="0" w:uiPriority="0" w:unhideWhenUsed="0"/>
+    <w:lsdException w:name="List Continue 4" w:semiHidden="0" w:uiPriority="0" w:unhideWhenUsed="0"/>
+    <w:lsdException w:name="List Continue 5" w:semiHidden="0" w:uiPriority="0" w:unhideWhenUsed="0"/>
+    <w:lsdException w:name="Message Header" w:semiHidden="0" w:uiPriority="0" w:unhideWhenUsed="0"/>
+    <w:lsdException w:name="Subtitle" w:semiHidden="0" w:uiPriority="0" w:unhideWhenUsed="0" w:qFormat="1"/>
+    <w:lsdException w:name="Salutation" w:semiHidden="0" w:uiPriority="0" w:unhideWhenUsed="0"/>
+    <w:lsdException w:name="Date" w:semiHidden="0" w:uiPriority="0" w:unhideWhenUsed="0"/>
+    <w:lsdException w:name="Body Text First Indent" w:semiHidden="0" w:uiPriority="0" w:unhideWhenUsed="0"/>
+    <w:lsdException w:name="Body Text First Indent 2" w:semiHidden="0" w:uiPriority="0" w:unhideWhenUsed="0"/>
+    <w:lsdException w:name="Body Text 2" w:semiHidden="0" w:uiPriority="0" w:unhideWhenUsed="0"/>
+    <w:lsdException w:name="Body Text 3" w:semiHidden="0" w:uiPriority="0" w:unhideWhenUsed="0"/>
+    <w:lsdException w:name="Body Text Indent 2" w:semiHidden="0" w:uiPriority="0" w:unhideWhenUsed="0"/>
+    <w:lsdException w:name="Body Text Indent 3" w:semiHidden="0" w:uiPriority="0" w:unhideWhenUsed="0"/>
+    <w:lsdException w:name="Block Text" w:semiHidden="0" w:uiPriority="0" w:unhideWhenUsed="0"/>
+    <w:lsdException w:name="Hyperlink" w:semiHidden="0" w:uiPriority="0" w:unhideWhenUsed="0"/>
+    <w:lsdException w:name="FollowedHyperlink" w:semiHidden="0" w:uiPriority="0" w:unhideWhenUsed="0"/>
+    <w:lsdException w:name="Strong" w:semiHidden="0" w:uiPriority="0" w:unhideWhenUsed="0" w:qFormat="1"/>
+    <w:lsdException w:name="Emphasis" w:semiHidden="0" w:uiPriority="0" w:unhideWhenUsed="0" w:qFormat="1"/>
+    <w:lsdException w:name="Document Map" w:semiHidden="0" w:uiPriority="0" w:unhideWhenUsed="0"/>
+    <w:lsdException w:name="Plain Text" w:semiHidden="0" w:uiPriority="0" w:unhideWhenUsed="0"/>
+    <w:lsdException w:name="E-mail Signature" w:semiHidden="0" w:uiPriority="0" w:unhideWhenUsed="0"/>
+    <w:lsdException w:name="Normal (Web)" w:semiHidden="0" w:uiPriority="0" w:unhideWhenUsed="0" w:qFormat="1"/>
+    <w:lsdException w:name="HTML Acronym" w:semiHidden="0" w:uiPriority="0" w:unhideWhenUsed="0"/>
+    <w:lsdException w:name="HTML Address" w:semiHidden="0" w:uiPriority="0" w:unhideWhenUsed="0"/>
+    <w:lsdException w:name="HTML Cite" w:semiHidden="0" w:uiPriority="0" w:unhideWhenUsed="0"/>
+    <w:lsdException w:name="HTML Code" w:semiHidden="0" w:uiPriority="0" w:unhideWhenUsed="0"/>
+    <w:lsdException w:name="HTML Definition" w:semiHidden="0" w:uiPriority="0" w:unhideWhenUsed="0"/>
+    <w:lsdException w:name="HTML Keyboard" w:semiHidden="0" w:uiPriority="0" w:unhideWhenUsed="0"/>
+    <w:lsdException w:name="HTML Preformatted" w:semiHidden="0" w:uiPriority="0" w:unhideWhenUsed="0"/>
+    <w:lsdException w:name="HTML Sample" w:semiHidden="0" w:uiPriority="0" w:unhideWhenUsed="0"/>
+    <w:lsdException w:name="HTML Typewriter" w:semiHidden="0" w:uiPriority="0" w:unhideWhenUsed="0"/>
+    <w:lsdException w:name="HTML Variable" w:semiHidden="0" w:uiPriority="0" w:unhideWhenUsed="0"/>
+    <w:lsdException w:name="Normal Table" w:uiPriority="0" w:unhideWhenUsed="0" w:qFormat="1"/>
+    <w:lsdException w:name="annotation subject" w:semiHidden="0" w:uiPriority="0" w:unhideWhenUsed="0"/>
+    <w:lsdException w:name="Table Simple 1" w:semiHidden="0" w:uiPriority="0" w:unhideWhenUsed="0"/>
+    <w:lsdException w:name="Table Simple 2" w:semiHidden="0" w:uiPriority="0" w:unhideWhenUsed="0"/>
+    <w:lsdException w:name="Table Simple 3" w:semiHidden="0" w:uiPriority="0" w:unhideWhenUsed="0"/>
+    <w:lsdException w:name="Table Classic 1" w:semiHidden="0" w:uiPriority="0" w:unhideWhenUsed="0"/>
+    <w:lsdException w:name="Table Classic 2" w:semiHidden="0" w:uiPriority="0" w:unhideWhenUsed="0"/>
+    <w:lsdException w:name="Table Classic 3" w:semiHidden="0" w:uiPriority="0" w:unhideWhenUsed="0"/>
+    <w:lsdException w:name="Table Classic 4" w:semiHidden="0" w:uiPriority="0" w:unhideWhenUsed="0"/>
+    <w:lsdException w:name="Table Colorful 1" w:semiHidden="0" w:uiPriority="0" w:unhideWhenUsed="0"/>
+    <w:lsdException w:name="Table Colorful 2" w:semiHidden="0" w:uiPriority="0" w:unhideWhenUsed="0"/>
+    <w:lsdException w:name="Table Colorful 3" w:semiHidden="0" w:uiPriority="0" w:unhideWhenUsed="0"/>
+    <w:lsdException w:name="Table Columns 1" w:semiHidden="0" w:uiPriority="0" w:unhideWhenUsed="0"/>
+    <w:lsdException w:name="Table Columns 2" w:semiHidden="0" w:uiPriority="0" w:unhideWhenUsed="0"/>
+    <w:lsdException w:name="Table Columns 3" w:semiHidden="0" w:uiPriority="0" w:unhideWhenUsed="0"/>
+    <w:lsdException w:name="Table Columns 4" w:semiHidden="0" w:uiPriority="0" w:unhideWhenUsed="0"/>
+    <w:lsdException w:name="Table Columns 5" w:semiHidden="0" w:uiPriority="0" w:unhideWhenUsed="0"/>
+    <w:lsdException w:name="Table Grid 1" w:semiHidden="0" w:uiPriority="0" w:unhideWhenUsed="0"/>
+    <w:lsdException w:name="Table Grid 2" w:semiHidden="0" w:uiPriority="0" w:unhideWhenUsed="0"/>
+    <w:lsdException w:name="Table Grid 3" w:semiHidden="0" w:uiPriority="0" w:unhideWhenUsed="0"/>
+    <w:lsdException w:name="Table Grid 4" w:semiHidden="0" w:uiPriority="0" w:unhideWhenUsed="0"/>
+    <w:lsdException w:name="Table Grid 5" w:semiHidden="0" w:uiPriority="0" w:unhideWhenUsed="0"/>
+    <w:lsdException w:name="Table Grid 6" w:semiHidden="0" w:uiPriority="0" w:unhideWhenUsed="0"/>
+    <w:lsdException w:name="Table Grid 7" w:semiHidden="0" w:uiPriority="0" w:unhideWhenUsed="0"/>
+    <w:lsdException w:name="Table Grid 8" w:semiHidden="0" w:uiPriority="0" w:unhideWhenUsed="0"/>
+    <w:lsdException w:name="Table List 1" w:semiHidden="0" w:uiPriority="0" w:unhideWhenUsed="0"/>
+    <w:lsdException w:name="Table List 2" w:semiHidden="0" w:uiPriority="0" w:unhideWhenUsed="0"/>
+    <w:lsdException w:name="Table List 3" w:semiHidden="0" w:uiPriority="0" w:unhideWhenUsed="0"/>
+    <w:lsdException w:name="Table List 4" w:semiHidden="0" w:uiPriority="0" w:unhideWhenUsed="0"/>
+    <w:lsdException w:name="Table List 5" w:semiHidden="0" w:uiPriority="0" w:unhideWhenUsed="0"/>
+    <w:lsdException w:name="Table List 6" w:semiHidden="0" w:uiPriority="0" w:unhideWhenUsed="0"/>
+    <w:lsdException w:name="Table List 7" w:semiHidden="0" w:uiPriority="0" w:unhideWhenUsed="0"/>
+    <w:lsdException w:name="Table List 8" w:semiHidden="0" w:uiPriority="0" w:unhideWhenUsed="0"/>
+    <w:lsdException w:name="Table 3D effects 1" w:semiHidden="0" w:uiPriority="0" w:unhideWhenUsed="0"/>
+    <w:lsdException w:name="Table 3D effects 2" w:semiHidden="0" w:uiPriority="0" w:unhideWhenUsed="0"/>
+    <w:lsdException w:name="Table 3D effects 3" w:semiHidden="0" w:uiPriority="0" w:unhideWhenUsed="0"/>
+    <w:lsdException w:name="Table Contemporary" w:semiHidden="0" w:uiPriority="0" w:unhideWhenUsed="0"/>
+    <w:lsdException w:name="Table Elegant" w:semiHidden="0" w:uiPriority="0" w:unhideWhenUsed="0"/>
+    <w:lsdException w:name="Table Professional" w:semiHidden="0" w:uiPriority="0" w:unhideWhenUsed="0"/>
+    <w:lsdException w:name="Table Subtle 1" w:semiHidden="0" w:uiPriority="0" w:unhideWhenUsed="0"/>
+    <w:lsdException w:name="Table Subtle 2" w:semiHidden="0" w:uiPriority="0" w:unhideWhenUsed="0"/>
+    <w:lsdException w:name="Table Web 1" w:semiHidden="0" w:uiPriority="0" w:unhideWhenUsed="0"/>
+    <w:lsdException w:name="Table Web 2" w:semiHidden="0" w:uiPriority="0" w:unhideWhenUsed="0"/>
+    <w:lsdException w:name="Table Web 3" w:semiHidden="0" w:uiPriority="0" w:unhideWhenUsed="0"/>
+    <w:lsdException w:name="Balloon Text" w:semiHidden="0" w:uiPriority="0" w:unhideWhenUsed="0"/>
+    <w:lsdException w:name="Table Grid" w:semiHidden="0" w:uiPriority="0" w:unhideWhenUsed="0" w:qFormat="1"/>
+    <w:lsdException w:name="Table Theme" w:semiHidden="0" w:uiPriority="0" w:unhideWhenUsed="0"/>
+    <w:lsdException w:name="Light Shading" w:semiHidden="0" w:uiPriority="60" w:unhideWhenUsed="0"/>
+    <w:lsdException w:name="Light List" w:semiHidden="0" w:uiPriority="61" w:unhideWhenUsed="0"/>
+    <w:lsdException w:name="Light Grid" w:semiHidden="0" w:uiPriority="62" w:unhideWhenUsed="0"/>
+    <w:lsdException w:name="Medium Shading 1" w:semiHidden="0" w:uiPriority="63" w:unhideWhenUsed="0"/>
+    <w:lsdException w:name="Medium Shading 2" w:semiHidden="0" w:uiPriority="64" w:unhideWhenUsed="0"/>
+    <w:lsdException w:name="Medium List 1" w:semiHidden="0" w:uiPriority="65" w:unhideWhenUsed="0"/>
+    <w:lsdException w:name="Medium List 2" w:semiHidden="0" w:uiPriority="66" w:unhideWhenUsed="0"/>
+    <w:lsdException w:name="Medium Grid 1" w:semiHidden="0" w:uiPriority="67" w:unhideWhenUsed="0"/>
+    <w:lsdException w:name="Medium Grid 2" w:semiHidden="0" w:uiPriority="68" w:unhideWhenUsed="0"/>
+    <w:lsdException w:name="Medium Grid 3" w:semiHidden="0" w:uiPriority="69" w:unhideWhenUsed="0"/>
+    <w:lsdException w:name="Dark List" w:semiHidden="0" w:uiPriority="70" w:unhideWhenUsed="0"/>
+    <w:lsdException w:name="Colorful Shading" w:semiHidden="0" w:uiPriority="71" w:unhideWhenUsed="0"/>
+    <w:lsdException w:name="Colorful List" w:semiHidden="0" w:uiPriority="72" w:unhideWhenUsed="0"/>
+    <w:lsdException w:name="Colorful Grid" w:semiHidden="0" w:uiPriority="73" w:unhideWhenUsed="0"/>
+    <w:lsdException w:name="Light Shading Accent 1" w:semiHidden="0" w:uiPriority="60" w:unhideWhenUsed="0"/>
+    <w:lsdException w:name="Light List Accent 1" w:semiHidden="0" w:uiPriority="61" w:unhideWhenUsed="0"/>
+    <w:lsdException w:name="Light Grid Accent 1" w:semiHidden="0" w:uiPriority="62" w:unhideWhenUsed="0"/>
+    <w:lsdException w:name="Medium Shading 1 Accent 1" w:semiHidden="0" w:uiPriority="63" w:unhideWhenUsed="0"/>
+    <w:lsdException w:name="Medium Shading 2 Accent 1" w:semiHidden="0" w:uiPriority="64" w:unhideWhenUsed="0"/>
+    <w:lsdException w:name="Medium List 1 Accent 1" w:semiHidden="0" w:uiPriority="65" w:unhideWhenUsed="0"/>
+    <w:lsdException w:name="Medium List 2 Accent 1" w:semiHidden="0" w:uiPriority="66" w:unhideWhenUsed="0"/>
+    <w:lsdException w:name="Medium Grid 1 Accent 1" w:semiHidden="0" w:uiPriority="67" w:unhideWhenUsed="0"/>
+    <w:lsdException w:name="Medium Grid 2 Accent 1" w:semiHidden="0" w:uiPriority="68" w:unhideWhenUsed="0"/>
+    <w:lsdException w:name="Medium Grid 3 Accent 1" w:semiHidden="0" w:uiPriority="69" w:unhideWhenUsed="0"/>
+    <w:lsdException w:name="Dark List Accent 1" w:semiHidden="0" w:uiPriority="70" w:unhideWhenUsed="0"/>
+    <w:lsdException w:name="Colorful Shading Accent 1" w:semiHidden="0" w:uiPriority="71" w:unhideWhenUsed="0"/>
+    <w:lsdException w:name="Colorful List Accent 1" w:semiHidden="0" w:uiPriority="72" w:unhideWhenUsed="0"/>
+    <w:lsdException w:name="Colorful Grid Accent 1" w:semiHidden="0" w:uiPriority="73" w:unhideWhenUsed="0"/>
+    <w:lsdException w:name="Light Shading Accent 2" w:semiHidden="0" w:uiPriority="60" w:unhideWhenUsed="0"/>
+    <w:lsdException w:name="Light List Accent 2" w:semiHidden="0" w:uiPriority="61" w:unhideWhenUsed="0"/>
+    <w:lsdException w:name="Light Grid Accent 2" w:semiHidden="0" w:uiPriority="62" w:unhideWhenUsed="0"/>
+    <w:lsdException w:name="Medium Shading 1 Accent 2" w:semiHidden="0" w:uiPriority="63" w:unhideWhenUsed="0"/>
+    <w:lsdException w:name="Medium Shading 2 Accent 2" w:semiHidden="0" w:uiPriority="64" w:unhideWhenUsed="0"/>
+    <w:lsdException w:name="Medium List 1 Accent 2" w:semiHidden="0" w:uiPriority="65" w:unhideWhenUsed="0"/>
+    <w:lsdException w:name="Medium List 2 Accent 2" w:semiHidden="0" w:uiPriority="66" w:unhideWhenUsed="0"/>
+    <w:lsdException w:name="Medium Grid 1 Accent 2" w:semiHidden="0" w:uiPriority="67" w:unhideWhenUsed="0"/>
+    <w:lsdException w:name="Medium Grid 2 Accent 2" w:semiHidden="0" w:uiPriority="68" w:unhideWhenUsed="0"/>
+    <w:lsdException w:name="Medium Grid 3 Accent 2" w:semiHidden="0" w:uiPriority="69" w:unhideWhenUsed="0"/>
+    <w:lsdException w:name="Dark List Accent 2" w:semiHidden="0" w:uiPriority="70" w:unhideWhenUsed="0"/>
+    <w:lsdException w:name="Colorful Shading Accent 2" w:semiHidden="0" w:uiPriority="71" w:unhideWhenUsed="0"/>
+    <w:lsdException w:name="Colorful List Accent 2" w:semiHidden="0" w:uiPriority="72" w:unhideWhenUsed="0"/>
+    <w:lsdException w:name="Colorful Grid Accent 2" w:semiHidden="0" w:uiPriority="73" w:unhideWhenUsed="0"/>
+    <w:lsdException w:name="Light Shading Accent 3" w:semiHidden="0" w:uiPriority="60" w:unhideWhenUsed="0"/>
+    <w:lsdException w:name="Light List Accent 3" w:semiHidden="0" w:uiPriority="61" w:unhideWhenUsed="0"/>
+    <w:lsdException w:name="Light Grid Accent 3" w:semiHidden="0" w:uiPriority="62" w:unhideWhenUsed="0"/>
+    <w:lsdException w:name="Medium Shading 1 Accent 3" w:semiHidden="0" w:uiPriority="63" w:unhideWhenUsed="0"/>
+    <w:lsdException w:name="Medium Shading 2 Accent 3" w:semiHidden="0" w:uiPriority="64" w:unhideWhenUsed="0"/>
+    <w:lsdException w:name="Medium List 1 Accent 3" w:semiHidden="0" w:uiPriority="65" w:unhideWhenUsed="0"/>
+    <w:lsdException w:name="Medium List 2 Accent 3" w:semiHidden="0" w:uiPriority="66" w:unhideWhenUsed="0"/>
+    <w:lsdException w:name="Medium Grid 1 Accent 3" w:semiHidden="0" w:uiPriority="67" w:unhideWhenUsed="0"/>
+    <w:lsdException w:name="Medium Grid 2 Accent 3" w:semiHidden="0" w:uiPriority="68" w:unhideWhenUsed="0"/>
+    <w:lsdException w:name="Medium Grid 3 Accent 3" w:semiHidden="0" w:uiPriority="69" w:unhideWhenUsed="0"/>
+    <w:lsdException w:name="Dark List Accent 3" w:semiHidden="0" w:uiPriority="70" w:unhideWhenUsed="0"/>
+    <w:lsdException w:name="Colorful Shading Accent 3" w:semiHidden="0" w:uiPriority="71" w:unhideWhenUsed="0"/>
+    <w:lsdException w:name="Colorful List Accent 3" w:semiHidden="0" w:uiPriority="72" w:unhideWhenUsed="0"/>
+    <w:lsdException w:name="Colorful Grid Accent 3" w:semiHidden="0" w:uiPriority="73" w:unhideWhenUsed="0"/>
+    <w:lsdException w:name="Light Shading Accent 4" w:semiHidden="0" w:uiPriority="60" w:unhideWhenUsed="0"/>
+    <w:lsdException w:name="Light List Accent 4" w:semiHidden="0" w:uiPriority="61" w:unhideWhenUsed="0"/>
+    <w:lsdException w:name="Light Grid Accent 4" w:semiHidden="0" w:uiPriority="62" w:unhideWhenUsed="0"/>
+    <w:lsdException w:name="Medium Shading 1 Accent 4" w:semiHidden="0" w:uiPriority="63" w:unhideWhenUsed="0"/>
+    <w:lsdException w:name="Medium Shading 2 Accent 4" w:semiHidden="0" w:uiPriority="64" w:unhideWhenUsed="0"/>
+    <w:lsdException w:name="Medium List 1 Accent 4" w:semiHidden="0" w:uiPriority="65" w:unhideWhenUsed="0"/>
+    <w:lsdException w:name="Medium List 2 Accent 4" w:semiHidden="0" w:uiPriority="66" w:unhideWhenUsed="0"/>
+    <w:lsdException w:name="Medium Grid 1 Accent 4" w:semiHidden="0" w:uiPriority="67" w:unhideWhenUsed="0"/>
+    <w:lsdException w:name="Medium Grid 2 Accent 4" w:semiHidden="0" w:uiPriority="68" w:unhideWhenUsed="0"/>
+    <w:lsdException w:name="Medium Grid 3 Accent 4" w:semiHidden="0" w:uiPriority="69" w:unhideWhenUsed="0"/>
+    <w:lsdException w:name="Dark List Accent 4" w:semiHidden="0" w:uiPriority="70" w:unhideWhenUsed="0"/>
+    <w:lsdException w:name="Colorful Shading Accent 4" w:semiHidden="0" w:uiPriority="71" w:unhideWhenUsed="0"/>
+    <w:lsdException w:name="Colorful List Accent 4" w:semiHidden="0" w:uiPriority="72" w:unhideWhenUsed="0"/>
+    <w:lsdException w:name="Colorful Grid Accent 4" w:semiHidden="0" w:uiPriority="73" w:unhideWhenUsed="0"/>
+    <w:lsdException w:name="Light Shading Accent 5" w:semiHidden="0" w:uiPriority="60" w:unhideWhenUsed="0"/>
+    <w:lsdException w:name="Light List Accent 5" w:semiHidden="0" w:uiPriority="61" w:unhideWhenUsed="0"/>
+    <w:lsdException w:name="Light Grid Accent 5" w:semiHidden="0" w:uiPriority="62" w:unhideWhenUsed="0"/>
+    <w:lsdException w:name="Medium Shading 1 Accent 5" w:semiHidden="0" w:uiPriority="63" w:unhideWhenUsed="0"/>
+    <w:lsdException w:name="Medium Shading 2 Accent 5" w:semiHidden="0" w:uiPriority="64" w:unhideWhenUsed="0"/>
+    <w:lsdException w:name="Medium List 1 Accent 5" w:semiHidden="0" w:uiPriority="65" w:unhideWhenUsed="0"/>
+    <w:lsdException w:name="Medium List 2 Accent 5" w:semiHidden="0" w:uiPriority="66" w:unhideWhenUsed="0"/>
+    <w:lsdException w:name="Medium Grid 1 Accent 5" w:semiHidden="0" w:uiPriority="67" w:unhideWhenUsed="0"/>
+    <w:lsdException w:name="Medium Grid 2 Accent 5" w:semiHidden="0" w:uiPriority="68" w:unhideWhenUsed="0"/>
+    <w:lsdException w:name="Medium Grid 3 Accent 5" w:semiHidden="0" w:uiPriority="69" w:unhideWhenUsed="0"/>
+    <w:lsdException w:name="Dark List Accent 5" w:semiHidden="0" w:uiPriority="70" w:unhideWhenUsed="0"/>
+    <w:lsdException w:name="Colorful Shading Accent 5" w:semiHidden="0" w:uiPriority="71" w:unhideWhenUsed="0"/>
+    <w:lsdException w:name="Colorful List Accent 5" w:semiHidden="0" w:uiPriority="72" w:unhideWhenUsed="0"/>
+    <w:lsdException w:name="Colorful Grid Accent 5" w:semiHidden="0" w:uiPriority="73" w:unhideWhenUsed="0"/>
+    <w:lsdException w:name="Light Shading Accent 6" w:semiHidden="0" w:uiPriority="60" w:unhideWhenUsed="0"/>
+    <w:lsdException w:name="Light List Accent 6" w:semiHidden="0" w:uiPriority="61" w:unhideWhenUsed="0"/>
+    <w:lsdException w:name="Light Grid Accent 6" w:semiHidden="0" w:uiPriority="62" w:unhideWhenUsed="0"/>
+    <w:lsdException w:name="Medium Shading 1 Accent 6" w:semiHidden="0" w:uiPriority="63" w:unhideWhenUsed="0"/>
+    <w:lsdException w:name="Medium Shading 2 Accent 6" w:semiHidden="0" w:uiPriority="64" w:unhideWhenUsed="0"/>
+    <w:lsdException w:name="Medium List 1 Accent 6" w:semiHidden="0" w:uiPriority="65" w:unhideWhenUsed="0"/>
+    <w:lsdException w:name="Medium List 2 Accent 6" w:semiHidden="0" w:uiPriority="66" w:unhideWhenUsed="0"/>
+    <w:lsdException w:name="Medium Grid 1 Accent 6" w:semiHidden="0" w:uiPriority="67" w:unhideWhenUsed="0"/>
+    <w:lsdException w:name="Medium Grid 2 Accent 6" w:semiHidden="0" w:uiPriority="68" w:unhideWhenUsed="0"/>
+    <w:lsdException w:name="Medium Grid 3 Accent 6" w:semiHidden="0" w:uiPriority="69" w:unhideWhenUsed="0"/>
+    <w:lsdException w:name="Dark List Accent 6" w:semiHidden="0" w:uiPriority="70" w:unhideWhenUsed="0"/>
+    <w:lsdException w:name="Colorful Shading Accent 6" w:semiHidden="0" w:uiPriority="71" w:unhideWhenUsed="0"/>
+    <w:lsdException w:name="Colorful List Accent 6" w:semiHidden="0" w:uiPriority="72" w:unhideWhenUsed="0"/>
+    <w:lsdException w:name="Colorful Grid Accent 6" w:semiHidden="0" w:uiPriority="73" w:unhideWhenUsed="0"/>
   </w:latentStyles>
-  <w:style w:type="paragraph" w:default="1" w:styleId="1">
+  <w:style w:type="paragraph" w:default="1" w:styleId="Normal">
     <w:name w:val="Normal"/>
     <w:qFormat/>
-    <w:uiPriority w:val="0"/>
     <w:pPr>
       <w:kinsoku w:val="0"/>
       <w:autoSpaceDE w:val="0"/>
@@ -10976,7 +10608,7 @@
       <w:textAlignment w:val="baseline"/>
     </w:pPr>
     <w:rPr>
-      <w:rFonts w:ascii="Arial" w:hAnsi="Arial" w:eastAsia="宋体" w:cs="Arial"/>
+      <w:rFonts w:ascii="Arial" w:eastAsia="宋体" w:hAnsi="Arial" w:cs="Arial"/>
       <w:snapToGrid w:val="0"/>
       <w:color w:val="000000"/>
       <w:kern w:val="0"/>
@@ -10985,12 +10617,11 @@
       <w:lang w:val="en-US" w:eastAsia="en-US" w:bidi="ar-SA"/>
     </w:rPr>
   </w:style>
-  <w:style w:type="paragraph" w:styleId="2">
+  <w:style w:type="paragraph" w:styleId="Heading1">
     <w:name w:val="heading 1"/>
-    <w:basedOn w:val="1"/>
-    <w:next w:val="1"/>
+    <w:basedOn w:val="Normal"/>
+    <w:next w:val="Normal"/>
     <w:qFormat/>
-    <w:uiPriority w:val="0"/>
     <w:pPr>
       <w:keepNext/>
       <w:keepLines/>
@@ -11008,13 +10639,12 @@
       <w:sz w:val="44"/>
     </w:rPr>
   </w:style>
-  <w:style w:type="paragraph" w:styleId="3">
+  <w:style w:type="paragraph" w:styleId="Heading2">
     <w:name w:val="heading 2"/>
-    <w:basedOn w:val="1"/>
-    <w:next w:val="1"/>
+    <w:basedOn w:val="Normal"/>
+    <w:next w:val="Normal"/>
     <w:unhideWhenUsed/>
     <w:qFormat/>
-    <w:uiPriority w:val="0"/>
     <w:pPr>
       <w:keepNext/>
       <w:keepLines/>
@@ -11027,19 +10657,18 @@
       <w:outlineLvl w:val="1"/>
     </w:pPr>
     <w:rPr>
-      <w:rFonts w:ascii="Arial" w:hAnsi="Arial" w:eastAsia="黑体"/>
+      <w:rFonts w:ascii="Arial" w:eastAsia="黑体" w:hAnsi="Arial"/>
       <w:b/>
       <w:sz w:val="32"/>
     </w:rPr>
   </w:style>
-  <w:style w:type="paragraph" w:styleId="4">
+  <w:style w:type="paragraph" w:styleId="Heading3">
     <w:name w:val="heading 3"/>
-    <w:basedOn w:val="1"/>
-    <w:next w:val="1"/>
+    <w:basedOn w:val="Normal"/>
+    <w:next w:val="Normal"/>
     <w:semiHidden/>
     <w:unhideWhenUsed/>
     <w:qFormat/>
-    <w:uiPriority w:val="0"/>
     <w:pPr>
       <w:keepNext/>
       <w:keepLines/>
@@ -11056,13 +10685,12 @@
       <w:sz w:val="32"/>
     </w:rPr>
   </w:style>
-  <w:style w:type="paragraph" w:styleId="5">
+  <w:style w:type="paragraph" w:styleId="Heading4">
     <w:name w:val="heading 4"/>
-    <w:basedOn w:val="1"/>
-    <w:next w:val="1"/>
+    <w:basedOn w:val="Normal"/>
+    <w:next w:val="Normal"/>
     <w:unhideWhenUsed/>
     <w:qFormat/>
-    <w:uiPriority w:val="0"/>
     <w:pPr>
       <w:keepNext/>
       <w:keepLines/>
@@ -11075,19 +10703,18 @@
       <w:outlineLvl w:val="3"/>
     </w:pPr>
     <w:rPr>
-      <w:rFonts w:ascii="Arial" w:hAnsi="Arial" w:eastAsia="黑体"/>
+      <w:rFonts w:ascii="Arial" w:eastAsia="黑体" w:hAnsi="Arial"/>
       <w:b/>
       <w:sz w:val="28"/>
     </w:rPr>
   </w:style>
-  <w:style w:type="paragraph" w:styleId="6">
+  <w:style w:type="paragraph" w:styleId="Heading5">
     <w:name w:val="heading 5"/>
-    <w:basedOn w:val="1"/>
-    <w:next w:val="1"/>
+    <w:basedOn w:val="Normal"/>
+    <w:next w:val="Normal"/>
     <w:semiHidden/>
     <w:unhideWhenUsed/>
     <w:qFormat/>
-    <w:uiPriority w:val="0"/>
     <w:pPr>
       <w:keepNext/>
       <w:keepLines/>
@@ -11104,14 +10731,13 @@
       <w:sz w:val="28"/>
     </w:rPr>
   </w:style>
-  <w:style w:type="paragraph" w:styleId="7">
+  <w:style w:type="paragraph" w:styleId="Heading6">
     <w:name w:val="heading 6"/>
-    <w:basedOn w:val="1"/>
-    <w:next w:val="1"/>
+    <w:basedOn w:val="Normal"/>
+    <w:next w:val="Normal"/>
     <w:semiHidden/>
     <w:unhideWhenUsed/>
     <w:qFormat/>
-    <w:uiPriority w:val="0"/>
     <w:pPr>
       <w:keepNext/>
       <w:keepLines/>
@@ -11124,19 +10750,18 @@
       <w:outlineLvl w:val="5"/>
     </w:pPr>
     <w:rPr>
-      <w:rFonts w:ascii="Arial" w:hAnsi="Arial" w:eastAsia="黑体"/>
+      <w:rFonts w:ascii="Arial" w:eastAsia="黑体" w:hAnsi="Arial"/>
       <w:b/>
       <w:sz w:val="24"/>
     </w:rPr>
   </w:style>
-  <w:style w:type="paragraph" w:styleId="8">
+  <w:style w:type="paragraph" w:styleId="Heading7">
     <w:name w:val="heading 7"/>
-    <w:basedOn w:val="1"/>
-    <w:next w:val="1"/>
+    <w:basedOn w:val="Normal"/>
+    <w:next w:val="Normal"/>
     <w:semiHidden/>
     <w:unhideWhenUsed/>
     <w:qFormat/>
-    <w:uiPriority w:val="0"/>
     <w:pPr>
       <w:keepNext/>
       <w:keepLines/>
@@ -11153,14 +10778,13 @@
       <w:sz w:val="24"/>
     </w:rPr>
   </w:style>
-  <w:style w:type="paragraph" w:styleId="9">
+  <w:style w:type="paragraph" w:styleId="Heading8">
     <w:name w:val="heading 8"/>
-    <w:basedOn w:val="1"/>
-    <w:next w:val="1"/>
+    <w:basedOn w:val="Normal"/>
+    <w:next w:val="Normal"/>
     <w:semiHidden/>
     <w:unhideWhenUsed/>
     <w:qFormat/>
-    <w:uiPriority w:val="0"/>
     <w:pPr>
       <w:keepNext/>
       <w:keepLines/>
@@ -11173,18 +10797,17 @@
       <w:outlineLvl w:val="7"/>
     </w:pPr>
     <w:rPr>
-      <w:rFonts w:ascii="Arial" w:hAnsi="Arial" w:eastAsia="黑体"/>
+      <w:rFonts w:ascii="Arial" w:eastAsia="黑体" w:hAnsi="Arial"/>
       <w:sz w:val="24"/>
     </w:rPr>
   </w:style>
-  <w:style w:type="paragraph" w:styleId="10">
+  <w:style w:type="paragraph" w:styleId="Heading9">
     <w:name w:val="heading 9"/>
-    <w:basedOn w:val="1"/>
-    <w:next w:val="1"/>
+    <w:basedOn w:val="Normal"/>
+    <w:next w:val="Normal"/>
     <w:semiHidden/>
     <w:unhideWhenUsed/>
     <w:qFormat/>
-    <w:uiPriority w:val="0"/>
     <w:pPr>
       <w:keepNext/>
       <w:keepLines/>
@@ -11197,21 +10820,19 @@
       <w:outlineLvl w:val="8"/>
     </w:pPr>
     <w:rPr>
-      <w:rFonts w:ascii="Arial" w:hAnsi="Arial" w:eastAsia="黑体"/>
+      <w:rFonts w:ascii="Arial" w:eastAsia="黑体" w:hAnsi="Arial"/>
       <w:sz w:val="21"/>
     </w:rPr>
   </w:style>
-  <w:style w:type="character" w:default="1" w:styleId="22">
+  <w:style w:type="character" w:default="1" w:styleId="DefaultParagraphFont">
     <w:name w:val="Default Paragraph Font"/>
     <w:semiHidden/>
     <w:qFormat/>
-    <w:uiPriority w:val="0"/>
   </w:style>
-  <w:style w:type="table" w:default="1" w:styleId="20">
+  <w:style w:type="table" w:default="1" w:styleId="TableNormal">
     <w:name w:val="Normal Table"/>
     <w:semiHidden/>
     <w:qFormat/>
-    <w:uiPriority w:val="0"/>
     <w:tblPr>
       <w:tblCellMar>
         <w:top w:w="0" w:type="dxa"/>
@@ -11221,43 +10842,39 @@
       </w:tblCellMar>
     </w:tblPr>
   </w:style>
-  <w:style w:type="paragraph" w:styleId="11">
+  <w:style w:type="paragraph" w:styleId="CommentText">
     <w:name w:val="annotation text"/>
-    <w:basedOn w:val="1"/>
+    <w:basedOn w:val="Normal"/>
     <w:qFormat/>
-    <w:uiPriority w:val="0"/>
     <w:pPr>
       <w:jc w:val="left"/>
     </w:pPr>
   </w:style>
-  <w:style w:type="paragraph" w:styleId="12">
+  <w:style w:type="paragraph" w:styleId="BodyText">
     <w:name w:val="Body Text"/>
-    <w:basedOn w:val="1"/>
+    <w:basedOn w:val="Normal"/>
     <w:semiHidden/>
     <w:qFormat/>
-    <w:uiPriority w:val="0"/>
     <w:rPr>
-      <w:rFonts w:ascii="Arial" w:hAnsi="Arial" w:eastAsia="Arial" w:cs="Arial"/>
+      <w:rFonts w:ascii="Arial" w:eastAsia="Arial" w:hAnsi="Arial" w:cs="Arial"/>
       <w:sz w:val="21"/>
       <w:szCs w:val="21"/>
       <w:lang w:val="en-US" w:eastAsia="en-US" w:bidi="ar-SA"/>
     </w:rPr>
   </w:style>
-  <w:style w:type="paragraph" w:styleId="13">
+  <w:style w:type="paragraph" w:styleId="TOC3">
     <w:name w:val="toc 3"/>
-    <w:basedOn w:val="1"/>
-    <w:next w:val="1"/>
+    <w:basedOn w:val="Normal"/>
+    <w:next w:val="Normal"/>
     <w:qFormat/>
-    <w:uiPriority w:val="0"/>
     <w:pPr>
       <w:ind w:left="840" w:leftChars="400"/>
     </w:pPr>
   </w:style>
-  <w:style w:type="paragraph" w:styleId="14">
+  <w:style w:type="paragraph" w:styleId="Footer">
     <w:name w:val="footer"/>
-    <w:basedOn w:val="1"/>
+    <w:basedOn w:val="Normal"/>
     <w:qFormat/>
-    <w:uiPriority w:val="0"/>
     <w:pPr>
       <w:tabs>
         <w:tab w:val="center" w:pos="4153"/>
@@ -11270,17 +10887,16 @@
       <w:sz w:val="18"/>
     </w:rPr>
   </w:style>
-  <w:style w:type="paragraph" w:styleId="15">
+  <w:style w:type="paragraph" w:styleId="Header">
     <w:name w:val="header"/>
-    <w:basedOn w:val="1"/>
+    <w:basedOn w:val="Normal"/>
     <w:qFormat/>
-    <w:uiPriority w:val="0"/>
     <w:pPr>
       <w:pBdr>
-        <w:top w:val="none" w:color="auto" w:sz="0" w:space="0"/>
-        <w:left w:val="none" w:color="auto" w:sz="0" w:space="0"/>
-        <w:bottom w:val="none" w:color="auto" w:sz="0" w:space="0"/>
-        <w:right w:val="none" w:color="auto" w:sz="0" w:space="0"/>
+        <w:top w:val="nil"/>
+        <w:left w:val="nil"/>
+        <w:bottom w:val="nil"/>
+        <w:right w:val="nil"/>
       </w:pBdr>
       <w:tabs>
         <w:tab w:val="center" w:pos="4153"/>
@@ -11295,41 +10911,37 @@
       <w:sz w:val="18"/>
     </w:rPr>
   </w:style>
-  <w:style w:type="paragraph" w:styleId="16">
+  <w:style w:type="paragraph" w:styleId="TOC1">
     <w:name w:val="toc 1"/>
-    <w:basedOn w:val="1"/>
-    <w:next w:val="1"/>
+    <w:basedOn w:val="Normal"/>
+    <w:next w:val="Normal"/>
     <w:qFormat/>
-    <w:uiPriority w:val="0"/>
     <w:rPr>
-      <w:rFonts w:ascii="Arial" w:hAnsi="Arial" w:eastAsia="Microsoft JhengHei"/>
+      <w:rFonts w:ascii="Arial" w:eastAsia="Microsoft JhengHei" w:hAnsi="Arial"/>
       <w:sz w:val="24"/>
     </w:rPr>
   </w:style>
-  <w:style w:type="paragraph" w:styleId="17">
+  <w:style w:type="paragraph" w:styleId="TOC2">
     <w:name w:val="toc 2"/>
-    <w:basedOn w:val="1"/>
-    <w:next w:val="1"/>
+    <w:basedOn w:val="Normal"/>
+    <w:next w:val="Normal"/>
     <w:qFormat/>
-    <w:uiPriority w:val="0"/>
     <w:pPr>
       <w:ind w:left="420" w:leftChars="200"/>
     </w:pPr>
   </w:style>
-  <w:style w:type="paragraph" w:styleId="18">
+  <w:style w:type="paragraph" w:styleId="NormalWeb">
     <w:name w:val="Normal (Web)"/>
-    <w:basedOn w:val="1"/>
+    <w:basedOn w:val="Normal"/>
     <w:qFormat/>
-    <w:uiPriority w:val="0"/>
     <w:rPr>
       <w:sz w:val="24"/>
     </w:rPr>
   </w:style>
-  <w:style w:type="paragraph" w:styleId="19">
+  <w:style w:type="paragraph" w:styleId="Title">
     <w:name w:val="Title"/>
-    <w:basedOn w:val="1"/>
+    <w:basedOn w:val="Normal"/>
     <w:qFormat/>
-    <w:uiPriority w:val="0"/>
     <w:pPr>
       <w:spacing w:before="240" w:beforeLines="0" w:beforeAutospacing="0" w:after="60" w:afterLines="0" w:afterAutospacing="0"/>
       <w:jc w:val="center"/>
@@ -11341,73 +10953,68 @@
       <w:sz w:val="32"/>
     </w:rPr>
   </w:style>
-  <w:style w:type="table" w:styleId="21">
+  <w:style w:type="table" w:styleId="TableGrid">
     <w:name w:val="Table Grid"/>
-    <w:basedOn w:val="20"/>
+    <w:basedOn w:val="TableNormal"/>
     <w:qFormat/>
-    <w:uiPriority w:val="0"/>
     <w:pPr>
       <w:widowControl w:val="0"/>
       <w:jc w:val="both"/>
     </w:pPr>
     <w:tblPr>
       <w:tblBorders>
-        <w:top w:val="single" w:color="auto" w:sz="4" w:space="0"/>
-        <w:left w:val="single" w:color="auto" w:sz="4" w:space="0"/>
-        <w:bottom w:val="single" w:color="auto" w:sz="4" w:space="0"/>
-        <w:right w:val="single" w:color="auto" w:sz="4" w:space="0"/>
-        <w:insideH w:val="single" w:color="auto" w:sz="4" w:space="0"/>
-        <w:insideV w:val="single" w:color="auto" w:sz="4" w:space="0"/>
+        <w:top w:val="single" w:sz="4" w:space="0" w:color="auto"/>
+        <w:left w:val="single" w:sz="4" w:space="0" w:color="auto"/>
+        <w:bottom w:val="single" w:sz="4" w:space="0" w:color="auto"/>
+        <w:right w:val="single" w:sz="4" w:space="0" w:color="auto"/>
+        <w:insideH w:val="single" w:sz="4" w:space="0" w:color="auto"/>
+        <w:insideV w:val="single" w:sz="4" w:space="0" w:color="auto"/>
       </w:tblBorders>
     </w:tblPr>
   </w:style>
-  <w:style w:type="character" w:styleId="23">
+  <w:style w:type="character" w:styleId="Strong">
     <w:name w:val="Strong"/>
-    <w:basedOn w:val="22"/>
+    <w:basedOn w:val="DefaultParagraphFont"/>
     <w:qFormat/>
-    <w:uiPriority w:val="0"/>
     <w:rPr>
       <w:b/>
     </w:rPr>
   </w:style>
-  <w:style w:type="paragraph" w:customStyle="1" w:styleId="24">
+  <w:style w:type="paragraph" w:customStyle="1" w:styleId="a">
     <w:name w:val="柴_公司名"/>
-    <w:basedOn w:val="19"/>
+    <w:basedOn w:val="Title"/>
     <w:qFormat/>
-    <w:uiPriority w:val="0"/>
     <w:pPr>
       <w:spacing w:after="600" w:afterLines="600"/>
     </w:pPr>
     <w:rPr>
-      <w:rFonts w:hint="eastAsia" w:ascii="宋体" w:hAnsi="宋体" w:eastAsia="宋体" w:cs="宋体"/>
+      <w:rFonts w:ascii="宋体" w:eastAsia="宋体" w:hAnsi="宋体" w:cs="宋体" w:hint="eastAsia"/>
       <w:bCs/>
       <w:spacing w:val="-6"/>
       <w:sz w:val="52"/>
       <w:szCs w:val="52"/>
     </w:rPr>
   </w:style>
-  <w:style w:type="paragraph" w:customStyle="1" w:styleId="25">
+  <w:style w:type="paragraph" w:customStyle="1" w:styleId="a0">
     <w:name w:val="柴_文档名"/>
-    <w:basedOn w:val="19"/>
+    <w:basedOn w:val="Title"/>
     <w:qFormat/>
-    <w:uiPriority w:val="0"/>
     <w:pPr>
       <w:spacing w:after="900" w:afterLines="900"/>
     </w:pPr>
     <w:rPr>
-      <w:rFonts w:ascii="黑体" w:hAnsi="黑体" w:eastAsia="黑体" w:cs="黑体"/>
+      <w:rFonts w:ascii="黑体" w:eastAsia="黑体" w:hAnsi="黑体" w:cs="黑体"/>
       <w:bCs/>
       <w:spacing w:val="-7"/>
       <w:sz w:val="52"/>
       <w:szCs w:val="52"/>
     </w:rPr>
   </w:style>
-  <w:style w:type="table" w:customStyle="1" w:styleId="26">
+  <w:style w:type="table" w:customStyle="1" w:styleId="TableNormal0">
     <w:name w:val="Table Normal_0"/>
     <w:semiHidden/>
     <w:unhideWhenUsed/>
     <w:qFormat/>
-    <w:uiPriority w:val="0"/>
     <w:tblPr>
       <w:tblCellMar>
         <w:top w:w="0" w:type="dxa"/>
@@ -11417,87 +11024,81 @@
       </w:tblCellMar>
     </w:tblPr>
   </w:style>
-  <w:style w:type="paragraph" w:customStyle="1" w:styleId="27">
+  <w:style w:type="paragraph" w:customStyle="1" w:styleId="TableText">
     <w:name w:val="Table Text"/>
-    <w:basedOn w:val="1"/>
+    <w:basedOn w:val="Normal"/>
     <w:semiHidden/>
     <w:qFormat/>
-    <w:uiPriority w:val="0"/>
     <w:rPr>
-      <w:rFonts w:ascii="宋体" w:hAnsi="宋体" w:eastAsia="宋体" w:cs="宋体"/>
+      <w:rFonts w:ascii="宋体" w:eastAsia="宋体" w:hAnsi="宋体" w:cs="宋体"/>
       <w:sz w:val="21"/>
       <w:szCs w:val="21"/>
       <w:lang w:val="en-US" w:eastAsia="en-US" w:bidi="ar-SA"/>
     </w:rPr>
   </w:style>
-  <w:style w:type="paragraph" w:customStyle="1" w:styleId="28">
+  <w:style w:type="paragraph" w:customStyle="1" w:styleId="1">
     <w:name w:val="柴_标题1"/>
-    <w:basedOn w:val="2"/>
-    <w:next w:val="29"/>
-    <w:link w:val="38"/>
+    <w:basedOn w:val="Heading1"/>
+    <w:next w:val="a1"/>
+    <w:link w:val="1Char"/>
     <w:qFormat/>
-    <w:uiPriority w:val="0"/>
     <w:pPr>
       <w:spacing w:before="100" w:after="90" w:line="360" w:lineRule="auto"/>
     </w:pPr>
     <w:rPr>
-      <w:rFonts w:ascii="Arial" w:hAnsi="Arial" w:eastAsia="宋体"/>
+      <w:rFonts w:ascii="Arial" w:eastAsia="宋体" w:hAnsi="Arial"/>
       <w:sz w:val="32"/>
     </w:rPr>
   </w:style>
-  <w:style w:type="paragraph" w:customStyle="1" w:styleId="29">
+  <w:style w:type="paragraph" w:customStyle="1" w:styleId="a1">
     <w:name w:val="柴_正文"/>
-    <w:basedOn w:val="12"/>
-    <w:link w:val="42"/>
+    <w:basedOn w:val="BodyText"/>
+    <w:link w:val="Char"/>
     <w:qFormat/>
-    <w:uiPriority w:val="0"/>
     <w:pPr>
       <w:spacing w:line="360" w:lineRule="auto"/>
       <w:ind w:firstLine="470" w:firstLineChars="200"/>
     </w:pPr>
     <w:rPr>
-      <w:rFonts w:ascii="Arial" w:hAnsi="Arial" w:eastAsia="宋体"/>
+      <w:rFonts w:ascii="Arial" w:eastAsia="宋体" w:hAnsi="Arial"/>
       <w:sz w:val="24"/>
       <w:lang w:eastAsia="zh-CN"/>
     </w:rPr>
   </w:style>
-  <w:style w:type="paragraph" w:customStyle="1" w:styleId="30">
+  <w:style w:type="paragraph" w:customStyle="1" w:styleId="2">
     <w:name w:val="柴_标题2"/>
-    <w:basedOn w:val="3"/>
-    <w:next w:val="29"/>
+    <w:basedOn w:val="Heading2"/>
+    <w:next w:val="a1"/>
     <w:qFormat/>
-    <w:uiPriority w:val="0"/>
     <w:pPr>
       <w:spacing w:line="360" w:lineRule="auto"/>
     </w:pPr>
     <w:rPr>
-      <w:rFonts w:ascii="Arial" w:hAnsi="Arial" w:eastAsia="宋体"/>
+      <w:rFonts w:ascii="Arial" w:eastAsia="宋体" w:hAnsi="Arial"/>
       <w:sz w:val="28"/>
     </w:rPr>
   </w:style>
-  <w:style w:type="paragraph" w:customStyle="1" w:styleId="31">
+  <w:style w:type="paragraph" w:customStyle="1" w:styleId="3">
     <w:name w:val="柴_标题3"/>
-    <w:basedOn w:val="4"/>
-    <w:next w:val="29"/>
+    <w:basedOn w:val="Heading3"/>
+    <w:next w:val="a1"/>
     <w:qFormat/>
-    <w:uiPriority w:val="0"/>
     <w:pPr>
       <w:spacing w:line="360" w:lineRule="auto"/>
       <w:ind w:left="0" w:firstLine="472" w:firstLineChars="200"/>
     </w:pPr>
     <w:rPr>
-      <w:rFonts w:ascii="宋体" w:hAnsi="宋体" w:eastAsia="宋体" w:cs="宋体"/>
+      <w:rFonts w:ascii="宋体" w:eastAsia="宋体" w:hAnsi="宋体" w:cs="宋体"/>
       <w:spacing w:val="-2"/>
       <w:sz w:val="24"/>
       <w:szCs w:val="24"/>
     </w:rPr>
   </w:style>
-  <w:style w:type="paragraph" w:customStyle="1" w:styleId="32">
+  <w:style w:type="paragraph" w:customStyle="1" w:styleId="a2">
     <w:name w:val="柴_目录"/>
-    <w:basedOn w:val="1"/>
-    <w:next w:val="12"/>
+    <w:basedOn w:val="Normal"/>
+    <w:next w:val="BodyText"/>
     <w:qFormat/>
-    <w:uiPriority w:val="0"/>
     <w:pPr>
       <w:tabs>
         <w:tab w:val="right" w:leader="dot" w:pos="8442"/>
@@ -11505,64 +11106,59 @@
       <w:ind w:left="0" w:leftChars="0"/>
     </w:pPr>
     <w:rPr>
-      <w:rFonts w:ascii="Arial" w:hAnsi="Arial" w:eastAsia="Microsoft JhengHei"/>
+      <w:rFonts w:ascii="Arial" w:eastAsia="Microsoft JhengHei" w:hAnsi="Arial"/>
       <w:sz w:val="24"/>
     </w:rPr>
   </w:style>
-  <w:style w:type="paragraph" w:customStyle="1" w:styleId="33">
+  <w:style w:type="paragraph" w:customStyle="1" w:styleId="WPSOffice1">
     <w:name w:val="WPSOffice手动目录 1"/>
     <w:qFormat/>
-    <w:uiPriority w:val="0"/>
     <w:pPr>
       <w:ind w:leftChars="0"/>
     </w:pPr>
     <w:rPr>
-      <w:rFonts w:ascii="Times New Roman" w:hAnsi="Times New Roman" w:eastAsia="宋体" w:cs="Times New Roman"/>
+      <w:rFonts w:ascii="Times New Roman" w:eastAsia="宋体" w:hAnsi="Times New Roman" w:cs="Times New Roman"/>
       <w:sz w:val="20"/>
       <w:szCs w:val="20"/>
     </w:rPr>
   </w:style>
-  <w:style w:type="paragraph" w:customStyle="1" w:styleId="34">
+  <w:style w:type="paragraph" w:customStyle="1" w:styleId="WPSOffice2">
     <w:name w:val="WPSOffice手动目录 2"/>
     <w:qFormat/>
-    <w:uiPriority w:val="0"/>
     <w:pPr>
       <w:ind w:leftChars="200"/>
     </w:pPr>
     <w:rPr>
-      <w:rFonts w:ascii="Times New Roman" w:hAnsi="Times New Roman" w:eastAsia="宋体" w:cs="Times New Roman"/>
+      <w:rFonts w:ascii="Times New Roman" w:eastAsia="宋体" w:hAnsi="Times New Roman" w:cs="Times New Roman"/>
       <w:sz w:val="20"/>
       <w:szCs w:val="20"/>
     </w:rPr>
   </w:style>
-  <w:style w:type="paragraph" w:customStyle="1" w:styleId="35">
+  <w:style w:type="paragraph" w:customStyle="1" w:styleId="WPSOffice3">
     <w:name w:val="WPSOffice手动目录 3"/>
     <w:qFormat/>
-    <w:uiPriority w:val="0"/>
     <w:pPr>
       <w:ind w:leftChars="400"/>
     </w:pPr>
     <w:rPr>
-      <w:rFonts w:ascii="Times New Roman" w:hAnsi="Times New Roman" w:eastAsia="宋体" w:cs="Times New Roman"/>
+      <w:rFonts w:ascii="Times New Roman" w:eastAsia="宋体" w:hAnsi="Times New Roman" w:cs="Times New Roman"/>
       <w:sz w:val="20"/>
       <w:szCs w:val="20"/>
     </w:rPr>
   </w:style>
-  <w:style w:type="paragraph" w:customStyle="1" w:styleId="36">
+  <w:style w:type="paragraph" w:customStyle="1" w:styleId="Compact">
     <w:name w:val="Compact"/>
-    <w:basedOn w:val="12"/>
+    <w:basedOn w:val="BodyText"/>
     <w:qFormat/>
-    <w:uiPriority w:val="0"/>
     <w:pPr>
       <w:spacing w:before="36" w:after="36"/>
     </w:pPr>
   </w:style>
-  <w:style w:type="table" w:customStyle="1" w:styleId="37">
+  <w:style w:type="table" w:customStyle="1" w:styleId="Table">
     <w:name w:val="Table"/>
     <w:semiHidden/>
     <w:unhideWhenUsed/>
     <w:qFormat/>
-    <w:uiPriority w:val="0"/>
     <w:tblPr>
       <w:tblCellMar>
         <w:top w:w="0" w:type="dxa"/>
@@ -11574,28 +11170,26 @@
     <w:tblStylePr w:type="firstRow">
       <w:tcPr>
         <w:tcBorders>
-          <w:bottom w:val="single" w:color="auto" w:sz="0" w:space="0"/>
+          <w:bottom w:val="single" w:sz="0" w:space="0" w:color="auto"/>
         </w:tcBorders>
         <w:vAlign w:val="bottom"/>
       </w:tcPr>
     </w:tblStylePr>
   </w:style>
-  <w:style w:type="character" w:customStyle="1" w:styleId="38">
+  <w:style w:type="character" w:customStyle="1" w:styleId="1Char">
     <w:name w:val="柴_标题1 Char"/>
-    <w:link w:val="28"/>
+    <w:link w:val="1"/>
     <w:qFormat/>
-    <w:uiPriority w:val="0"/>
     <w:rPr>
-      <w:rFonts w:ascii="Arial" w:hAnsi="Arial" w:eastAsia="宋体"/>
+      <w:rFonts w:ascii="Arial" w:eastAsia="宋体" w:hAnsi="Arial"/>
       <w:sz w:val="32"/>
     </w:rPr>
   </w:style>
-  <w:style w:type="table" w:customStyle="1" w:styleId="39">
+  <w:style w:type="table" w:customStyle="1" w:styleId="TableNormal1">
     <w:name w:val="Table Normal_1"/>
     <w:semiHidden/>
     <w:unhideWhenUsed/>
     <w:qFormat/>
-    <w:uiPriority w:val="0"/>
     <w:tblPr>
       <w:tblCellMar>
         <w:top w:w="0" w:type="dxa"/>
@@ -11605,11 +11199,10 @@
       </w:tblCellMar>
     </w:tblPr>
   </w:style>
-  <w:style w:type="paragraph" w:customStyle="1" w:styleId="40">
+  <w:style w:type="paragraph" w:customStyle="1" w:styleId="a3">
     <w:name w:val="柴_正文_无缩进"/>
-    <w:basedOn w:val="1"/>
+    <w:basedOn w:val="Normal"/>
     <w:qFormat/>
-    <w:uiPriority w:val="0"/>
     <w:pPr>
       <w:ind w:firstLine="0" w:firstLineChars="0"/>
     </w:pPr>
@@ -11619,31 +11212,29 @@
       <w:lang w:eastAsia="zh-CN"/>
     </w:rPr>
   </w:style>
-  <w:style w:type="paragraph" w:customStyle="1" w:styleId="41">
+  <w:style w:type="paragraph" w:customStyle="1" w:styleId="4">
     <w:name w:val="柴_标题4"/>
-    <w:basedOn w:val="5"/>
-    <w:next w:val="1"/>
+    <w:basedOn w:val="Heading4"/>
+    <w:next w:val="Normal"/>
     <w:qFormat/>
-    <w:uiPriority w:val="0"/>
     <w:pPr>
       <w:widowControl w:val="0"/>
       <w:spacing w:before="160" w:line="360" w:lineRule="auto"/>
-      <w:ind w:left="981" w:leftChars="300" w:hanging="862"/>
+      <w:ind w:left="981" w:hanging="862" w:leftChars="300"/>
     </w:pPr>
     <w:rPr>
-      <w:rFonts w:hint="eastAsia" w:ascii="Calibri" w:hAnsi="Calibri" w:eastAsia="宋体" w:cs="宋体"/>
+      <w:rFonts w:ascii="Calibri" w:eastAsia="宋体" w:hAnsi="Calibri" w:cs="宋体" w:hint="eastAsia"/>
       <w:sz w:val="24"/>
       <w:szCs w:val="24"/>
       <w:lang w:eastAsia="zh-CN" w:bidi="zh-CN"/>
     </w:rPr>
   </w:style>
-  <w:style w:type="character" w:customStyle="1" w:styleId="42">
+  <w:style w:type="character" w:customStyle="1" w:styleId="Char">
     <w:name w:val="柴_正文 Char"/>
-    <w:link w:val="29"/>
+    <w:link w:val="a1"/>
     <w:qFormat/>
-    <w:uiPriority w:val="0"/>
     <w:rPr>
-      <w:rFonts w:ascii="Arial" w:hAnsi="Arial" w:eastAsia="宋体"/>
+      <w:rFonts w:ascii="Arial" w:eastAsia="宋体" w:hAnsi="Arial"/>
       <w:sz w:val="24"/>
       <w:lang w:eastAsia="zh-CN"/>
     </w:rPr>
